--- a/ProjectReport/IRS-PM-2026-08-17-AIS08FT-GRP-Group7-RoadGuard-Group-Report.docx
+++ b/ProjectReport/IRS-PM-2026-08-17-AIS08FT-GRP-Group7-RoadGuard-Group-Report.docx
@@ -228,8 +228,9 @@
       </w:r>
     </w:p>
     <w:p>
+      <w:pPr/>
       <w:r>
-        <w:t>The evaluation combines recorded visual-recognition experiments, twelve synthetic routing scenarios and integrated workflow tests. On a 377-image confirmation subset drawn from reused validation data, the selected image-type policy achieved 61.63% Precision and 61.99% Recall. Greedy-seeded search improved the lexicographic scheduling result in all 120 default-budget runs, with scenario-mean objective reductions of 0.73–3.62%. The released application passed 973 backend and 152 frontend tests. These results establish a functioning prototype and modest measured improvements, while leaving important limits: independent local-image validation, calibration of the 0.60 automatic-acceptance gate, operational service-time evidence and the proposed GPT/RAG assistant remain outstanding. The project demonstrates a traceable workflow from uncertain visual evidence to reviewable maintenance decisions and constrained crew plans.</w:t>
+        <w:t>Evaluation combines visual-recognition experiments, twelve routing scenarios and integrated workflow tests. Model and inference refinements improved recognition, but reliable damage typing and independent local validation remain unresolved. Greedy-seeded search improved the scheduling result in all 120 default-budget runs, with scenario-mean objective reductions of 0.73–3.62%. Workflow acceptance demonstrates a functioning inspection-to-completion prototype. The contribution is an integrated decision process with retained evidence, human correction and constrained crew planning; operational deployment requires calibrated acceptance rules, measured service assumptions and further field evaluation.</w:t>
       </w:r>
     </w:p>
     <w:p>
@@ -334,7 +335,7 @@
       </w:hyperlink>
       <w:r>
         <w:tab/>
-        <w:t>3</w:t>
+        <w:t>2</w:t>
       </w:r>
     </w:p>
     <w:p>
@@ -348,7 +349,7 @@
       </w:hyperlink>
       <w:r>
         <w:tab/>
-        <w:t>5</w:t>
+        <w:t>3</w:t>
       </w:r>
     </w:p>
     <w:p>
@@ -362,7 +363,7 @@
       </w:hyperlink>
       <w:r>
         <w:tab/>
-        <w:t>7</w:t>
+        <w:t>5</w:t>
       </w:r>
     </w:p>
     <w:p>
@@ -376,7 +377,7 @@
       </w:hyperlink>
       <w:r>
         <w:tab/>
-        <w:t>7</w:t>
+        <w:t>5</w:t>
       </w:r>
     </w:p>
     <w:p>
@@ -390,7 +391,7 @@
       </w:hyperlink>
       <w:r>
         <w:tab/>
-        <w:t>8</w:t>
+        <w:t>5</w:t>
       </w:r>
     </w:p>
     <w:p>
@@ -404,6 +405,20 @@
       </w:hyperlink>
       <w:r>
         <w:tab/>
+        <w:t>6</w:t>
+      </w:r>
+    </w:p>
+    <w:p>
+      <w:pPr>
+        <w:pStyle w:val="TOC2"/>
+      </w:pPr>
+      <w:hyperlink w:anchor="_RGI_12">
+        <w:r>
+          <w:t>3.4 Application of Intelligent Reasoning Techniques</w:t>
+        </w:r>
+      </w:hyperlink>
+      <w:r>
+        <w:tab/>
         <w:t>9</w:t>
       </w:r>
     </w:p>
@@ -411,9 +426,37 @@
       <w:pPr>
         <w:pStyle w:val="TOC2"/>
       </w:pPr>
-      <w:hyperlink w:anchor="_RGI_11">
+      <w:hyperlink w:anchor="_RGI_13">
         <w:r>
-          <w:t>3.4 Mobile Crew Operation</w:t>
+          <w:t>3.5 Team Contributions and Development Practice</w:t>
+        </w:r>
+      </w:hyperlink>
+      <w:r>
+        <w:tab/>
+        <w:t>9</w:t>
+      </w:r>
+    </w:p>
+    <w:p>
+      <w:pPr>
+        <w:pStyle w:val="TOC1"/>
+      </w:pPr>
+      <w:hyperlink w:anchor="_RGI_21">
+        <w:r>
+          <w:t>4 Evaluation Methodology</w:t>
+        </w:r>
+      </w:hyperlink>
+      <w:r>
+        <w:tab/>
+        <w:t>10</w:t>
+      </w:r>
+    </w:p>
+    <w:p>
+      <w:pPr>
+        <w:pStyle w:val="TOC1"/>
+      </w:pPr>
+      <w:hyperlink w:anchor="_RGI_22">
+        <w:r>
+          <w:t>5 Results and Discussion</w:t>
         </w:r>
       </w:hyperlink>
       <w:r>
@@ -425,37 +468,23 @@
       <w:pPr>
         <w:pStyle w:val="TOC2"/>
       </w:pPr>
-      <w:hyperlink w:anchor="_RGI_12">
+      <w:hyperlink w:anchor="_RGI_23">
         <w:r>
-          <w:t>3.5 Application of Intelligent Reasoning Techniques</w:t>
+          <w:t>5.1 Vision Performance and Error Analysis</w:t>
         </w:r>
       </w:hyperlink>
       <w:r>
         <w:tab/>
-        <w:t>12</w:t>
+        <w:t>11</w:t>
       </w:r>
     </w:p>
     <w:p>
       <w:pPr>
         <w:pStyle w:val="TOC2"/>
       </w:pPr>
-      <w:hyperlink w:anchor="_RGI_13">
+      <w:hyperlink w:anchor="_RGI_25">
         <w:r>
-          <w:t>3.6 Team Contributions and Development Practice</w:t>
-        </w:r>
-      </w:hyperlink>
-      <w:r>
-        <w:tab/>
-        <w:t>12</w:t>
-      </w:r>
-    </w:p>
-    <w:p>
-      <w:pPr>
-        <w:pStyle w:val="TOC1"/>
-      </w:pPr>
-      <w:hyperlink w:anchor="_RGI_14">
-        <w:r>
-          <w:t>4 Deployment and User Guide</w:t>
+          <w:t>5.2 Routing Performance</w:t>
         </w:r>
       </w:hyperlink>
       <w:r>
@@ -467,51 +496,9 @@
       <w:pPr>
         <w:pStyle w:val="TOC2"/>
       </w:pPr>
-      <w:hyperlink w:anchor="_RGI_15">
+      <w:hyperlink w:anchor="_RGI_26">
         <w:r>
-          <w:t>4.1 Environment and Dependencies</w:t>
-        </w:r>
-      </w:hyperlink>
-      <w:r>
-        <w:tab/>
-        <w:t>13</w:t>
-      </w:r>
-    </w:p>
-    <w:p>
-      <w:pPr>
-        <w:pStyle w:val="TOC2"/>
-      </w:pPr>
-      <w:hyperlink w:anchor="_RGI_16">
-        <w:r>
-          <w:t>4.2 Accounts and Local Configuration</w:t>
-        </w:r>
-      </w:hyperlink>
-      <w:r>
-        <w:tab/>
-        <w:t>13</w:t>
-      </w:r>
-    </w:p>
-    <w:p>
-      <w:pPr>
-        <w:pStyle w:val="TOC2"/>
-      </w:pPr>
-      <w:hyperlink w:anchor="_RGI_17">
-        <w:r>
-          <w:t>4.3 Starting the Application</w:t>
-        </w:r>
-      </w:hyperlink>
-      <w:r>
-        <w:tab/>
-        <w:t>13</w:t>
-      </w:r>
-    </w:p>
-    <w:p>
-      <w:pPr>
-        <w:pStyle w:val="TOC2"/>
-      </w:pPr>
-      <w:hyperlink w:anchor="_RGI_18">
-        <w:r>
-          <w:t>4.4 User Workflow</w:t>
+          <w:t>5.3 Integrated Workflow Verification</w:t>
         </w:r>
       </w:hyperlink>
       <w:r>
@@ -521,39 +508,39 @@
     </w:p>
     <w:p>
       <w:pPr>
-        <w:pStyle w:val="TOC2"/>
+        <w:pStyle w:val="TOC1"/>
       </w:pPr>
-      <w:hyperlink w:anchor="_RGI_19">
+      <w:hyperlink w:anchor="_RGI_27">
         <w:r>
-          <w:t>4.5 API Testing and Troubleshooting</w:t>
+          <w:t>6 Conclusions and Future Work</w:t>
         </w:r>
       </w:hyperlink>
       <w:r>
         <w:tab/>
-        <w:t>15</w:t>
+        <w:t>16</w:t>
       </w:r>
     </w:p>
     <w:p>
       <w:pPr>
         <w:pStyle w:val="TOC2"/>
       </w:pPr>
-      <w:hyperlink w:anchor="_RGI_20">
+      <w:hyperlink w:anchor="_RGI_28">
         <w:r>
-          <w:t>4.6 Optional Travel Time Provider</w:t>
+          <w:t>6.1 Conclusions and Limitations</w:t>
         </w:r>
       </w:hyperlink>
       <w:r>
         <w:tab/>
-        <w:t>15</w:t>
+        <w:t>16</w:t>
       </w:r>
     </w:p>
     <w:p>
       <w:pPr>
-        <w:pStyle w:val="TOC1"/>
+        <w:pStyle w:val="TOC2"/>
       </w:pPr>
-      <w:hyperlink w:anchor="_RGI_21">
+      <w:hyperlink w:anchor="_RGI_29">
         <w:r>
-          <w:t>5 Evaluation Methodology</w:t>
+          <w:t>6.2 Future Work</w:t>
         </w:r>
       </w:hyperlink>
       <w:r>
@@ -565,9 +552,9 @@
       <w:pPr>
         <w:pStyle w:val="TOC1"/>
       </w:pPr>
-      <w:hyperlink w:anchor="_RGI_22">
+      <w:hyperlink w:anchor="_RGI_14">
         <w:r>
-          <w:t>6 Results and Discussion</w:t>
+          <w:t>Appendix A Installation and User Guide</w:t>
         </w:r>
       </w:hyperlink>
       <w:r>
@@ -579,9 +566,9 @@
       <w:pPr>
         <w:pStyle w:val="TOC2"/>
       </w:pPr>
-      <w:hyperlink w:anchor="_RGI_23">
+      <w:hyperlink w:anchor="_RGI_15">
         <w:r>
-          <w:t>6.1 Vision Performance</w:t>
+          <w:t>A.1 Environment and Dependencies</w:t>
         </w:r>
       </w:hyperlink>
       <w:r>
@@ -593,9 +580,37 @@
       <w:pPr>
         <w:pStyle w:val="TOC2"/>
       </w:pPr>
-      <w:hyperlink w:anchor="_RGI_24">
+      <w:hyperlink w:anchor="_RGI_16">
         <w:r>
-          <w:t>6.2 Class Imbalance and Acceptance Risk</w:t>
+          <w:t>A.2 Accounts and Local Configuration</w:t>
+        </w:r>
+      </w:hyperlink>
+      <w:r>
+        <w:tab/>
+        <w:t>17</w:t>
+      </w:r>
+    </w:p>
+    <w:p>
+      <w:pPr>
+        <w:pStyle w:val="TOC2"/>
+      </w:pPr>
+      <w:hyperlink w:anchor="_RGI_17">
+        <w:r>
+          <w:t>A.3 Starting the Application</w:t>
+        </w:r>
+      </w:hyperlink>
+      <w:r>
+        <w:tab/>
+        <w:t>17</w:t>
+      </w:r>
+    </w:p>
+    <w:p>
+      <w:pPr>
+        <w:pStyle w:val="TOC2"/>
+      </w:pPr>
+      <w:hyperlink w:anchor="_RGI_18">
+        <w:r>
+          <w:t>A.4 User Workflow</w:t>
         </w:r>
       </w:hyperlink>
       <w:r>
@@ -607,9 +622,9 @@
       <w:pPr>
         <w:pStyle w:val="TOC2"/>
       </w:pPr>
-      <w:hyperlink w:anchor="_RGI_25">
+      <w:hyperlink w:anchor="_RGI_19">
         <w:r>
-          <w:t>6.3 Routing Performance</w:t>
+          <w:t>A.5 API Testing and Troubleshooting</w:t>
         </w:r>
       </w:hyperlink>
       <w:r>
@@ -621,70 +636,42 @@
       <w:pPr>
         <w:pStyle w:val="TOC2"/>
       </w:pPr>
-      <w:hyperlink w:anchor="_RGI_26">
+      <w:hyperlink w:anchor="_RGI_20">
         <w:r>
-          <w:t>6.4 Integrated Workflow Verification</w:t>
+          <w:t>A.6 Optional Travel Time Provider</w:t>
         </w:r>
       </w:hyperlink>
       <w:r>
         <w:tab/>
-        <w:t>22</w:t>
+        <w:t>19</w:t>
       </w:r>
     </w:p>
     <w:p>
       <w:pPr>
         <w:pStyle w:val="TOC1"/>
       </w:pPr>
-      <w:hyperlink w:anchor="_RGI_27">
+      <w:hyperlink w:anchor="appendix_b_proposal">
         <w:r>
-          <w:t>7 Conclusions and Future Work</w:t>
+          <w:t>Appendix B Submitted Project Proposal</w:t>
         </w:r>
       </w:hyperlink>
       <w:r>
         <w:tab/>
-        <w:t>24</w:t>
+        <w:t>20</w:t>
       </w:r>
     </w:p>
     <w:p>
       <w:pPr>
-        <w:pStyle w:val="TOC2"/>
+        <w:pStyle w:val="TOC1"/>
       </w:pPr>
-      <w:hyperlink w:anchor="_RGI_28">
+      <w:hyperlink w:anchor="appendix_c_mapping">
         <w:r>
-          <w:t>7.1 Main Findings and Limitations</w:t>
+          <w:t>Appendix C Course Functionality Mapping</w:t>
         </w:r>
       </w:hyperlink>
       <w:r>
         <w:tab/>
-        <w:t>24</w:t>
-      </w:r>
-    </w:p>
-    <w:p>
-      <w:pPr>
-        <w:pStyle w:val="TOC2"/>
-      </w:pPr>
-      <w:hyperlink w:anchor="_RGI_29">
-        <w:r>
-          <w:t>7.2 Future Work</w:t>
-        </w:r>
-      </w:hyperlink>
-      <w:r>
-        <w:tab/>
-        <w:t>24</w:t>
-      </w:r>
-    </w:p>
-    <w:p>
-      <w:pPr>
-        <w:pStyle w:val="TOC2"/>
-      </w:pPr>
-      <w:hyperlink w:anchor="_RGI_30">
-        <w:r>
-          <w:t>7.3 Conclusion</w:t>
-        </w:r>
-      </w:hyperlink>
-      <w:r>
-        <w:tab/>
-        <w:t>24</w:t>
+        <w:t>33</w:t>
       </w:r>
       <w:r>
         <w:fldChar w:fldCharType="end"/>
@@ -726,27 +713,21 @@
       <w:bookmarkEnd w:id="2002"/>
     </w:p>
     <w:p>
-      <w:pPr>
-        <w:jc w:val="both"/>
-      </w:pPr>
+      <w:pPr/>
       <w:r>
-        <w:t>RoadGuard investigates how a road-maintenance department could convert photographic observations into auditable repair tasks and coordinated crew schedules. The operational problem spans several decisions: identifying a visible defect, deciding whether the observation is sufficiently reliable, assigning a repair priority, and distributing accepted work across available crews. An isolated detector cannot perform this complete process because a predicted label does not establish road ownership, repair duration, resource availability, or operational urgency.</w:t>
+        <w:t>RoadGuard addresses the handoff between road inspection and maintenance scheduling. A photographic observation must be interpreted, reviewed when uncertain, assigned a repair priority and allocated to an available crew. Detection alone does not establish road eligibility, service time or operational urgency.</w:t>
       </w:r>
     </w:p>
     <w:p>
-      <w:pPr>
-        <w:jc w:val="both"/>
-      </w:pPr>
+      <w:pPr/>
       <w:r>
-        <w:t>Singapore’s Land Transport Authority describes manual road inspections and reporting as labour-intensive, with variation arising from inspectors’ judgement and experience. Its published account of AI-assisted inspection and GeoFormSG also identifies the effort of transferring location coordinates between applications. This provides a relevant local motivation and an existing-practice comparison. RoadGuard is an educational prototype within this landscape; it does not claim deployment by LTA or equivalence to LTA’s systems.</w:t>
+        <w:t>Singapore’s Land Transport Authority describes manual inspection and reporting as labour-intensive and affected by inspectors’ judgement. Its published account of AI-assisted inspection and GeoFormSG also identifies the effort of transferring location coordinates between applications. This provides a local problem context and an existing-practice comparator; RoadGuard has no integration with LTA.</w:t>
       </w:r>
     </w:p>
     <w:p>
-      <w:pPr>
-        <w:jc w:val="both"/>
-      </w:pPr>
+      <w:pPr/>
       <w:r>
-        <w:t>The intended users are inspectors who submit images and locations, dispatchers who review evidence and allocate work, and crews who consult assigned tasks and record completion. The proposed value is a shorter and more traceable path from observation to scheduling: retained evidence supports correction, explicit rules make priorities inspectable, and comparative route plans make allocation choices visible. These are design objectives. No field study, labour-cost model, customer interviews, or measured financial savings establish commercial benefit. A future pilot would need to measure review effort, erroneous automatic acceptance, planning quality, and task completion against an agreed operational baseline.</w:t>
+        <w:t>The project aims to connect inspectors, dispatchers and crews through one traceable workflow. Inspectors submit evidence, dispatchers correct and prioritise observations, and crews consult assigned work and record completion. The intended value is less repeated data handling and clearer allocation decisions. These benefits require later user and operational evaluation; they are not measured financial savings.</w:t>
       </w:r>
     </w:p>
     <w:p>
@@ -762,589 +743,17 @@
       <w:bookmarkEnd w:id="2003"/>
     </w:p>
     <w:p>
-      <w:pPr>
-        <w:jc w:val="both"/>
-      </w:pPr>
+      <w:pPr/>
       <w:r>
-        <w:t>Image-based road-damage recognition offers a practical basis for collecting repeatable observations. Arya et al. describe RDD2022 as a multinational benchmark containing 47,420 images from six countries and four damage families. Its geographic breadth supports research on heterogeneous imagery, but it does not establish performance in Singapore. RoadGuard uses the separately published RDD2022ES derivative, whose eight-category dictionary must be distinguished from the original dataset. Neither source provides RoadGuard’s repair priorities or service-time estimates.</w:t>
+        <w:t>Arya et al.’s RDD2022 benchmark contains 47,420 images from six countries and four damage families. RoadGuard uses the separately published eight-class RDD2022ES derivative, which offers training material but no evidence of Singapore performance or repair priorities. Redmon et al.’s YOLO work provides the methodological basis for joint box and class prediction; the implemented detector is the later Ultralytics YOLO11, selected through project experiments.</w:t>
       </w:r>
     </w:p>
     <w:p>
-      <w:pPr>
-        <w:jc w:val="both"/>
-      </w:pPr>
+      <w:pPr/>
       <w:r>
-        <w:t>Redmon et al. formulate object detection as joint prediction of bounding boxes and class probabilities. This supports retaining location and category evidence for human review. RoadGuard uses a later Ultralytics YOLO11 model with an eight-class project checkpoint; its official documentation describes training, validation and inference. The original paper provides methodological context, while project experiments establish the suitability of the selected checkpoint.</w:t>
+        <w:t>For scheduling, Vidal’s hybrid genetic-search research illustrates the value of evolutionary search and local improvement in capacitated routing. RoadGuard uses a smaller custom GA, not Vidal’s HGS or SWAP* method. A deterministic Greedy baseline supports transparent comparison. The contribution is the combination of learned perception, editable rules, human correction and evaluated crew planning, rather than a new detector architecture or search algorithm. Compared with an inspection-only tool, this connects accepted evidence to repair allocation and completion.</w:t>
       </w:r>
     </w:p>
-    <w:p>
-      <w:pPr>
-        <w:jc w:val="both"/>
-      </w:pPr>
-      <w:r>
-        <w:t>Vehicle routing adds a distinct combinatorial problem after acceptance. Vidal’s hybrid genetic-search study demonstrates how evolutionary search and local neighbourhood improvement can address capacitated routing. RoadGuard implements a smaller custom genetic algorithm suited to its teaching scenario; it does not implement Vidal’s HGS or SWAP* method. A deterministic greedy method provides an interpretable comparator, while the GA searches alternative task assignments and visit orders.</w:t>
-      </w:r>
-    </w:p>
-    <w:p>
-      <w:pPr>
-        <w:jc w:val="both"/>
-      </w:pPr>
-      <w:r>
-        <w:t>The hybrid design combines learned visual perception, inspectable rules, human review and resource optimisation. Each addresses a different uncertainty or constraint. Rules can be edited without retraining the detector, and routing operates on accepted tasks. The contribution is an integrated, versioned workflow with comparative evaluation and recoverable human correction, rather than a new detector architecture or optimisation algorithm.</w:t>
-      </w:r>
-    </w:p>
-    <w:p>
-      <w:pPr>
-        <w:pStyle w:val="ReportCaption"/>
-        <w:keepNext/>
-        <w:jc w:val="left"/>
-      </w:pPr>
-      <w:r>
-        <w:rPr>
-          <w:b/>
-        </w:rPr>
-        <w:t xml:space="preserve">Table 1. </w:t>
-      </w:r>
-      <w:r>
-        <w:t>Positioning of RoadGuard</w:t>
-      </w:r>
-    </w:p>
-    <w:tbl>
-      <w:tblPr>
-        <w:tblW w:type="auto" w:w="0"/>
-        <w:tblLayout w:type="fixed"/>
-        <w:tblLook w:firstColumn="1" w:firstRow="1" w:lastColumn="0" w:lastRow="0" w:noHBand="0" w:noVBand="1" w:val="04A0"/>
-      </w:tblPr>
-      <w:tblGrid>
-        <w:gridCol w:w="2654"/>
-        <w:gridCol w:w="3353"/>
-        <w:gridCol w:w="3353"/>
-      </w:tblGrid>
-      <w:tr>
-        <w:trPr>
-          <w:cantSplit/>
-          <w:tblHeader/>
-        </w:trPr>
-        <w:tc>
-          <w:tcPr>
-            <w:tcW w:type="dxa" w:w="2654"/>
-            <w:vAlign w:val="center"/>
-            <w:tcBorders>
-              <w:top w:val="single" w:sz="4" w:color="D9D9D9"/>
-              <w:left w:val="single" w:sz="4" w:color="D9D9D9"/>
-              <w:bottom w:val="single" w:sz="4" w:color="D9D9D9"/>
-              <w:right w:val="single" w:sz="4" w:color="D9D9D9"/>
-            </w:tcBorders>
-            <w:tcMar>
-              <w:top w:w="75" w:type="dxa"/>
-              <w:bottom w:w="75" w:type="dxa"/>
-              <w:left w:w="90" w:type="dxa"/>
-              <w:right w:w="90" w:type="dxa"/>
-            </w:tcMar>
-            <w:shd w:fill="EAEAEA"/>
-          </w:tcPr>
-          <w:p>
-            <w:pPr>
-              <w:spacing w:after="40" w:line="264" w:lineRule="auto"/>
-              <w:jc w:val="left"/>
-            </w:pPr>
-            <w:r>
-              <w:rPr>
-                <w:rFonts w:ascii="Times New Roman" w:hAnsi="Times New Roman"/>
-                <w:b/>
-                <w:color w:val="000000"/>
-                <w:sz w:val="21"/>
-              </w:rPr>
-              <w:t>Approach</w:t>
-            </w:r>
-          </w:p>
-        </w:tc>
-        <w:tc>
-          <w:tcPr>
-            <w:tcW w:type="dxa" w:w="3353"/>
-            <w:vAlign w:val="center"/>
-            <w:tcBorders>
-              <w:top w:val="single" w:sz="4" w:color="D9D9D9"/>
-              <w:left w:val="single" w:sz="4" w:color="D9D9D9"/>
-              <w:bottom w:val="single" w:sz="4" w:color="D9D9D9"/>
-              <w:right w:val="single" w:sz="4" w:color="D9D9D9"/>
-            </w:tcBorders>
-            <w:tcMar>
-              <w:top w:w="75" w:type="dxa"/>
-              <w:bottom w:w="75" w:type="dxa"/>
-              <w:left w:w="90" w:type="dxa"/>
-              <w:right w:w="90" w:type="dxa"/>
-            </w:tcMar>
-            <w:shd w:fill="EAEAEA"/>
-          </w:tcPr>
-          <w:p>
-            <w:pPr>
-              <w:spacing w:after="40" w:line="264" w:lineRule="auto"/>
-              <w:jc w:val="left"/>
-            </w:pPr>
-            <w:r>
-              <w:rPr>
-                <w:rFonts w:ascii="Times New Roman" w:hAnsi="Times New Roman"/>
-                <w:b/>
-                <w:color w:val="000000"/>
-                <w:sz w:val="21"/>
-              </w:rPr>
-              <w:t>Contribution to the problem</w:t>
-            </w:r>
-          </w:p>
-        </w:tc>
-        <w:tc>
-          <w:tcPr>
-            <w:tcW w:type="dxa" w:w="3353"/>
-            <w:vAlign w:val="center"/>
-            <w:tcBorders>
-              <w:top w:val="single" w:sz="4" w:color="D9D9D9"/>
-              <w:left w:val="single" w:sz="4" w:color="D9D9D9"/>
-              <w:bottom w:val="single" w:sz="4" w:color="D9D9D9"/>
-              <w:right w:val="single" w:sz="4" w:color="D9D9D9"/>
-            </w:tcBorders>
-            <w:tcMar>
-              <w:top w:w="75" w:type="dxa"/>
-              <w:bottom w:w="75" w:type="dxa"/>
-              <w:left w:w="90" w:type="dxa"/>
-              <w:right w:w="90" w:type="dxa"/>
-            </w:tcMar>
-            <w:shd w:fill="EAEAEA"/>
-          </w:tcPr>
-          <w:p>
-            <w:pPr>
-              <w:spacing w:after="40" w:line="264" w:lineRule="auto"/>
-              <w:jc w:val="left"/>
-            </w:pPr>
-            <w:r>
-              <w:rPr>
-                <w:rFonts w:ascii="Times New Roman" w:hAnsi="Times New Roman"/>
-                <w:b/>
-                <w:color w:val="000000"/>
-                <w:sz w:val="21"/>
-              </w:rPr>
-              <w:t>Boundary of this project</w:t>
-            </w:r>
-          </w:p>
-        </w:tc>
-      </w:tr>
-      <w:tr>
-        <w:trPr>
-          <w:cantSplit/>
-        </w:trPr>
-        <w:tc>
-          <w:tcPr>
-            <w:tcW w:type="dxa" w:w="2654"/>
-            <w:vAlign w:val="center"/>
-            <w:tcBorders>
-              <w:top w:val="single" w:sz="4" w:color="D9D9D9"/>
-              <w:left w:val="single" w:sz="4" w:color="D9D9D9"/>
-              <w:bottom w:val="single" w:sz="4" w:color="D9D9D9"/>
-              <w:right w:val="single" w:sz="4" w:color="D9D9D9"/>
-            </w:tcBorders>
-            <w:tcMar>
-              <w:top w:w="75" w:type="dxa"/>
-              <w:bottom w:w="75" w:type="dxa"/>
-              <w:left w:w="90" w:type="dxa"/>
-              <w:right w:w="90" w:type="dxa"/>
-            </w:tcMar>
-          </w:tcPr>
-          <w:p>
-            <w:pPr>
-              <w:spacing w:after="40" w:line="264" w:lineRule="auto"/>
-              <w:jc w:val="left"/>
-            </w:pPr>
-            <w:r>
-              <w:rPr>
-                <w:rFonts w:ascii="Times New Roman" w:hAnsi="Times New Roman"/>
-                <w:b w:val="0"/>
-                <w:color w:val="000000"/>
-                <w:sz w:val="21"/>
-              </w:rPr>
-              <w:t>LTA AI and geotagged inspection</w:t>
-            </w:r>
-          </w:p>
-        </w:tc>
-        <w:tc>
-          <w:tcPr>
-            <w:tcW w:type="dxa" w:w="3353"/>
-            <w:vAlign w:val="center"/>
-            <w:tcBorders>
-              <w:top w:val="single" w:sz="4" w:color="D9D9D9"/>
-              <w:left w:val="single" w:sz="4" w:color="D9D9D9"/>
-              <w:bottom w:val="single" w:sz="4" w:color="D9D9D9"/>
-              <w:right w:val="single" w:sz="4" w:color="D9D9D9"/>
-            </w:tcBorders>
-            <w:tcMar>
-              <w:top w:w="75" w:type="dxa"/>
-              <w:bottom w:w="75" w:type="dxa"/>
-              <w:left w:w="90" w:type="dxa"/>
-              <w:right w:w="90" w:type="dxa"/>
-            </w:tcMar>
-          </w:tcPr>
-          <w:p>
-            <w:pPr>
-              <w:spacing w:after="40" w:line="264" w:lineRule="auto"/>
-              <w:jc w:val="left"/>
-            </w:pPr>
-            <w:r>
-              <w:rPr>
-                <w:rFonts w:ascii="Times New Roman" w:hAnsi="Times New Roman"/>
-                <w:b w:val="0"/>
-                <w:color w:val="000000"/>
-                <w:sz w:val="21"/>
-              </w:rPr>
-              <w:t>Existing local inspection and reporting practice</w:t>
-            </w:r>
-          </w:p>
-        </w:tc>
-        <w:tc>
-          <w:tcPr>
-            <w:tcW w:type="dxa" w:w="3353"/>
-            <w:vAlign w:val="center"/>
-            <w:tcBorders>
-              <w:top w:val="single" w:sz="4" w:color="D9D9D9"/>
-              <w:left w:val="single" w:sz="4" w:color="D9D9D9"/>
-              <w:bottom w:val="single" w:sz="4" w:color="D9D9D9"/>
-              <w:right w:val="single" w:sz="4" w:color="D9D9D9"/>
-            </w:tcBorders>
-            <w:tcMar>
-              <w:top w:w="75" w:type="dxa"/>
-              <w:bottom w:w="75" w:type="dxa"/>
-              <w:left w:w="90" w:type="dxa"/>
-              <w:right w:w="90" w:type="dxa"/>
-            </w:tcMar>
-          </w:tcPr>
-          <w:p>
-            <w:pPr>
-              <w:spacing w:after="40" w:line="264" w:lineRule="auto"/>
-              <w:jc w:val="left"/>
-            </w:pPr>
-            <w:r>
-              <w:rPr>
-                <w:rFonts w:ascii="Times New Roman" w:hAnsi="Times New Roman"/>
-                <w:b w:val="0"/>
-                <w:color w:val="000000"/>
-                <w:sz w:val="21"/>
-              </w:rPr>
-              <w:t>Contextual comparator; no integration with LTA</w:t>
-            </w:r>
-          </w:p>
-        </w:tc>
-      </w:tr>
-      <w:tr>
-        <w:trPr>
-          <w:cantSplit/>
-        </w:trPr>
-        <w:tc>
-          <w:tcPr>
-            <w:tcW w:type="dxa" w:w="2654"/>
-            <w:vAlign w:val="center"/>
-            <w:tcBorders>
-              <w:top w:val="single" w:sz="4" w:color="D9D9D9"/>
-              <w:left w:val="single" w:sz="4" w:color="D9D9D9"/>
-              <w:bottom w:val="single" w:sz="4" w:color="D9D9D9"/>
-              <w:right w:val="single" w:sz="4" w:color="D9D9D9"/>
-            </w:tcBorders>
-            <w:tcMar>
-              <w:top w:w="75" w:type="dxa"/>
-              <w:bottom w:w="75" w:type="dxa"/>
-              <w:left w:w="90" w:type="dxa"/>
-              <w:right w:w="90" w:type="dxa"/>
-            </w:tcMar>
-          </w:tcPr>
-          <w:p>
-            <w:pPr>
-              <w:spacing w:after="40" w:line="264" w:lineRule="auto"/>
-              <w:jc w:val="left"/>
-            </w:pPr>
-            <w:r>
-              <w:rPr>
-                <w:rFonts w:ascii="Times New Roman" w:hAnsi="Times New Roman"/>
-                <w:b w:val="0"/>
-                <w:color w:val="000000"/>
-                <w:sz w:val="21"/>
-              </w:rPr>
-              <w:t>YOLO road damage detection</w:t>
-            </w:r>
-          </w:p>
-        </w:tc>
-        <w:tc>
-          <w:tcPr>
-            <w:tcW w:type="dxa" w:w="3353"/>
-            <w:vAlign w:val="center"/>
-            <w:tcBorders>
-              <w:top w:val="single" w:sz="4" w:color="D9D9D9"/>
-              <w:left w:val="single" w:sz="4" w:color="D9D9D9"/>
-              <w:bottom w:val="single" w:sz="4" w:color="D9D9D9"/>
-              <w:right w:val="single" w:sz="4" w:color="D9D9D9"/>
-            </w:tcBorders>
-            <w:tcMar>
-              <w:top w:w="75" w:type="dxa"/>
-              <w:bottom w:w="75" w:type="dxa"/>
-              <w:left w:w="90" w:type="dxa"/>
-              <w:right w:w="90" w:type="dxa"/>
-            </w:tcMar>
-          </w:tcPr>
-          <w:p>
-            <w:pPr>
-              <w:spacing w:after="40" w:line="264" w:lineRule="auto"/>
-              <w:jc w:val="left"/>
-            </w:pPr>
-            <w:r>
-              <w:rPr>
-                <w:rFonts w:ascii="Times New Roman" w:hAnsi="Times New Roman"/>
-                <w:b w:val="0"/>
-                <w:color w:val="000000"/>
-                <w:sz w:val="21"/>
-              </w:rPr>
-              <w:t>Image classification and localisation</w:t>
-            </w:r>
-          </w:p>
-        </w:tc>
-        <w:tc>
-          <w:tcPr>
-            <w:tcW w:type="dxa" w:w="3353"/>
-            <w:vAlign w:val="center"/>
-            <w:tcBorders>
-              <w:top w:val="single" w:sz="4" w:color="D9D9D9"/>
-              <w:left w:val="single" w:sz="4" w:color="D9D9D9"/>
-              <w:bottom w:val="single" w:sz="4" w:color="D9D9D9"/>
-              <w:right w:val="single" w:sz="4" w:color="D9D9D9"/>
-            </w:tcBorders>
-            <w:tcMar>
-              <w:top w:w="75" w:type="dxa"/>
-              <w:bottom w:w="75" w:type="dxa"/>
-              <w:left w:w="90" w:type="dxa"/>
-              <w:right w:w="90" w:type="dxa"/>
-            </w:tcMar>
-          </w:tcPr>
-          <w:p>
-            <w:pPr>
-              <w:spacing w:after="40" w:line="264" w:lineRule="auto"/>
-              <w:jc w:val="left"/>
-            </w:pPr>
-            <w:r>
-              <w:rPr>
-                <w:rFonts w:ascii="Times New Roman" w:hAnsi="Times New Roman"/>
-                <w:b w:val="0"/>
-                <w:color w:val="000000"/>
-                <w:sz w:val="21"/>
-              </w:rPr>
-              <w:t>Detection alone does not determine repair logistics</w:t>
-            </w:r>
-          </w:p>
-        </w:tc>
-      </w:tr>
-      <w:tr>
-        <w:trPr>
-          <w:cantSplit/>
-        </w:trPr>
-        <w:tc>
-          <w:tcPr>
-            <w:tcW w:type="dxa" w:w="2654"/>
-            <w:vAlign w:val="center"/>
-            <w:tcBorders>
-              <w:top w:val="single" w:sz="4" w:color="D9D9D9"/>
-              <w:left w:val="single" w:sz="4" w:color="D9D9D9"/>
-              <w:bottom w:val="single" w:sz="4" w:color="D9D9D9"/>
-              <w:right w:val="single" w:sz="4" w:color="D9D9D9"/>
-            </w:tcBorders>
-            <w:tcMar>
-              <w:top w:w="75" w:type="dxa"/>
-              <w:bottom w:w="75" w:type="dxa"/>
-              <w:left w:w="90" w:type="dxa"/>
-              <w:right w:w="90" w:type="dxa"/>
-            </w:tcMar>
-          </w:tcPr>
-          <w:p>
-            <w:pPr>
-              <w:spacing w:after="40" w:line="264" w:lineRule="auto"/>
-              <w:jc w:val="left"/>
-            </w:pPr>
-            <w:r>
-              <w:rPr>
-                <w:rFonts w:ascii="Times New Roman" w:hAnsi="Times New Roman"/>
-                <w:b w:val="0"/>
-                <w:color w:val="000000"/>
-                <w:sz w:val="21"/>
-              </w:rPr>
-              <w:t>Evolutionary routing</w:t>
-            </w:r>
-          </w:p>
-        </w:tc>
-        <w:tc>
-          <w:tcPr>
-            <w:tcW w:type="dxa" w:w="3353"/>
-            <w:vAlign w:val="center"/>
-            <w:tcBorders>
-              <w:top w:val="single" w:sz="4" w:color="D9D9D9"/>
-              <w:left w:val="single" w:sz="4" w:color="D9D9D9"/>
-              <w:bottom w:val="single" w:sz="4" w:color="D9D9D9"/>
-              <w:right w:val="single" w:sz="4" w:color="D9D9D9"/>
-            </w:tcBorders>
-            <w:tcMar>
-              <w:top w:w="75" w:type="dxa"/>
-              <w:bottom w:w="75" w:type="dxa"/>
-              <w:left w:w="90" w:type="dxa"/>
-              <w:right w:w="90" w:type="dxa"/>
-            </w:tcMar>
-          </w:tcPr>
-          <w:p>
-            <w:pPr>
-              <w:spacing w:after="40" w:line="264" w:lineRule="auto"/>
-              <w:jc w:val="left"/>
-            </w:pPr>
-            <w:r>
-              <w:rPr>
-                <w:rFonts w:ascii="Times New Roman" w:hAnsi="Times New Roman"/>
-                <w:b w:val="0"/>
-                <w:color w:val="000000"/>
-                <w:sz w:val="21"/>
-              </w:rPr>
-              <w:t>Search over allocation and visit order</w:t>
-            </w:r>
-          </w:p>
-        </w:tc>
-        <w:tc>
-          <w:tcPr>
-            <w:tcW w:type="dxa" w:w="3353"/>
-            <w:vAlign w:val="center"/>
-            <w:tcBorders>
-              <w:top w:val="single" w:sz="4" w:color="D9D9D9"/>
-              <w:left w:val="single" w:sz="4" w:color="D9D9D9"/>
-              <w:bottom w:val="single" w:sz="4" w:color="D9D9D9"/>
-              <w:right w:val="single" w:sz="4" w:color="D9D9D9"/>
-            </w:tcBorders>
-            <w:tcMar>
-              <w:top w:w="75" w:type="dxa"/>
-              <w:bottom w:w="75" w:type="dxa"/>
-              <w:left w:w="90" w:type="dxa"/>
-              <w:right w:w="90" w:type="dxa"/>
-            </w:tcMar>
-          </w:tcPr>
-          <w:p>
-            <w:pPr>
-              <w:spacing w:after="40" w:line="264" w:lineRule="auto"/>
-              <w:jc w:val="left"/>
-            </w:pPr>
-            <w:r>
-              <w:rPr>
-                <w:rFonts w:ascii="Times New Roman" w:hAnsi="Times New Roman"/>
-                <w:b w:val="0"/>
-                <w:color w:val="000000"/>
-                <w:sz w:val="21"/>
-              </w:rPr>
-              <w:t>RoadGuard uses a small custom GA, not HGS</w:t>
-            </w:r>
-          </w:p>
-        </w:tc>
-      </w:tr>
-      <w:tr>
-        <w:trPr>
-          <w:cantSplit/>
-        </w:trPr>
-        <w:tc>
-          <w:tcPr>
-            <w:tcW w:type="dxa" w:w="2654"/>
-            <w:vAlign w:val="center"/>
-            <w:tcBorders>
-              <w:top w:val="single" w:sz="4" w:color="D9D9D9"/>
-              <w:left w:val="single" w:sz="4" w:color="D9D9D9"/>
-              <w:bottom w:val="single" w:sz="4" w:color="D9D9D9"/>
-              <w:right w:val="single" w:sz="4" w:color="D9D9D9"/>
-            </w:tcBorders>
-            <w:tcMar>
-              <w:top w:w="75" w:type="dxa"/>
-              <w:bottom w:w="75" w:type="dxa"/>
-              <w:left w:w="90" w:type="dxa"/>
-              <w:right w:w="90" w:type="dxa"/>
-            </w:tcMar>
-          </w:tcPr>
-          <w:p>
-            <w:pPr>
-              <w:spacing w:after="40" w:line="264" w:lineRule="auto"/>
-              <w:jc w:val="left"/>
-            </w:pPr>
-            <w:r>
-              <w:rPr>
-                <w:rFonts w:ascii="Times New Roman" w:hAnsi="Times New Roman"/>
-                <w:b w:val="0"/>
-                <w:color w:val="000000"/>
-                <w:sz w:val="21"/>
-              </w:rPr>
-              <w:t>RoadGuard hybrid workflow</w:t>
-            </w:r>
-          </w:p>
-        </w:tc>
-        <w:tc>
-          <w:tcPr>
-            <w:tcW w:type="dxa" w:w="3353"/>
-            <w:vAlign w:val="center"/>
-            <w:tcBorders>
-              <w:top w:val="single" w:sz="4" w:color="D9D9D9"/>
-              <w:left w:val="single" w:sz="4" w:color="D9D9D9"/>
-              <w:bottom w:val="single" w:sz="4" w:color="D9D9D9"/>
-              <w:right w:val="single" w:sz="4" w:color="D9D9D9"/>
-            </w:tcBorders>
-            <w:tcMar>
-              <w:top w:w="75" w:type="dxa"/>
-              <w:bottom w:w="75" w:type="dxa"/>
-              <w:left w:w="90" w:type="dxa"/>
-              <w:right w:w="90" w:type="dxa"/>
-            </w:tcMar>
-          </w:tcPr>
-          <w:p>
-            <w:pPr>
-              <w:spacing w:after="40" w:line="264" w:lineRule="auto"/>
-              <w:jc w:val="left"/>
-            </w:pPr>
-            <w:r>
-              <w:rPr>
-                <w:rFonts w:ascii="Times New Roman" w:hAnsi="Times New Roman"/>
-                <w:b w:val="0"/>
-                <w:color w:val="000000"/>
-                <w:sz w:val="21"/>
-              </w:rPr>
-              <w:t>Connects evidence, review, rules and schedules</w:t>
-            </w:r>
-          </w:p>
-        </w:tc>
-        <w:tc>
-          <w:tcPr>
-            <w:tcW w:type="dxa" w:w="3353"/>
-            <w:vAlign w:val="center"/>
-            <w:tcBorders>
-              <w:top w:val="single" w:sz="4" w:color="D9D9D9"/>
-              <w:left w:val="single" w:sz="4" w:color="D9D9D9"/>
-              <w:bottom w:val="single" w:sz="4" w:color="D9D9D9"/>
-              <w:right w:val="single" w:sz="4" w:color="D9D9D9"/>
-            </w:tcBorders>
-            <w:tcMar>
-              <w:top w:w="75" w:type="dxa"/>
-              <w:bottom w:w="75" w:type="dxa"/>
-              <w:left w:w="90" w:type="dxa"/>
-              <w:right w:w="90" w:type="dxa"/>
-            </w:tcMar>
-          </w:tcPr>
-          <w:p>
-            <w:pPr>
-              <w:spacing w:after="40" w:line="264" w:lineRule="auto"/>
-              <w:jc w:val="left"/>
-            </w:pPr>
-            <w:r>
-              <w:rPr>
-                <w:rFonts w:ascii="Times New Roman" w:hAnsi="Times New Roman"/>
-                <w:b w:val="0"/>
-                <w:color w:val="000000"/>
-                <w:sz w:val="21"/>
-              </w:rPr>
-              <w:t>Prototype integration; no new model architecture</w:t>
-            </w:r>
-          </w:p>
-        </w:tc>
-      </w:tr>
-    </w:tbl>
     <w:p>
       <w:pPr>
         <w:pStyle w:val="Heading2"/>
@@ -1358,43 +767,24 @@
       <w:bookmarkEnd w:id="2004"/>
     </w:p>
     <w:p>
-      <w:pPr>
-        <w:jc w:val="both"/>
-      </w:pPr>
+      <w:pPr/>
       <w:r>
-        <w:t>The study models one fictional maintenance department serving Jurong East and Jurong West within frozen URA Master Plan 2025 boundaries. Four crews share a simulated dispatch origin at NUS-ISS. This is a scenario definition and does not describe an actual NUS-ISS maintenance operation. Tasks concern eligible public motor roads; expressway mainlines and ramps, and private or restricted internal roads, are excluded. The backend checks the geographic boundary, while road type is declared by the submitting user rather than independently verified.</w:t>
+        <w:t>The scenario models one maintenance department with four crews serving eligible public motor roads in Jurong East and Jurong West within frozen URA Master Plan 2025 boundaries. A shared simulated origin is located at NUS-ISS. Expressway mainlines and ramps, and private or restricted internal roads, are excluded. The backend checks the geographic boundary; road type is user-declared. This does not describe an actual NUS-ISS maintenance operation.</w:t>
       </w:r>
     </w:p>
     <w:p>
-      <w:pPr>
-        <w:jc w:val="both"/>
-      </w:pPr>
+      <w:pPr/>
       <w:r>
-        <w:t>The delivered flow covers single-image submission, local visual inference, automatic acceptance or manual review, rule-based task creation, task maintenance, four-crew planning, comparative route display, and role-specific crew completion. Each inspection exposes at most one primary detection, although raw evidence is retained. No detection creates no task; a primary detection below the configured 0.60 confidence gate requires review. This gate is a project policy, not a calibrated probability of correctness.</w:t>
-      </w:r>
-    </w:p>
-    <w:p>
-      <w:pPr>
-        <w:jc w:val="both"/>
-      </w:pPr>
-      <w:r>
-        <w:t>Course-simulation rules assign P3, P2, and P1 tasks estimated service times of 60, 120, and 240 minutes respectively. The routing configuration currently demonstrates a 480-minute shift and return to the depot, while the shared project configuration retains these policy decisions as unresolved. These values must therefore remain labelled demonstration assumptions. The GPT/RAG assistant remains planned: prepared knowledge files and an assistant placeholder do not constitute working retrieval or generation.</w:t>
+        <w:t>The delivered workflow covers one primary detection per image, confidence-based acceptance or review, rule-based tasks, explicit route recalculation, comparative schedules and crew completion. Table 1 distinguishes the submitted proposal, reproduced in Appendix B, from the delivered scope. Geographic restriction and four crews follow presentation feedback; the other differences are implementation decisions or incomplete scope.</w:t>
       </w:r>
     </w:p>
     <w:p>
       <w:pPr>
         <w:pStyle w:val="ReportCaption"/>
         <w:keepNext/>
-        <w:jc w:val="left"/>
       </w:pPr>
       <w:r>
-        <w:rPr>
-          <w:b/>
-        </w:rPr>
-        <w:t xml:space="preserve">Table 2. </w:t>
-      </w:r>
-      <w:r>
-        <w:t>Changes from the original project plan</w:t>
+        <w:t>Table 1. Changes from the original project plan</w:t>
       </w:r>
     </w:p>
     <w:tbl>
@@ -2248,10 +1638,9 @@
     <w:p>
       <w:pPr>
         <w:spacing w:before="120"/>
-        <w:jc w:val="both"/>
       </w:pPr>
       <w:r>
-        <w:t>The geographical and crew changes follow presentation feedback. The other differences record implementation decisions or incomplete scope, rather than retrospectively changing the submitted proposal. Explicit recalculation preserves dispatcher control and exposes stale results, but does not satisfy the original automatic-recalculation behaviour. No route-assistant or real-user productivity result is claimed.</w:t>
+        <w:t>The routing examples use a 480-minute shift and return to the depot, while the shared project configuration still treats those policies as unresolved. They remain demonstration assumptions. The planned GPT/RAG service and its confirmed-change workflow have not been implemented; prepared knowledge and an interface placeholder are not evaluated assistant functionality.</w:t>
       </w:r>
     </w:p>
     <w:p>
@@ -2267,51 +1656,24 @@
       <w:bookmarkEnd w:id="2005"/>
     </w:p>
     <w:p>
-      <w:pPr>
-        <w:jc w:val="both"/>
-      </w:pPr>
+      <w:pPr/>
       <w:r>
-        <w:t>The visual pipeline pins Juuso’s RDD2022ES version 1, preserves a shared eight-class dictionary, and records file hashes and preparation decisions. The categories distinguish longitudinal and transverse cracks, their wide variants, alligator cracking and its sunken variant, and potholes and their deep variant. These visual qualifiers are categorical annotations; they do not establish measured crack width, depth, or structural condition. The project audit also records conflicting publisher licence statements, which remain unresolved for any prospective commercial reuse.</w:t>
+        <w:t>The visual pipeline pins Juuso’s RDD2022ES version 1 and its eight-class dictionary. Images are decoded and annotation coordinates and class IDs checked; missing-label and uncertain orientation groups are quarantined. File hashes and exclusion manifests preserve preparation decisions. The publisher’s conflicting licence statements remain unresolved for prospective commercial reuse.</w:t>
       </w:r>
     </w:p>
     <w:p>
-      <w:pPr>
-        <w:jc w:val="both"/>
-      </w:pPr>
+      <w:pPr/>
       <w:r>
-        <w:t>Preparation addresses both malformed inputs and evaluation leakage. Images are decoded, normalized annotation coordinates and category identifiers are checked, and known missing-label and uncertain EXIF-orientation groups are quarantined without inventing labels. Original images and supplied mirrors are grouped before splitting; exact-content and conservative perceptual similarity checks connect additional related samples. Country-stratified group allocation uses seed 42 and approximately 70/15/15 proportions. Training includes source mirrors, whereas validation and test evaluation use originals only. This reduces known duplication leakage but cannot establish independence of adjacent scenes without camera-sequence or geographic metadata.</w:t>
-      </w:r>
-    </w:p>
-    <w:p>
-      <w:pPr>
-        <w:jc w:val="both"/>
-      </w:pPr>
-      <w:r>
-        <w:t>The resulting training, validation, and test sets contain 17,916, 1,921, and 1,918 images respectively. Only the historical YOLO11n 10-epoch baseline has recorded test-set evaluation; later checkpoint and policy selection reused validation. Their manifests separate image counts, independent groups, and annotated boxes, and preserve exclusions for reproducibility. These are foreign-source research images, not Jurong field observations. Synthetic Jurong task coordinates are a separate scheduling input and cannot identify where a source photograph was captured.</w:t>
-      </w:r>
-    </w:p>
-    <w:p>
-      <w:pPr>
-        <w:jc w:val="both"/>
-      </w:pPr>
-      <w:r>
-        <w:t>Operational knowledge is represented separately from learned model weights. Versioned rules encode the category-to-priority mapping, service minutes, and explanatory reasons. A source-hashed knowledge package records the study scope, label meanings, demonstration rules, workflow, assistant boundaries, and pending decisions. Its review is repository-consistency checking rather than engineering-expert approval. The package is useful preparation for later grounded explanations, but ingestion, retrieval, and answer evaluation are still outstanding.</w:t>
+        <w:t>Originals and mirrors are grouped before splitting, with exact and conservative perceptual similarity checks linking additional related images. Country-stratified allocation uses seed 42 and approximately 70/15/15 proportions. Training includes mirrors; validation and test use originals only. This limits known duplicate leakage but cannot establish independence of adjacent scenes without sequence or location metadata.</w:t>
       </w:r>
     </w:p>
     <w:p>
       <w:pPr>
         <w:pStyle w:val="ReportCaption"/>
         <w:keepNext/>
-        <w:jc w:val="left"/>
       </w:pPr>
       <w:r>
-        <w:rPr>
-          <w:b/>
-        </w:rPr>
-        <w:t xml:space="preserve">Table 3. </w:t>
-      </w:r>
-      <w:r>
-        <w:t>Prepared visual-data partitions</w:t>
+        <w:t>Table 2. Prepared visual-data partitions</w:t>
       </w:r>
     </w:p>
     <w:tbl>
@@ -3016,19 +2378,25 @@
     </w:tbl>
     <w:p>
       <w:pPr>
+        <w:spacing w:before="120"/>
+      </w:pPr>
+      <w:r>
+        <w:t>Only the historical YOLO11n 10-epoch baseline has a recorded test-set evaluation. Subsequent model and policy selection reused validation data. These are foreign-source research photographs; synthetic Jurong task coordinates are separate scheduling inputs and do not establish where a photograph was captured.</w:t>
+      </w:r>
+    </w:p>
+    <w:p>
+      <w:pPr/>
+      <w:r>
+        <w:t>Versioned business rules encode severity, priority, service minutes and explanations. A source-hashed knowledge package records scope, label meanings, rules and workflow. It was checked against repository content, not approved by engineering experts. The visual qualifiers “wide”, “sunken” and “deep” are categorical labels, not measurements of width, depth or structural condition.</w:t>
+      </w:r>
+    </w:p>
+    <w:p>
+      <w:pPr>
         <w:pStyle w:val="ReportCaption"/>
         <w:keepNext/>
-        <w:spacing w:before="160"/>
-        <w:jc w:val="left"/>
       </w:pPr>
       <w:r>
-        <w:rPr>
-          <w:b/>
-        </w:rPr>
-        <w:t xml:space="preserve">Table 4. </w:t>
-      </w:r>
-      <w:r>
-        <w:t>Damage classes and demonstration rules</w:t>
+        <w:t>Table 3. Damage classes and demonstration rules</w:t>
       </w:r>
     </w:p>
     <w:tbl>
@@ -4285,10 +3653,9 @@
     <w:p>
       <w:pPr>
         <w:spacing w:before="120"/>
-        <w:jc w:val="both"/>
       </w:pPr>
       <w:r>
-        <w:t>The eight visual labels supply rule inputs; they are not engineering measurements. Confidence affects acceptance, not severity or repair time. A high-confidence incorrect label can still create an incorrect task. Original images, training checkpoints and runtime data remain outside GitHub; the approved deployment checkpoint is a specific exception.</w:t>
+        <w:t>Confidence governs acceptance, while the selected label determines the rule outcome. A confident incorrect label can therefore create an incorrect task. Service times are project assumptions, not measured construction standards.</w:t>
       </w:r>
     </w:p>
     <w:p>
@@ -4316,43 +3683,9 @@
       <w:bookmarkEnd w:id="2007"/>
     </w:p>
     <w:p>
-      <w:pPr>
-        <w:jc w:val="both"/>
-      </w:pPr>
+      <w:pPr/>
       <w:r>
-        <w:t>RoadGuard uses a React client, a shared FastAPI application, SQLite persistence, and a locally loaded YOLO checkpoint. The API delegates work to separate vision, rule, inspection, task-query, crew, and planning services. This separation gives the frontend one authoritative business state and allows model evidence, policy decisions, and schedules to be inspected independently. The intended architectural sequence is image and location → detection → confidence gate or review → versioned task → planning snapshot → Greedy/GA schedules → dispatcher and crew views.</w:t>
-      </w:r>
-    </w:p>
-    <w:p>
-      <w:pPr>
-        <w:jc w:val="both"/>
-      </w:pPr>
-      <w:r>
-        <w:t>At ingestion, model provenance is checked against a local manifest, weight hash, and the eight-class schema. The workflow preserves raw evidence, the selected detection, rule version, and review history. Corrections reapply the inspection’s frozen rule policy, preventing a later configuration edit from silently changing an older decision. Idempotent requests avoid duplicate tasks after retries. Real model inference and demonstration business assumptions are separately identified, so a real prediction does not imply a validated repair policy.</w:t>
-      </w:r>
-    </w:p>
-    <w:p>
-      <w:pPr>
-        <w:jc w:val="both"/>
-      </w:pPr>
-      <w:r>
-        <w:t>Planning reads active tasks and crew availability within a consistent input revision. Both algorithms receive the same tasks, travel matrix, service durations, and constraints. The greedy baseline repeatedly selects the earliest available crew and a feasible task by priority followed by travel time. The GA encodes a task permutation and a crew-owner vector. Tournament selection, order-preserving crossover, crew reassignment, swap, reversal, relocation, and elitism explore alternatives; evaluation caching avoids repeated scoring. Search stops at its generation or stagnation limit.</w:t>
-      </w:r>
-    </w:p>
-    <w:p>
-      <w:pPr>
-        <w:jc w:val="both"/>
-      </w:pPr>
-      <w:r>
-        <w:t>The shared evaluator ranks candidates lexicographically by unassigned P1, P2, and P3 counts, then by an objective combining makespan, total travel, workload standard deviation, and priority-weighted completion time. The demonstration weights are 1.0, 0.2, 0.5, and 0.5 respectively. This discourages sacrificing urgent work merely to reduce travel. Infeasible tasks remain visible with reasons. Completion time includes service and depot travel, and lateness is undefined when task deadlines are absent.</w:t>
-      </w:r>
-    </w:p>
-    <w:p>
-      <w:pPr>
-        <w:jc w:val="both"/>
-      </w:pPr>
-      <w:r>
-        <w:t>Task or crew changes invalidate earlier planning inputs. Recalculation is explicit; a plan computed from a superseded revision is rejected before persistence. The current online GA starts from a population containing the Greedy solution; pure GA is retained as an unseeded experimental comparator. This difference is recorded because an online non-worsening safeguard is not independent evidence that the GA always outperforms the baseline.</w:t>
+        <w:t>A React client uses one FastAPI backend and shared SQLite database. Separate services handle vision, rules, inspections, tasks, crews and planning. YOLO supplies both class and location evidence for review; explicit rules keep policy changes separate from model training. GA addresses the discrete combination of task assignment and visit order, while Greedy provides an interpretable baseline and a dependable initial solution.</w:t>
       </w:r>
     </w:p>
     <w:p>
@@ -4433,27 +3766,27 @@
       <w:bookmarkEnd w:id="2008"/>
     </w:p>
     <w:p>
-      <w:pPr>
-        <w:jc w:val="both"/>
-      </w:pPr>
+      <w:pPr/>
       <w:r>
-        <w:t>The primary box is selected using the released area-quarter policy: confidence multiplied by the fourth root of its image-area fraction. The ranking score does not replace the raw confidence used by the 0.60 acceptance gate. A prediction first passes the inference filter of 0.20. No detection produces no task; a low-confidence primary result enters review; accepted or corrected evidence is processed by the frozen rules.</w:t>
+        <w:t>The backend checks the local model manifest, weight hash and eight-class schema. Inference filters candidates at confidence 0.20. The primary box is ranked by confidence multiplied by the fourth root of its image-area fraction; this score does not replace raw confidence. A primary confidence of at least 0.60 automatically creates one task, lower confidence requires review, and no detection creates no task. Raw evidence, the rule snapshot and review history are retained. Corrections use the frozen rules, and idempotent requests prevent duplicate tasks.</w:t>
       </w:r>
     </w:p>
     <w:p>
-      <w:pPr>
-        <w:jc w:val="both"/>
-      </w:pPr>
+      <w:pPr/>
       <w:r>
-        <w:t>Scheduling minimises the ordered tuple (unassigned P1 count, unassigned P2 count, unassigned P3 count, J). Here J = makespan + 0.2 × total travel + 0.5 × workload standard deviation + 0.5 × priority-weighted mean completion time. The last term is the sum of weighted task completion times divided by the sum of their priority weights, using P1/P2/P3 weights of 3/2/1. It is undefined as a lateness measure because the scenarios contain no deadlines.</w:t>
+        <w:t>Both planners read the same active tasks, crew availability, travel matrix and constraints from a consistent revision. Greedy selects the earliest available crew and a feasible task by priority, then travel time. The GA encodes a task permutation and crew-owner vector. Tournament selection, order-preserving crossover, reassignment, swap, reversal, relocation and elitism explore alternatives; evaluation caching avoids duplicate scoring. Online search includes the Greedy solution, whereas unseeded GA is retained for experimental comparison.</w:t>
       </w:r>
     </w:p>
     <w:p>
-      <w:pPr>
-        <w:jc w:val="both"/>
-      </w:pPr>
+      <w:pPr/>
       <w:r>
-        <w:t>A consistent snapshot is read before planning and its revision is checked again before saving. Completing a task removes it from subsequent active snapshots but preserves its history. Crew completion is authorised against the latest saved GA assignment within the same write transaction; a stale browser cannot complete a task that has been reassigned to another crew.</w:t>
+        <w:t>Candidates minimise the ordered tuple (unassigned P1 count, unassigned P2 count, unassigned P3 count, J), where J = makespan + 0.2 × total travel + 0.5 × workload standard deviation + 0.5 × priority-weighted mean completion time. The final term averages completion times using P1/P2/P3 weights of 3/2/1. Components use minutes; J is a weighted objective, not elapsed time or money. No task deadlines are supplied, so priority-weighted completion is not lateness.</w:t>
+      </w:r>
+    </w:p>
+    <w:p>
+      <w:pPr/>
+      <w:r>
+        <w:t>Task or crew changes mark old plans stale. The dispatcher explicitly recalculates, and a superseded input revision is rejected before a new plan is saved. Completion removes work from later active snapshots but preserves history. Crew completion checks the latest GA assignment and task version in the same transaction, preventing an outdated browser from completing another crew’s reassigned task.</w:t>
       </w:r>
     </w:p>
     <w:p>
@@ -4469,51 +3802,18 @@
       <w:bookmarkEnd w:id="2009"/>
     </w:p>
     <w:p>
-      <w:pPr>
-        <w:jc w:val="both"/>
-      </w:pPr>
+      <w:pPr/>
       <w:r>
-        <w:t>The implemented frontend supports image upload, inspection detail, manual review, task management, four-crew routes, algorithm comparison, and a crew workspace. Inspectors submit observations and access their own inspection records; dispatchers review tasks and control planning; crew accounts access assigned work and record completion. Backend authorization enforces these distinctions independently of navigation. The workflow therefore extends beyond a detector demonstration to an executable inspection-to-completion process.</w:t>
-      </w:r>
-    </w:p>
-    <w:p>
-      <w:pPr>
-        <w:jc w:val="both"/>
-      </w:pPr>
-      <w:r>
-        <w:t>Travel-time acquisition is abstracted behind simulated and Google Routes matrix providers. The simulated matrix uses geographic distance with explicit speed and detour assumptions. The Google provider handles road-network travel estimates, response validation, and caching; provider failure returns an error rather than silently substituting simulation. Historical Google-matrix experiments are distinct from the local browser integration acceptance, which explicitly used the simulated provider. Map links show stop order as schematic segments and do not constitute turn-by-turn road geometry.</w:t>
-      </w:r>
-    </w:p>
-    <w:p>
-      <w:pPr>
-        <w:jc w:val="both"/>
-      </w:pPr>
-      <w:r>
-        <w:t>The frontend displays source information, outdated-plan warnings, unavailable crews, and unassigned tasks. Comparative improvement figures require matched planning context and compatible assigned task sets, preventing a shorter route that omits work from appearing automatically superior. Local integration records demonstrate the main flow, including human correction of an incorrect visual prediction. This establishes functional connectivity and correction behaviour; recognition reliability, operational service assumptions, and field effectiveness require separate evidence.</w:t>
-      </w:r>
-    </w:p>
-    <w:p>
-      <w:pPr>
-        <w:jc w:val="both"/>
-      </w:pPr>
-      <w:r>
-        <w:t>Implementation also exposed a dependency interaction: loading the vision library replaced the image decoder used by later uploads, causing malformed input to produce a server error. The upload component now retains its validated decoder reference, and a regression case exercises the interaction. This illustrates why component tests alone were insufficient and why integration checks with the actual local model remain necessary.</w:t>
+        <w:t>The application supports uploads, inspection details, reviews, tasks, crew availability, route planning, algorithm comparison and a mobile crew workspace. Backend authorization enforces the role restrictions in Table 4 independently of visible navigation. Authentication uses hashed passwords and sessions, with CSRF checks for modifying requests.</w:t>
       </w:r>
     </w:p>
     <w:p>
       <w:pPr>
         <w:pStyle w:val="ReportCaption"/>
         <w:keepNext/>
-        <w:jc w:val="left"/>
       </w:pPr>
       <w:r>
-        <w:rPr>
-          <w:b/>
-        </w:rPr>
-        <w:t xml:space="preserve">Table 5. </w:t>
-      </w:r>
-      <w:r>
-        <w:t>Account roles and access restrictions</w:t>
+        <w:t>Table 4. Account roles and access restrictions</w:t>
       </w:r>
     </w:p>
     <w:tbl>
@@ -4951,10 +4251,15 @@
     <w:p>
       <w:pPr>
         <w:spacing w:before="120"/>
-        <w:jc w:val="both"/>
       </w:pPr>
       <w:r>
-        <w:t>Passwords are stored as scrypt hashes, sessions as hashed random tokens, and modifying requests require CSRF validation. These controls support the local prototype; they do not constitute a production-security certification. The frontend uses the backend as the source of truth and does not determine permissions by navigation alone.</w:t>
+        <w:t>Travel providers supply either simulated geographic-distance estimates or optional Google road-network estimates, with validation and caching. Provider failure returns an error rather than silently changing the source. Routes are shown as schematic segments, not turn-by-turn road geometry. The interface exposes stale plans, source information and unassigned reasons; percentage comparisons require matched context and compatible assigned task sets.</w:t>
+      </w:r>
+    </w:p>
+    <w:p>
+      <w:pPr/>
+      <w:r>
+        <w:t>Integration exposed a dependency interaction: loading the vision library replaced the image decoder used by later uploads, causing malformed input to return a server error. Retaining the validated decoder reference and adding a regression case resolved the failure. This demonstrates the need to exercise the actual model together with the upload workflow.</w:t>
       </w:r>
     </w:p>
     <w:p>
@@ -5023,23 +4328,9 @@
       </w:r>
     </w:p>
     <w:p>
-      <w:pPr>
-        <w:pStyle w:val="Heading2"/>
-        <w:pageBreakBefore w:val="0"/>
-        <w:jc w:val="left"/>
-      </w:pPr>
-      <w:bookmarkStart w:id="2010" w:name="_RGI_11"/>
+      <w:pPr/>
       <w:r>
-        <w:t>3.4 Mobile Crew Operation</w:t>
-      </w:r>
-      <w:bookmarkEnd w:id="2010"/>
-    </w:p>
-    <w:p>
-      <w:pPr>
-        <w:jc w:val="both"/>
-      </w:pPr>
-      <w:r>
-        <w:t>Mobile navigation retains account identity, sign-out and role restrictions. The crew workspace presents the assigned route, current task and completion confirmation. A crew is fixed by its server-side account; changing URL query parameters cannot grant another crew’s access. The recorded 360/390-pixel browser checks found no whole-page horizontal overflow.</w:t>
+        <w:t>On mobile, crew accounts retain sign-out and their fixed crew identity, view the current route and confirm task completion. URL changes cannot grant another crew’s access. Recorded 360/390-pixel browser checks found no whole-page horizontal overflow.</w:t>
       </w:r>
     </w:p>
     <w:p>
@@ -5115,14 +4406,14 @@
       </w:pPr>
       <w:bookmarkStart w:id="2011" w:name="_RGI_12"/>
       <w:r>
-        <w:t>3.5 Application of Intelligent Reasoning Techniques</w:t>
+        <w:t>3.4 Application of Intelligent Reasoning Techniques</w:t>
       </w:r>
       <w:bookmarkEnd w:id="2011"/>
     </w:p>
     <w:p>
       <w:pPr/>
       <w:r>
-        <w:t>RoadGuard applies three complementary technique groups. Machine Reasoning is represented by explicit business rules, confidence-based decisions and controlled task transitions. Reasoning Systems is represented by evolutionary search for four-crew allocation and visit sequencing, evaluated against a Greedy baseline. Cognitive Systems is represented by learned visual perception through the eight-class YOLO detector. The visual component supplies the cognitive capability independently of the unfinished language assistant. Storage and dashboard presentation support these methods but are not counted as separate knowledge-discovery techniques.</w:t>
+        <w:t>Learned visual perception supplies uncertain evidence; explicit rules determine the permitted business response; constrained search allocates accepted work. These complementary methods form the reasoning chain described in Sections 3.1 and 3.2. Appendix C maps the delivered functions to MR, RS and CGS, with implementation evidence, verification references and limitations.</w:t>
       </w:r>
     </w:p>
     <w:p>
@@ -5133,7 +4424,7 @@
       </w:pPr>
       <w:bookmarkStart w:id="2012" w:name="_RGI_13"/>
       <w:r>
-        <w:t>3.6 Team Contributions and Development Practice</w:t>
+        <w:t>3.5 Team Contributions and Development Practice</w:t>
       </w:r>
       <w:bookmarkEnd w:id="2012"/>
     </w:p>
@@ -5141,16 +4432,9 @@
       <w:pPr>
         <w:pStyle w:val="ReportCaption"/>
         <w:keepNext/>
-        <w:jc w:val="left"/>
       </w:pPr>
       <w:r>
-        <w:rPr>
-          <w:b/>
-        </w:rPr>
-        <w:t xml:space="preserve">Table 6. </w:t>
-      </w:r>
-      <w:r>
-        <w:t>Team responsibilities and completed contributions</w:t>
+        <w:t>Table 5. Team responsibilities and completed contributions</w:t>
       </w:r>
     </w:p>
     <w:tbl>
@@ -5532,13 +4816,7 @@
         <w:spacing w:before="120"/>
       </w:pPr>
       <w:r>
-        <w:t>Responsibilities were confirmed by the project coordinator and corroborated by repository history. Integration and squash commits can obscure original authorship, so commit counts are not used to measure individual effort or quality.</w:t>
-      </w:r>
-    </w:p>
-    <w:p>
-      <w:pPr/>
-      <w:r>
-        <w:t>AI agents assisted coding, debugging, testing, interface refinement and report drafting. The group supplied project decisions and directed acceptance. Report sections were cross-checked against saved experiments and implementation records; the reported measurements are recorded results rather than generated estimates.</w:t>
+        <w:t>Responsibilities were confirmed by the coordinator and corroborated by repository history; squash commits make raw commit counts unsuitable as measures of individual contribution.</w:t>
       </w:r>
     </w:p>
     <w:p>
@@ -5547,11 +4825,47 @@
         <w:pageBreakBefore/>
         <w:jc w:val="left"/>
       </w:pPr>
-      <w:bookmarkStart w:id="2013" w:name="_RGI_14"/>
+      <w:bookmarkStart w:id="2020" w:name="_RGI_21"/>
       <w:r>
-        <w:t>4 Deployment and User Guide</w:t>
+        <w:t>4 Evaluation Methodology</w:t>
       </w:r>
-      <w:bookmarkEnd w:id="2013"/>
+      <w:bookmarkEnd w:id="2020"/>
+    </w:p>
+    <w:p>
+      <w:pPr/>
+      <w:r>
+        <w:t>Evaluation separates recognition quality, scheduling quality and workflow correctness. The paired YOLO11n/YOLO11s experiments used COCO-pretrained initialisation, 30 epochs, 640-pixel inputs, batch 32, AdamW and seed 42. Subsequent YOLO11s fine-tuning used 40 additional epochs, 832-pixel inputs and batch 16. Multiple settings changed together, so the resulting gains cannot be attributed to one parameter.</w:t>
+      </w:r>
+    </w:p>
+    <w:p>
+      <w:pPr/>
+      <w:r>
+        <w:t>Precision is TP/(TP+FP), Recall is TP/(TP+FN), and F1 is their harmonic mean. Box evaluation requires the correct eight-class label and one-to-one IoU ≥0.5 matching. These micro counts differ from native class-averaged PR operating points and mAP. Single-subject evaluation instead requires the correct primary image label without a box-overlap condition; a wrong label counts as both FP and FN.</w:t>
+      </w:r>
+    </w:p>
+    <w:p>
+      <w:pPr/>
+      <w:r>
+        <w:t>The 1,230 zero/one-annotation images were split deterministically by source group into 853 calibration and 377 confirmation cases; 691 multi-object images were considered separately. Eighty policies were compared on calibration only. Both subsets came from previously used validation data, so confirmation is not an independent test. Macro F1 averages all eight classes, assigning zero to undefined class ratios, including the unsupported wide-transverse class in confirmation.</w:t>
+      </w:r>
+    </w:p>
+    <w:p>
+      <w:pPr/>
+      <w:r>
+        <w:t>Routing crossed 10/15/20 synthetic tasks with simulated/Google matrices and 480-minute/unlimited shifts, producing 12 four-crew scenarios. Each contains Greedy once, pure and Greedy-seeded GA with seeds 1–10, and 20 reference-budget runs with seeds 101–120: 492 runs in total. Default GA uses population 60, at most 300 generations, patience 80, crossover 0.9, mutation 0.3, tournament size 3 and two elites. Reference runs use population 150, at most 1,000 generations and patience 300, alternating pure and seeded initialisation. Inputs and the evaluator are identical within each scenario.</w:t>
+      </w:r>
+    </w:p>
+    <w:p>
+      <w:pPr>
+        <w:pStyle w:val="Heading1"/>
+        <w:pageBreakBefore/>
+        <w:jc w:val="left"/>
+      </w:pPr>
+      <w:bookmarkStart w:id="2021" w:name="_RGI_22"/>
+      <w:r>
+        <w:t>5 Results and Discussion</w:t>
+      </w:r>
+      <w:bookmarkEnd w:id="2021"/>
     </w:p>
     <w:p>
       <w:pPr>
@@ -5559,260 +4873,25 @@
         <w:pageBreakBefore w:val="0"/>
         <w:jc w:val="left"/>
       </w:pPr>
-      <w:bookmarkStart w:id="2014" w:name="_RGI_15"/>
+      <w:bookmarkStart w:id="2022" w:name="_RGI_23"/>
       <w:r>
-        <w:t>4.1 Environment and Dependencies</w:t>
+        <w:t>5.1 Vision Performance and Error Analysis</w:t>
       </w:r>
-      <w:bookmarkEnd w:id="2014"/>
+      <w:bookmarkEnd w:id="2022"/>
     </w:p>
     <w:p>
-      <w:pPr>
-        <w:spacing/>
-        <w:jc w:val="both"/>
-      </w:pPr>
+      <w:pPr/>
       <w:r>
-        <w:t>The recorded local acceptance used Windows, Python 3.12.14 and Node 22.23.3; CI uses Python 3.11. The frontend requires Node 22.12 or later within 22.x and npm 10 or later. Clone the private repository with authorised GitHub access. Run the following PowerShell commands from its root. The approved YOLO weight is already in SystemCode/backend/roadguard/model/; Dataset downloads are not required for inference.</w:t>
-      </w:r>
-    </w:p>
-    <w:p>
-      <w:pPr>
-        <w:pStyle w:val="Code"/>
-        <w:keepLines/>
-        <w:spacing w:line="288" w:lineRule="auto"/>
-        <w:jc w:val="left"/>
-      </w:pPr>
-      <w:r>
-        <w:t>py -3.11 -m venv .venv</w:t>
-        <w:br/>
-        <w:t>.\.venv\Scripts\python.exe -m pip install -r SystemCode/backend/requirements-ci.txt</w:t>
-        <w:br/>
-        <w:t>.\.venv\Scripts\python.exe -m pip install -r SystemCode/model/requirements-vision.txt</w:t>
-      </w:r>
-    </w:p>
-    <w:p>
-      <w:pPr>
-        <w:spacing/>
-        <w:jc w:val="both"/>
-      </w:pPr>
-      <w:r>
-        <w:t>The pinned vision requirements include PyTorch, torchvision and Ultralytics. CPU inference was exercised during local acceptance. GPU training has separate CUDA requirements and is not needed for inference. Installation on a fresh machine has not been independently validated.</w:t>
-      </w:r>
-    </w:p>
-    <w:p>
-      <w:pPr>
-        <w:pStyle w:val="Heading2"/>
-        <w:pageBreakBefore w:val="0"/>
-        <w:jc w:val="left"/>
-      </w:pPr>
-      <w:bookmarkStart w:id="2015" w:name="_RGI_16"/>
-      <w:r>
-        <w:t>4.2 Accounts and Local Configuration</w:t>
-      </w:r>
-      <w:bookmarkEnd w:id="2015"/>
-    </w:p>
-    <w:p>
-      <w:pPr>
-        <w:spacing/>
-        <w:jc w:val="both"/>
-      </w:pPr>
-      <w:r>
-        <w:t>No default accounts or shared passwords are shipped. Create an inspector, dispatcher and crew accounts in the same database used by the server. Each command prompts privately for a 12–256-character password. If ROADGUARD_DB_PATH is customised, keep its value identical in provisioning and server terminals.</w:t>
-      </w:r>
-    </w:p>
-    <w:p>
-      <w:pPr>
-        <w:pStyle w:val="Code"/>
-        <w:keepLines/>
-        <w:spacing w:line="288" w:lineRule="auto"/>
-        <w:jc w:val="left"/>
-      </w:pPr>
-      <w:r>
-        <w:t>$env:PYTHONPATH = 'SystemCode/backend'</w:t>
-        <w:br/>
-        <w:t>.\.venv\Scripts\python.exe -m roadguard.auth.manage create inspector --role inspector</w:t>
-        <w:br/>
-        <w:t>.\.venv\Scripts\python.exe -m roadguard.auth.manage create dispatcher --role dispatcher</w:t>
-        <w:br/>
-        <w:t>.\.venv\Scripts\python.exe -m roadguard.auth.manage create crew02 --role crew --crew crew-02</w:t>
-      </w:r>
-    </w:p>
-    <w:p>
-      <w:pPr>
-        <w:spacing/>
-        <w:jc w:val="both"/>
-      </w:pPr>
-      <w:r>
-        <w:t>Repeat the crew command with distinct usernames and crew-01, crew-03 and crew-04 when those workspaces are needed. Accounts are local database records and are not shared by pulling Git. The default database is SystemCode/backend/data/roadguard.sqlite3. Preserve it and its adjacent uploads directory together.</w:t>
-      </w:r>
-    </w:p>
-    <w:p>
-      <w:pPr>
-        <w:pStyle w:val="Heading2"/>
-        <w:pageBreakBefore w:val="0"/>
-        <w:jc w:val="left"/>
-      </w:pPr>
-      <w:bookmarkStart w:id="2016" w:name="_RGI_17"/>
-      <w:r>
-        <w:t>4.3 Starting the Application</w:t>
-      </w:r>
-      <w:bookmarkEnd w:id="2016"/>
-    </w:p>
-    <w:p>
-      <w:pPr>
-        <w:pStyle w:val="Code"/>
-        <w:keepLines/>
-        <w:spacing w:line="288" w:lineRule="auto"/>
-        <w:jc w:val="left"/>
-      </w:pPr>
-      <w:r>
-        <w:t>$env:ROADGUARD_TRAVEL_MATRIX_PROVIDER = 'simulated'</w:t>
-        <w:br/>
-        <w:t>.\.venv\Scripts\python.exe -m uvicorn roadguard.main:app `</w:t>
-        <w:br/>
-        <w:t xml:space="preserve"> --app-dir SystemCode/backend --host 127.0.0.1 --port 8000</w:t>
-      </w:r>
-    </w:p>
-    <w:p>
-      <w:pPr>
-        <w:keepNext/>
-        <w:spacing/>
-        <w:jc w:val="both"/>
-      </w:pPr>
-      <w:r>
-        <w:t>Open a second terminal at the repository root:</w:t>
-      </w:r>
-    </w:p>
-    <w:p>
-      <w:pPr>
-        <w:pStyle w:val="Code"/>
-        <w:keepLines/>
-        <w:spacing w:line="288" w:lineRule="auto"/>
-        <w:jc w:val="left"/>
-      </w:pPr>
-      <w:r>
-        <w:t>cd SystemCode/frontend</w:t>
-        <w:br/>
-        <w:t>npm ci</w:t>
-        <w:br/>
-        <w:t>$env:ROADGUARD_API_TARGET = 'http://127.0.0.1:8000'</w:t>
-        <w:br/>
-        <w:t>npm run dev</w:t>
-      </w:r>
-    </w:p>
-    <w:p>
-      <w:pPr>
-        <w:spacing/>
-        <w:jc w:val="both"/>
-      </w:pPr>
-      <w:r>
-        <w:t>Open http://127.0.0.1:5173 and sign in. API documentation is at http://127.0.0.1:8000/docs and the public health endpoint is /api/v1/health. Health confirms application/database access only. The model loads lazily on real inference; stop the relevant terminal with Ctrl+C. Do not start a duplicate server on an occupied port.</w:t>
-      </w:r>
-    </w:p>
-    <w:p>
-      <w:pPr>
-        <w:pStyle w:val="Heading2"/>
-        <w:pageBreakBefore w:val="0"/>
-        <w:jc w:val="left"/>
-      </w:pPr>
-      <w:bookmarkStart w:id="2017" w:name="_RGI_18"/>
-      <w:r>
-        <w:t>4.4 User Workflow</w:t>
-      </w:r>
-      <w:bookmarkEnd w:id="2017"/>
-    </w:p>
-    <w:p>
-      <w:pPr>
-        <w:spacing/>
-        <w:jc w:val="both"/>
-      </w:pPr>
-      <w:r>
-        <w:t>1. Sign in as an inspector and open the upload page. Select a JPEG or PNG within 8 MiB and 20 megapixels. Choose real mode for model inference, enter a Jurong position and declare the road type. A test coordinate such as latitude 1.3405 and longitude 103.706 is synthetic unless it is the image’s verified location.</w:t>
-      </w:r>
-    </w:p>
-    <w:p>
-      <w:pPr>
-        <w:spacing/>
-        <w:jc w:val="both"/>
-      </w:pPr>
-      <w:r>
-        <w:t>2. Submit and inspect the result. Upload returns inspection_id, status, detection and task_id. A detection is one object or null. Inspect the detail page for provenance and rule information. A primary raw confidence of at least 0.60 automatically creates one task; a lower-confidence result waits for review; no detection creates no task.</w:t>
-      </w:r>
-    </w:p>
-    <w:p>
-      <w:pPr>
-        <w:spacing/>
-        <w:jc w:val="both"/>
-      </w:pPr>
-      <w:r>
-        <w:t>3. Sign in as the dispatcher. In the review queue, confirm, correct or reject pending evidence. Correcting a label reapplies its stored rules. Accepted work appears in tasks with priority and service minutes. Completion or cancellation retains history while removing it from active planning inputs.</w:t>
-      </w:r>
-    </w:p>
-    <w:p>
-      <w:pPr>
-        <w:spacing/>
-        <w:jc w:val="both"/>
-      </w:pPr>
-      <w:r>
-        <w:t>4. Review four-crew availability and explicitly recalculate from the routes page. Both planners use the current snapshot. Inspect unassigned tasks and reasons, then open the same-round comparison. A stale warning means inputs have changed; do not interpret the old plan as current.</w:t>
-      </w:r>
-    </w:p>
-    <w:p>
-      <w:pPr>
-        <w:spacing/>
-        <w:jc w:val="both"/>
-      </w:pPr>
-      <w:r>
-        <w:t>5. Identify the crew assigned to a task in the latest GA plan, then sign in with an account provisioned for that crew. The example crew02 account can complete only Crew 02 tasks and may be idle. View the assigned task and confirm completion. The server checks assignment and task version. Completion changes the planning input; a dispatcher must explicitly replan. The route-assistant page remains a placeholder.</w:t>
-      </w:r>
-    </w:p>
-    <w:p>
-      <w:pPr>
-        <w:pStyle w:val="Heading2"/>
-        <w:pageBreakBefore w:val="0"/>
-        <w:jc w:val="left"/>
-      </w:pPr>
-      <w:bookmarkStart w:id="2018" w:name="_RGI_19"/>
-      <w:r>
-        <w:t>4.5 API Testing and Troubleshooting</w:t>
-      </w:r>
-      <w:bookmarkEnd w:id="2018"/>
-    </w:p>
-    <w:p>
-      <w:pPr>
-        <w:spacing/>
-        <w:jc w:val="both"/>
-      </w:pPr>
-      <w:r>
-        <w:t>For Swagger, first call POST /api/v1/auth/login with a provisioned username and password. Retain the same host name so the browser keeps the session cookie; copy the returned csrf_token into X-CSRF-Token for modifying requests. GET requests do not require CSRF. Upload uses multipart image plus metadata. Give each new upload a new Idempotency-Key; retry a lost response with the identical image, metadata and same key. A changed payload requires a new submission.</w:t>
-      </w:r>
-    </w:p>
-    <w:p>
-      <w:pPr>
-        <w:pStyle w:val="Code"/>
-        <w:keepLines/>
-        <w:spacing w:line="288" w:lineRule="auto"/>
-        <w:jc w:val="left"/>
-      </w:pPr>
-      <w:r>
-        <w:t>{"mode":"real","latitude":1.3405,"longitude":103.706,</w:t>
-        <w:br/>
-        <w:t xml:space="preserve"> "road_type":"public_motor_road"}</w:t>
+        <w:t>The paired 30-epoch comparison selected YOLO11s for higher validation mAP50–95, but at confidence 0.25 it gained 107 correct matches and added 220 false positives relative to YOLO11n. Matched warm CPU timing on 40 images, repeated three times, gave median/P95 latency of 53.27/63.59 ms for n30 and 81.87/91.85 ms for s30. These timings include image preparation and inference, excluding cold loading, HTTP, database and task processing.</w:t>
       </w:r>
     </w:p>
     <w:p>
       <w:pPr>
         <w:pStyle w:val="ReportCaption"/>
         <w:keepNext/>
-        <w:jc w:val="left"/>
       </w:pPr>
       <w:r>
-        <w:rPr>
-          <w:b/>
-        </w:rPr>
-        <w:t xml:space="preserve">Table 7. </w:t>
-      </w:r>
-      <w:r>
-        <w:t>Common issues</w:t>
+        <w:t>Table 6. Validation detection results on the same 1,921 images</w:t>
       </w:r>
     </w:p>
     <w:tbl>
@@ -5822,8 +4901,11 @@
         <w:tblLook w:firstColumn="1" w:firstRow="1" w:lastColumn="0" w:lastRow="0" w:noHBand="0" w:noVBand="1" w:val="04A0"/>
       </w:tblPr>
       <w:tblGrid>
-        <w:gridCol w:w="2375"/>
-        <w:gridCol w:w="6985"/>
+        <w:gridCol w:w="3744"/>
+        <w:gridCol w:w="1224"/>
+        <w:gridCol w:w="1512"/>
+        <w:gridCol w:w="1368"/>
+        <w:gridCol w:w="1368"/>
       </w:tblGrid>
       <w:tr>
         <w:trPr>
@@ -5832,7 +4914,7 @@
         </w:trPr>
         <w:tc>
           <w:tcPr>
-            <w:tcW w:type="dxa" w:w="2375"/>
+            <w:tcW w:type="dxa" w:w="3744"/>
             <w:vAlign w:val="center"/>
             <w:tcBorders>
               <w:top w:val="single" w:sz="4" w:color="D9D9D9"/>
@@ -5860,747 +4942,13 @@
                 <w:color w:val="000000"/>
                 <w:sz w:val="21"/>
               </w:rPr>
-              <w:t>Symptom</w:t>
+              <w:t>Model / size / confidence</w:t>
             </w:r>
           </w:p>
         </w:tc>
         <w:tc>
           <w:tcPr>
-            <w:tcW w:type="dxa" w:w="6985"/>
-            <w:vAlign w:val="center"/>
-            <w:tcBorders>
-              <w:top w:val="single" w:sz="4" w:color="D9D9D9"/>
-              <w:left w:val="single" w:sz="4" w:color="D9D9D9"/>
-              <w:bottom w:val="single" w:sz="4" w:color="D9D9D9"/>
-              <w:right w:val="single" w:sz="4" w:color="D9D9D9"/>
-            </w:tcBorders>
-            <w:tcMar>
-              <w:top w:w="75" w:type="dxa"/>
-              <w:bottom w:w="75" w:type="dxa"/>
-              <w:left w:w="90" w:type="dxa"/>
-              <w:right w:w="90" w:type="dxa"/>
-            </w:tcMar>
-            <w:shd w:fill="EAEAEA"/>
-          </w:tcPr>
-          <w:p>
-            <w:pPr>
-              <w:spacing w:after="40" w:line="264" w:lineRule="auto"/>
-              <w:jc w:val="left"/>
-            </w:pPr>
-            <w:r>
-              <w:rPr>
-                <w:rFonts w:ascii="Times New Roman" w:hAnsi="Times New Roman"/>
-                <w:b/>
-                <w:color w:val="000000"/>
-                <w:sz w:val="21"/>
-              </w:rPr>
-              <w:t>Action</w:t>
-            </w:r>
-          </w:p>
-        </w:tc>
-      </w:tr>
-      <w:tr>
-        <w:trPr>
-          <w:cantSplit/>
-        </w:trPr>
-        <w:tc>
-          <w:tcPr>
-            <w:tcW w:type="dxa" w:w="2375"/>
-            <w:vAlign w:val="center"/>
-            <w:tcBorders>
-              <w:top w:val="single" w:sz="4" w:color="D9D9D9"/>
-              <w:left w:val="single" w:sz="4" w:color="D9D9D9"/>
-              <w:bottom w:val="single" w:sz="4" w:color="D9D9D9"/>
-              <w:right w:val="single" w:sz="4" w:color="D9D9D9"/>
-            </w:tcBorders>
-            <w:tcMar>
-              <w:top w:w="75" w:type="dxa"/>
-              <w:bottom w:w="75" w:type="dxa"/>
-              <w:left w:w="90" w:type="dxa"/>
-              <w:right w:w="90" w:type="dxa"/>
-            </w:tcMar>
-          </w:tcPr>
-          <w:p>
-            <w:pPr>
-              <w:spacing w:after="40" w:line="264" w:lineRule="auto"/>
-              <w:jc w:val="left"/>
-            </w:pPr>
-            <w:r>
-              <w:rPr>
-                <w:rFonts w:ascii="Times New Roman" w:hAnsi="Times New Roman"/>
-                <w:b w:val="0"/>
-                <w:color w:val="000000"/>
-                <w:sz w:val="21"/>
-              </w:rPr>
-              <w:t>Connection refused</w:t>
-            </w:r>
-          </w:p>
-        </w:tc>
-        <w:tc>
-          <w:tcPr>
-            <w:tcW w:type="dxa" w:w="6985"/>
-            <w:vAlign w:val="center"/>
-            <w:tcBorders>
-              <w:top w:val="single" w:sz="4" w:color="D9D9D9"/>
-              <w:left w:val="single" w:sz="4" w:color="D9D9D9"/>
-              <w:bottom w:val="single" w:sz="4" w:color="D9D9D9"/>
-              <w:right w:val="single" w:sz="4" w:color="D9D9D9"/>
-            </w:tcBorders>
-            <w:tcMar>
-              <w:top w:w="75" w:type="dxa"/>
-              <w:bottom w:w="75" w:type="dxa"/>
-              <w:left w:w="90" w:type="dxa"/>
-              <w:right w:w="90" w:type="dxa"/>
-            </w:tcMar>
-          </w:tcPr>
-          <w:p>
-            <w:pPr>
-              <w:spacing w:after="40" w:line="264" w:lineRule="auto"/>
-              <w:jc w:val="left"/>
-            </w:pPr>
-            <w:r>
-              <w:rPr>
-                <w:rFonts w:ascii="Times New Roman" w:hAnsi="Times New Roman"/>
-                <w:b w:val="0"/>
-                <w:color w:val="000000"/>
-                <w:sz w:val="21"/>
-              </w:rPr>
-              <w:t>Start the backend; match its port to the frontend proxy target.</w:t>
-            </w:r>
-          </w:p>
-        </w:tc>
-      </w:tr>
-      <w:tr>
-        <w:trPr>
-          <w:cantSplit/>
-        </w:trPr>
-        <w:tc>
-          <w:tcPr>
-            <w:tcW w:type="dxa" w:w="2375"/>
-            <w:vAlign w:val="center"/>
-            <w:tcBorders>
-              <w:top w:val="single" w:sz="4" w:color="D9D9D9"/>
-              <w:left w:val="single" w:sz="4" w:color="D9D9D9"/>
-              <w:bottom w:val="single" w:sz="4" w:color="D9D9D9"/>
-              <w:right w:val="single" w:sz="4" w:color="D9D9D9"/>
-            </w:tcBorders>
-            <w:tcMar>
-              <w:top w:w="75" w:type="dxa"/>
-              <w:bottom w:w="75" w:type="dxa"/>
-              <w:left w:w="90" w:type="dxa"/>
-              <w:right w:w="90" w:type="dxa"/>
-            </w:tcMar>
-          </w:tcPr>
-          <w:p>
-            <w:pPr>
-              <w:spacing w:after="40" w:line="264" w:lineRule="auto"/>
-              <w:jc w:val="left"/>
-            </w:pPr>
-            <w:r>
-              <w:rPr>
-                <w:rFonts w:ascii="Times New Roman" w:hAnsi="Times New Roman"/>
-                <w:b w:val="0"/>
-                <w:color w:val="000000"/>
-                <w:sz w:val="21"/>
-              </w:rPr>
-              <w:t>401 or 403</w:t>
-            </w:r>
-          </w:p>
-        </w:tc>
-        <w:tc>
-          <w:tcPr>
-            <w:tcW w:type="dxa" w:w="6985"/>
-            <w:vAlign w:val="center"/>
-            <w:tcBorders>
-              <w:top w:val="single" w:sz="4" w:color="D9D9D9"/>
-              <w:left w:val="single" w:sz="4" w:color="D9D9D9"/>
-              <w:bottom w:val="single" w:sz="4" w:color="D9D9D9"/>
-              <w:right w:val="single" w:sz="4" w:color="D9D9D9"/>
-            </w:tcBorders>
-            <w:tcMar>
-              <w:top w:w="75" w:type="dxa"/>
-              <w:bottom w:w="75" w:type="dxa"/>
-              <w:left w:w="90" w:type="dxa"/>
-              <w:right w:w="90" w:type="dxa"/>
-            </w:tcMar>
-          </w:tcPr>
-          <w:p>
-            <w:pPr>
-              <w:spacing w:after="40" w:line="264" w:lineRule="auto"/>
-              <w:jc w:val="left"/>
-            </w:pPr>
-            <w:r>
-              <w:rPr>
-                <w:rFonts w:ascii="Times New Roman" w:hAnsi="Times New Roman"/>
-                <w:b w:val="0"/>
-                <w:color w:val="000000"/>
-                <w:sz w:val="21"/>
-              </w:rPr>
-              <w:t>Sign in with the correct role; check session, CSRF and same-host usage.</w:t>
-            </w:r>
-          </w:p>
-        </w:tc>
-      </w:tr>
-      <w:tr>
-        <w:trPr>
-          <w:cantSplit/>
-        </w:trPr>
-        <w:tc>
-          <w:tcPr>
-            <w:tcW w:type="dxa" w:w="2375"/>
-            <w:vAlign w:val="center"/>
-            <w:tcBorders>
-              <w:top w:val="single" w:sz="4" w:color="D9D9D9"/>
-              <w:left w:val="single" w:sz="4" w:color="D9D9D9"/>
-              <w:bottom w:val="single" w:sz="4" w:color="D9D9D9"/>
-              <w:right w:val="single" w:sz="4" w:color="D9D9D9"/>
-            </w:tcBorders>
-            <w:tcMar>
-              <w:top w:w="75" w:type="dxa"/>
-              <w:bottom w:w="75" w:type="dxa"/>
-              <w:left w:w="90" w:type="dxa"/>
-              <w:right w:w="90" w:type="dxa"/>
-            </w:tcMar>
-          </w:tcPr>
-          <w:p>
-            <w:pPr>
-              <w:spacing w:after="40" w:line="264" w:lineRule="auto"/>
-              <w:jc w:val="left"/>
-            </w:pPr>
-            <w:r>
-              <w:rPr>
-                <w:rFonts w:ascii="Times New Roman" w:hAnsi="Times New Roman"/>
-                <w:b w:val="0"/>
-                <w:color w:val="000000"/>
-                <w:sz w:val="21"/>
-              </w:rPr>
-              <w:t>Database is locked</w:t>
-            </w:r>
-          </w:p>
-        </w:tc>
-        <w:tc>
-          <w:tcPr>
-            <w:tcW w:type="dxa" w:w="6985"/>
-            <w:vAlign w:val="center"/>
-            <w:tcBorders>
-              <w:top w:val="single" w:sz="4" w:color="D9D9D9"/>
-              <w:left w:val="single" w:sz="4" w:color="D9D9D9"/>
-              <w:bottom w:val="single" w:sz="4" w:color="D9D9D9"/>
-              <w:right w:val="single" w:sz="4" w:color="D9D9D9"/>
-            </w:tcBorders>
-            <w:tcMar>
-              <w:top w:w="75" w:type="dxa"/>
-              <w:bottom w:w="75" w:type="dxa"/>
-              <w:left w:w="90" w:type="dxa"/>
-              <w:right w:w="90" w:type="dxa"/>
-            </w:tcMar>
-          </w:tcPr>
-          <w:p>
-            <w:pPr>
-              <w:spacing w:after="40" w:line="264" w:lineRule="auto"/>
-              <w:jc w:val="left"/>
-            </w:pPr>
-            <w:r>
-              <w:rPr>
-                <w:rFonts w:ascii="Times New Roman" w:hAnsi="Times New Roman"/>
-                <w:b w:val="0"/>
-                <w:color w:val="000000"/>
-                <w:sz w:val="21"/>
-              </w:rPr>
-              <w:t>End outstanding database-viewer transactions and disconnect; do not delete the database.</w:t>
-            </w:r>
-          </w:p>
-        </w:tc>
-      </w:tr>
-      <w:tr>
-        <w:trPr>
-          <w:cantSplit/>
-        </w:trPr>
-        <w:tc>
-          <w:tcPr>
-            <w:tcW w:type="dxa" w:w="2375"/>
-            <w:vAlign w:val="center"/>
-            <w:tcBorders>
-              <w:top w:val="single" w:sz="4" w:color="D9D9D9"/>
-              <w:left w:val="single" w:sz="4" w:color="D9D9D9"/>
-              <w:bottom w:val="single" w:sz="4" w:color="D9D9D9"/>
-              <w:right w:val="single" w:sz="4" w:color="D9D9D9"/>
-            </w:tcBorders>
-            <w:tcMar>
-              <w:top w:w="75" w:type="dxa"/>
-              <w:bottom w:w="75" w:type="dxa"/>
-              <w:left w:w="90" w:type="dxa"/>
-              <w:right w:w="90" w:type="dxa"/>
-            </w:tcMar>
-          </w:tcPr>
-          <w:p>
-            <w:pPr>
-              <w:spacing w:after="40" w:line="264" w:lineRule="auto"/>
-              <w:jc w:val="left"/>
-            </w:pPr>
-            <w:r>
-              <w:rPr>
-                <w:rFonts w:ascii="Times New Roman" w:hAnsi="Times New Roman"/>
-                <w:b w:val="0"/>
-                <w:color w:val="000000"/>
-                <w:sz w:val="21"/>
-              </w:rPr>
-              <w:t>Real inference unavailable</w:t>
-            </w:r>
-          </w:p>
-        </w:tc>
-        <w:tc>
-          <w:tcPr>
-            <w:tcW w:type="dxa" w:w="6985"/>
-            <w:vAlign w:val="center"/>
-            <w:tcBorders>
-              <w:top w:val="single" w:sz="4" w:color="D9D9D9"/>
-              <w:left w:val="single" w:sz="4" w:color="D9D9D9"/>
-              <w:bottom w:val="single" w:sz="4" w:color="D9D9D9"/>
-              <w:right w:val="single" w:sz="4" w:color="D9D9D9"/>
-            </w:tcBorders>
-            <w:tcMar>
-              <w:top w:w="75" w:type="dxa"/>
-              <w:bottom w:w="75" w:type="dxa"/>
-              <w:left w:w="90" w:type="dxa"/>
-              <w:right w:w="90" w:type="dxa"/>
-            </w:tcMar>
-          </w:tcPr>
-          <w:p>
-            <w:pPr>
-              <w:spacing w:after="40" w:line="264" w:lineRule="auto"/>
-              <w:jc w:val="left"/>
-            </w:pPr>
-            <w:r>
-              <w:rPr>
-                <w:rFonts w:ascii="Times New Roman" w:hAnsi="Times New Roman"/>
-                <w:b w:val="0"/>
-                <w:color w:val="000000"/>
-                <w:sz w:val="21"/>
-              </w:rPr>
-              <w:t>Install pinned vision dependencies and check the approved weight/manifest; restart after a failed load.</w:t>
-            </w:r>
-          </w:p>
-        </w:tc>
-      </w:tr>
-      <w:tr>
-        <w:trPr>
-          <w:cantSplit/>
-        </w:trPr>
-        <w:tc>
-          <w:tcPr>
-            <w:tcW w:type="dxa" w:w="2375"/>
-            <w:vAlign w:val="center"/>
-            <w:tcBorders>
-              <w:top w:val="single" w:sz="4" w:color="D9D9D9"/>
-              <w:left w:val="single" w:sz="4" w:color="D9D9D9"/>
-              <w:bottom w:val="single" w:sz="4" w:color="D9D9D9"/>
-              <w:right w:val="single" w:sz="4" w:color="D9D9D9"/>
-            </w:tcBorders>
-            <w:tcMar>
-              <w:top w:w="75" w:type="dxa"/>
-              <w:bottom w:w="75" w:type="dxa"/>
-              <w:left w:w="90" w:type="dxa"/>
-              <w:right w:w="90" w:type="dxa"/>
-            </w:tcMar>
-          </w:tcPr>
-          <w:p>
-            <w:pPr>
-              <w:spacing w:after="40" w:line="264" w:lineRule="auto"/>
-              <w:jc w:val="left"/>
-            </w:pPr>
-            <w:r>
-              <w:rPr>
-                <w:rFonts w:ascii="Times New Roman" w:hAnsi="Times New Roman"/>
-                <w:b w:val="0"/>
-                <w:color w:val="000000"/>
-                <w:sz w:val="21"/>
-              </w:rPr>
-              <w:t>Stale plan or 409</w:t>
-            </w:r>
-          </w:p>
-        </w:tc>
-        <w:tc>
-          <w:tcPr>
-            <w:tcW w:type="dxa" w:w="6985"/>
-            <w:vAlign w:val="center"/>
-            <w:tcBorders>
-              <w:top w:val="single" w:sz="4" w:color="D9D9D9"/>
-              <w:left w:val="single" w:sz="4" w:color="D9D9D9"/>
-              <w:bottom w:val="single" w:sz="4" w:color="D9D9D9"/>
-              <w:right w:val="single" w:sz="4" w:color="D9D9D9"/>
-            </w:tcBorders>
-            <w:tcMar>
-              <w:top w:w="75" w:type="dxa"/>
-              <w:bottom w:w="75" w:type="dxa"/>
-              <w:left w:w="90" w:type="dxa"/>
-              <w:right w:w="90" w:type="dxa"/>
-            </w:tcMar>
-          </w:tcPr>
-          <w:p>
-            <w:pPr>
-              <w:spacing w:after="40" w:line="264" w:lineRule="auto"/>
-              <w:jc w:val="left"/>
-            </w:pPr>
-            <w:r>
-              <w:rPr>
-                <w:rFonts w:ascii="Times New Roman" w:hAnsi="Times New Roman"/>
-                <w:b w:val="0"/>
-                <w:color w:val="000000"/>
-                <w:sz w:val="21"/>
-              </w:rPr>
-              <w:t>Refresh the current state and explicitly replan or retry with a current version.</w:t>
-            </w:r>
-          </w:p>
-        </w:tc>
-      </w:tr>
-      <w:tr>
-        <w:trPr>
-          <w:cantSplit/>
-        </w:trPr>
-        <w:tc>
-          <w:tcPr>
-            <w:tcW w:type="dxa" w:w="2375"/>
-            <w:vAlign w:val="center"/>
-            <w:tcBorders>
-              <w:top w:val="single" w:sz="4" w:color="D9D9D9"/>
-              <w:left w:val="single" w:sz="4" w:color="D9D9D9"/>
-              <w:bottom w:val="single" w:sz="4" w:color="D9D9D9"/>
-              <w:right w:val="single" w:sz="4" w:color="D9D9D9"/>
-            </w:tcBorders>
-            <w:tcMar>
-              <w:top w:w="75" w:type="dxa"/>
-              <w:bottom w:w="75" w:type="dxa"/>
-              <w:left w:w="90" w:type="dxa"/>
-              <w:right w:w="90" w:type="dxa"/>
-            </w:tcMar>
-          </w:tcPr>
-          <w:p>
-            <w:pPr>
-              <w:spacing w:after="40" w:line="264" w:lineRule="auto"/>
-              <w:jc w:val="left"/>
-            </w:pPr>
-            <w:r>
-              <w:rPr>
-                <w:rFonts w:ascii="Times New Roman" w:hAnsi="Times New Roman"/>
-                <w:b w:val="0"/>
-                <w:color w:val="000000"/>
-                <w:sz w:val="21"/>
-              </w:rPr>
-              <w:t>Unassigned task</w:t>
-            </w:r>
-          </w:p>
-        </w:tc>
-        <w:tc>
-          <w:tcPr>
-            <w:tcW w:type="dxa" w:w="6985"/>
-            <w:vAlign w:val="center"/>
-            <w:tcBorders>
-              <w:top w:val="single" w:sz="4" w:color="D9D9D9"/>
-              <w:left w:val="single" w:sz="4" w:color="D9D9D9"/>
-              <w:bottom w:val="single" w:sz="4" w:color="D9D9D9"/>
-              <w:right w:val="single" w:sz="4" w:color="D9D9D9"/>
-            </w:tcBorders>
-            <w:tcMar>
-              <w:top w:w="75" w:type="dxa"/>
-              <w:bottom w:w="75" w:type="dxa"/>
-              <w:left w:w="90" w:type="dxa"/>
-              <w:right w:w="90" w:type="dxa"/>
-            </w:tcMar>
-          </w:tcPr>
-          <w:p>
-            <w:pPr>
-              <w:spacing w:after="40" w:line="264" w:lineRule="auto"/>
-              <w:jc w:val="left"/>
-            </w:pPr>
-            <w:r>
-              <w:rPr>
-                <w:rFonts w:ascii="Times New Roman" w:hAnsi="Times New Roman"/>
-                <w:b w:val="0"/>
-                <w:color w:val="000000"/>
-                <w:sz w:val="21"/>
-              </w:rPr>
-              <w:t>Read the recorded reason, including unavailable crews or the shift limit.</w:t>
-            </w:r>
-          </w:p>
-        </w:tc>
-      </w:tr>
-      <w:tr>
-        <w:trPr>
-          <w:cantSplit/>
-        </w:trPr>
-        <w:tc>
-          <w:tcPr>
-            <w:tcW w:type="dxa" w:w="2375"/>
-            <w:vAlign w:val="center"/>
-            <w:tcBorders>
-              <w:top w:val="single" w:sz="4" w:color="D9D9D9"/>
-              <w:left w:val="single" w:sz="4" w:color="D9D9D9"/>
-              <w:bottom w:val="single" w:sz="4" w:color="D9D9D9"/>
-              <w:right w:val="single" w:sz="4" w:color="D9D9D9"/>
-            </w:tcBorders>
-            <w:tcMar>
-              <w:top w:w="75" w:type="dxa"/>
-              <w:bottom w:w="75" w:type="dxa"/>
-              <w:left w:w="90" w:type="dxa"/>
-              <w:right w:w="90" w:type="dxa"/>
-            </w:tcMar>
-          </w:tcPr>
-          <w:p>
-            <w:pPr>
-              <w:spacing w:after="40" w:line="264" w:lineRule="auto"/>
-              <w:jc w:val="left"/>
-            </w:pPr>
-            <w:r>
-              <w:rPr>
-                <w:rFonts w:ascii="Times New Roman" w:hAnsi="Times New Roman"/>
-                <w:b w:val="0"/>
-                <w:color w:val="000000"/>
-                <w:sz w:val="21"/>
-              </w:rPr>
-              <w:t>Google error</w:t>
-            </w:r>
-          </w:p>
-        </w:tc>
-        <w:tc>
-          <w:tcPr>
-            <w:tcW w:type="dxa" w:w="6985"/>
-            <w:vAlign w:val="center"/>
-            <w:tcBorders>
-              <w:top w:val="single" w:sz="4" w:color="D9D9D9"/>
-              <w:left w:val="single" w:sz="4" w:color="D9D9D9"/>
-              <w:bottom w:val="single" w:sz="4" w:color="D9D9D9"/>
-              <w:right w:val="single" w:sz="4" w:color="D9D9D9"/>
-            </w:tcBorders>
-            <w:tcMar>
-              <w:top w:w="75" w:type="dxa"/>
-              <w:bottom w:w="75" w:type="dxa"/>
-              <w:left w:w="90" w:type="dxa"/>
-              <w:right w:w="90" w:type="dxa"/>
-            </w:tcMar>
-          </w:tcPr>
-          <w:p>
-            <w:pPr>
-              <w:spacing w:after="40" w:line="264" w:lineRule="auto"/>
-              <w:jc w:val="left"/>
-            </w:pPr>
-            <w:r>
-              <w:rPr>
-                <w:rFonts w:ascii="Times New Roman" w:hAnsi="Times New Roman"/>
-                <w:b w:val="0"/>
-                <w:color w:val="000000"/>
-                <w:sz w:val="21"/>
-              </w:rPr>
-              <w:t>Check server-side credentials/service access; errors do not silently become simulation.</w:t>
-            </w:r>
-          </w:p>
-        </w:tc>
-      </w:tr>
-    </w:tbl>
-    <w:p>
-      <w:pPr>
-        <w:pStyle w:val="Heading2"/>
-        <w:pageBreakBefore w:val="0"/>
-        <w:jc w:val="left"/>
-      </w:pPr>
-      <w:bookmarkStart w:id="2019" w:name="_RGI_20"/>
-      <w:r>
-        <w:t>4.6 Optional Travel Time Provider</w:t>
-      </w:r>
-      <w:bookmarkEnd w:id="2019"/>
-    </w:p>
-    <w:p>
-      <w:pPr/>
-      <w:r>
-        <w:t>To use Google travel estimates, configure the following backend environment variables privately:</w:t>
-      </w:r>
-    </w:p>
-    <w:p>
-      <w:pPr>
-        <w:pStyle w:val="Code"/>
-        <w:jc w:val="left"/>
-      </w:pPr>
-      <w:r>
-        <w:t>ROADGUARD_TRAVEL_MATRIX_PROVIDER=google_routes</w:t>
-        <w:br/>
-        <w:t>ROADGUARD_GOOGLE_MAPS_API_KEY=&lt;your private key&gt;</w:t>
-      </w:r>
-    </w:p>
-    <w:p>
-      <w:pPr/>
-      <w:r>
-        <w:t>Restart the backend and explicitly recalculate. Provider usage may incur charges. The current implementation uses traffic-unaware driving estimates and schematic map segments; old plans retain their original source. Keep the key out of the report and frontend.</w:t>
-      </w:r>
-    </w:p>
-    <w:p>
-      <w:pPr>
-        <w:pStyle w:val="Heading1"/>
-        <w:pageBreakBefore/>
-        <w:jc w:val="left"/>
-      </w:pPr>
-      <w:bookmarkStart w:id="2020" w:name="_RGI_21"/>
-      <w:r>
-        <w:t>5 Evaluation Methodology</w:t>
-      </w:r>
-      <w:bookmarkEnd w:id="2020"/>
-    </w:p>
-    <w:p>
-      <w:pPr>
-        <w:jc w:val="both"/>
-      </w:pPr>
-      <w:r>
-        <w:t>The evaluation distinguishes recognition quality, optimisation quality and workflow correctness. Recorded experiments and integration checks are analysed separately: passing software tests does not establish recognition accuracy, and a lower routing objective does not establish financial savings.</w:t>
-      </w:r>
-    </w:p>
-    <w:p>
-      <w:pPr>
-        <w:jc w:val="both"/>
-      </w:pPr>
-      <w:r>
-        <w:t>Vision experiments used the eight-class RDD2022ES version 1 partition described in Chapter 2. The matched YOLO11n/YOLO11s comparison started from the respective COCO-pretrained checkpoints and used 30 epochs, 640-pixel inputs, batch 32, AdamW and seed 42. The subsequent YOLO11s experiment used 40 additional fine-tuning epochs at 832 pixels and batch 16. Several settings changed together, preventing single-factor causal attribution.</w:t>
-      </w:r>
-    </w:p>
-    <w:p>
-      <w:pPr>
-        <w:jc w:val="both"/>
-      </w:pPr>
-      <w:r>
-        <w:t>Detection precision is TP/(TP+FP), recall is TP/(TP+FN), and F1 is their harmonic mean. Fixed-threshold box results require the correct eight-class label and one-to-one IoU ≥0.5 matching. These micro counts differ from native Ultralytics class-averaged PR operating points and mAP. The single-subject experiment instead evaluates whether one selected image-level label is correct on zero/one-annotation images. Its 1,230 images were deterministically partitioned into 853 calibration and 377 confirmation cases; 691 multiple-object images were reported separately. Eighty policy combinations were compared on calibration. Both partitions reuse validation data already involved in development, so confirmation is not an independent test. Image-type macro F1 averages all eight class F1 values, with undefined class ratios represented as zero by the evaluation script; the zero-support wide-transverse class therefore contributes zero in confirmation.</w:t>
-      </w:r>
-    </w:p>
-    <w:p>
-      <w:pPr>
-        <w:jc w:val="both"/>
-      </w:pPr>
-      <w:r>
-        <w:t>Routing used four crews, a common NUS-ISS depot and nested synthetic sets of 10, 15 and 20 tasks. The factorial design crossed simulated/Google matrices with 480-minute/unlimited shifts, giving 12 scenarios. Each scenario comprised Greedy once, pure GA and Greedy-seeded GA with seeds 1–10, and 20 reference-budget runs with seeds 101–120: 492 runs overall. Default GA settings were population 60, maximum 300 generations, patience 80, crossover 0.9, mutation 0.3, tournament size 3 and two elites. Reference-budget runs used population 150, maximum 1,000 generations and patience 300, alternating pure and seeded initialisation. Identical inputs, matrix and evaluator were used within each scenario.</w:t>
-      </w:r>
-    </w:p>
-    <w:p>
-      <w:pPr>
-        <w:pStyle w:val="Heading1"/>
-        <w:pageBreakBefore/>
-        <w:jc w:val="left"/>
-      </w:pPr>
-      <w:bookmarkStart w:id="2021" w:name="_RGI_22"/>
-      <w:r>
-        <w:t>6 Results and Discussion</w:t>
-      </w:r>
-      <w:bookmarkEnd w:id="2021"/>
-    </w:p>
-    <w:p>
-      <w:pPr>
-        <w:pStyle w:val="Heading2"/>
-        <w:pageBreakBefore w:val="0"/>
-        <w:jc w:val="left"/>
-      </w:pPr>
-      <w:bookmarkStart w:id="2022" w:name="_RGI_23"/>
-      <w:r>
-        <w:t>6.1 Vision Performance</w:t>
-      </w:r>
-      <w:bookmarkEnd w:id="2022"/>
-    </w:p>
-    <w:p>
-      <w:pPr>
-        <w:jc w:val="both"/>
-      </w:pPr>
-      <w:r>
-        <w:t>The matched 30-epoch comparison selected YOLO11s because validation mAP50–95 was 20.23%, against 19.16% for YOLO11n. At confidence 0.25, however, s30 gained 107 correct matches while adding 220 false positives relative to n30. Architecture selection therefore improved a detection summary without uniformly reducing operational errors. Matched warm CPU measurements on 40 fixed images, repeated three times, gave median/P95 latency of 53.27/63.59 ms for n30 and 81.87/91.85 ms for s30. These timings include image preparation and detection, while excluding cold loading, HTTP, database and task processing.</w:t>
-      </w:r>
-    </w:p>
-    <w:p>
-      <w:pPr>
-        <w:jc w:val="both"/>
-      </w:pPr>
-      <w:r>
-        <w:t>Balanced fine-tuning produced modest fixed-threshold gains: precision/recall increased from 48.62%/51.20% to 50.52%/52.00%. An eight-method inference study subsequently selected original-plus-horizontal-flip inference at 53.02%/53.26%, but its CPU median/P95 increased from 85.19/99.00 to 142.64/160.94 ms. That composite recipe was not activated in the released backend. The two 70% precision and recall targets remained unmet, and improvements in micro averages did not consistently improve rare subtypes.</w:t>
-      </w:r>
-    </w:p>
-    <w:p>
-      <w:pPr>
-        <w:jc w:val="both"/>
-      </w:pPr>
-      <w:r>
-        <w:t>The released single-v1 model uses the balanced YOLO11s checkpoint and area-quarter primary selection at inference confidence 0.20. On 377 confirmation images, image-type precision/recall were 61.63%/61.99%, compared with 61.25%/57.31% for confidence-only selection. Correct-type localisation at IoU 0.5 was lower, at 50.58%/50.88%. The 65.68%/65.23% image-type result over all 1,230 eligible images includes calibration cases and must not replace the confirmation result. These image-type results were computed offline from hash-verified GPU prediction exports using the selected ranking policy. They are not a re-evaluation of the current CPU HTTP service or of automatic acceptance at the separate 0.60 gate.</w:t>
-      </w:r>
-    </w:p>
-    <w:p>
-      <w:pPr>
-        <w:jc w:val="both"/>
-      </w:pPr>
-      <w:r>
-        <w:t>Per-class support exposes limitations hidden by an aggregate: the eligible population contains 250 longitudinal-crack positives but only eight deep-pothole positives. Confirmation has no wide-transverse-crack positive. A known pothole photograph was classified as alligator crack at approximately 0.253 confidence during integration, and reviewers corrected it before task creation. The operational automatic-acceptance gate of raw confidence ≥0.60 is a separate business policy; it is neither the inference filter nor a calibrated probability of correctness. No measured acceptance-quality guarantee at that gate is claimed.</w:t>
-      </w:r>
-    </w:p>
-    <w:p>
-      <w:pPr>
-        <w:pStyle w:val="ReportCaption"/>
-        <w:keepNext/>
-        <w:jc w:val="left"/>
-      </w:pPr>
-      <w:r>
-        <w:rPr>
-          <w:b/>
-        </w:rPr>
-        <w:t xml:space="preserve">Table 8. </w:t>
-      </w:r>
-      <w:r>
-        <w:t>Validation detection performance</w:t>
-      </w:r>
-    </w:p>
-    <w:tbl>
-      <w:tblPr>
-        <w:tblW w:type="auto" w:w="0"/>
-        <w:tblLayout w:type="fixed"/>
-        <w:tblLook w:firstColumn="1" w:firstRow="1" w:lastColumn="0" w:lastRow="0" w:noHBand="0" w:noVBand="1" w:val="04A0"/>
-      </w:tblPr>
-      <w:tblGrid>
-        <w:gridCol w:w="4051"/>
-        <w:gridCol w:w="2654"/>
-        <w:gridCol w:w="2654"/>
-      </w:tblGrid>
-      <w:tr>
-        <w:trPr>
-          <w:cantSplit/>
-          <w:tblHeader/>
-        </w:trPr>
-        <w:tc>
-          <w:tcPr>
-            <w:tcW w:type="dxa" w:w="4051"/>
-            <w:vAlign w:val="center"/>
-            <w:tcBorders>
-              <w:top w:val="single" w:sz="4" w:color="D9D9D9"/>
-              <w:left w:val="single" w:sz="4" w:color="D9D9D9"/>
-              <w:bottom w:val="single" w:sz="4" w:color="D9D9D9"/>
-              <w:right w:val="single" w:sz="4" w:color="D9D9D9"/>
-            </w:tcBorders>
-            <w:tcMar>
-              <w:top w:w="75" w:type="dxa"/>
-              <w:bottom w:w="75" w:type="dxa"/>
-              <w:left w:w="90" w:type="dxa"/>
-              <w:right w:w="90" w:type="dxa"/>
-            </w:tcMar>
-            <w:shd w:fill="EAEAEA"/>
-          </w:tcPr>
-          <w:p>
-            <w:pPr>
-              <w:spacing w:after="40" w:line="264" w:lineRule="auto"/>
-              <w:jc w:val="left"/>
-            </w:pPr>
-            <w:r>
-              <w:rPr>
-                <w:rFonts w:ascii="Times New Roman" w:hAnsi="Times New Roman"/>
-                <w:b/>
-                <w:color w:val="000000"/>
-                <w:sz w:val="21"/>
-              </w:rPr>
-              <w:t>Model</w:t>
-            </w:r>
-          </w:p>
-        </w:tc>
-        <w:tc>
-          <w:tcPr>
-            <w:tcW w:type="dxa" w:w="2654"/>
+            <w:tcW w:type="dxa" w:w="1224"/>
             <w:vAlign w:val="center"/>
             <w:tcBorders>
               <w:top w:val="single" w:sz="4" w:color="D9D9D9"/>
@@ -6634,7 +4982,7 @@
         </w:tc>
         <w:tc>
           <w:tcPr>
-            <w:tcW w:type="dxa" w:w="2654"/>
+            <w:tcW w:type="dxa" w:w="1512"/>
             <w:vAlign w:val="center"/>
             <w:tcBorders>
               <w:top w:val="single" w:sz="4" w:color="D9D9D9"/>
@@ -6666,6 +5014,74 @@
             </w:r>
           </w:p>
         </w:tc>
+        <w:tc>
+          <w:tcPr>
+            <w:tcW w:type="dxa" w:w="1368"/>
+            <w:vAlign w:val="center"/>
+            <w:tcBorders>
+              <w:top w:val="single" w:sz="4" w:color="D9D9D9"/>
+              <w:left w:val="single" w:sz="4" w:color="D9D9D9"/>
+              <w:bottom w:val="single" w:sz="4" w:color="D9D9D9"/>
+              <w:right w:val="single" w:sz="4" w:color="D9D9D9"/>
+            </w:tcBorders>
+            <w:tcMar>
+              <w:top w:w="75" w:type="dxa"/>
+              <w:bottom w:w="75" w:type="dxa"/>
+              <w:left w:w="90" w:type="dxa"/>
+              <w:right w:w="90" w:type="dxa"/>
+            </w:tcMar>
+            <w:shd w:fill="EAEAEA"/>
+          </w:tcPr>
+          <w:p>
+            <w:pPr>
+              <w:spacing w:after="40" w:line="264" w:lineRule="auto"/>
+              <w:jc w:val="left"/>
+            </w:pPr>
+            <w:r>
+              <w:rPr>
+                <w:rFonts w:ascii="Times New Roman" w:hAnsi="Times New Roman"/>
+                <w:b/>
+                <w:color w:val="000000"/>
+                <w:sz w:val="21"/>
+              </w:rPr>
+              <w:t>P (%)</w:t>
+            </w:r>
+          </w:p>
+        </w:tc>
+        <w:tc>
+          <w:tcPr>
+            <w:tcW w:type="dxa" w:w="1368"/>
+            <w:vAlign w:val="center"/>
+            <w:tcBorders>
+              <w:top w:val="single" w:sz="4" w:color="D9D9D9"/>
+              <w:left w:val="single" w:sz="4" w:color="D9D9D9"/>
+              <w:bottom w:val="single" w:sz="4" w:color="D9D9D9"/>
+              <w:right w:val="single" w:sz="4" w:color="D9D9D9"/>
+            </w:tcBorders>
+            <w:tcMar>
+              <w:top w:w="75" w:type="dxa"/>
+              <w:bottom w:w="75" w:type="dxa"/>
+              <w:left w:w="90" w:type="dxa"/>
+              <w:right w:w="90" w:type="dxa"/>
+            </w:tcMar>
+            <w:shd w:fill="EAEAEA"/>
+          </w:tcPr>
+          <w:p>
+            <w:pPr>
+              <w:spacing w:after="40" w:line="264" w:lineRule="auto"/>
+              <w:jc w:val="left"/>
+            </w:pPr>
+            <w:r>
+              <w:rPr>
+                <w:rFonts w:ascii="Times New Roman" w:hAnsi="Times New Roman"/>
+                <w:b/>
+                <w:color w:val="000000"/>
+                <w:sz w:val="21"/>
+              </w:rPr>
+              <w:t>R (%)</w:t>
+            </w:r>
+          </w:p>
+        </w:tc>
       </w:tr>
       <w:tr>
         <w:trPr>
@@ -6673,7 +5089,7 @@
         </w:trPr>
         <w:tc>
           <w:tcPr>
-            <w:tcW w:type="dxa" w:w="4051"/>
+            <w:tcW w:type="dxa" w:w="3744"/>
             <w:vAlign w:val="center"/>
             <w:tcBorders>
               <w:top w:val="single" w:sz="4" w:color="D9D9D9"/>
@@ -6700,13 +5116,13 @@
                 <w:color w:val="000000"/>
                 <w:sz w:val="21"/>
               </w:rPr>
-              <w:t>YOLO11n, 10 epochs</w:t>
+              <w:t>n10 / 640 / 0.25</w:t>
             </w:r>
           </w:p>
         </w:tc>
         <w:tc>
           <w:tcPr>
-            <w:tcW w:type="dxa" w:w="2654"/>
+            <w:tcW w:type="dxa" w:w="1224"/>
             <w:vAlign w:val="center"/>
             <w:tcBorders>
               <w:top w:val="single" w:sz="4" w:color="D9D9D9"/>
@@ -6739,7 +5155,7 @@
         </w:tc>
         <w:tc>
           <w:tcPr>
-            <w:tcW w:type="dxa" w:w="2654"/>
+            <w:tcW w:type="dxa" w:w="1512"/>
             <w:vAlign w:val="center"/>
             <w:tcBorders>
               <w:top w:val="single" w:sz="4" w:color="D9D9D9"/>
@@ -6770,505 +5186,9 @@
             </w:r>
           </w:p>
         </w:tc>
-      </w:tr>
-      <w:tr>
-        <w:trPr>
-          <w:cantSplit/>
-        </w:trPr>
         <w:tc>
           <w:tcPr>
-            <w:tcW w:type="dxa" w:w="4051"/>
-            <w:vAlign w:val="center"/>
-            <w:tcBorders>
-              <w:top w:val="single" w:sz="4" w:color="D9D9D9"/>
-              <w:left w:val="single" w:sz="4" w:color="D9D9D9"/>
-              <w:bottom w:val="single" w:sz="4" w:color="D9D9D9"/>
-              <w:right w:val="single" w:sz="4" w:color="D9D9D9"/>
-            </w:tcBorders>
-            <w:tcMar>
-              <w:top w:w="75" w:type="dxa"/>
-              <w:bottom w:w="75" w:type="dxa"/>
-              <w:left w:w="90" w:type="dxa"/>
-              <w:right w:w="90" w:type="dxa"/>
-            </w:tcMar>
-          </w:tcPr>
-          <w:p>
-            <w:pPr>
-              <w:spacing w:after="40" w:line="264" w:lineRule="auto"/>
-              <w:jc w:val="left"/>
-            </w:pPr>
-            <w:r>
-              <w:rPr>
-                <w:rFonts w:ascii="Times New Roman" w:hAnsi="Times New Roman"/>
-                <w:b w:val="0"/>
-                <w:color w:val="000000"/>
-                <w:sz w:val="21"/>
-              </w:rPr>
-              <w:t>YOLO11n, 30 epochs</w:t>
-            </w:r>
-          </w:p>
-        </w:tc>
-        <w:tc>
-          <w:tcPr>
-            <w:tcW w:type="dxa" w:w="2654"/>
-            <w:vAlign w:val="center"/>
-            <w:tcBorders>
-              <w:top w:val="single" w:sz="4" w:color="D9D9D9"/>
-              <w:left w:val="single" w:sz="4" w:color="D9D9D9"/>
-              <w:bottom w:val="single" w:sz="4" w:color="D9D9D9"/>
-              <w:right w:val="single" w:sz="4" w:color="D9D9D9"/>
-            </w:tcBorders>
-            <w:tcMar>
-              <w:top w:w="75" w:type="dxa"/>
-              <w:bottom w:w="75" w:type="dxa"/>
-              <w:left w:w="90" w:type="dxa"/>
-              <w:right w:w="90" w:type="dxa"/>
-            </w:tcMar>
-          </w:tcPr>
-          <w:p>
-            <w:pPr>
-              <w:spacing w:after="40" w:line="264" w:lineRule="auto"/>
-              <w:jc w:val="center"/>
-            </w:pPr>
-            <w:r>
-              <w:rPr>
-                <w:rFonts w:ascii="Times New Roman" w:hAnsi="Times New Roman"/>
-                <w:b w:val="0"/>
-                <w:color w:val="000000"/>
-                <w:sz w:val="21"/>
-              </w:rPr>
-              <w:t>37.27</w:t>
-            </w:r>
-          </w:p>
-        </w:tc>
-        <w:tc>
-          <w:tcPr>
-            <w:tcW w:type="dxa" w:w="2654"/>
-            <w:vAlign w:val="center"/>
-            <w:tcBorders>
-              <w:top w:val="single" w:sz="4" w:color="D9D9D9"/>
-              <w:left w:val="single" w:sz="4" w:color="D9D9D9"/>
-              <w:bottom w:val="single" w:sz="4" w:color="D9D9D9"/>
-              <w:right w:val="single" w:sz="4" w:color="D9D9D9"/>
-            </w:tcBorders>
-            <w:tcMar>
-              <w:top w:w="75" w:type="dxa"/>
-              <w:bottom w:w="75" w:type="dxa"/>
-              <w:left w:w="90" w:type="dxa"/>
-              <w:right w:w="90" w:type="dxa"/>
-            </w:tcMar>
-          </w:tcPr>
-          <w:p>
-            <w:pPr>
-              <w:spacing w:after="40" w:line="264" w:lineRule="auto"/>
-              <w:jc w:val="center"/>
-            </w:pPr>
-            <w:r>
-              <w:rPr>
-                <w:rFonts w:ascii="Times New Roman" w:hAnsi="Times New Roman"/>
-                <w:b w:val="0"/>
-                <w:color w:val="000000"/>
-                <w:sz w:val="21"/>
-              </w:rPr>
-              <w:t>19.16</w:t>
-            </w:r>
-          </w:p>
-        </w:tc>
-      </w:tr>
-      <w:tr>
-        <w:trPr>
-          <w:cantSplit/>
-        </w:trPr>
-        <w:tc>
-          <w:tcPr>
-            <w:tcW w:type="dxa" w:w="4051"/>
-            <w:vAlign w:val="center"/>
-            <w:tcBorders>
-              <w:top w:val="single" w:sz="4" w:color="D9D9D9"/>
-              <w:left w:val="single" w:sz="4" w:color="D9D9D9"/>
-              <w:bottom w:val="single" w:sz="4" w:color="D9D9D9"/>
-              <w:right w:val="single" w:sz="4" w:color="D9D9D9"/>
-            </w:tcBorders>
-            <w:tcMar>
-              <w:top w:w="75" w:type="dxa"/>
-              <w:bottom w:w="75" w:type="dxa"/>
-              <w:left w:w="90" w:type="dxa"/>
-              <w:right w:w="90" w:type="dxa"/>
-            </w:tcMar>
-          </w:tcPr>
-          <w:p>
-            <w:pPr>
-              <w:spacing w:after="40" w:line="264" w:lineRule="auto"/>
-              <w:jc w:val="left"/>
-            </w:pPr>
-            <w:r>
-              <w:rPr>
-                <w:rFonts w:ascii="Times New Roman" w:hAnsi="Times New Roman"/>
-                <w:b w:val="0"/>
-                <w:color w:val="000000"/>
-                <w:sz w:val="21"/>
-              </w:rPr>
-              <w:t>YOLO11s, 30 epochs</w:t>
-            </w:r>
-          </w:p>
-        </w:tc>
-        <w:tc>
-          <w:tcPr>
-            <w:tcW w:type="dxa" w:w="2654"/>
-            <w:vAlign w:val="center"/>
-            <w:tcBorders>
-              <w:top w:val="single" w:sz="4" w:color="D9D9D9"/>
-              <w:left w:val="single" w:sz="4" w:color="D9D9D9"/>
-              <w:bottom w:val="single" w:sz="4" w:color="D9D9D9"/>
-              <w:right w:val="single" w:sz="4" w:color="D9D9D9"/>
-            </w:tcBorders>
-            <w:tcMar>
-              <w:top w:w="75" w:type="dxa"/>
-              <w:bottom w:w="75" w:type="dxa"/>
-              <w:left w:w="90" w:type="dxa"/>
-              <w:right w:w="90" w:type="dxa"/>
-            </w:tcMar>
-          </w:tcPr>
-          <w:p>
-            <w:pPr>
-              <w:spacing w:after="40" w:line="264" w:lineRule="auto"/>
-              <w:jc w:val="center"/>
-            </w:pPr>
-            <w:r>
-              <w:rPr>
-                <w:rFonts w:ascii="Times New Roman" w:hAnsi="Times New Roman"/>
-                <w:b w:val="0"/>
-                <w:color w:val="000000"/>
-                <w:sz w:val="21"/>
-              </w:rPr>
-              <w:t>38.77</w:t>
-            </w:r>
-          </w:p>
-        </w:tc>
-        <w:tc>
-          <w:tcPr>
-            <w:tcW w:type="dxa" w:w="2654"/>
-            <w:vAlign w:val="center"/>
-            <w:tcBorders>
-              <w:top w:val="single" w:sz="4" w:color="D9D9D9"/>
-              <w:left w:val="single" w:sz="4" w:color="D9D9D9"/>
-              <w:bottom w:val="single" w:sz="4" w:color="D9D9D9"/>
-              <w:right w:val="single" w:sz="4" w:color="D9D9D9"/>
-            </w:tcBorders>
-            <w:tcMar>
-              <w:top w:w="75" w:type="dxa"/>
-              <w:bottom w:w="75" w:type="dxa"/>
-              <w:left w:w="90" w:type="dxa"/>
-              <w:right w:w="90" w:type="dxa"/>
-            </w:tcMar>
-          </w:tcPr>
-          <w:p>
-            <w:pPr>
-              <w:spacing w:after="40" w:line="264" w:lineRule="auto"/>
-              <w:jc w:val="center"/>
-            </w:pPr>
-            <w:r>
-              <w:rPr>
-                <w:rFonts w:ascii="Times New Roman" w:hAnsi="Times New Roman"/>
-                <w:b w:val="0"/>
-                <w:color w:val="000000"/>
-                <w:sz w:val="21"/>
-              </w:rPr>
-              <w:t>20.23</w:t>
-            </w:r>
-          </w:p>
-        </w:tc>
-      </w:tr>
-      <w:tr>
-        <w:trPr>
-          <w:cantSplit/>
-        </w:trPr>
-        <w:tc>
-          <w:tcPr>
-            <w:tcW w:type="dxa" w:w="4051"/>
-            <w:vAlign w:val="center"/>
-            <w:tcBorders>
-              <w:top w:val="single" w:sz="4" w:color="D9D9D9"/>
-              <w:left w:val="single" w:sz="4" w:color="D9D9D9"/>
-              <w:bottom w:val="single" w:sz="4" w:color="D9D9D9"/>
-              <w:right w:val="single" w:sz="4" w:color="D9D9D9"/>
-            </w:tcBorders>
-            <w:tcMar>
-              <w:top w:w="75" w:type="dxa"/>
-              <w:bottom w:w="75" w:type="dxa"/>
-              <w:left w:w="90" w:type="dxa"/>
-              <w:right w:w="90" w:type="dxa"/>
-            </w:tcMar>
-          </w:tcPr>
-          <w:p>
-            <w:pPr>
-              <w:spacing w:after="40" w:line="264" w:lineRule="auto"/>
-              <w:jc w:val="left"/>
-            </w:pPr>
-            <w:r>
-              <w:rPr>
-                <w:rFonts w:ascii="Times New Roman" w:hAnsi="Times New Roman"/>
-                <w:b w:val="0"/>
-                <w:color w:val="000000"/>
-                <w:sz w:val="21"/>
-              </w:rPr>
-              <w:t>YOLO11s, balanced fine-tuning</w:t>
-            </w:r>
-          </w:p>
-        </w:tc>
-        <w:tc>
-          <w:tcPr>
-            <w:tcW w:type="dxa" w:w="2654"/>
-            <w:vAlign w:val="center"/>
-            <w:tcBorders>
-              <w:top w:val="single" w:sz="4" w:color="D9D9D9"/>
-              <w:left w:val="single" w:sz="4" w:color="D9D9D9"/>
-              <w:bottom w:val="single" w:sz="4" w:color="D9D9D9"/>
-              <w:right w:val="single" w:sz="4" w:color="D9D9D9"/>
-            </w:tcBorders>
-            <w:tcMar>
-              <w:top w:w="75" w:type="dxa"/>
-              <w:bottom w:w="75" w:type="dxa"/>
-              <w:left w:w="90" w:type="dxa"/>
-              <w:right w:w="90" w:type="dxa"/>
-            </w:tcMar>
-          </w:tcPr>
-          <w:p>
-            <w:pPr>
-              <w:spacing w:after="40" w:line="264" w:lineRule="auto"/>
-              <w:jc w:val="center"/>
-            </w:pPr>
-            <w:r>
-              <w:rPr>
-                <w:rFonts w:ascii="Times New Roman" w:hAnsi="Times New Roman"/>
-                <w:b w:val="0"/>
-                <w:color w:val="000000"/>
-                <w:sz w:val="21"/>
-              </w:rPr>
-              <w:t>40.16</w:t>
-            </w:r>
-          </w:p>
-        </w:tc>
-        <w:tc>
-          <w:tcPr>
-            <w:tcW w:type="dxa" w:w="2654"/>
-            <w:vAlign w:val="center"/>
-            <w:tcBorders>
-              <w:top w:val="single" w:sz="4" w:color="D9D9D9"/>
-              <w:left w:val="single" w:sz="4" w:color="D9D9D9"/>
-              <w:bottom w:val="single" w:sz="4" w:color="D9D9D9"/>
-              <w:right w:val="single" w:sz="4" w:color="D9D9D9"/>
-            </w:tcBorders>
-            <w:tcMar>
-              <w:top w:w="75" w:type="dxa"/>
-              <w:bottom w:w="75" w:type="dxa"/>
-              <w:left w:w="90" w:type="dxa"/>
-              <w:right w:w="90" w:type="dxa"/>
-            </w:tcMar>
-          </w:tcPr>
-          <w:p>
-            <w:pPr>
-              <w:spacing w:after="40" w:line="264" w:lineRule="auto"/>
-              <w:jc w:val="center"/>
-            </w:pPr>
-            <w:r>
-              <w:rPr>
-                <w:rFonts w:ascii="Times New Roman" w:hAnsi="Times New Roman"/>
-                <w:b w:val="0"/>
-                <w:color w:val="000000"/>
-                <w:sz w:val="21"/>
-              </w:rPr>
-              <w:t>20.27</w:t>
-            </w:r>
-          </w:p>
-        </w:tc>
-      </w:tr>
-    </w:tbl>
-    <w:p>
-      <w:pPr>
-        <w:pStyle w:val="TableNote"/>
-        <w:spacing w:before="120"/>
-        <w:jc w:val="both"/>
-      </w:pPr>
-      <w:r>
-        <w:t>Note. The same 1,921 original images were used. The 10-epoch baseline is contextual; the two 30-epoch runs form the matched architecture comparison. Values are percentages.</w:t>
-      </w:r>
-    </w:p>
-    <w:p>
-      <w:pPr>
-        <w:pStyle w:val="ReportCaption"/>
-        <w:keepNext/>
-        <w:jc w:val="left"/>
-      </w:pPr>
-      <w:r>
-        <w:rPr>
-          <w:b/>
-        </w:rPr>
-        <w:t xml:space="preserve">Table 9. </w:t>
-      </w:r>
-      <w:r>
-        <w:t>Fixed-threshold box Precision and Recall</w:t>
-      </w:r>
-    </w:p>
-    <w:tbl>
-      <w:tblPr>
-        <w:tblW w:type="auto" w:w="0"/>
-        <w:tblLayout w:type="fixed"/>
-        <w:tblLook w:firstColumn="1" w:firstRow="1" w:lastColumn="0" w:lastRow="0" w:noHBand="0" w:noVBand="1" w:val="04A0"/>
-      </w:tblPr>
-      <w:tblGrid>
-        <w:gridCol w:w="4051"/>
-        <w:gridCol w:w="2654"/>
-        <w:gridCol w:w="2654"/>
-      </w:tblGrid>
-      <w:tr>
-        <w:trPr>
-          <w:cantSplit/>
-          <w:tblHeader/>
-        </w:trPr>
-        <w:tc>
-          <w:tcPr>
-            <w:tcW w:type="dxa" w:w="4051"/>
-            <w:vAlign w:val="center"/>
-            <w:tcBorders>
-              <w:top w:val="single" w:sz="4" w:color="D9D9D9"/>
-              <w:left w:val="single" w:sz="4" w:color="D9D9D9"/>
-              <w:bottom w:val="single" w:sz="4" w:color="D9D9D9"/>
-              <w:right w:val="single" w:sz="4" w:color="D9D9D9"/>
-            </w:tcBorders>
-            <w:tcMar>
-              <w:top w:w="75" w:type="dxa"/>
-              <w:bottom w:w="75" w:type="dxa"/>
-              <w:left w:w="90" w:type="dxa"/>
-              <w:right w:w="90" w:type="dxa"/>
-            </w:tcMar>
-            <w:shd w:fill="EAEAEA"/>
-          </w:tcPr>
-          <w:p>
-            <w:pPr>
-              <w:spacing w:after="40" w:line="264" w:lineRule="auto"/>
-              <w:jc w:val="left"/>
-            </w:pPr>
-            <w:r>
-              <w:rPr>
-                <w:rFonts w:ascii="Times New Roman" w:hAnsi="Times New Roman"/>
-                <w:b/>
-                <w:color w:val="000000"/>
-                <w:sz w:val="21"/>
-              </w:rPr>
-              <w:t>Model / size / confidence</w:t>
-            </w:r>
-          </w:p>
-        </w:tc>
-        <w:tc>
-          <w:tcPr>
-            <w:tcW w:type="dxa" w:w="2654"/>
-            <w:vAlign w:val="center"/>
-            <w:tcBorders>
-              <w:top w:val="single" w:sz="4" w:color="D9D9D9"/>
-              <w:left w:val="single" w:sz="4" w:color="D9D9D9"/>
-              <w:bottom w:val="single" w:sz="4" w:color="D9D9D9"/>
-              <w:right w:val="single" w:sz="4" w:color="D9D9D9"/>
-            </w:tcBorders>
-            <w:tcMar>
-              <w:top w:w="75" w:type="dxa"/>
-              <w:bottom w:w="75" w:type="dxa"/>
-              <w:left w:w="90" w:type="dxa"/>
-              <w:right w:w="90" w:type="dxa"/>
-            </w:tcMar>
-            <w:shd w:fill="EAEAEA"/>
-          </w:tcPr>
-          <w:p>
-            <w:pPr>
-              <w:spacing w:after="40" w:line="264" w:lineRule="auto"/>
-              <w:jc w:val="left"/>
-            </w:pPr>
-            <w:r>
-              <w:rPr>
-                <w:rFonts w:ascii="Times New Roman" w:hAnsi="Times New Roman"/>
-                <w:b/>
-                <w:color w:val="000000"/>
-                <w:sz w:val="21"/>
-              </w:rPr>
-              <w:t>Micro precision</w:t>
-            </w:r>
-          </w:p>
-        </w:tc>
-        <w:tc>
-          <w:tcPr>
-            <w:tcW w:type="dxa" w:w="2654"/>
-            <w:vAlign w:val="center"/>
-            <w:tcBorders>
-              <w:top w:val="single" w:sz="4" w:color="D9D9D9"/>
-              <w:left w:val="single" w:sz="4" w:color="D9D9D9"/>
-              <w:bottom w:val="single" w:sz="4" w:color="D9D9D9"/>
-              <w:right w:val="single" w:sz="4" w:color="D9D9D9"/>
-            </w:tcBorders>
-            <w:tcMar>
-              <w:top w:w="75" w:type="dxa"/>
-              <w:bottom w:w="75" w:type="dxa"/>
-              <w:left w:w="90" w:type="dxa"/>
-              <w:right w:w="90" w:type="dxa"/>
-            </w:tcMar>
-            <w:shd w:fill="EAEAEA"/>
-          </w:tcPr>
-          <w:p>
-            <w:pPr>
-              <w:spacing w:after="40" w:line="264" w:lineRule="auto"/>
-              <w:jc w:val="left"/>
-            </w:pPr>
-            <w:r>
-              <w:rPr>
-                <w:rFonts w:ascii="Times New Roman" w:hAnsi="Times New Roman"/>
-                <w:b/>
-                <w:color w:val="000000"/>
-                <w:sz w:val="21"/>
-              </w:rPr>
-              <w:t>Micro recall</w:t>
-            </w:r>
-          </w:p>
-        </w:tc>
-      </w:tr>
-      <w:tr>
-        <w:trPr>
-          <w:cantSplit/>
-        </w:trPr>
-        <w:tc>
-          <w:tcPr>
-            <w:tcW w:type="dxa" w:w="4051"/>
-            <w:vAlign w:val="center"/>
-            <w:tcBorders>
-              <w:top w:val="single" w:sz="4" w:color="D9D9D9"/>
-              <w:left w:val="single" w:sz="4" w:color="D9D9D9"/>
-              <w:bottom w:val="single" w:sz="4" w:color="D9D9D9"/>
-              <w:right w:val="single" w:sz="4" w:color="D9D9D9"/>
-            </w:tcBorders>
-            <w:tcMar>
-              <w:top w:w="75" w:type="dxa"/>
-              <w:bottom w:w="75" w:type="dxa"/>
-              <w:left w:w="90" w:type="dxa"/>
-              <w:right w:w="90" w:type="dxa"/>
-            </w:tcMar>
-          </w:tcPr>
-          <w:p>
-            <w:pPr>
-              <w:spacing w:after="40" w:line="264" w:lineRule="auto"/>
-              <w:jc w:val="left"/>
-            </w:pPr>
-            <w:r>
-              <w:rPr>
-                <w:rFonts w:ascii="Times New Roman" w:hAnsi="Times New Roman"/>
-                <w:b w:val="0"/>
-                <w:color w:val="000000"/>
-                <w:sz w:val="21"/>
-              </w:rPr>
-              <w:t>n10 / 640 / 0.25</w:t>
-            </w:r>
-          </w:p>
-        </w:tc>
-        <w:tc>
-          <w:tcPr>
-            <w:tcW w:type="dxa" w:w="2654"/>
+            <w:tcW w:type="dxa" w:w="1368"/>
             <w:vAlign w:val="center"/>
             <w:tcBorders>
               <w:top w:val="single" w:sz="4" w:color="D9D9D9"/>
@@ -7301,7 +5221,7 @@
         </w:tc>
         <w:tc>
           <w:tcPr>
-            <w:tcW w:type="dxa" w:w="2654"/>
+            <w:tcW w:type="dxa" w:w="1368"/>
             <w:vAlign w:val="center"/>
             <w:tcBorders>
               <w:top w:val="single" w:sz="4" w:color="D9D9D9"/>
@@ -7339,7 +5259,7 @@
         </w:trPr>
         <w:tc>
           <w:tcPr>
-            <w:tcW w:type="dxa" w:w="4051"/>
+            <w:tcW w:type="dxa" w:w="3744"/>
             <w:vAlign w:val="center"/>
             <w:tcBorders>
               <w:top w:val="single" w:sz="4" w:color="D9D9D9"/>
@@ -7372,7 +5292,73 @@
         </w:tc>
         <w:tc>
           <w:tcPr>
-            <w:tcW w:type="dxa" w:w="2654"/>
+            <w:tcW w:type="dxa" w:w="1224"/>
+            <w:vAlign w:val="center"/>
+            <w:tcBorders>
+              <w:top w:val="single" w:sz="4" w:color="D9D9D9"/>
+              <w:left w:val="single" w:sz="4" w:color="D9D9D9"/>
+              <w:bottom w:val="single" w:sz="4" w:color="D9D9D9"/>
+              <w:right w:val="single" w:sz="4" w:color="D9D9D9"/>
+            </w:tcBorders>
+            <w:tcMar>
+              <w:top w:w="75" w:type="dxa"/>
+              <w:bottom w:w="75" w:type="dxa"/>
+              <w:left w:w="90" w:type="dxa"/>
+              <w:right w:w="90" w:type="dxa"/>
+            </w:tcMar>
+          </w:tcPr>
+          <w:p>
+            <w:pPr>
+              <w:spacing w:after="40" w:line="264" w:lineRule="auto"/>
+              <w:jc w:val="center"/>
+            </w:pPr>
+            <w:r>
+              <w:rPr>
+                <w:rFonts w:ascii="Times New Roman" w:hAnsi="Times New Roman"/>
+                <w:b w:val="0"/>
+                <w:color w:val="000000"/>
+                <w:sz w:val="21"/>
+              </w:rPr>
+              <w:t>37.27</w:t>
+            </w:r>
+          </w:p>
+        </w:tc>
+        <w:tc>
+          <w:tcPr>
+            <w:tcW w:type="dxa" w:w="1512"/>
+            <w:vAlign w:val="center"/>
+            <w:tcBorders>
+              <w:top w:val="single" w:sz="4" w:color="D9D9D9"/>
+              <w:left w:val="single" w:sz="4" w:color="D9D9D9"/>
+              <w:bottom w:val="single" w:sz="4" w:color="D9D9D9"/>
+              <w:right w:val="single" w:sz="4" w:color="D9D9D9"/>
+            </w:tcBorders>
+            <w:tcMar>
+              <w:top w:w="75" w:type="dxa"/>
+              <w:bottom w:w="75" w:type="dxa"/>
+              <w:left w:w="90" w:type="dxa"/>
+              <w:right w:w="90" w:type="dxa"/>
+            </w:tcMar>
+          </w:tcPr>
+          <w:p>
+            <w:pPr>
+              <w:spacing w:after="40" w:line="264" w:lineRule="auto"/>
+              <w:jc w:val="center"/>
+            </w:pPr>
+            <w:r>
+              <w:rPr>
+                <w:rFonts w:ascii="Times New Roman" w:hAnsi="Times New Roman"/>
+                <w:b w:val="0"/>
+                <w:color w:val="000000"/>
+                <w:sz w:val="21"/>
+              </w:rPr>
+              <w:t>19.16</w:t>
+            </w:r>
+          </w:p>
+        </w:tc>
+        <w:tc>
+          <w:tcPr>
+            <w:tcW w:type="dxa" w:w="1368"/>
             <w:vAlign w:val="center"/>
             <w:tcBorders>
               <w:top w:val="single" w:sz="4" w:color="D9D9D9"/>
@@ -7405,7 +5391,7 @@
         </w:tc>
         <w:tc>
           <w:tcPr>
-            <w:tcW w:type="dxa" w:w="2654"/>
+            <w:tcW w:type="dxa" w:w="1368"/>
             <w:vAlign w:val="center"/>
             <w:tcBorders>
               <w:top w:val="single" w:sz="4" w:color="D9D9D9"/>
@@ -7443,7 +5429,7 @@
         </w:trPr>
         <w:tc>
           <w:tcPr>
-            <w:tcW w:type="dxa" w:w="4051"/>
+            <w:tcW w:type="dxa" w:w="3744"/>
             <w:vAlign w:val="center"/>
             <w:tcBorders>
               <w:top w:val="single" w:sz="4" w:color="D9D9D9"/>
@@ -7476,7 +5462,73 @@
         </w:tc>
         <w:tc>
           <w:tcPr>
-            <w:tcW w:type="dxa" w:w="2654"/>
+            <w:tcW w:type="dxa" w:w="1224"/>
+            <w:vAlign w:val="center"/>
+            <w:tcBorders>
+              <w:top w:val="single" w:sz="4" w:color="D9D9D9"/>
+              <w:left w:val="single" w:sz="4" w:color="D9D9D9"/>
+              <w:bottom w:val="single" w:sz="4" w:color="D9D9D9"/>
+              <w:right w:val="single" w:sz="4" w:color="D9D9D9"/>
+            </w:tcBorders>
+            <w:tcMar>
+              <w:top w:w="75" w:type="dxa"/>
+              <w:bottom w:w="75" w:type="dxa"/>
+              <w:left w:w="90" w:type="dxa"/>
+              <w:right w:w="90" w:type="dxa"/>
+            </w:tcMar>
+          </w:tcPr>
+          <w:p>
+            <w:pPr>
+              <w:spacing w:after="40" w:line="264" w:lineRule="auto"/>
+              <w:jc w:val="center"/>
+            </w:pPr>
+            <w:r>
+              <w:rPr>
+                <w:rFonts w:ascii="Times New Roman" w:hAnsi="Times New Roman"/>
+                <w:b w:val="0"/>
+                <w:color w:val="000000"/>
+                <w:sz w:val="21"/>
+              </w:rPr>
+              <w:t>38.77</w:t>
+            </w:r>
+          </w:p>
+        </w:tc>
+        <w:tc>
+          <w:tcPr>
+            <w:tcW w:type="dxa" w:w="1512"/>
+            <w:vAlign w:val="center"/>
+            <w:tcBorders>
+              <w:top w:val="single" w:sz="4" w:color="D9D9D9"/>
+              <w:left w:val="single" w:sz="4" w:color="D9D9D9"/>
+              <w:bottom w:val="single" w:sz="4" w:color="D9D9D9"/>
+              <w:right w:val="single" w:sz="4" w:color="D9D9D9"/>
+            </w:tcBorders>
+            <w:tcMar>
+              <w:top w:w="75" w:type="dxa"/>
+              <w:bottom w:w="75" w:type="dxa"/>
+              <w:left w:w="90" w:type="dxa"/>
+              <w:right w:w="90" w:type="dxa"/>
+            </w:tcMar>
+          </w:tcPr>
+          <w:p>
+            <w:pPr>
+              <w:spacing w:after="40" w:line="264" w:lineRule="auto"/>
+              <w:jc w:val="center"/>
+            </w:pPr>
+            <w:r>
+              <w:rPr>
+                <w:rFonts w:ascii="Times New Roman" w:hAnsi="Times New Roman"/>
+                <w:b w:val="0"/>
+                <w:color w:val="000000"/>
+                <w:sz w:val="21"/>
+              </w:rPr>
+              <w:t>20.23</w:t>
+            </w:r>
+          </w:p>
+        </w:tc>
+        <w:tc>
+          <w:tcPr>
+            <w:tcW w:type="dxa" w:w="1368"/>
             <w:vAlign w:val="center"/>
             <w:tcBorders>
               <w:top w:val="single" w:sz="4" w:color="D9D9D9"/>
@@ -7509,7 +5561,7 @@
         </w:tc>
         <w:tc>
           <w:tcPr>
-            <w:tcW w:type="dxa" w:w="2654"/>
+            <w:tcW w:type="dxa" w:w="1368"/>
             <w:vAlign w:val="center"/>
             <w:tcBorders>
               <w:top w:val="single" w:sz="4" w:color="D9D9D9"/>
@@ -7547,7 +5599,7 @@
         </w:trPr>
         <w:tc>
           <w:tcPr>
-            <w:tcW w:type="dxa" w:w="4051"/>
+            <w:tcW w:type="dxa" w:w="3744"/>
             <w:vAlign w:val="center"/>
             <w:tcBorders>
               <w:top w:val="single" w:sz="4" w:color="D9D9D9"/>
@@ -7564,6 +5616,7 @@
           </w:tcPr>
           <w:p>
             <w:pPr>
+              <w:keepNext/>
               <w:spacing w:after="40" w:line="264" w:lineRule="auto"/>
               <w:jc w:val="left"/>
             </w:pPr>
@@ -7580,7 +5633,7 @@
         </w:tc>
         <w:tc>
           <w:tcPr>
-            <w:tcW w:type="dxa" w:w="2654"/>
+            <w:tcW w:type="dxa" w:w="1224"/>
             <w:vAlign w:val="center"/>
             <w:tcBorders>
               <w:top w:val="single" w:sz="4" w:color="D9D9D9"/>
@@ -7597,6 +5650,75 @@
           </w:tcPr>
           <w:p>
             <w:pPr>
+              <w:keepNext/>
+              <w:spacing w:after="40" w:line="264" w:lineRule="auto"/>
+              <w:jc w:val="center"/>
+            </w:pPr>
+            <w:r>
+              <w:rPr>
+                <w:rFonts w:ascii="Times New Roman" w:hAnsi="Times New Roman"/>
+                <w:b w:val="0"/>
+                <w:color w:val="000000"/>
+                <w:sz w:val="21"/>
+              </w:rPr>
+              <w:t>40.16</w:t>
+            </w:r>
+          </w:p>
+        </w:tc>
+        <w:tc>
+          <w:tcPr>
+            <w:tcW w:type="dxa" w:w="1512"/>
+            <w:vAlign w:val="center"/>
+            <w:tcBorders>
+              <w:top w:val="single" w:sz="4" w:color="D9D9D9"/>
+              <w:left w:val="single" w:sz="4" w:color="D9D9D9"/>
+              <w:bottom w:val="single" w:sz="4" w:color="D9D9D9"/>
+              <w:right w:val="single" w:sz="4" w:color="D9D9D9"/>
+            </w:tcBorders>
+            <w:tcMar>
+              <w:top w:w="75" w:type="dxa"/>
+              <w:bottom w:w="75" w:type="dxa"/>
+              <w:left w:w="90" w:type="dxa"/>
+              <w:right w:w="90" w:type="dxa"/>
+            </w:tcMar>
+          </w:tcPr>
+          <w:p>
+            <w:pPr>
+              <w:keepNext/>
+              <w:spacing w:after="40" w:line="264" w:lineRule="auto"/>
+              <w:jc w:val="center"/>
+            </w:pPr>
+            <w:r>
+              <w:rPr>
+                <w:rFonts w:ascii="Times New Roman" w:hAnsi="Times New Roman"/>
+                <w:b w:val="0"/>
+                <w:color w:val="000000"/>
+                <w:sz w:val="21"/>
+              </w:rPr>
+              <w:t>20.27</w:t>
+            </w:r>
+          </w:p>
+        </w:tc>
+        <w:tc>
+          <w:tcPr>
+            <w:tcW w:type="dxa" w:w="1368"/>
+            <w:vAlign w:val="center"/>
+            <w:tcBorders>
+              <w:top w:val="single" w:sz="4" w:color="D9D9D9"/>
+              <w:left w:val="single" w:sz="4" w:color="D9D9D9"/>
+              <w:bottom w:val="single" w:sz="4" w:color="D9D9D9"/>
+              <w:right w:val="single" w:sz="4" w:color="D9D9D9"/>
+            </w:tcBorders>
+            <w:tcMar>
+              <w:top w:w="75" w:type="dxa"/>
+              <w:bottom w:w="75" w:type="dxa"/>
+              <w:left w:w="90" w:type="dxa"/>
+              <w:right w:w="90" w:type="dxa"/>
+            </w:tcMar>
+          </w:tcPr>
+          <w:p>
+            <w:pPr>
+              <w:keepNext/>
               <w:spacing w:after="40" w:line="264" w:lineRule="auto"/>
               <w:jc w:val="center"/>
             </w:pPr>
@@ -7613,7 +5735,7 @@
         </w:tc>
         <w:tc>
           <w:tcPr>
-            <w:tcW w:type="dxa" w:w="2654"/>
+            <w:tcW w:type="dxa" w:w="1368"/>
             <w:vAlign w:val="center"/>
             <w:tcBorders>
               <w:top w:val="single" w:sz="4" w:color="D9D9D9"/>
@@ -7630,6 +5752,7 @@
           </w:tcPr>
           <w:p>
             <w:pPr>
+              <w:keepNext/>
               <w:spacing w:after="40" w:line="264" w:lineRule="auto"/>
               <w:jc w:val="center"/>
             </w:pPr>
@@ -7645,135 +5768,28 @@
           </w:p>
         </w:tc>
       </w:tr>
-      <w:tr>
-        <w:trPr>
-          <w:cantSplit/>
-        </w:trPr>
-        <w:tc>
-          <w:tcPr>
-            <w:tcW w:type="dxa" w:w="4051"/>
-            <w:vAlign w:val="center"/>
-            <w:tcBorders>
-              <w:top w:val="single" w:sz="4" w:color="D9D9D9"/>
-              <w:left w:val="single" w:sz="4" w:color="D9D9D9"/>
-              <w:bottom w:val="single" w:sz="4" w:color="D9D9D9"/>
-              <w:right w:val="single" w:sz="4" w:color="D9D9D9"/>
-            </w:tcBorders>
-            <w:tcMar>
-              <w:top w:w="75" w:type="dxa"/>
-              <w:bottom w:w="75" w:type="dxa"/>
-              <w:left w:w="90" w:type="dxa"/>
-              <w:right w:w="90" w:type="dxa"/>
-            </w:tcMar>
-          </w:tcPr>
-          <w:p>
-            <w:pPr>
-              <w:spacing w:after="40" w:line="264" w:lineRule="auto"/>
-              <w:jc w:val="left"/>
-            </w:pPr>
-            <w:r>
-              <w:rPr>
-                <w:rFonts w:ascii="Times New Roman" w:hAnsi="Times New Roman"/>
-                <w:b w:val="0"/>
-                <w:color w:val="000000"/>
-                <w:sz w:val="21"/>
-              </w:rPr>
-              <w:t>Original+flip / 832 / 0.30</w:t>
-            </w:r>
-          </w:p>
-        </w:tc>
-        <w:tc>
-          <w:tcPr>
-            <w:tcW w:type="dxa" w:w="2654"/>
-            <w:vAlign w:val="center"/>
-            <w:tcBorders>
-              <w:top w:val="single" w:sz="4" w:color="D9D9D9"/>
-              <w:left w:val="single" w:sz="4" w:color="D9D9D9"/>
-              <w:bottom w:val="single" w:sz="4" w:color="D9D9D9"/>
-              <w:right w:val="single" w:sz="4" w:color="D9D9D9"/>
-            </w:tcBorders>
-            <w:tcMar>
-              <w:top w:w="75" w:type="dxa"/>
-              <w:bottom w:w="75" w:type="dxa"/>
-              <w:left w:w="90" w:type="dxa"/>
-              <w:right w:w="90" w:type="dxa"/>
-            </w:tcMar>
-          </w:tcPr>
-          <w:p>
-            <w:pPr>
-              <w:spacing w:after="40" w:line="264" w:lineRule="auto"/>
-              <w:jc w:val="center"/>
-            </w:pPr>
-            <w:r>
-              <w:rPr>
-                <w:rFonts w:ascii="Times New Roman" w:hAnsi="Times New Roman"/>
-                <w:b w:val="0"/>
-                <w:color w:val="000000"/>
-                <w:sz w:val="21"/>
-              </w:rPr>
-              <w:t>53.02</w:t>
-            </w:r>
-          </w:p>
-        </w:tc>
-        <w:tc>
-          <w:tcPr>
-            <w:tcW w:type="dxa" w:w="2654"/>
-            <w:vAlign w:val="center"/>
-            <w:tcBorders>
-              <w:top w:val="single" w:sz="4" w:color="D9D9D9"/>
-              <w:left w:val="single" w:sz="4" w:color="D9D9D9"/>
-              <w:bottom w:val="single" w:sz="4" w:color="D9D9D9"/>
-              <w:right w:val="single" w:sz="4" w:color="D9D9D9"/>
-            </w:tcBorders>
-            <w:tcMar>
-              <w:top w:w="75" w:type="dxa"/>
-              <w:bottom w:w="75" w:type="dxa"/>
-              <w:left w:w="90" w:type="dxa"/>
-              <w:right w:w="90" w:type="dxa"/>
-            </w:tcMar>
-          </w:tcPr>
-          <w:p>
-            <w:pPr>
-              <w:spacing w:after="40" w:line="264" w:lineRule="auto"/>
-              <w:jc w:val="center"/>
-            </w:pPr>
-            <w:r>
-              <w:rPr>
-                <w:rFonts w:ascii="Times New Roman" w:hAnsi="Times New Roman"/>
-                <w:b w:val="0"/>
-                <w:color w:val="000000"/>
-                <w:sz w:val="21"/>
-              </w:rPr>
-              <w:t>53.26</w:t>
-            </w:r>
-          </w:p>
-        </w:tc>
-      </w:tr>
     </w:tbl>
     <w:p>
       <w:pPr>
         <w:pStyle w:val="TableNote"/>
-        <w:spacing w:before="120"/>
-        <w:jc w:val="both"/>
       </w:pPr>
       <w:r>
-        <w:t>Note. Eight-class, one-to-one matching at IoU ≥ 0.5 on 1,921 images and 2,623 boxes. The horizontal-flip recipe is experimental. Values are percentages.</w:t>
+        <w:t>Note. mAP values are percentages from native validation. P/R use eight-class, one-to-one IoU ≥0.5 matching on 2,623 boxes. The n10 run is contextual; n30 and s30 form the matched architecture comparison.</w:t>
+      </w:r>
+    </w:p>
+    <w:p>
+      <w:pPr/>
+      <w:r>
+        <w:t>Balanced fine-tuning made modest gains. Original-plus-horizontal-flip inference subsequently reached 53.02%/53.26% box P/R, but CPU median/P95 rose from 85.19/99.00 to 142.64/160.94 ms. This composite recipe was not deployed. The released single-v1 model uses the balanced weights and original-only 832-pixel inference with area-quarter primary selection.</w:t>
       </w:r>
     </w:p>
     <w:p>
       <w:pPr>
         <w:pStyle w:val="ReportCaption"/>
         <w:keepNext/>
-        <w:jc w:val="left"/>
       </w:pPr>
       <w:r>
-        <w:rPr>
-          <w:b/>
-        </w:rPr>
-        <w:t xml:space="preserve">Table 10. </w:t>
-      </w:r>
-      <w:r>
-        <w:t>Image-type performance on the confirmation subset</w:t>
+        <w:t>Table 7. Primary image-type results on the 377-image confirmation subset</w:t>
       </w:r>
     </w:p>
     <w:tbl>
@@ -8294,6 +6310,7 @@
           </w:tcPr>
           <w:p>
             <w:pPr>
+              <w:keepNext/>
               <w:spacing w:after="40" w:line="264" w:lineRule="auto"/>
               <w:jc w:val="left"/>
             </w:pPr>
@@ -8327,6 +6344,7 @@
           </w:tcPr>
           <w:p>
             <w:pPr>
+              <w:keepNext/>
               <w:spacing w:after="40" w:line="264" w:lineRule="auto"/>
               <w:jc w:val="center"/>
             </w:pPr>
@@ -8360,6 +6378,7 @@
           </w:tcPr>
           <w:p>
             <w:pPr>
+              <w:keepNext/>
               <w:spacing w:after="40" w:line="264" w:lineRule="auto"/>
               <w:jc w:val="center"/>
             </w:pPr>
@@ -8393,6 +6412,7 @@
           </w:tcPr>
           <w:p>
             <w:pPr>
+              <w:keepNext/>
               <w:spacing w:after="40" w:line="264" w:lineRule="auto"/>
               <w:jc w:val="center"/>
             </w:pPr>
@@ -8426,6 +6446,7 @@
           </w:tcPr>
           <w:p>
             <w:pPr>
+              <w:keepNext/>
               <w:spacing w:after="40" w:line="264" w:lineRule="auto"/>
               <w:jc w:val="center"/>
             </w:pPr>
@@ -8459,6 +6480,7 @@
           </w:tcPr>
           <w:p>
             <w:pPr>
+              <w:keepNext/>
               <w:spacing w:after="40" w:line="264" w:lineRule="auto"/>
               <w:jc w:val="center"/>
             </w:pPr>
@@ -8492,6 +6514,7 @@
           </w:tcPr>
           <w:p>
             <w:pPr>
+              <w:keepNext/>
               <w:spacing w:after="40" w:line="264" w:lineRule="auto"/>
               <w:jc w:val="center"/>
             </w:pPr>
@@ -8511,39 +6534,30 @@
     <w:p>
       <w:pPr>
         <w:pStyle w:val="TableNote"/>
-        <w:spacing w:before="120"/>
-        <w:jc w:val="both"/>
       </w:pPr>
       <w:r>
-        <w:t>Note. Offline GPU exports for 377 reused-validation images: 171 positive and 206 negative. Localisation is not required. Macro F1 averages all eight classes, including zero for the unsupported class.</w:t>
+        <w:t>Note. Offline hash-verified GPU exports; 171 positive and 206 empty-annotation images. Localisation is not required. Macro F1 averages eight classes, with zero for the unsupported class. These are reused-validation results, not a new CPU-service or Jurong field test.</w:t>
       </w:r>
     </w:p>
     <w:p>
-      <w:pPr>
-        <w:pStyle w:val="Heading2"/>
-        <w:pageBreakBefore w:val="0"/>
-        <w:jc w:val="left"/>
-      </w:pPr>
-      <w:bookmarkStart w:id="2023" w:name="_RGI_24"/>
+      <w:pPr/>
       <w:r>
-        <w:t>6.2 Class Imbalance and Acceptance Risk</w:t>
+        <w:t>Selected image-type Precision/Recall were 61.63%/61.99%, versus 61.25%/57.31% for confidence-only selection. The selected policy produced eight more correctly typed images and four more false positives. Correct-type localisation at IoU 0.5 was lower, at 50.58%/50.88%. Results over all 1,230 eligible images were 65.68%/65.23%, but include calibration and cannot replace confirmation. Neither target of Precision and Recall above 70% was met.</w:t>
       </w:r>
-      <w:bookmarkEnd w:id="2023"/>
+    </w:p>
+    <w:p>
+      <w:pPr/>
+      <w:r>
+        <w:t>The approximately 60% result reflects both classification errors and missed or spurious detections. Of 171 annotated positive images, 106 received the correct type, 31 received a wrong type and 34 produced no detection. Another 35 of 206 empty-annotation images produced a prediction. Thus the selected policy has 106 TP, 66 FP and 65 FN. Counting only damage presence gives 79.65% Precision and 80.12% Recall on the same images, but this easier diagnostic does not satisfy eight-class recognition. Box displacement cannot explain the image-type gap because overlap is not required by this metric.</w:t>
+      </w:r>
     </w:p>
     <w:p>
       <w:pPr>
         <w:pStyle w:val="ReportCaption"/>
         <w:keepNext/>
-        <w:jc w:val="left"/>
       </w:pPr>
       <w:r>
-        <w:rPr>
-          <w:b/>
-        </w:rPr>
-        <w:t xml:space="preserve">Table 11. </w:t>
-      </w:r>
-      <w:r>
-        <w:t>Per-class performance of the selected image-type policy</w:t>
+        <w:t>Table 8. Class support and selected image-type performance</w:t>
       </w:r>
     </w:p>
     <w:tbl>
@@ -9682,6 +7696,7 @@
           </w:tcPr>
           <w:p>
             <w:pPr>
+              <w:keepNext/>
               <w:spacing w:after="40" w:line="264" w:lineRule="auto"/>
               <w:jc w:val="left"/>
             </w:pPr>
@@ -9715,6 +7730,7 @@
           </w:tcPr>
           <w:p>
             <w:pPr>
+              <w:keepNext/>
               <w:spacing w:after="40" w:line="264" w:lineRule="auto"/>
               <w:jc w:val="center"/>
             </w:pPr>
@@ -9748,6 +7764,7 @@
           </w:tcPr>
           <w:p>
             <w:pPr>
+              <w:keepNext/>
               <w:spacing w:after="40" w:line="264" w:lineRule="auto"/>
               <w:jc w:val="center"/>
             </w:pPr>
@@ -9781,6 +7798,7 @@
           </w:tcPr>
           <w:p>
             <w:pPr>
+              <w:keepNext/>
               <w:spacing w:after="40" w:line="264" w:lineRule="auto"/>
               <w:jc w:val="center"/>
             </w:pPr>
@@ -9800,19 +7818,27 @@
     <w:p>
       <w:pPr>
         <w:pStyle w:val="TableNote"/>
-        <w:spacing w:before="120"/>
-        <w:jc w:val="both"/>
       </w:pPr>
       <w:r>
-        <w:t>Note. All 1,230 eligible zero/one-annotation validation images, including calibration. Support counts positive images rather than boxes.</w:t>
+        <w:t>Note. These class results use all 1,230 eligible validation images, including calibration. Support counts annotated positive images, not boxes or independent capture scenes.</w:t>
       </w:r>
     </w:p>
     <w:p>
-      <w:pPr>
-        <w:jc w:val="both"/>
-      </w:pPr>
+      <w:pPr/>
       <w:r>
-        <w:t>The aggregate at the single-image operating point must not be interpreted as accuracy among automatically accepted tasks. The released policy selects at most one box, whereas the original dataset includes multiple-object scenes. An independent evaluation of the 0.60 gate would need accepted-case precision, review rate and missed-error counts on a prospectively held-out target-domain sample. Those measurements remain outstanding.</w:t>
+        <w:t>Class support and confusion suggest where further work is needed. In the full eligible set, longitudinal cracks have 250 positives but deep potholes only eight; confirmation contains no wide-transverse positive. In the separate full-validation box audit, 146 of 190 wrong-class matched pairs confused subtypes within a damage family. Small annotated regions also had lower recall: 45.4% below 1% of image area versus 75.0% at or above 20%. These findings support targeted subtype and scale analysis; they do not establish that all errors are caused by data quantity or incorrect annotation. No annotation defect was confirmed in that audit.</w:t>
+      </w:r>
+    </w:p>
+    <w:p>
+      <w:pPr/>
+      <w:r>
+        <w:t>A known pothole photograph was still labelled alligator crack at approximately 0.253 confidence and required human correction. The comparisons show that greater capacity and permissive filtering alone do not establish reliable recognition: ranking and thresholds trade false positives against misses. Moderately distant phone imagery presents an additional, unmeasured transfer risk; it is not a demonstrated cause of these validation errors.</w:t>
+      </w:r>
+    </w:p>
+    <w:p>
+      <w:pPr/>
+      <w:r>
+        <w:t>The separate 0.60 gate has no measured accepted-task precision guarantee. Section 6.2 therefore prioritises independent local data and evaluation of acceptance precision, review workload and missed errors, retaining all eight labels.</w:t>
       </w:r>
     </w:p>
     <w:p>
@@ -9823,64 +7849,29 @@
       </w:pPr>
       <w:bookmarkStart w:id="2024" w:name="_RGI_25"/>
       <w:r>
-        <w:t>6.3 Routing Performance</w:t>
+        <w:t>5.2 Routing Performance</w:t>
       </w:r>
       <w:bookmarkEnd w:id="2024"/>
     </w:p>
     <w:p>
-      <w:pPr>
-        <w:jc w:val="both"/>
-      </w:pPr>
+      <w:pPr/>
       <w:r>
-        <w:t>The optimiser first minimises the unassigned counts lexicographically by priority: P1, then P2, then P3. Only then does it minimise J = makespan + 0.2 × total travel + 0.5 × workload standard deviation + 0.5 × priority-weighted mean completion time. All components are minute-based; J is a weighted objective rather than elapsed time or money. Repair durations are the demonstration values P3/P2/P1 = 60/120/240 minutes. Every task lacks a deadline, so priority-weighted completion is not lateness.</w:t>
+        <w:t>BKS is the best lexicographic result among 41 runs per scenario, not a proven optimum. Objective gaps require matching unassigned P1/P2/P3 counts; inferior coverage is counted separately. Identical priority counts can still represent different tasks, so objective gains are not automatically workload-matched travel savings.</w:t>
       </w:r>
     </w:p>
     <w:p>
-      <w:pPr>
-        <w:jc w:val="both"/>
-      </w:pPr>
+      <w:pPr/>
       <w:r>
-        <w:t>The best-known solution (BKS) is the best lexicographic result among 41 runs in each scenario, not a proven optimum. Percentage objective gaps are calculated only when unassigned P1/P2/P3 counts match BKS. This establishes compatible priority coverage, not necessarily identical assigned task identities. Runs with inferior coverage are counted separately. Consequently, constrained-scenario objective differences are valid under the stated optimisation criterion but should not be advertised as travel savings for an identical workload.</w:t>
-      </w:r>
-    </w:p>
-    <w:p>
-      <w:pPr>
-        <w:jc w:val="both"/>
-      </w:pPr>
-      <w:r>
-        <w:t>Greedy-seeded GA improved the lexicographic result in all 120 default-budget runs, with mean objective reductions of 0.73–3.62% relative to Greedy. Its scenario-mean BKS gaps were 0.23–1.82%, versus 1.17–5.10% for Greedy. Seeded gaps ranged from 0.19–0.23% for simulated/480/15, 0.41–2.08% for simulated/480/20, and 0.79–2.69% for Google/unlimited/20. These are descriptive ranges over ten seeds, not confidence intervals. Mean algorithm runtime ranged from 104.6 to 361.9 ms; Greedy was below one millisecond. The non-regression guarantee follows mechanically from including Greedy in the initial population and retaining the best solution. The informative findings are improvement magnitude, remaining BKS gap and the pure-versus-seeded ablation.</w:t>
-      </w:r>
-    </w:p>
-    <w:p>
-      <w:pPr>
-        <w:jc w:val="both"/>
-      </w:pPr>
-      <w:r>
-        <w:t>Pure GA exposed a failure under Google travel, 480 minutes and 15 tasks: seeds 2, 4, 5, 7 and 10 assigned 12 tasks, whereas Greedy assigned 13. These five runs are excluded from the compatible-coverage gap mean, not from the evaluation. Diagnostic inspection found capacity trapped in one crew and no feasible direct insertion; some cases required coordinated relocation before insertion. Seeding recovered 13 assigned tasks in all ten runs. Nevertheless, seeded mean BKS gaps were slightly worse than pure GA in three 20-task scenarios, so seeding is primarily a dependable starting point rather than a universal quality improvement.</w:t>
-      </w:r>
-    </w:p>
-    <w:p>
-      <w:pPr>
-        <w:jc w:val="both"/>
-      </w:pPr>
-      <w:r>
-        <w:t>Capacity, data source and objective weights materially affect interpretation. Fifteen tasks already require 1,920 service minutes, exhausting four 480-minute shifts before travel. Simulated travel leaves three unassigned tasks; Google permits one additional P3 assignment. At 20 tasks both matrices leave eight unassigned under seeded GA. For 15 and 20 tasks, unlimited-shift sensitivity assigns every task but exceeds 480 minutes; the 10-task cases finish within 480 minutes. Historical Google matrices used traffic-unaware driving times; later integration acceptance explicitly used simulated travel. API waiting time and algorithm runtime were recorded separately.</w:t>
+        <w:t>Greedy-seeded GA improved all 120 default-budget runs, with scenario-mean objective reductions of 0.73–3.62%. Mean BKS gaps were 0.23–1.82%, versus Greedy’s 1.17–5.10%. Runtime averaged 104.6–361.9 ms; Greedy took less than one millisecond. Seeding and elitism mechanically prevent regression against the included baseline; improvement magnitude and the pure-GA comparison provide the substantive evidence.</w:t>
       </w:r>
     </w:p>
     <w:p>
       <w:pPr>
         <w:pStyle w:val="ReportCaption"/>
         <w:keepNext/>
-        <w:jc w:val="left"/>
       </w:pPr>
       <w:r>
-        <w:rPr>
-          <w:b/>
-        </w:rPr>
-        <w:t xml:space="preserve">Table 12. </w:t>
-      </w:r>
-      <w:r>
-        <w:t>Pure GA and Greedy for the complete 20-task scenarios</w:t>
+        <w:t>Table 9. Greedy and pure GA on complete 20-task scenarios</w:t>
       </w:r>
     </w:p>
     <w:tbl>
@@ -10265,6 +8256,7 @@
           </w:tcPr>
           <w:p>
             <w:pPr>
+              <w:keepNext/>
               <w:spacing w:after="40" w:line="264" w:lineRule="auto"/>
               <w:jc w:val="left"/>
             </w:pPr>
@@ -10298,6 +8290,7 @@
           </w:tcPr>
           <w:p>
             <w:pPr>
+              <w:keepNext/>
               <w:spacing w:after="40" w:line="264" w:lineRule="auto"/>
               <w:jc w:val="center"/>
             </w:pPr>
@@ -10331,6 +8324,7 @@
           </w:tcPr>
           <w:p>
             <w:pPr>
+              <w:keepNext/>
               <w:spacing w:after="40" w:line="264" w:lineRule="auto"/>
               <w:jc w:val="center"/>
             </w:pPr>
@@ -10364,6 +8358,7 @@
           </w:tcPr>
           <w:p>
             <w:pPr>
+              <w:keepNext/>
               <w:spacing w:after="40" w:line="264" w:lineRule="auto"/>
               <w:jc w:val="center"/>
             </w:pPr>
@@ -10397,6 +8392,7 @@
           </w:tcPr>
           <w:p>
             <w:pPr>
+              <w:keepNext/>
               <w:spacing w:after="40" w:line="264" w:lineRule="auto"/>
               <w:jc w:val="center"/>
             </w:pPr>
@@ -10416,27 +8412,18 @@
     <w:p>
       <w:pPr>
         <w:pStyle w:val="TableNote"/>
-        <w:spacing w:before="120"/>
-        <w:jc w:val="both"/>
       </w:pPr>
       <w:r>
-        <w:t>Note. Each entry shows Greedy / pure-GA mean over seeds 1–10. All tasks are assigned. Values are minutes except the weighted objective J.</w:t>
+        <w:t>Note. Entries show Greedy / pure-GA mean over seeds 1–10. All tasks are assigned; values are minutes except weighted objective J. Improved J need not reduce every component, as simulated travel illustrates.</w:t>
       </w:r>
     </w:p>
     <w:p>
       <w:pPr>
         <w:pStyle w:val="ReportCaption"/>
         <w:keepNext/>
-        <w:jc w:val="left"/>
       </w:pPr>
       <w:r>
-        <w:rPr>
-          <w:b/>
-        </w:rPr>
-        <w:t xml:space="preserve">Table 13. </w:t>
-      </w:r>
-      <w:r>
-        <w:t>Mean objective gaps to the best-known solution</w:t>
+        <w:t>Table 10. Representative mean objective gaps to the best-known solution</w:t>
       </w:r>
     </w:p>
     <w:tbl>
@@ -10446,11 +8433,11 @@
         <w:tblLook w:firstColumn="1" w:firstRow="1" w:lastColumn="0" w:lastRow="0" w:noHBand="0" w:noVBand="1" w:val="04A0"/>
       </w:tblPr>
       <w:tblGrid>
-        <w:gridCol w:w="3493"/>
-        <w:gridCol w:w="1397"/>
-        <w:gridCol w:w="1257"/>
-        <w:gridCol w:w="1956"/>
-        <w:gridCol w:w="1257"/>
+        <w:gridCol w:w="3600"/>
+        <w:gridCol w:w="1224"/>
+        <w:gridCol w:w="1152"/>
+        <w:gridCol w:w="2016"/>
+        <w:gridCol w:w="1224"/>
       </w:tblGrid>
       <w:tr>
         <w:trPr>
@@ -10459,7 +8446,7 @@
         </w:trPr>
         <w:tc>
           <w:tcPr>
-            <w:tcW w:type="dxa" w:w="3493"/>
+            <w:tcW w:type="dxa" w:w="3600"/>
             <w:vAlign w:val="center"/>
             <w:tcBorders>
               <w:top w:val="single" w:sz="4" w:color="D9D9D9"/>
@@ -10493,7 +8480,7 @@
         </w:tc>
         <w:tc>
           <w:tcPr>
-            <w:tcW w:type="dxa" w:w="1397"/>
+            <w:tcW w:type="dxa" w:w="1224"/>
             <w:vAlign w:val="center"/>
             <w:tcBorders>
               <w:top w:val="single" w:sz="4" w:color="D9D9D9"/>
@@ -10527,7 +8514,7 @@
         </w:tc>
         <w:tc>
           <w:tcPr>
-            <w:tcW w:type="dxa" w:w="1257"/>
+            <w:tcW w:type="dxa" w:w="1152"/>
             <w:vAlign w:val="center"/>
             <w:tcBorders>
               <w:top w:val="single" w:sz="4" w:color="D9D9D9"/>
@@ -10561,7 +8548,7 @@
         </w:tc>
         <w:tc>
           <w:tcPr>
-            <w:tcW w:type="dxa" w:w="1956"/>
+            <w:tcW w:type="dxa" w:w="2016"/>
             <w:vAlign w:val="center"/>
             <w:tcBorders>
               <w:top w:val="single" w:sz="4" w:color="D9D9D9"/>
@@ -10595,7 +8582,7 @@
         </w:tc>
         <w:tc>
           <w:tcPr>
-            <w:tcW w:type="dxa" w:w="1257"/>
+            <w:tcW w:type="dxa" w:w="1224"/>
             <w:vAlign w:val="center"/>
             <w:tcBorders>
               <w:top w:val="single" w:sz="4" w:color="D9D9D9"/>
@@ -10634,7 +8621,7 @@
         </w:trPr>
         <w:tc>
           <w:tcPr>
-            <w:tcW w:type="dxa" w:w="3493"/>
+            <w:tcW w:type="dxa" w:w="3600"/>
             <w:vAlign w:val="center"/>
             <w:tcBorders>
               <w:top w:val="single" w:sz="4" w:color="D9D9D9"/>
@@ -10667,7 +8654,7 @@
         </w:tc>
         <w:tc>
           <w:tcPr>
-            <w:tcW w:type="dxa" w:w="1397"/>
+            <w:tcW w:type="dxa" w:w="1224"/>
             <w:vAlign w:val="center"/>
             <w:tcBorders>
               <w:top w:val="single" w:sz="4" w:color="D9D9D9"/>
@@ -10700,7 +8687,7 @@
         </w:tc>
         <w:tc>
           <w:tcPr>
-            <w:tcW w:type="dxa" w:w="1257"/>
+            <w:tcW w:type="dxa" w:w="1152"/>
             <w:vAlign w:val="center"/>
             <w:tcBorders>
               <w:top w:val="single" w:sz="4" w:color="D9D9D9"/>
@@ -10733,7 +8720,7 @@
         </w:tc>
         <w:tc>
           <w:tcPr>
-            <w:tcW w:type="dxa" w:w="1956"/>
+            <w:tcW w:type="dxa" w:w="2016"/>
             <w:vAlign w:val="center"/>
             <w:tcBorders>
               <w:top w:val="single" w:sz="4" w:color="D9D9D9"/>
@@ -10766,7 +8753,7 @@
         </w:tc>
         <w:tc>
           <w:tcPr>
-            <w:tcW w:type="dxa" w:w="1257"/>
+            <w:tcW w:type="dxa" w:w="1224"/>
             <w:vAlign w:val="center"/>
             <w:tcBorders>
               <w:top w:val="single" w:sz="4" w:color="D9D9D9"/>
@@ -10804,7 +8791,7 @@
         </w:trPr>
         <w:tc>
           <w:tcPr>
-            <w:tcW w:type="dxa" w:w="3493"/>
+            <w:tcW w:type="dxa" w:w="3600"/>
             <w:vAlign w:val="center"/>
             <w:tcBorders>
               <w:top w:val="single" w:sz="4" w:color="D9D9D9"/>
@@ -10837,7 +8824,7 @@
         </w:tc>
         <w:tc>
           <w:tcPr>
-            <w:tcW w:type="dxa" w:w="1397"/>
+            <w:tcW w:type="dxa" w:w="1224"/>
             <w:vAlign w:val="center"/>
             <w:tcBorders>
               <w:top w:val="single" w:sz="4" w:color="D9D9D9"/>
@@ -10870,7 +8857,7 @@
         </w:tc>
         <w:tc>
           <w:tcPr>
-            <w:tcW w:type="dxa" w:w="1257"/>
+            <w:tcW w:type="dxa" w:w="1152"/>
             <w:vAlign w:val="center"/>
             <w:tcBorders>
               <w:top w:val="single" w:sz="4" w:color="D9D9D9"/>
@@ -10903,7 +8890,7 @@
         </w:tc>
         <w:tc>
           <w:tcPr>
-            <w:tcW w:type="dxa" w:w="1956"/>
+            <w:tcW w:type="dxa" w:w="2016"/>
             <w:vAlign w:val="center"/>
             <w:tcBorders>
               <w:top w:val="single" w:sz="4" w:color="D9D9D9"/>
@@ -10936,7 +8923,7 @@
         </w:tc>
         <w:tc>
           <w:tcPr>
-            <w:tcW w:type="dxa" w:w="1257"/>
+            <w:tcW w:type="dxa" w:w="1224"/>
             <w:vAlign w:val="center"/>
             <w:tcBorders>
               <w:top w:val="single" w:sz="4" w:color="D9D9D9"/>
@@ -10974,7 +8961,7 @@
         </w:trPr>
         <w:tc>
           <w:tcPr>
-            <w:tcW w:type="dxa" w:w="3493"/>
+            <w:tcW w:type="dxa" w:w="3600"/>
             <w:vAlign w:val="center"/>
             <w:tcBorders>
               <w:top w:val="single" w:sz="4" w:color="D9D9D9"/>
@@ -11007,7 +8994,7 @@
         </w:tc>
         <w:tc>
           <w:tcPr>
-            <w:tcW w:type="dxa" w:w="1397"/>
+            <w:tcW w:type="dxa" w:w="1224"/>
             <w:vAlign w:val="center"/>
             <w:tcBorders>
               <w:top w:val="single" w:sz="4" w:color="D9D9D9"/>
@@ -11040,7 +9027,7 @@
         </w:tc>
         <w:tc>
           <w:tcPr>
-            <w:tcW w:type="dxa" w:w="1257"/>
+            <w:tcW w:type="dxa" w:w="1152"/>
             <w:vAlign w:val="center"/>
             <w:tcBorders>
               <w:top w:val="single" w:sz="4" w:color="D9D9D9"/>
@@ -11073,7 +9060,7 @@
         </w:tc>
         <w:tc>
           <w:tcPr>
-            <w:tcW w:type="dxa" w:w="1956"/>
+            <w:tcW w:type="dxa" w:w="2016"/>
             <w:vAlign w:val="center"/>
             <w:tcBorders>
               <w:top w:val="single" w:sz="4" w:color="D9D9D9"/>
@@ -11106,7 +9093,7 @@
         </w:tc>
         <w:tc>
           <w:tcPr>
-            <w:tcW w:type="dxa" w:w="1257"/>
+            <w:tcW w:type="dxa" w:w="1224"/>
             <w:vAlign w:val="center"/>
             <w:tcBorders>
               <w:top w:val="single" w:sz="4" w:color="D9D9D9"/>
@@ -11144,7 +9131,7 @@
         </w:trPr>
         <w:tc>
           <w:tcPr>
-            <w:tcW w:type="dxa" w:w="3493"/>
+            <w:tcW w:type="dxa" w:w="3600"/>
             <w:vAlign w:val="center"/>
             <w:tcBorders>
               <w:top w:val="single" w:sz="4" w:color="D9D9D9"/>
@@ -11171,13 +9158,13 @@
                 <w:color w:val="000000"/>
                 <w:sz w:val="21"/>
               </w:rPr>
-              <w:t>Simulated / Unlimited / 10</w:t>
+              <w:t>Simulated / Unlimited / 20</w:t>
             </w:r>
           </w:p>
         </w:tc>
         <w:tc>
           <w:tcPr>
-            <w:tcW w:type="dxa" w:w="1397"/>
+            <w:tcW w:type="dxa" w:w="1224"/>
             <w:vAlign w:val="center"/>
             <w:tcBorders>
               <w:top w:val="single" w:sz="4" w:color="D9D9D9"/>
@@ -11204,13 +9191,13 @@
                 <w:color w:val="000000"/>
                 <w:sz w:val="21"/>
               </w:rPr>
-              <w:t>1.17</w:t>
+              <w:t>4.27</w:t>
             </w:r>
           </w:p>
         </w:tc>
         <w:tc>
           <w:tcPr>
-            <w:tcW w:type="dxa" w:w="1257"/>
+            <w:tcW w:type="dxa" w:w="1152"/>
             <w:vAlign w:val="center"/>
             <w:tcBorders>
               <w:top w:val="single" w:sz="4" w:color="D9D9D9"/>
@@ -11237,13 +9224,13 @@
                 <w:color w:val="000000"/>
                 <w:sz w:val="21"/>
               </w:rPr>
-              <w:t>0.97</w:t>
+              <w:t>2.46</w:t>
             </w:r>
           </w:p>
         </w:tc>
         <w:tc>
           <w:tcPr>
-            <w:tcW w:type="dxa" w:w="1956"/>
+            <w:tcW w:type="dxa" w:w="2016"/>
             <w:vAlign w:val="center"/>
             <w:tcBorders>
               <w:top w:val="single" w:sz="4" w:color="D9D9D9"/>
@@ -11276,347 +9263,7 @@
         </w:tc>
         <w:tc>
           <w:tcPr>
-            <w:tcW w:type="dxa" w:w="1257"/>
-            <w:vAlign w:val="center"/>
-            <w:tcBorders>
-              <w:top w:val="single" w:sz="4" w:color="D9D9D9"/>
-              <w:left w:val="single" w:sz="4" w:color="D9D9D9"/>
-              <w:bottom w:val="single" w:sz="4" w:color="D9D9D9"/>
-              <w:right w:val="single" w:sz="4" w:color="D9D9D9"/>
-            </w:tcBorders>
-            <w:tcMar>
-              <w:top w:w="75" w:type="dxa"/>
-              <w:bottom w:w="75" w:type="dxa"/>
-              <w:left w:w="90" w:type="dxa"/>
-              <w:right w:w="90" w:type="dxa"/>
-            </w:tcMar>
-          </w:tcPr>
-          <w:p>
-            <w:pPr>
-              <w:spacing w:after="40" w:line="264" w:lineRule="auto"/>
-              <w:jc w:val="center"/>
-            </w:pPr>
-            <w:r>
-              <w:rPr>
-                <w:rFonts w:ascii="Times New Roman" w:hAnsi="Times New Roman"/>
-                <w:b w:val="0"/>
-                <w:color w:val="000000"/>
-                <w:sz w:val="21"/>
-              </w:rPr>
-              <w:t>0.33</w:t>
-            </w:r>
-          </w:p>
-        </w:tc>
-      </w:tr>
-      <w:tr>
-        <w:trPr>
-          <w:cantSplit/>
-        </w:trPr>
-        <w:tc>
-          <w:tcPr>
-            <w:tcW w:type="dxa" w:w="3493"/>
-            <w:vAlign w:val="center"/>
-            <w:tcBorders>
-              <w:top w:val="single" w:sz="4" w:color="D9D9D9"/>
-              <w:left w:val="single" w:sz="4" w:color="D9D9D9"/>
-              <w:bottom w:val="single" w:sz="4" w:color="D9D9D9"/>
-              <w:right w:val="single" w:sz="4" w:color="D9D9D9"/>
-            </w:tcBorders>
-            <w:tcMar>
-              <w:top w:w="75" w:type="dxa"/>
-              <w:bottom w:w="75" w:type="dxa"/>
-              <w:left w:w="90" w:type="dxa"/>
-              <w:right w:w="90" w:type="dxa"/>
-            </w:tcMar>
-          </w:tcPr>
-          <w:p>
-            <w:pPr>
-              <w:spacing w:after="40" w:line="264" w:lineRule="auto"/>
-              <w:jc w:val="left"/>
-            </w:pPr>
-            <w:r>
-              <w:rPr>
-                <w:rFonts w:ascii="Times New Roman" w:hAnsi="Times New Roman"/>
-                <w:b w:val="0"/>
-                <w:color w:val="000000"/>
-                <w:sz w:val="21"/>
-              </w:rPr>
-              <w:t>Simulated / Unlimited / 15</w:t>
-            </w:r>
-          </w:p>
-        </w:tc>
-        <w:tc>
-          <w:tcPr>
-            <w:tcW w:type="dxa" w:w="1397"/>
-            <w:vAlign w:val="center"/>
-            <w:tcBorders>
-              <w:top w:val="single" w:sz="4" w:color="D9D9D9"/>
-              <w:left w:val="single" w:sz="4" w:color="D9D9D9"/>
-              <w:bottom w:val="single" w:sz="4" w:color="D9D9D9"/>
-              <w:right w:val="single" w:sz="4" w:color="D9D9D9"/>
-            </w:tcBorders>
-            <w:tcMar>
-              <w:top w:w="75" w:type="dxa"/>
-              <w:bottom w:w="75" w:type="dxa"/>
-              <w:left w:w="90" w:type="dxa"/>
-              <w:right w:w="90" w:type="dxa"/>
-            </w:tcMar>
-          </w:tcPr>
-          <w:p>
-            <w:pPr>
-              <w:spacing w:after="40" w:line="264" w:lineRule="auto"/>
-              <w:jc w:val="center"/>
-            </w:pPr>
-            <w:r>
-              <w:rPr>
-                <w:rFonts w:ascii="Times New Roman" w:hAnsi="Times New Roman"/>
-                <w:b w:val="0"/>
-                <w:color w:val="000000"/>
-                <w:sz w:val="21"/>
-              </w:rPr>
-              <w:t>2.02</w:t>
-            </w:r>
-          </w:p>
-        </w:tc>
-        <w:tc>
-          <w:tcPr>
-            <w:tcW w:type="dxa" w:w="1257"/>
-            <w:vAlign w:val="center"/>
-            <w:tcBorders>
-              <w:top w:val="single" w:sz="4" w:color="D9D9D9"/>
-              <w:left w:val="single" w:sz="4" w:color="D9D9D9"/>
-              <w:bottom w:val="single" w:sz="4" w:color="D9D9D9"/>
-              <w:right w:val="single" w:sz="4" w:color="D9D9D9"/>
-            </w:tcBorders>
-            <w:tcMar>
-              <w:top w:w="75" w:type="dxa"/>
-              <w:bottom w:w="75" w:type="dxa"/>
-              <w:left w:w="90" w:type="dxa"/>
-              <w:right w:w="90" w:type="dxa"/>
-            </w:tcMar>
-          </w:tcPr>
-          <w:p>
-            <w:pPr>
-              <w:spacing w:after="40" w:line="264" w:lineRule="auto"/>
-              <w:jc w:val="center"/>
-            </w:pPr>
-            <w:r>
-              <w:rPr>
-                <w:rFonts w:ascii="Times New Roman" w:hAnsi="Times New Roman"/>
-                <w:b w:val="0"/>
-                <w:color w:val="000000"/>
-                <w:sz w:val="21"/>
-              </w:rPr>
-              <w:t>0.87</w:t>
-            </w:r>
-          </w:p>
-        </w:tc>
-        <w:tc>
-          <w:tcPr>
-            <w:tcW w:type="dxa" w:w="1956"/>
-            <w:vAlign w:val="center"/>
-            <w:tcBorders>
-              <w:top w:val="single" w:sz="4" w:color="D9D9D9"/>
-              <w:left w:val="single" w:sz="4" w:color="D9D9D9"/>
-              <w:bottom w:val="single" w:sz="4" w:color="D9D9D9"/>
-              <w:right w:val="single" w:sz="4" w:color="D9D9D9"/>
-            </w:tcBorders>
-            <w:tcMar>
-              <w:top w:w="75" w:type="dxa"/>
-              <w:bottom w:w="75" w:type="dxa"/>
-              <w:left w:w="90" w:type="dxa"/>
-              <w:right w:w="90" w:type="dxa"/>
-            </w:tcMar>
-          </w:tcPr>
-          <w:p>
-            <w:pPr>
-              <w:spacing w:after="40" w:line="264" w:lineRule="auto"/>
-              <w:jc w:val="center"/>
-            </w:pPr>
-            <w:r>
-              <w:rPr>
-                <w:rFonts w:ascii="Times New Roman" w:hAnsi="Times New Roman"/>
-                <w:b w:val="0"/>
-                <w:color w:val="000000"/>
-                <w:sz w:val="21"/>
-              </w:rPr>
-              <w:t>0/10</w:t>
-            </w:r>
-          </w:p>
-        </w:tc>
-        <w:tc>
-          <w:tcPr>
-            <w:tcW w:type="dxa" w:w="1257"/>
-            <w:vAlign w:val="center"/>
-            <w:tcBorders>
-              <w:top w:val="single" w:sz="4" w:color="D9D9D9"/>
-              <w:left w:val="single" w:sz="4" w:color="D9D9D9"/>
-              <w:bottom w:val="single" w:sz="4" w:color="D9D9D9"/>
-              <w:right w:val="single" w:sz="4" w:color="D9D9D9"/>
-            </w:tcBorders>
-            <w:tcMar>
-              <w:top w:w="75" w:type="dxa"/>
-              <w:bottom w:w="75" w:type="dxa"/>
-              <w:left w:w="90" w:type="dxa"/>
-              <w:right w:w="90" w:type="dxa"/>
-            </w:tcMar>
-          </w:tcPr>
-          <w:p>
-            <w:pPr>
-              <w:spacing w:after="40" w:line="264" w:lineRule="auto"/>
-              <w:jc w:val="center"/>
-            </w:pPr>
-            <w:r>
-              <w:rPr>
-                <w:rFonts w:ascii="Times New Roman" w:hAnsi="Times New Roman"/>
-                <w:b w:val="0"/>
-                <w:color w:val="000000"/>
-                <w:sz w:val="21"/>
-              </w:rPr>
-              <w:t>0.75</w:t>
-            </w:r>
-          </w:p>
-        </w:tc>
-      </w:tr>
-      <w:tr>
-        <w:trPr>
-          <w:cantSplit/>
-        </w:trPr>
-        <w:tc>
-          <w:tcPr>
-            <w:tcW w:type="dxa" w:w="3493"/>
-            <w:vAlign w:val="center"/>
-            <w:tcBorders>
-              <w:top w:val="single" w:sz="4" w:color="D9D9D9"/>
-              <w:left w:val="single" w:sz="4" w:color="D9D9D9"/>
-              <w:bottom w:val="single" w:sz="4" w:color="D9D9D9"/>
-              <w:right w:val="single" w:sz="4" w:color="D9D9D9"/>
-            </w:tcBorders>
-            <w:tcMar>
-              <w:top w:w="75" w:type="dxa"/>
-              <w:bottom w:w="75" w:type="dxa"/>
-              <w:left w:w="90" w:type="dxa"/>
-              <w:right w:w="90" w:type="dxa"/>
-            </w:tcMar>
-          </w:tcPr>
-          <w:p>
-            <w:pPr>
-              <w:spacing w:after="40" w:line="264" w:lineRule="auto"/>
-              <w:jc w:val="left"/>
-            </w:pPr>
-            <w:r>
-              <w:rPr>
-                <w:rFonts w:ascii="Times New Roman" w:hAnsi="Times New Roman"/>
-                <w:b w:val="0"/>
-                <w:color w:val="000000"/>
-                <w:sz w:val="21"/>
-              </w:rPr>
-              <w:t>Simulated / Unlimited / 20</w:t>
-            </w:r>
-          </w:p>
-        </w:tc>
-        <w:tc>
-          <w:tcPr>
-            <w:tcW w:type="dxa" w:w="1397"/>
-            <w:vAlign w:val="center"/>
-            <w:tcBorders>
-              <w:top w:val="single" w:sz="4" w:color="D9D9D9"/>
-              <w:left w:val="single" w:sz="4" w:color="D9D9D9"/>
-              <w:bottom w:val="single" w:sz="4" w:color="D9D9D9"/>
-              <w:right w:val="single" w:sz="4" w:color="D9D9D9"/>
-            </w:tcBorders>
-            <w:tcMar>
-              <w:top w:w="75" w:type="dxa"/>
-              <w:bottom w:w="75" w:type="dxa"/>
-              <w:left w:w="90" w:type="dxa"/>
-              <w:right w:w="90" w:type="dxa"/>
-            </w:tcMar>
-          </w:tcPr>
-          <w:p>
-            <w:pPr>
-              <w:spacing w:after="40" w:line="264" w:lineRule="auto"/>
-              <w:jc w:val="center"/>
-            </w:pPr>
-            <w:r>
-              <w:rPr>
-                <w:rFonts w:ascii="Times New Roman" w:hAnsi="Times New Roman"/>
-                <w:b w:val="0"/>
-                <w:color w:val="000000"/>
-                <w:sz w:val="21"/>
-              </w:rPr>
-              <w:t>4.27</w:t>
-            </w:r>
-          </w:p>
-        </w:tc>
-        <w:tc>
-          <w:tcPr>
-            <w:tcW w:type="dxa" w:w="1257"/>
-            <w:vAlign w:val="center"/>
-            <w:tcBorders>
-              <w:top w:val="single" w:sz="4" w:color="D9D9D9"/>
-              <w:left w:val="single" w:sz="4" w:color="D9D9D9"/>
-              <w:bottom w:val="single" w:sz="4" w:color="D9D9D9"/>
-              <w:right w:val="single" w:sz="4" w:color="D9D9D9"/>
-            </w:tcBorders>
-            <w:tcMar>
-              <w:top w:w="75" w:type="dxa"/>
-              <w:bottom w:w="75" w:type="dxa"/>
-              <w:left w:w="90" w:type="dxa"/>
-              <w:right w:w="90" w:type="dxa"/>
-            </w:tcMar>
-          </w:tcPr>
-          <w:p>
-            <w:pPr>
-              <w:spacing w:after="40" w:line="264" w:lineRule="auto"/>
-              <w:jc w:val="center"/>
-            </w:pPr>
-            <w:r>
-              <w:rPr>
-                <w:rFonts w:ascii="Times New Roman" w:hAnsi="Times New Roman"/>
-                <w:b w:val="0"/>
-                <w:color w:val="000000"/>
-                <w:sz w:val="21"/>
-              </w:rPr>
-              <w:t>2.46</w:t>
-            </w:r>
-          </w:p>
-        </w:tc>
-        <w:tc>
-          <w:tcPr>
-            <w:tcW w:type="dxa" w:w="1956"/>
-            <w:vAlign w:val="center"/>
-            <w:tcBorders>
-              <w:top w:val="single" w:sz="4" w:color="D9D9D9"/>
-              <w:left w:val="single" w:sz="4" w:color="D9D9D9"/>
-              <w:bottom w:val="single" w:sz="4" w:color="D9D9D9"/>
-              <w:right w:val="single" w:sz="4" w:color="D9D9D9"/>
-            </w:tcBorders>
-            <w:tcMar>
-              <w:top w:w="75" w:type="dxa"/>
-              <w:bottom w:w="75" w:type="dxa"/>
-              <w:left w:w="90" w:type="dxa"/>
-              <w:right w:w="90" w:type="dxa"/>
-            </w:tcMar>
-          </w:tcPr>
-          <w:p>
-            <w:pPr>
-              <w:spacing w:after="40" w:line="264" w:lineRule="auto"/>
-              <w:jc w:val="center"/>
-            </w:pPr>
-            <w:r>
-              <w:rPr>
-                <w:rFonts w:ascii="Times New Roman" w:hAnsi="Times New Roman"/>
-                <w:b w:val="0"/>
-                <w:color w:val="000000"/>
-                <w:sz w:val="21"/>
-              </w:rPr>
-              <w:t>0/10</w:t>
-            </w:r>
-          </w:p>
-        </w:tc>
-        <w:tc>
-          <w:tcPr>
-            <w:tcW w:type="dxa" w:w="1257"/>
+            <w:tcW w:type="dxa" w:w="1224"/>
             <w:vAlign w:val="center"/>
             <w:tcBorders>
               <w:top w:val="single" w:sz="4" w:color="D9D9D9"/>
@@ -11654,177 +9301,7 @@
         </w:trPr>
         <w:tc>
           <w:tcPr>
-            <w:tcW w:type="dxa" w:w="3493"/>
-            <w:vAlign w:val="center"/>
-            <w:tcBorders>
-              <w:top w:val="single" w:sz="4" w:color="D9D9D9"/>
-              <w:left w:val="single" w:sz="4" w:color="D9D9D9"/>
-              <w:bottom w:val="single" w:sz="4" w:color="D9D9D9"/>
-              <w:right w:val="single" w:sz="4" w:color="D9D9D9"/>
-            </w:tcBorders>
-            <w:tcMar>
-              <w:top w:w="75" w:type="dxa"/>
-              <w:bottom w:w="75" w:type="dxa"/>
-              <w:left w:w="90" w:type="dxa"/>
-              <w:right w:w="90" w:type="dxa"/>
-            </w:tcMar>
-          </w:tcPr>
-          <w:p>
-            <w:pPr>
-              <w:spacing w:after="40" w:line="264" w:lineRule="auto"/>
-              <w:jc w:val="left"/>
-            </w:pPr>
-            <w:r>
-              <w:rPr>
-                <w:rFonts w:ascii="Times New Roman" w:hAnsi="Times New Roman"/>
-                <w:b w:val="0"/>
-                <w:color w:val="000000"/>
-                <w:sz w:val="21"/>
-              </w:rPr>
-              <w:t>Google / 480 / 10</w:t>
-            </w:r>
-          </w:p>
-        </w:tc>
-        <w:tc>
-          <w:tcPr>
-            <w:tcW w:type="dxa" w:w="1397"/>
-            <w:vAlign w:val="center"/>
-            <w:tcBorders>
-              <w:top w:val="single" w:sz="4" w:color="D9D9D9"/>
-              <w:left w:val="single" w:sz="4" w:color="D9D9D9"/>
-              <w:bottom w:val="single" w:sz="4" w:color="D9D9D9"/>
-              <w:right w:val="single" w:sz="4" w:color="D9D9D9"/>
-            </w:tcBorders>
-            <w:tcMar>
-              <w:top w:w="75" w:type="dxa"/>
-              <w:bottom w:w="75" w:type="dxa"/>
-              <w:left w:w="90" w:type="dxa"/>
-              <w:right w:w="90" w:type="dxa"/>
-            </w:tcMar>
-          </w:tcPr>
-          <w:p>
-            <w:pPr>
-              <w:spacing w:after="40" w:line="264" w:lineRule="auto"/>
-              <w:jc w:val="center"/>
-            </w:pPr>
-            <w:r>
-              <w:rPr>
-                <w:rFonts w:ascii="Times New Roman" w:hAnsi="Times New Roman"/>
-                <w:b w:val="0"/>
-                <w:color w:val="000000"/>
-                <w:sz w:val="21"/>
-              </w:rPr>
-              <w:t>2.09</w:t>
-            </w:r>
-          </w:p>
-        </w:tc>
-        <w:tc>
-          <w:tcPr>
-            <w:tcW w:type="dxa" w:w="1257"/>
-            <w:vAlign w:val="center"/>
-            <w:tcBorders>
-              <w:top w:val="single" w:sz="4" w:color="D9D9D9"/>
-              <w:left w:val="single" w:sz="4" w:color="D9D9D9"/>
-              <w:bottom w:val="single" w:sz="4" w:color="D9D9D9"/>
-              <w:right w:val="single" w:sz="4" w:color="D9D9D9"/>
-            </w:tcBorders>
-            <w:tcMar>
-              <w:top w:w="75" w:type="dxa"/>
-              <w:bottom w:w="75" w:type="dxa"/>
-              <w:left w:w="90" w:type="dxa"/>
-              <w:right w:w="90" w:type="dxa"/>
-            </w:tcMar>
-          </w:tcPr>
-          <w:p>
-            <w:pPr>
-              <w:spacing w:after="40" w:line="264" w:lineRule="auto"/>
-              <w:jc w:val="center"/>
-            </w:pPr>
-            <w:r>
-              <w:rPr>
-                <w:rFonts w:ascii="Times New Roman" w:hAnsi="Times New Roman"/>
-                <w:b w:val="0"/>
-                <w:color w:val="000000"/>
-                <w:sz w:val="21"/>
-              </w:rPr>
-              <w:t>0.89</w:t>
-            </w:r>
-          </w:p>
-        </w:tc>
-        <w:tc>
-          <w:tcPr>
-            <w:tcW w:type="dxa" w:w="1956"/>
-            <w:vAlign w:val="center"/>
-            <w:tcBorders>
-              <w:top w:val="single" w:sz="4" w:color="D9D9D9"/>
-              <w:left w:val="single" w:sz="4" w:color="D9D9D9"/>
-              <w:bottom w:val="single" w:sz="4" w:color="D9D9D9"/>
-              <w:right w:val="single" w:sz="4" w:color="D9D9D9"/>
-            </w:tcBorders>
-            <w:tcMar>
-              <w:top w:w="75" w:type="dxa"/>
-              <w:bottom w:w="75" w:type="dxa"/>
-              <w:left w:w="90" w:type="dxa"/>
-              <w:right w:w="90" w:type="dxa"/>
-            </w:tcMar>
-          </w:tcPr>
-          <w:p>
-            <w:pPr>
-              <w:spacing w:after="40" w:line="264" w:lineRule="auto"/>
-              <w:jc w:val="center"/>
-            </w:pPr>
-            <w:r>
-              <w:rPr>
-                <w:rFonts w:ascii="Times New Roman" w:hAnsi="Times New Roman"/>
-                <w:b w:val="0"/>
-                <w:color w:val="000000"/>
-                <w:sz w:val="21"/>
-              </w:rPr>
-              <w:t>0/10</w:t>
-            </w:r>
-          </w:p>
-        </w:tc>
-        <w:tc>
-          <w:tcPr>
-            <w:tcW w:type="dxa" w:w="1257"/>
-            <w:vAlign w:val="center"/>
-            <w:tcBorders>
-              <w:top w:val="single" w:sz="4" w:color="D9D9D9"/>
-              <w:left w:val="single" w:sz="4" w:color="D9D9D9"/>
-              <w:bottom w:val="single" w:sz="4" w:color="D9D9D9"/>
-              <w:right w:val="single" w:sz="4" w:color="D9D9D9"/>
-            </w:tcBorders>
-            <w:tcMar>
-              <w:top w:w="75" w:type="dxa"/>
-              <w:bottom w:w="75" w:type="dxa"/>
-              <w:left w:w="90" w:type="dxa"/>
-              <w:right w:w="90" w:type="dxa"/>
-            </w:tcMar>
-          </w:tcPr>
-          <w:p>
-            <w:pPr>
-              <w:spacing w:after="40" w:line="264" w:lineRule="auto"/>
-              <w:jc w:val="center"/>
-            </w:pPr>
-            <w:r>
-              <w:rPr>
-                <w:rFonts w:ascii="Times New Roman" w:hAnsi="Times New Roman"/>
-                <w:b w:val="0"/>
-                <w:color w:val="000000"/>
-                <w:sz w:val="21"/>
-              </w:rPr>
-              <w:t>0.67</w:t>
-            </w:r>
-          </w:p>
-        </w:tc>
-      </w:tr>
-      <w:tr>
-        <w:trPr>
-          <w:cantSplit/>
-        </w:trPr>
-        <w:tc>
-          <w:tcPr>
-            <w:tcW w:type="dxa" w:w="3493"/>
+            <w:tcW w:type="dxa" w:w="3600"/>
             <w:vAlign w:val="center"/>
             <w:tcBorders>
               <w:top w:val="single" w:sz="4" w:color="D9D9D9"/>
@@ -11857,7 +9334,7 @@
         </w:tc>
         <w:tc>
           <w:tcPr>
-            <w:tcW w:type="dxa" w:w="1397"/>
+            <w:tcW w:type="dxa" w:w="1224"/>
             <w:vAlign w:val="center"/>
             <w:tcBorders>
               <w:top w:val="single" w:sz="4" w:color="D9D9D9"/>
@@ -11890,7 +9367,7 @@
         </w:tc>
         <w:tc>
           <w:tcPr>
-            <w:tcW w:type="dxa" w:w="1257"/>
+            <w:tcW w:type="dxa" w:w="1152"/>
             <w:vAlign w:val="center"/>
             <w:tcBorders>
               <w:top w:val="single" w:sz="4" w:color="D9D9D9"/>
@@ -11923,7 +9400,7 @@
         </w:tc>
         <w:tc>
           <w:tcPr>
-            <w:tcW w:type="dxa" w:w="1956"/>
+            <w:tcW w:type="dxa" w:w="2016"/>
             <w:vAlign w:val="center"/>
             <w:tcBorders>
               <w:top w:val="single" w:sz="4" w:color="D9D9D9"/>
@@ -11956,7 +9433,7 @@
         </w:tc>
         <w:tc>
           <w:tcPr>
-            <w:tcW w:type="dxa" w:w="1257"/>
+            <w:tcW w:type="dxa" w:w="1224"/>
             <w:vAlign w:val="center"/>
             <w:tcBorders>
               <w:top w:val="single" w:sz="4" w:color="D9D9D9"/>
@@ -11994,7 +9471,7 @@
         </w:trPr>
         <w:tc>
           <w:tcPr>
-            <w:tcW w:type="dxa" w:w="3493"/>
+            <w:tcW w:type="dxa" w:w="3600"/>
             <w:vAlign w:val="center"/>
             <w:tcBorders>
               <w:top w:val="single" w:sz="4" w:color="D9D9D9"/>
@@ -12027,7 +9504,7 @@
         </w:tc>
         <w:tc>
           <w:tcPr>
-            <w:tcW w:type="dxa" w:w="1397"/>
+            <w:tcW w:type="dxa" w:w="1224"/>
             <w:vAlign w:val="center"/>
             <w:tcBorders>
               <w:top w:val="single" w:sz="4" w:color="D9D9D9"/>
@@ -12060,7 +9537,7 @@
         </w:tc>
         <w:tc>
           <w:tcPr>
-            <w:tcW w:type="dxa" w:w="1257"/>
+            <w:tcW w:type="dxa" w:w="1152"/>
             <w:vAlign w:val="center"/>
             <w:tcBorders>
               <w:top w:val="single" w:sz="4" w:color="D9D9D9"/>
@@ -12093,7 +9570,7 @@
         </w:tc>
         <w:tc>
           <w:tcPr>
-            <w:tcW w:type="dxa" w:w="1956"/>
+            <w:tcW w:type="dxa" w:w="2016"/>
             <w:vAlign w:val="center"/>
             <w:tcBorders>
               <w:top w:val="single" w:sz="4" w:color="D9D9D9"/>
@@ -12126,7 +9603,7 @@
         </w:tc>
         <w:tc>
           <w:tcPr>
-            <w:tcW w:type="dxa" w:w="1257"/>
+            <w:tcW w:type="dxa" w:w="1224"/>
             <w:vAlign w:val="center"/>
             <w:tcBorders>
               <w:top w:val="single" w:sz="4" w:color="D9D9D9"/>
@@ -12164,7 +9641,7 @@
         </w:trPr>
         <w:tc>
           <w:tcPr>
-            <w:tcW w:type="dxa" w:w="3493"/>
+            <w:tcW w:type="dxa" w:w="3600"/>
             <w:vAlign w:val="center"/>
             <w:tcBorders>
               <w:top w:val="single" w:sz="4" w:color="D9D9D9"/>
@@ -12181,6 +9658,7 @@
           </w:tcPr>
           <w:p>
             <w:pPr>
+              <w:keepNext/>
               <w:spacing w:after="40" w:line="264" w:lineRule="auto"/>
               <w:jc w:val="left"/>
             </w:pPr>
@@ -12191,13 +9669,13 @@
                 <w:color w:val="000000"/>
                 <w:sz w:val="21"/>
               </w:rPr>
-              <w:t>Google / Unlimited / 10</w:t>
+              <w:t>Google / Unlimited / 20</w:t>
             </w:r>
           </w:p>
         </w:tc>
         <w:tc>
           <w:tcPr>
-            <w:tcW w:type="dxa" w:w="1397"/>
+            <w:tcW w:type="dxa" w:w="1224"/>
             <w:vAlign w:val="center"/>
             <w:tcBorders>
               <w:top w:val="single" w:sz="4" w:color="D9D9D9"/>
@@ -12214,6 +9692,7 @@
           </w:tcPr>
           <w:p>
             <w:pPr>
+              <w:keepNext/>
               <w:spacing w:after="40" w:line="264" w:lineRule="auto"/>
               <w:jc w:val="center"/>
             </w:pPr>
@@ -12224,13 +9703,13 @@
                 <w:color w:val="000000"/>
                 <w:sz w:val="21"/>
               </w:rPr>
-              <w:t>2.09</w:t>
+              <w:t>5.10</w:t>
             </w:r>
           </w:p>
         </w:tc>
         <w:tc>
           <w:tcPr>
-            <w:tcW w:type="dxa" w:w="1257"/>
+            <w:tcW w:type="dxa" w:w="1152"/>
             <w:vAlign w:val="center"/>
             <w:tcBorders>
               <w:top w:val="single" w:sz="4" w:color="D9D9D9"/>
@@ -12247,6 +9726,7 @@
           </w:tcPr>
           <w:p>
             <w:pPr>
+              <w:keepNext/>
               <w:spacing w:after="40" w:line="264" w:lineRule="auto"/>
               <w:jc w:val="center"/>
             </w:pPr>
@@ -12257,13 +9737,13 @@
                 <w:color w:val="000000"/>
                 <w:sz w:val="21"/>
               </w:rPr>
-              <w:t>1.08</w:t>
+              <w:t>1.77</w:t>
             </w:r>
           </w:p>
         </w:tc>
         <w:tc>
           <w:tcPr>
-            <w:tcW w:type="dxa" w:w="1956"/>
+            <w:tcW w:type="dxa" w:w="2016"/>
             <w:vAlign w:val="center"/>
             <w:tcBorders>
               <w:top w:val="single" w:sz="4" w:color="D9D9D9"/>
@@ -12280,6 +9760,7 @@
           </w:tcPr>
           <w:p>
             <w:pPr>
+              <w:keepNext/>
               <w:spacing w:after="40" w:line="264" w:lineRule="auto"/>
               <w:jc w:val="center"/>
             </w:pPr>
@@ -12296,7 +9777,7 @@
         </w:tc>
         <w:tc>
           <w:tcPr>
-            <w:tcW w:type="dxa" w:w="1257"/>
+            <w:tcW w:type="dxa" w:w="1224"/>
             <w:vAlign w:val="center"/>
             <w:tcBorders>
               <w:top w:val="single" w:sz="4" w:color="D9D9D9"/>
@@ -12313,346 +9794,7 @@
           </w:tcPr>
           <w:p>
             <w:pPr>
-              <w:spacing w:after="40" w:line="264" w:lineRule="auto"/>
-              <w:jc w:val="center"/>
-            </w:pPr>
-            <w:r>
-              <w:rPr>
-                <w:rFonts w:ascii="Times New Roman" w:hAnsi="Times New Roman"/>
-                <w:b w:val="0"/>
-                <w:color w:val="000000"/>
-                <w:sz w:val="21"/>
-              </w:rPr>
-              <w:t>0.57</w:t>
-            </w:r>
-          </w:p>
-        </w:tc>
-      </w:tr>
-      <w:tr>
-        <w:trPr>
-          <w:cantSplit/>
-        </w:trPr>
-        <w:tc>
-          <w:tcPr>
-            <w:tcW w:type="dxa" w:w="3493"/>
-            <w:vAlign w:val="center"/>
-            <w:tcBorders>
-              <w:top w:val="single" w:sz="4" w:color="D9D9D9"/>
-              <w:left w:val="single" w:sz="4" w:color="D9D9D9"/>
-              <w:bottom w:val="single" w:sz="4" w:color="D9D9D9"/>
-              <w:right w:val="single" w:sz="4" w:color="D9D9D9"/>
-            </w:tcBorders>
-            <w:tcMar>
-              <w:top w:w="75" w:type="dxa"/>
-              <w:bottom w:w="75" w:type="dxa"/>
-              <w:left w:w="90" w:type="dxa"/>
-              <w:right w:w="90" w:type="dxa"/>
-            </w:tcMar>
-          </w:tcPr>
-          <w:p>
-            <w:pPr>
-              <w:spacing w:after="40" w:line="264" w:lineRule="auto"/>
-              <w:jc w:val="left"/>
-            </w:pPr>
-            <w:r>
-              <w:rPr>
-                <w:rFonts w:ascii="Times New Roman" w:hAnsi="Times New Roman"/>
-                <w:b w:val="0"/>
-                <w:color w:val="000000"/>
-                <w:sz w:val="21"/>
-              </w:rPr>
-              <w:t>Google / Unlimited / 15</w:t>
-            </w:r>
-          </w:p>
-        </w:tc>
-        <w:tc>
-          <w:tcPr>
-            <w:tcW w:type="dxa" w:w="1397"/>
-            <w:vAlign w:val="center"/>
-            <w:tcBorders>
-              <w:top w:val="single" w:sz="4" w:color="D9D9D9"/>
-              <w:left w:val="single" w:sz="4" w:color="D9D9D9"/>
-              <w:bottom w:val="single" w:sz="4" w:color="D9D9D9"/>
-              <w:right w:val="single" w:sz="4" w:color="D9D9D9"/>
-            </w:tcBorders>
-            <w:tcMar>
-              <w:top w:w="75" w:type="dxa"/>
-              <w:bottom w:w="75" w:type="dxa"/>
-              <w:left w:w="90" w:type="dxa"/>
-              <w:right w:w="90" w:type="dxa"/>
-            </w:tcMar>
-          </w:tcPr>
-          <w:p>
-            <w:pPr>
-              <w:spacing w:after="40" w:line="264" w:lineRule="auto"/>
-              <w:jc w:val="center"/>
-            </w:pPr>
-            <w:r>
-              <w:rPr>
-                <w:rFonts w:ascii="Times New Roman" w:hAnsi="Times New Roman"/>
-                <w:b w:val="0"/>
-                <w:color w:val="000000"/>
-                <w:sz w:val="21"/>
-              </w:rPr>
-              <w:t>3.01</w:t>
-            </w:r>
-          </w:p>
-        </w:tc>
-        <w:tc>
-          <w:tcPr>
-            <w:tcW w:type="dxa" w:w="1257"/>
-            <w:vAlign w:val="center"/>
-            <w:tcBorders>
-              <w:top w:val="single" w:sz="4" w:color="D9D9D9"/>
-              <w:left w:val="single" w:sz="4" w:color="D9D9D9"/>
-              <w:bottom w:val="single" w:sz="4" w:color="D9D9D9"/>
-              <w:right w:val="single" w:sz="4" w:color="D9D9D9"/>
-            </w:tcBorders>
-            <w:tcMar>
-              <w:top w:w="75" w:type="dxa"/>
-              <w:bottom w:w="75" w:type="dxa"/>
-              <w:left w:w="90" w:type="dxa"/>
-              <w:right w:w="90" w:type="dxa"/>
-            </w:tcMar>
-          </w:tcPr>
-          <w:p>
-            <w:pPr>
-              <w:spacing w:after="40" w:line="264" w:lineRule="auto"/>
-              <w:jc w:val="center"/>
-            </w:pPr>
-            <w:r>
-              <w:rPr>
-                <w:rFonts w:ascii="Times New Roman" w:hAnsi="Times New Roman"/>
-                <w:b w:val="0"/>
-                <w:color w:val="000000"/>
-                <w:sz w:val="21"/>
-              </w:rPr>
-              <w:t>2.09</w:t>
-            </w:r>
-          </w:p>
-        </w:tc>
-        <w:tc>
-          <w:tcPr>
-            <w:tcW w:type="dxa" w:w="1956"/>
-            <w:vAlign w:val="center"/>
-            <w:tcBorders>
-              <w:top w:val="single" w:sz="4" w:color="D9D9D9"/>
-              <w:left w:val="single" w:sz="4" w:color="D9D9D9"/>
-              <w:bottom w:val="single" w:sz="4" w:color="D9D9D9"/>
-              <w:right w:val="single" w:sz="4" w:color="D9D9D9"/>
-            </w:tcBorders>
-            <w:tcMar>
-              <w:top w:w="75" w:type="dxa"/>
-              <w:bottom w:w="75" w:type="dxa"/>
-              <w:left w:w="90" w:type="dxa"/>
-              <w:right w:w="90" w:type="dxa"/>
-            </w:tcMar>
-          </w:tcPr>
-          <w:p>
-            <w:pPr>
-              <w:spacing w:after="40" w:line="264" w:lineRule="auto"/>
-              <w:jc w:val="center"/>
-            </w:pPr>
-            <w:r>
-              <w:rPr>
-                <w:rFonts w:ascii="Times New Roman" w:hAnsi="Times New Roman"/>
-                <w:b w:val="0"/>
-                <w:color w:val="000000"/>
-                <w:sz w:val="21"/>
-              </w:rPr>
-              <w:t>0/10</w:t>
-            </w:r>
-          </w:p>
-        </w:tc>
-        <w:tc>
-          <w:tcPr>
-            <w:tcW w:type="dxa" w:w="1257"/>
-            <w:vAlign w:val="center"/>
-            <w:tcBorders>
-              <w:top w:val="single" w:sz="4" w:color="D9D9D9"/>
-              <w:left w:val="single" w:sz="4" w:color="D9D9D9"/>
-              <w:bottom w:val="single" w:sz="4" w:color="D9D9D9"/>
-              <w:right w:val="single" w:sz="4" w:color="D9D9D9"/>
-            </w:tcBorders>
-            <w:tcMar>
-              <w:top w:w="75" w:type="dxa"/>
-              <w:bottom w:w="75" w:type="dxa"/>
-              <w:left w:w="90" w:type="dxa"/>
-              <w:right w:w="90" w:type="dxa"/>
-            </w:tcMar>
-          </w:tcPr>
-          <w:p>
-            <w:pPr>
-              <w:spacing w:after="40" w:line="264" w:lineRule="auto"/>
-              <w:jc w:val="center"/>
-            </w:pPr>
-            <w:r>
-              <w:rPr>
-                <w:rFonts w:ascii="Times New Roman" w:hAnsi="Times New Roman"/>
-                <w:b w:val="0"/>
-                <w:color w:val="000000"/>
-                <w:sz w:val="21"/>
-              </w:rPr>
-              <w:t>0.94</w:t>
-            </w:r>
-          </w:p>
-        </w:tc>
-      </w:tr>
-      <w:tr>
-        <w:trPr>
-          <w:cantSplit/>
-        </w:trPr>
-        <w:tc>
-          <w:tcPr>
-            <w:tcW w:type="dxa" w:w="3493"/>
-            <w:vAlign w:val="center"/>
-            <w:tcBorders>
-              <w:top w:val="single" w:sz="4" w:color="D9D9D9"/>
-              <w:left w:val="single" w:sz="4" w:color="D9D9D9"/>
-              <w:bottom w:val="single" w:sz="4" w:color="D9D9D9"/>
-              <w:right w:val="single" w:sz="4" w:color="D9D9D9"/>
-            </w:tcBorders>
-            <w:tcMar>
-              <w:top w:w="75" w:type="dxa"/>
-              <w:bottom w:w="75" w:type="dxa"/>
-              <w:left w:w="90" w:type="dxa"/>
-              <w:right w:w="90" w:type="dxa"/>
-            </w:tcMar>
-          </w:tcPr>
-          <w:p>
-            <w:pPr>
-              <w:spacing w:after="40" w:line="264" w:lineRule="auto"/>
-              <w:jc w:val="left"/>
-            </w:pPr>
-            <w:r>
-              <w:rPr>
-                <w:rFonts w:ascii="Times New Roman" w:hAnsi="Times New Roman"/>
-                <w:b w:val="0"/>
-                <w:color w:val="000000"/>
-                <w:sz w:val="21"/>
-              </w:rPr>
-              <w:t>Google / Unlimited / 20</w:t>
-            </w:r>
-          </w:p>
-        </w:tc>
-        <w:tc>
-          <w:tcPr>
-            <w:tcW w:type="dxa" w:w="1397"/>
-            <w:vAlign w:val="center"/>
-            <w:tcBorders>
-              <w:top w:val="single" w:sz="4" w:color="D9D9D9"/>
-              <w:left w:val="single" w:sz="4" w:color="D9D9D9"/>
-              <w:bottom w:val="single" w:sz="4" w:color="D9D9D9"/>
-              <w:right w:val="single" w:sz="4" w:color="D9D9D9"/>
-            </w:tcBorders>
-            <w:tcMar>
-              <w:top w:w="75" w:type="dxa"/>
-              <w:bottom w:w="75" w:type="dxa"/>
-              <w:left w:w="90" w:type="dxa"/>
-              <w:right w:w="90" w:type="dxa"/>
-            </w:tcMar>
-          </w:tcPr>
-          <w:p>
-            <w:pPr>
-              <w:spacing w:after="40" w:line="264" w:lineRule="auto"/>
-              <w:jc w:val="center"/>
-            </w:pPr>
-            <w:r>
-              <w:rPr>
-                <w:rFonts w:ascii="Times New Roman" w:hAnsi="Times New Roman"/>
-                <w:b w:val="0"/>
-                <w:color w:val="000000"/>
-                <w:sz w:val="21"/>
-              </w:rPr>
-              <w:t>5.10</w:t>
-            </w:r>
-          </w:p>
-        </w:tc>
-        <w:tc>
-          <w:tcPr>
-            <w:tcW w:type="dxa" w:w="1257"/>
-            <w:vAlign w:val="center"/>
-            <w:tcBorders>
-              <w:top w:val="single" w:sz="4" w:color="D9D9D9"/>
-              <w:left w:val="single" w:sz="4" w:color="D9D9D9"/>
-              <w:bottom w:val="single" w:sz="4" w:color="D9D9D9"/>
-              <w:right w:val="single" w:sz="4" w:color="D9D9D9"/>
-            </w:tcBorders>
-            <w:tcMar>
-              <w:top w:w="75" w:type="dxa"/>
-              <w:bottom w:w="75" w:type="dxa"/>
-              <w:left w:w="90" w:type="dxa"/>
-              <w:right w:w="90" w:type="dxa"/>
-            </w:tcMar>
-          </w:tcPr>
-          <w:p>
-            <w:pPr>
-              <w:spacing w:after="40" w:line="264" w:lineRule="auto"/>
-              <w:jc w:val="center"/>
-            </w:pPr>
-            <w:r>
-              <w:rPr>
-                <w:rFonts w:ascii="Times New Roman" w:hAnsi="Times New Roman"/>
-                <w:b w:val="0"/>
-                <w:color w:val="000000"/>
-                <w:sz w:val="21"/>
-              </w:rPr>
-              <w:t>1.77</w:t>
-            </w:r>
-          </w:p>
-        </w:tc>
-        <w:tc>
-          <w:tcPr>
-            <w:tcW w:type="dxa" w:w="1956"/>
-            <w:vAlign w:val="center"/>
-            <w:tcBorders>
-              <w:top w:val="single" w:sz="4" w:color="D9D9D9"/>
-              <w:left w:val="single" w:sz="4" w:color="D9D9D9"/>
-              <w:bottom w:val="single" w:sz="4" w:color="D9D9D9"/>
-              <w:right w:val="single" w:sz="4" w:color="D9D9D9"/>
-            </w:tcBorders>
-            <w:tcMar>
-              <w:top w:w="75" w:type="dxa"/>
-              <w:bottom w:w="75" w:type="dxa"/>
-              <w:left w:w="90" w:type="dxa"/>
-              <w:right w:w="90" w:type="dxa"/>
-            </w:tcMar>
-          </w:tcPr>
-          <w:p>
-            <w:pPr>
-              <w:spacing w:after="40" w:line="264" w:lineRule="auto"/>
-              <w:jc w:val="center"/>
-            </w:pPr>
-            <w:r>
-              <w:rPr>
-                <w:rFonts w:ascii="Times New Roman" w:hAnsi="Times New Roman"/>
-                <w:b w:val="0"/>
-                <w:color w:val="000000"/>
-                <w:sz w:val="21"/>
-              </w:rPr>
-              <w:t>0/10</w:t>
-            </w:r>
-          </w:p>
-        </w:tc>
-        <w:tc>
-          <w:tcPr>
-            <w:tcW w:type="dxa" w:w="1257"/>
-            <w:vAlign w:val="center"/>
-            <w:tcBorders>
-              <w:top w:val="single" w:sz="4" w:color="D9D9D9"/>
-              <w:left w:val="single" w:sz="4" w:color="D9D9D9"/>
-              <w:bottom w:val="single" w:sz="4" w:color="D9D9D9"/>
-              <w:right w:val="single" w:sz="4" w:color="D9D9D9"/>
-            </w:tcBorders>
-            <w:tcMar>
-              <w:top w:w="75" w:type="dxa"/>
-              <w:bottom w:w="75" w:type="dxa"/>
-              <w:left w:w="90" w:type="dxa"/>
-              <w:right w:w="90" w:type="dxa"/>
-            </w:tcMar>
-          </w:tcPr>
-          <w:p>
-            <w:pPr>
+              <w:keepNext/>
               <w:spacing w:after="40" w:line="264" w:lineRule="auto"/>
               <w:jc w:val="center"/>
             </w:pPr>
@@ -12672,27 +9814,54 @@
     <w:p>
       <w:pPr>
         <w:pStyle w:val="TableNote"/>
-        <w:spacing w:before="120"/>
-        <w:jc w:val="both"/>
       </w:pPr>
       <w:r>
-        <w:t>Note. Values are percentages. Pure and seeded GA each use ten seeds. The Google/480/15 pure-GA gap uses five compatible-coverage runs; the other five runs retain explicit inferior-coverage counts.</w:t>
+        <w:t>Note. Gaps are percentages over ten seeds; Google/480/15 pure GA uses five compatible-coverage runs, retaining five failures. Rows include capacity stress and worse seeded gaps. Full records: SystemCode/experiments/routing/results/.</w:t>
+      </w:r>
+    </w:p>
+    <w:p>
+      <w:pPr/>
+      <w:r>
+        <w:t>Under Google/480/15, pure-GA seeds 2, 4, 5, 7 and 10 assigned 12 tasks versus Greedy’s 13. Capacity was trapped in one crew with no feasible direct insertion, requiring coordinated relocation. Seeding recovered 13 assignments in all ten runs. However, seeded mean gaps exceeded pure GA in three 20-task scenarios: seeding provides a dependable starting point, not universal superiority.</w:t>
+      </w:r>
+    </w:p>
+    <w:p>
+      <w:pPr/>
+      <w:r>
+        <w:t>Fifteen tasks require 1,920 service minutes, exhausting four shifts before travel. Simulation leaves three unassigned; Google permits one additional P3 assignment. At 20 tasks, both matrices leave eight unassigned and no P1 omitted. Seeded GA reduces simulated travel from 194.9 to 187.1 minutes and Google makespan from 477.1 to 473.0, although task identities may differ. Unlimited shifts assign all 15/20 tasks but exceed 480 minutes; 10-task cases fit the limit.</w:t>
+      </w:r>
+    </w:p>
+    <w:p>
+      <w:pPr/>
+      <w:r>
+        <w:t>Google experiments used historical traffic-unaware estimates; browser acceptance used simulation. API wait and algorithm runtime were recorded separately. These are conditional gains on constructed tasks, not measured field productivity.</w:t>
+      </w:r>
+    </w:p>
+    <w:p>
+      <w:pPr>
+        <w:pStyle w:val="Heading2"/>
+        <w:pageBreakBefore w:val="0"/>
+        <w:jc w:val="left"/>
+      </w:pPr>
+      <w:bookmarkStart w:id="2025" w:name="_RGI_26"/>
+      <w:r>
+        <w:t>5.3 Integrated Workflow Verification</w:t>
+      </w:r>
+      <w:bookmarkEnd w:id="2025"/>
+    </w:p>
+    <w:p>
+      <w:pPr/>
+      <w:r>
+        <w:t>The 18 October integration record contains 20 acceptance groups and 201 HTTP requests through the frontend proxy. It covers real-model upload, human correction, invalid-image handling, idempotency, task completion, disabled crews and stale plans. In the constructed 20-task case, both planners assigned 12 and reported eight shift-limit exclusions without omitting P1 work.</w:t>
       </w:r>
     </w:p>
     <w:p>
       <w:pPr>
         <w:pStyle w:val="ReportCaption"/>
         <w:keepNext/>
-        <w:jc w:val="left"/>
       </w:pPr>
       <w:r>
-        <w:rPr>
-          <w:b/>
-        </w:rPr>
-        <w:t xml:space="preserve">Table 14. </w:t>
-      </w:r>
-      <w:r>
-        <w:t>Operational components under the 480-minute shift limit</w:t>
+        <w:t>Table 11. Recorded release checks and workflow boundaries</w:t>
       </w:r>
     </w:p>
     <w:tbl>
@@ -12702,11 +9871,9 @@
         <w:tblLook w:firstColumn="1" w:firstRow="1" w:lastColumn="0" w:lastRow="0" w:noHBand="0" w:noVBand="1" w:val="04A0"/>
       </w:tblPr>
       <w:tblGrid>
-        <w:gridCol w:w="2235"/>
-        <w:gridCol w:w="1676"/>
-        <w:gridCol w:w="1816"/>
-        <w:gridCol w:w="1816"/>
-        <w:gridCol w:w="1816"/>
+        <w:gridCol w:w="2664"/>
+        <w:gridCol w:w="3168"/>
+        <w:gridCol w:w="3528"/>
       </w:tblGrid>
       <w:tr>
         <w:trPr>
@@ -12715,7 +9882,7 @@
         </w:trPr>
         <w:tc>
           <w:tcPr>
-            <w:tcW w:type="dxa" w:w="2235"/>
+            <w:tcW w:type="dxa" w:w="2664"/>
             <w:vAlign w:val="center"/>
             <w:tcBorders>
               <w:top w:val="single" w:sz="4" w:color="D9D9D9"/>
@@ -12743,1283 +9910,13 @@
                 <w:color w:val="000000"/>
                 <w:sz w:val="21"/>
               </w:rPr>
-              <w:t>Matrix / tasks</w:t>
+              <w:t>Evidence or case</w:t>
             </w:r>
           </w:p>
         </w:tc>
         <w:tc>
           <w:tcPr>
-            <w:tcW w:type="dxa" w:w="1676"/>
-            <w:vAlign w:val="center"/>
-            <w:tcBorders>
-              <w:top w:val="single" w:sz="4" w:color="D9D9D9"/>
-              <w:left w:val="single" w:sz="4" w:color="D9D9D9"/>
-              <w:bottom w:val="single" w:sz="4" w:color="D9D9D9"/>
-              <w:right w:val="single" w:sz="4" w:color="D9D9D9"/>
-            </w:tcBorders>
-            <w:tcMar>
-              <w:top w:w="75" w:type="dxa"/>
-              <w:bottom w:w="75" w:type="dxa"/>
-              <w:left w:w="90" w:type="dxa"/>
-              <w:right w:w="90" w:type="dxa"/>
-            </w:tcMar>
-            <w:shd w:fill="EAEAEA"/>
-          </w:tcPr>
-          <w:p>
-            <w:pPr>
-              <w:spacing w:after="40" w:line="264" w:lineRule="auto"/>
-              <w:jc w:val="left"/>
-            </w:pPr>
-            <w:r>
-              <w:rPr>
-                <w:rFonts w:ascii="Times New Roman" w:hAnsi="Times New Roman"/>
-                <w:b/>
-                <w:color w:val="000000"/>
-                <w:sz w:val="21"/>
-              </w:rPr>
-              <w:t>Unassigned P1/P2/P3</w:t>
-            </w:r>
-          </w:p>
-        </w:tc>
-        <w:tc>
-          <w:tcPr>
-            <w:tcW w:type="dxa" w:w="1816"/>
-            <w:vAlign w:val="center"/>
-            <w:tcBorders>
-              <w:top w:val="single" w:sz="4" w:color="D9D9D9"/>
-              <w:left w:val="single" w:sz="4" w:color="D9D9D9"/>
-              <w:bottom w:val="single" w:sz="4" w:color="D9D9D9"/>
-              <w:right w:val="single" w:sz="4" w:color="D9D9D9"/>
-            </w:tcBorders>
-            <w:tcMar>
-              <w:top w:w="75" w:type="dxa"/>
-              <w:bottom w:w="75" w:type="dxa"/>
-              <w:left w:w="90" w:type="dxa"/>
-              <w:right w:w="90" w:type="dxa"/>
-            </w:tcMar>
-            <w:shd w:fill="EAEAEA"/>
-          </w:tcPr>
-          <w:p>
-            <w:pPr>
-              <w:spacing w:after="40" w:line="264" w:lineRule="auto"/>
-              <w:jc w:val="left"/>
-            </w:pPr>
-            <w:r>
-              <w:rPr>
-                <w:rFonts w:ascii="Times New Roman" w:hAnsi="Times New Roman"/>
-                <w:b/>
-                <w:color w:val="000000"/>
-                <w:sz w:val="21"/>
-              </w:rPr>
-              <w:t>Total travel G / S</w:t>
-            </w:r>
-          </w:p>
-        </w:tc>
-        <w:tc>
-          <w:tcPr>
-            <w:tcW w:type="dxa" w:w="1816"/>
-            <w:vAlign w:val="center"/>
-            <w:tcBorders>
-              <w:top w:val="single" w:sz="4" w:color="D9D9D9"/>
-              <w:left w:val="single" w:sz="4" w:color="D9D9D9"/>
-              <w:bottom w:val="single" w:sz="4" w:color="D9D9D9"/>
-              <w:right w:val="single" w:sz="4" w:color="D9D9D9"/>
-            </w:tcBorders>
-            <w:tcMar>
-              <w:top w:w="75" w:type="dxa"/>
-              <w:bottom w:w="75" w:type="dxa"/>
-              <w:left w:w="90" w:type="dxa"/>
-              <w:right w:w="90" w:type="dxa"/>
-            </w:tcMar>
-            <w:shd w:fill="EAEAEA"/>
-          </w:tcPr>
-          <w:p>
-            <w:pPr>
-              <w:spacing w:after="40" w:line="264" w:lineRule="auto"/>
-              <w:jc w:val="left"/>
-            </w:pPr>
-            <w:r>
-              <w:rPr>
-                <w:rFonts w:ascii="Times New Roman" w:hAnsi="Times New Roman"/>
-                <w:b/>
-                <w:color w:val="000000"/>
-                <w:sz w:val="21"/>
-              </w:rPr>
-              <w:t>Makespan G / S</w:t>
-            </w:r>
-          </w:p>
-        </w:tc>
-        <w:tc>
-          <w:tcPr>
-            <w:tcW w:type="dxa" w:w="1816"/>
-            <w:vAlign w:val="center"/>
-            <w:tcBorders>
-              <w:top w:val="single" w:sz="4" w:color="D9D9D9"/>
-              <w:left w:val="single" w:sz="4" w:color="D9D9D9"/>
-              <w:bottom w:val="single" w:sz="4" w:color="D9D9D9"/>
-              <w:right w:val="single" w:sz="4" w:color="D9D9D9"/>
-            </w:tcBorders>
-            <w:tcMar>
-              <w:top w:w="75" w:type="dxa"/>
-              <w:bottom w:w="75" w:type="dxa"/>
-              <w:left w:w="90" w:type="dxa"/>
-              <w:right w:w="90" w:type="dxa"/>
-            </w:tcMar>
-            <w:shd w:fill="EAEAEA"/>
-          </w:tcPr>
-          <w:p>
-            <w:pPr>
-              <w:spacing w:after="40" w:line="264" w:lineRule="auto"/>
-              <w:jc w:val="left"/>
-            </w:pPr>
-            <w:r>
-              <w:rPr>
-                <w:rFonts w:ascii="Times New Roman" w:hAnsi="Times New Roman"/>
-                <w:b/>
-                <w:color w:val="000000"/>
-                <w:sz w:val="21"/>
-              </w:rPr>
-              <w:t>Priority completion G / S</w:t>
-            </w:r>
-          </w:p>
-        </w:tc>
-      </w:tr>
-      <w:tr>
-        <w:trPr>
-          <w:cantSplit/>
-        </w:trPr>
-        <w:tc>
-          <w:tcPr>
-            <w:tcW w:type="dxa" w:w="2235"/>
-            <w:vAlign w:val="center"/>
-            <w:tcBorders>
-              <w:top w:val="single" w:sz="4" w:color="D9D9D9"/>
-              <w:left w:val="single" w:sz="4" w:color="D9D9D9"/>
-              <w:bottom w:val="single" w:sz="4" w:color="D9D9D9"/>
-              <w:right w:val="single" w:sz="4" w:color="D9D9D9"/>
-            </w:tcBorders>
-            <w:tcMar>
-              <w:top w:w="75" w:type="dxa"/>
-              <w:bottom w:w="75" w:type="dxa"/>
-              <w:left w:w="90" w:type="dxa"/>
-              <w:right w:w="90" w:type="dxa"/>
-            </w:tcMar>
-          </w:tcPr>
-          <w:p>
-            <w:pPr>
-              <w:spacing w:after="40" w:line="264" w:lineRule="auto"/>
-              <w:jc w:val="left"/>
-            </w:pPr>
-            <w:r>
-              <w:rPr>
-                <w:rFonts w:ascii="Times New Roman" w:hAnsi="Times New Roman"/>
-                <w:b w:val="0"/>
-                <w:color w:val="000000"/>
-                <w:sz w:val="21"/>
-              </w:rPr>
-              <w:t>Simulated / 10</w:t>
-            </w:r>
-          </w:p>
-        </w:tc>
-        <w:tc>
-          <w:tcPr>
-            <w:tcW w:type="dxa" w:w="1676"/>
-            <w:vAlign w:val="center"/>
-            <w:tcBorders>
-              <w:top w:val="single" w:sz="4" w:color="D9D9D9"/>
-              <w:left w:val="single" w:sz="4" w:color="D9D9D9"/>
-              <w:bottom w:val="single" w:sz="4" w:color="D9D9D9"/>
-              <w:right w:val="single" w:sz="4" w:color="D9D9D9"/>
-            </w:tcBorders>
-            <w:tcMar>
-              <w:top w:w="75" w:type="dxa"/>
-              <w:bottom w:w="75" w:type="dxa"/>
-              <w:left w:w="90" w:type="dxa"/>
-              <w:right w:w="90" w:type="dxa"/>
-            </w:tcMar>
-          </w:tcPr>
-          <w:p>
-            <w:pPr>
-              <w:spacing w:after="40" w:line="264" w:lineRule="auto"/>
-              <w:jc w:val="center"/>
-            </w:pPr>
-            <w:r>
-              <w:rPr>
-                <w:rFonts w:ascii="Times New Roman" w:hAnsi="Times New Roman"/>
-                <w:b w:val="0"/>
-                <w:color w:val="000000"/>
-                <w:sz w:val="21"/>
-              </w:rPr>
-              <w:t>0/0/0</w:t>
-            </w:r>
-          </w:p>
-        </w:tc>
-        <w:tc>
-          <w:tcPr>
-            <w:tcW w:type="dxa" w:w="1816"/>
-            <w:vAlign w:val="center"/>
-            <w:tcBorders>
-              <w:top w:val="single" w:sz="4" w:color="D9D9D9"/>
-              <w:left w:val="single" w:sz="4" w:color="D9D9D9"/>
-              <w:bottom w:val="single" w:sz="4" w:color="D9D9D9"/>
-              <w:right w:val="single" w:sz="4" w:color="D9D9D9"/>
-            </w:tcBorders>
-            <w:tcMar>
-              <w:top w:w="75" w:type="dxa"/>
-              <w:bottom w:w="75" w:type="dxa"/>
-              <w:left w:w="90" w:type="dxa"/>
-              <w:right w:w="90" w:type="dxa"/>
-            </w:tcMar>
-          </w:tcPr>
-          <w:p>
-            <w:pPr>
-              <w:spacing w:after="40" w:line="264" w:lineRule="auto"/>
-              <w:jc w:val="center"/>
-            </w:pPr>
-            <w:r>
-              <w:rPr>
-                <w:rFonts w:ascii="Times New Roman" w:hAnsi="Times New Roman"/>
-                <w:b w:val="0"/>
-                <w:color w:val="000000"/>
-                <w:sz w:val="21"/>
-              </w:rPr>
-              <w:t>224.3 / 225.7</w:t>
-            </w:r>
-          </w:p>
-        </w:tc>
-        <w:tc>
-          <w:tcPr>
-            <w:tcW w:type="dxa" w:w="1816"/>
-            <w:vAlign w:val="center"/>
-            <w:tcBorders>
-              <w:top w:val="single" w:sz="4" w:color="D9D9D9"/>
-              <w:left w:val="single" w:sz="4" w:color="D9D9D9"/>
-              <w:bottom w:val="single" w:sz="4" w:color="D9D9D9"/>
-              <w:right w:val="single" w:sz="4" w:color="D9D9D9"/>
-            </w:tcBorders>
-            <w:tcMar>
-              <w:top w:w="75" w:type="dxa"/>
-              <w:bottom w:w="75" w:type="dxa"/>
-              <w:left w:w="90" w:type="dxa"/>
-              <w:right w:w="90" w:type="dxa"/>
-            </w:tcMar>
-          </w:tcPr>
-          <w:p>
-            <w:pPr>
-              <w:spacing w:after="40" w:line="264" w:lineRule="auto"/>
-              <w:jc w:val="center"/>
-            </w:pPr>
-            <w:r>
-              <w:rPr>
-                <w:rFonts w:ascii="Times New Roman" w:hAnsi="Times New Roman"/>
-                <w:b w:val="0"/>
-                <w:color w:val="000000"/>
-                <w:sz w:val="21"/>
-              </w:rPr>
-              <w:t>413.0 / 412.9</w:t>
-            </w:r>
-          </w:p>
-        </w:tc>
-        <w:tc>
-          <w:tcPr>
-            <w:tcW w:type="dxa" w:w="1816"/>
-            <w:vAlign w:val="center"/>
-            <w:tcBorders>
-              <w:top w:val="single" w:sz="4" w:color="D9D9D9"/>
-              <w:left w:val="single" w:sz="4" w:color="D9D9D9"/>
-              <w:bottom w:val="single" w:sz="4" w:color="D9D9D9"/>
-              <w:right w:val="single" w:sz="4" w:color="D9D9D9"/>
-            </w:tcBorders>
-            <w:tcMar>
-              <w:top w:w="75" w:type="dxa"/>
-              <w:bottom w:w="75" w:type="dxa"/>
-              <w:left w:w="90" w:type="dxa"/>
-              <w:right w:w="90" w:type="dxa"/>
-            </w:tcMar>
-          </w:tcPr>
-          <w:p>
-            <w:pPr>
-              <w:spacing w:after="40" w:line="264" w:lineRule="auto"/>
-              <w:jc w:val="center"/>
-            </w:pPr>
-            <w:r>
-              <w:rPr>
-                <w:rFonts w:ascii="Times New Roman" w:hAnsi="Times New Roman"/>
-                <w:b w:val="0"/>
-                <w:color w:val="000000"/>
-                <w:sz w:val="21"/>
-              </w:rPr>
-              <w:t>262.0 / 252.9</w:t>
-            </w:r>
-          </w:p>
-        </w:tc>
-      </w:tr>
-      <w:tr>
-        <w:trPr>
-          <w:cantSplit/>
-        </w:trPr>
-        <w:tc>
-          <w:tcPr>
-            <w:tcW w:type="dxa" w:w="2235"/>
-            <w:vAlign w:val="center"/>
-            <w:tcBorders>
-              <w:top w:val="single" w:sz="4" w:color="D9D9D9"/>
-              <w:left w:val="single" w:sz="4" w:color="D9D9D9"/>
-              <w:bottom w:val="single" w:sz="4" w:color="D9D9D9"/>
-              <w:right w:val="single" w:sz="4" w:color="D9D9D9"/>
-            </w:tcBorders>
-            <w:tcMar>
-              <w:top w:w="75" w:type="dxa"/>
-              <w:bottom w:w="75" w:type="dxa"/>
-              <w:left w:w="90" w:type="dxa"/>
-              <w:right w:w="90" w:type="dxa"/>
-            </w:tcMar>
-          </w:tcPr>
-          <w:p>
-            <w:pPr>
-              <w:spacing w:after="40" w:line="264" w:lineRule="auto"/>
-              <w:jc w:val="left"/>
-            </w:pPr>
-            <w:r>
-              <w:rPr>
-                <w:rFonts w:ascii="Times New Roman" w:hAnsi="Times New Roman"/>
-                <w:b w:val="0"/>
-                <w:color w:val="000000"/>
-                <w:sz w:val="21"/>
-              </w:rPr>
-              <w:t>Simulated / 15</w:t>
-            </w:r>
-          </w:p>
-        </w:tc>
-        <w:tc>
-          <w:tcPr>
-            <w:tcW w:type="dxa" w:w="1676"/>
-            <w:vAlign w:val="center"/>
-            <w:tcBorders>
-              <w:top w:val="single" w:sz="4" w:color="D9D9D9"/>
-              <w:left w:val="single" w:sz="4" w:color="D9D9D9"/>
-              <w:bottom w:val="single" w:sz="4" w:color="D9D9D9"/>
-              <w:right w:val="single" w:sz="4" w:color="D9D9D9"/>
-            </w:tcBorders>
-            <w:tcMar>
-              <w:top w:w="75" w:type="dxa"/>
-              <w:bottom w:w="75" w:type="dxa"/>
-              <w:left w:w="90" w:type="dxa"/>
-              <w:right w:w="90" w:type="dxa"/>
-            </w:tcMar>
-          </w:tcPr>
-          <w:p>
-            <w:pPr>
-              <w:spacing w:after="40" w:line="264" w:lineRule="auto"/>
-              <w:jc w:val="center"/>
-            </w:pPr>
-            <w:r>
-              <w:rPr>
-                <w:rFonts w:ascii="Times New Roman" w:hAnsi="Times New Roman"/>
-                <w:b w:val="0"/>
-                <w:color w:val="000000"/>
-                <w:sz w:val="21"/>
-              </w:rPr>
-              <w:t>0/2/1</w:t>
-            </w:r>
-          </w:p>
-        </w:tc>
-        <w:tc>
-          <w:tcPr>
-            <w:tcW w:type="dxa" w:w="1816"/>
-            <w:vAlign w:val="center"/>
-            <w:tcBorders>
-              <w:top w:val="single" w:sz="4" w:color="D9D9D9"/>
-              <w:left w:val="single" w:sz="4" w:color="D9D9D9"/>
-              <w:bottom w:val="single" w:sz="4" w:color="D9D9D9"/>
-              <w:right w:val="single" w:sz="4" w:color="D9D9D9"/>
-            </w:tcBorders>
-            <w:tcMar>
-              <w:top w:w="75" w:type="dxa"/>
-              <w:bottom w:w="75" w:type="dxa"/>
-              <w:left w:w="90" w:type="dxa"/>
-              <w:right w:w="90" w:type="dxa"/>
-            </w:tcMar>
-          </w:tcPr>
-          <w:p>
-            <w:pPr>
-              <w:spacing w:after="40" w:line="264" w:lineRule="auto"/>
-              <w:jc w:val="center"/>
-            </w:pPr>
-            <w:r>
-              <w:rPr>
-                <w:rFonts w:ascii="Times New Roman" w:hAnsi="Times New Roman"/>
-                <w:b w:val="0"/>
-                <w:color w:val="000000"/>
-                <w:sz w:val="21"/>
-              </w:rPr>
-              <w:t>208.5 / 207.9</w:t>
-            </w:r>
-          </w:p>
-        </w:tc>
-        <w:tc>
-          <w:tcPr>
-            <w:tcW w:type="dxa" w:w="1816"/>
-            <w:vAlign w:val="center"/>
-            <w:tcBorders>
-              <w:top w:val="single" w:sz="4" w:color="D9D9D9"/>
-              <w:left w:val="single" w:sz="4" w:color="D9D9D9"/>
-              <w:bottom w:val="single" w:sz="4" w:color="D9D9D9"/>
-              <w:right w:val="single" w:sz="4" w:color="D9D9D9"/>
-            </w:tcBorders>
-            <w:tcMar>
-              <w:top w:w="75" w:type="dxa"/>
-              <w:bottom w:w="75" w:type="dxa"/>
-              <w:left w:w="90" w:type="dxa"/>
-              <w:right w:w="90" w:type="dxa"/>
-            </w:tcMar>
-          </w:tcPr>
-          <w:p>
-            <w:pPr>
-              <w:spacing w:after="40" w:line="264" w:lineRule="auto"/>
-              <w:jc w:val="center"/>
-            </w:pPr>
-            <w:r>
-              <w:rPr>
-                <w:rFonts w:ascii="Times New Roman" w:hAnsi="Times New Roman"/>
-                <w:b w:val="0"/>
-                <w:color w:val="000000"/>
-                <w:sz w:val="21"/>
-              </w:rPr>
-              <w:t>477.9 / 477.9</w:t>
-            </w:r>
-          </w:p>
-        </w:tc>
-        <w:tc>
-          <w:tcPr>
-            <w:tcW w:type="dxa" w:w="1816"/>
-            <w:vAlign w:val="center"/>
-            <w:tcBorders>
-              <w:top w:val="single" w:sz="4" w:color="D9D9D9"/>
-              <w:left w:val="single" w:sz="4" w:color="D9D9D9"/>
-              <w:bottom w:val="single" w:sz="4" w:color="D9D9D9"/>
-              <w:right w:val="single" w:sz="4" w:color="D9D9D9"/>
-            </w:tcBorders>
-            <w:tcMar>
-              <w:top w:w="75" w:type="dxa"/>
-              <w:bottom w:w="75" w:type="dxa"/>
-              <w:left w:w="90" w:type="dxa"/>
-              <w:right w:w="90" w:type="dxa"/>
-            </w:tcMar>
-          </w:tcPr>
-          <w:p>
-            <w:pPr>
-              <w:spacing w:after="40" w:line="264" w:lineRule="auto"/>
-              <w:jc w:val="center"/>
-            </w:pPr>
-            <w:r>
-              <w:rPr>
-                <w:rFonts w:ascii="Times New Roman" w:hAnsi="Times New Roman"/>
-                <w:b w:val="0"/>
-                <w:color w:val="000000"/>
-                <w:sz w:val="21"/>
-              </w:rPr>
-              <w:t>315.1 / 298.2</w:t>
-            </w:r>
-          </w:p>
-        </w:tc>
-      </w:tr>
-      <w:tr>
-        <w:trPr>
-          <w:cantSplit/>
-        </w:trPr>
-        <w:tc>
-          <w:tcPr>
-            <w:tcW w:type="dxa" w:w="2235"/>
-            <w:vAlign w:val="center"/>
-            <w:tcBorders>
-              <w:top w:val="single" w:sz="4" w:color="D9D9D9"/>
-              <w:left w:val="single" w:sz="4" w:color="D9D9D9"/>
-              <w:bottom w:val="single" w:sz="4" w:color="D9D9D9"/>
-              <w:right w:val="single" w:sz="4" w:color="D9D9D9"/>
-            </w:tcBorders>
-            <w:tcMar>
-              <w:top w:w="75" w:type="dxa"/>
-              <w:bottom w:w="75" w:type="dxa"/>
-              <w:left w:w="90" w:type="dxa"/>
-              <w:right w:w="90" w:type="dxa"/>
-            </w:tcMar>
-          </w:tcPr>
-          <w:p>
-            <w:pPr>
-              <w:spacing w:after="40" w:line="264" w:lineRule="auto"/>
-              <w:jc w:val="left"/>
-            </w:pPr>
-            <w:r>
-              <w:rPr>
-                <w:rFonts w:ascii="Times New Roman" w:hAnsi="Times New Roman"/>
-                <w:b w:val="0"/>
-                <w:color w:val="000000"/>
-                <w:sz w:val="21"/>
-              </w:rPr>
-              <w:t>Simulated / 20</w:t>
-            </w:r>
-          </w:p>
-        </w:tc>
-        <w:tc>
-          <w:tcPr>
-            <w:tcW w:type="dxa" w:w="1676"/>
-            <w:vAlign w:val="center"/>
-            <w:tcBorders>
-              <w:top w:val="single" w:sz="4" w:color="D9D9D9"/>
-              <w:left w:val="single" w:sz="4" w:color="D9D9D9"/>
-              <w:bottom w:val="single" w:sz="4" w:color="D9D9D9"/>
-              <w:right w:val="single" w:sz="4" w:color="D9D9D9"/>
-            </w:tcBorders>
-            <w:tcMar>
-              <w:top w:w="75" w:type="dxa"/>
-              <w:bottom w:w="75" w:type="dxa"/>
-              <w:left w:w="90" w:type="dxa"/>
-              <w:right w:w="90" w:type="dxa"/>
-            </w:tcMar>
-          </w:tcPr>
-          <w:p>
-            <w:pPr>
-              <w:spacing w:after="40" w:line="264" w:lineRule="auto"/>
-              <w:jc w:val="center"/>
-            </w:pPr>
-            <w:r>
-              <w:rPr>
-                <w:rFonts w:ascii="Times New Roman" w:hAnsi="Times New Roman"/>
-                <w:b w:val="0"/>
-                <w:color w:val="000000"/>
-                <w:sz w:val="21"/>
-              </w:rPr>
-              <w:t>0/6/2</w:t>
-            </w:r>
-          </w:p>
-        </w:tc>
-        <w:tc>
-          <w:tcPr>
-            <w:tcW w:type="dxa" w:w="1816"/>
-            <w:vAlign w:val="center"/>
-            <w:tcBorders>
-              <w:top w:val="single" w:sz="4" w:color="D9D9D9"/>
-              <w:left w:val="single" w:sz="4" w:color="D9D9D9"/>
-              <w:bottom w:val="single" w:sz="4" w:color="D9D9D9"/>
-              <w:right w:val="single" w:sz="4" w:color="D9D9D9"/>
-            </w:tcBorders>
-            <w:tcMar>
-              <w:top w:w="75" w:type="dxa"/>
-              <w:bottom w:w="75" w:type="dxa"/>
-              <w:left w:w="90" w:type="dxa"/>
-              <w:right w:w="90" w:type="dxa"/>
-            </w:tcMar>
-          </w:tcPr>
-          <w:p>
-            <w:pPr>
-              <w:spacing w:after="40" w:line="264" w:lineRule="auto"/>
-              <w:jc w:val="center"/>
-            </w:pPr>
-            <w:r>
-              <w:rPr>
-                <w:rFonts w:ascii="Times New Roman" w:hAnsi="Times New Roman"/>
-                <w:b w:val="0"/>
-                <w:color w:val="000000"/>
-                <w:sz w:val="21"/>
-              </w:rPr>
-              <w:t>194.9 / 187.1</w:t>
-            </w:r>
-          </w:p>
-        </w:tc>
-        <w:tc>
-          <w:tcPr>
-            <w:tcW w:type="dxa" w:w="1816"/>
-            <w:vAlign w:val="center"/>
-            <w:tcBorders>
-              <w:top w:val="single" w:sz="4" w:color="D9D9D9"/>
-              <w:left w:val="single" w:sz="4" w:color="D9D9D9"/>
-              <w:bottom w:val="single" w:sz="4" w:color="D9D9D9"/>
-              <w:right w:val="single" w:sz="4" w:color="D9D9D9"/>
-            </w:tcBorders>
-            <w:tcMar>
-              <w:top w:w="75" w:type="dxa"/>
-              <w:bottom w:w="75" w:type="dxa"/>
-              <w:left w:w="90" w:type="dxa"/>
-              <w:right w:w="90" w:type="dxa"/>
-            </w:tcMar>
-          </w:tcPr>
-          <w:p>
-            <w:pPr>
-              <w:spacing w:after="40" w:line="264" w:lineRule="auto"/>
-              <w:jc w:val="center"/>
-            </w:pPr>
-            <w:r>
-              <w:rPr>
-                <w:rFonts w:ascii="Times New Roman" w:hAnsi="Times New Roman"/>
-                <w:b w:val="0"/>
-                <w:color w:val="000000"/>
-                <w:sz w:val="21"/>
-              </w:rPr>
-              <w:t>477.9 / 474.6</w:t>
-            </w:r>
-          </w:p>
-        </w:tc>
-        <w:tc>
-          <w:tcPr>
-            <w:tcW w:type="dxa" w:w="1816"/>
-            <w:vAlign w:val="center"/>
-            <w:tcBorders>
-              <w:top w:val="single" w:sz="4" w:color="D9D9D9"/>
-              <w:left w:val="single" w:sz="4" w:color="D9D9D9"/>
-              <w:bottom w:val="single" w:sz="4" w:color="D9D9D9"/>
-              <w:right w:val="single" w:sz="4" w:color="D9D9D9"/>
-            </w:tcBorders>
-            <w:tcMar>
-              <w:top w:w="75" w:type="dxa"/>
-              <w:bottom w:w="75" w:type="dxa"/>
-              <w:left w:w="90" w:type="dxa"/>
-              <w:right w:w="90" w:type="dxa"/>
-            </w:tcMar>
-          </w:tcPr>
-          <w:p>
-            <w:pPr>
-              <w:spacing w:after="40" w:line="264" w:lineRule="auto"/>
-              <w:jc w:val="center"/>
-            </w:pPr>
-            <w:r>
-              <w:rPr>
-                <w:rFonts w:ascii="Times New Roman" w:hAnsi="Times New Roman"/>
-                <w:b w:val="0"/>
-                <w:color w:val="000000"/>
-                <w:sz w:val="21"/>
-              </w:rPr>
-              <w:t>333.2 / 302.3</w:t>
-            </w:r>
-          </w:p>
-        </w:tc>
-      </w:tr>
-      <w:tr>
-        <w:trPr>
-          <w:cantSplit/>
-        </w:trPr>
-        <w:tc>
-          <w:tcPr>
-            <w:tcW w:type="dxa" w:w="2235"/>
-            <w:vAlign w:val="center"/>
-            <w:tcBorders>
-              <w:top w:val="single" w:sz="4" w:color="D9D9D9"/>
-              <w:left w:val="single" w:sz="4" w:color="D9D9D9"/>
-              <w:bottom w:val="single" w:sz="4" w:color="D9D9D9"/>
-              <w:right w:val="single" w:sz="4" w:color="D9D9D9"/>
-            </w:tcBorders>
-            <w:tcMar>
-              <w:top w:w="75" w:type="dxa"/>
-              <w:bottom w:w="75" w:type="dxa"/>
-              <w:left w:w="90" w:type="dxa"/>
-              <w:right w:w="90" w:type="dxa"/>
-            </w:tcMar>
-          </w:tcPr>
-          <w:p>
-            <w:pPr>
-              <w:spacing w:after="40" w:line="264" w:lineRule="auto"/>
-              <w:jc w:val="left"/>
-            </w:pPr>
-            <w:r>
-              <w:rPr>
-                <w:rFonts w:ascii="Times New Roman" w:hAnsi="Times New Roman"/>
-                <w:b w:val="0"/>
-                <w:color w:val="000000"/>
-                <w:sz w:val="21"/>
-              </w:rPr>
-              <w:t>Google / 10</w:t>
-            </w:r>
-          </w:p>
-        </w:tc>
-        <w:tc>
-          <w:tcPr>
-            <w:tcW w:type="dxa" w:w="1676"/>
-            <w:vAlign w:val="center"/>
-            <w:tcBorders>
-              <w:top w:val="single" w:sz="4" w:color="D9D9D9"/>
-              <w:left w:val="single" w:sz="4" w:color="D9D9D9"/>
-              <w:bottom w:val="single" w:sz="4" w:color="D9D9D9"/>
-              <w:right w:val="single" w:sz="4" w:color="D9D9D9"/>
-            </w:tcBorders>
-            <w:tcMar>
-              <w:top w:w="75" w:type="dxa"/>
-              <w:bottom w:w="75" w:type="dxa"/>
-              <w:left w:w="90" w:type="dxa"/>
-              <w:right w:w="90" w:type="dxa"/>
-            </w:tcMar>
-          </w:tcPr>
-          <w:p>
-            <w:pPr>
-              <w:spacing w:after="40" w:line="264" w:lineRule="auto"/>
-              <w:jc w:val="center"/>
-            </w:pPr>
-            <w:r>
-              <w:rPr>
-                <w:rFonts w:ascii="Times New Roman" w:hAnsi="Times New Roman"/>
-                <w:b w:val="0"/>
-                <w:color w:val="000000"/>
-                <w:sz w:val="21"/>
-              </w:rPr>
-              <w:t>0/0/0</w:t>
-            </w:r>
-          </w:p>
-        </w:tc>
-        <w:tc>
-          <w:tcPr>
-            <w:tcW w:type="dxa" w:w="1816"/>
-            <w:vAlign w:val="center"/>
-            <w:tcBorders>
-              <w:top w:val="single" w:sz="4" w:color="D9D9D9"/>
-              <w:left w:val="single" w:sz="4" w:color="D9D9D9"/>
-              <w:bottom w:val="single" w:sz="4" w:color="D9D9D9"/>
-              <w:right w:val="single" w:sz="4" w:color="D9D9D9"/>
-            </w:tcBorders>
-            <w:tcMar>
-              <w:top w:w="75" w:type="dxa"/>
-              <w:bottom w:w="75" w:type="dxa"/>
-              <w:left w:w="90" w:type="dxa"/>
-              <w:right w:w="90" w:type="dxa"/>
-            </w:tcMar>
-          </w:tcPr>
-          <w:p>
-            <w:pPr>
-              <w:spacing w:after="40" w:line="264" w:lineRule="auto"/>
-              <w:jc w:val="center"/>
-            </w:pPr>
-            <w:r>
-              <w:rPr>
-                <w:rFonts w:ascii="Times New Roman" w:hAnsi="Times New Roman"/>
-                <w:b w:val="0"/>
-                <w:color w:val="000000"/>
-                <w:sz w:val="21"/>
-              </w:rPr>
-              <w:t>207.3 / 204.5</w:t>
-            </w:r>
-          </w:p>
-        </w:tc>
-        <w:tc>
-          <w:tcPr>
-            <w:tcW w:type="dxa" w:w="1816"/>
-            <w:vAlign w:val="center"/>
-            <w:tcBorders>
-              <w:top w:val="single" w:sz="4" w:color="D9D9D9"/>
-              <w:left w:val="single" w:sz="4" w:color="D9D9D9"/>
-              <w:bottom w:val="single" w:sz="4" w:color="D9D9D9"/>
-              <w:right w:val="single" w:sz="4" w:color="D9D9D9"/>
-            </w:tcBorders>
-            <w:tcMar>
-              <w:top w:w="75" w:type="dxa"/>
-              <w:bottom w:w="75" w:type="dxa"/>
-              <w:left w:w="90" w:type="dxa"/>
-              <w:right w:w="90" w:type="dxa"/>
-            </w:tcMar>
-          </w:tcPr>
-          <w:p>
-            <w:pPr>
-              <w:spacing w:after="40" w:line="264" w:lineRule="auto"/>
-              <w:jc w:val="center"/>
-            </w:pPr>
-            <w:r>
-              <w:rPr>
-                <w:rFonts w:ascii="Times New Roman" w:hAnsi="Times New Roman"/>
-                <w:b w:val="0"/>
-                <w:color w:val="000000"/>
-                <w:sz w:val="21"/>
-              </w:rPr>
-              <w:t>409.0 / 405.9</w:t>
-            </w:r>
-          </w:p>
-        </w:tc>
-        <w:tc>
-          <w:tcPr>
-            <w:tcW w:type="dxa" w:w="1816"/>
-            <w:vAlign w:val="center"/>
-            <w:tcBorders>
-              <w:top w:val="single" w:sz="4" w:color="D9D9D9"/>
-              <w:left w:val="single" w:sz="4" w:color="D9D9D9"/>
-              <w:bottom w:val="single" w:sz="4" w:color="D9D9D9"/>
-              <w:right w:val="single" w:sz="4" w:color="D9D9D9"/>
-            </w:tcBorders>
-            <w:tcMar>
-              <w:top w:w="75" w:type="dxa"/>
-              <w:bottom w:w="75" w:type="dxa"/>
-              <w:left w:w="90" w:type="dxa"/>
-              <w:right w:w="90" w:type="dxa"/>
-            </w:tcMar>
-          </w:tcPr>
-          <w:p>
-            <w:pPr>
-              <w:spacing w:after="40" w:line="264" w:lineRule="auto"/>
-              <w:jc w:val="center"/>
-            </w:pPr>
-            <w:r>
-              <w:rPr>
-                <w:rFonts w:ascii="Times New Roman" w:hAnsi="Times New Roman"/>
-                <w:b w:val="0"/>
-                <w:color w:val="000000"/>
-                <w:sz w:val="21"/>
-              </w:rPr>
-              <w:t>259.8 / 252.0</w:t>
-            </w:r>
-          </w:p>
-        </w:tc>
-      </w:tr>
-      <w:tr>
-        <w:trPr>
-          <w:cantSplit/>
-        </w:trPr>
-        <w:tc>
-          <w:tcPr>
-            <w:tcW w:type="dxa" w:w="2235"/>
-            <w:vAlign w:val="center"/>
-            <w:tcBorders>
-              <w:top w:val="single" w:sz="4" w:color="D9D9D9"/>
-              <w:left w:val="single" w:sz="4" w:color="D9D9D9"/>
-              <w:bottom w:val="single" w:sz="4" w:color="D9D9D9"/>
-              <w:right w:val="single" w:sz="4" w:color="D9D9D9"/>
-            </w:tcBorders>
-            <w:tcMar>
-              <w:top w:w="75" w:type="dxa"/>
-              <w:bottom w:w="75" w:type="dxa"/>
-              <w:left w:w="90" w:type="dxa"/>
-              <w:right w:w="90" w:type="dxa"/>
-            </w:tcMar>
-          </w:tcPr>
-          <w:p>
-            <w:pPr>
-              <w:spacing w:after="40" w:line="264" w:lineRule="auto"/>
-              <w:jc w:val="left"/>
-            </w:pPr>
-            <w:r>
-              <w:rPr>
-                <w:rFonts w:ascii="Times New Roman" w:hAnsi="Times New Roman"/>
-                <w:b w:val="0"/>
-                <w:color w:val="000000"/>
-                <w:sz w:val="21"/>
-              </w:rPr>
-              <w:t>Google / 15</w:t>
-            </w:r>
-          </w:p>
-        </w:tc>
-        <w:tc>
-          <w:tcPr>
-            <w:tcW w:type="dxa" w:w="1676"/>
-            <w:vAlign w:val="center"/>
-            <w:tcBorders>
-              <w:top w:val="single" w:sz="4" w:color="D9D9D9"/>
-              <w:left w:val="single" w:sz="4" w:color="D9D9D9"/>
-              <w:bottom w:val="single" w:sz="4" w:color="D9D9D9"/>
-              <w:right w:val="single" w:sz="4" w:color="D9D9D9"/>
-            </w:tcBorders>
-            <w:tcMar>
-              <w:top w:w="75" w:type="dxa"/>
-              <w:bottom w:w="75" w:type="dxa"/>
-              <w:left w:w="90" w:type="dxa"/>
-              <w:right w:w="90" w:type="dxa"/>
-            </w:tcMar>
-          </w:tcPr>
-          <w:p>
-            <w:pPr>
-              <w:spacing w:after="40" w:line="264" w:lineRule="auto"/>
-              <w:jc w:val="center"/>
-            </w:pPr>
-            <w:r>
-              <w:rPr>
-                <w:rFonts w:ascii="Times New Roman" w:hAnsi="Times New Roman"/>
-                <w:b w:val="0"/>
-                <w:color w:val="000000"/>
-                <w:sz w:val="21"/>
-              </w:rPr>
-              <w:t>0/2/0</w:t>
-            </w:r>
-          </w:p>
-        </w:tc>
-        <w:tc>
-          <w:tcPr>
-            <w:tcW w:type="dxa" w:w="1816"/>
-            <w:vAlign w:val="center"/>
-            <w:tcBorders>
-              <w:top w:val="single" w:sz="4" w:color="D9D9D9"/>
-              <w:left w:val="single" w:sz="4" w:color="D9D9D9"/>
-              <w:bottom w:val="single" w:sz="4" w:color="D9D9D9"/>
-              <w:right w:val="single" w:sz="4" w:color="D9D9D9"/>
-            </w:tcBorders>
-            <w:tcMar>
-              <w:top w:w="75" w:type="dxa"/>
-              <w:bottom w:w="75" w:type="dxa"/>
-              <w:left w:w="90" w:type="dxa"/>
-              <w:right w:w="90" w:type="dxa"/>
-            </w:tcMar>
-          </w:tcPr>
-          <w:p>
-            <w:pPr>
-              <w:spacing w:after="40" w:line="264" w:lineRule="auto"/>
-              <w:jc w:val="center"/>
-            </w:pPr>
-            <w:r>
-              <w:rPr>
-                <w:rFonts w:ascii="Times New Roman" w:hAnsi="Times New Roman"/>
-                <w:b w:val="0"/>
-                <w:color w:val="000000"/>
-                <w:sz w:val="21"/>
-              </w:rPr>
-              <w:t>215.5 / 202.5</w:t>
-            </w:r>
-          </w:p>
-        </w:tc>
-        <w:tc>
-          <w:tcPr>
-            <w:tcW w:type="dxa" w:w="1816"/>
-            <w:vAlign w:val="center"/>
-            <w:tcBorders>
-              <w:top w:val="single" w:sz="4" w:color="D9D9D9"/>
-              <w:left w:val="single" w:sz="4" w:color="D9D9D9"/>
-              <w:bottom w:val="single" w:sz="4" w:color="D9D9D9"/>
-              <w:right w:val="single" w:sz="4" w:color="D9D9D9"/>
-            </w:tcBorders>
-            <w:tcMar>
-              <w:top w:w="75" w:type="dxa"/>
-              <w:bottom w:w="75" w:type="dxa"/>
-              <w:left w:w="90" w:type="dxa"/>
-              <w:right w:w="90" w:type="dxa"/>
-            </w:tcMar>
-          </w:tcPr>
-          <w:p>
-            <w:pPr>
-              <w:spacing w:after="40" w:line="264" w:lineRule="auto"/>
-              <w:jc w:val="center"/>
-            </w:pPr>
-            <w:r>
-              <w:rPr>
-                <w:rFonts w:ascii="Times New Roman" w:hAnsi="Times New Roman"/>
-                <w:b w:val="0"/>
-                <w:color w:val="000000"/>
-                <w:sz w:val="21"/>
-              </w:rPr>
-              <w:t>477.6 / 476.0</w:t>
-            </w:r>
-          </w:p>
-        </w:tc>
-        <w:tc>
-          <w:tcPr>
-            <w:tcW w:type="dxa" w:w="1816"/>
-            <w:vAlign w:val="center"/>
-            <w:tcBorders>
-              <w:top w:val="single" w:sz="4" w:color="D9D9D9"/>
-              <w:left w:val="single" w:sz="4" w:color="D9D9D9"/>
-              <w:bottom w:val="single" w:sz="4" w:color="D9D9D9"/>
-              <w:right w:val="single" w:sz="4" w:color="D9D9D9"/>
-            </w:tcBorders>
-            <w:tcMar>
-              <w:top w:w="75" w:type="dxa"/>
-              <w:bottom w:w="75" w:type="dxa"/>
-              <w:left w:w="90" w:type="dxa"/>
-              <w:right w:w="90" w:type="dxa"/>
-            </w:tcMar>
-          </w:tcPr>
-          <w:p>
-            <w:pPr>
-              <w:spacing w:after="40" w:line="264" w:lineRule="auto"/>
-              <w:jc w:val="center"/>
-            </w:pPr>
-            <w:r>
-              <w:rPr>
-                <w:rFonts w:ascii="Times New Roman" w:hAnsi="Times New Roman"/>
-                <w:b w:val="0"/>
-                <w:color w:val="000000"/>
-                <w:sz w:val="21"/>
-              </w:rPr>
-              <w:t>320.7 / 302.7</w:t>
-            </w:r>
-          </w:p>
-        </w:tc>
-      </w:tr>
-      <w:tr>
-        <w:trPr>
-          <w:cantSplit/>
-        </w:trPr>
-        <w:tc>
-          <w:tcPr>
-            <w:tcW w:type="dxa" w:w="2235"/>
-            <w:vAlign w:val="center"/>
-            <w:tcBorders>
-              <w:top w:val="single" w:sz="4" w:color="D9D9D9"/>
-              <w:left w:val="single" w:sz="4" w:color="D9D9D9"/>
-              <w:bottom w:val="single" w:sz="4" w:color="D9D9D9"/>
-              <w:right w:val="single" w:sz="4" w:color="D9D9D9"/>
-            </w:tcBorders>
-            <w:tcMar>
-              <w:top w:w="75" w:type="dxa"/>
-              <w:bottom w:w="75" w:type="dxa"/>
-              <w:left w:w="90" w:type="dxa"/>
-              <w:right w:w="90" w:type="dxa"/>
-            </w:tcMar>
-          </w:tcPr>
-          <w:p>
-            <w:pPr>
-              <w:spacing w:after="40" w:line="264" w:lineRule="auto"/>
-              <w:jc w:val="left"/>
-            </w:pPr>
-            <w:r>
-              <w:rPr>
-                <w:rFonts w:ascii="Times New Roman" w:hAnsi="Times New Roman"/>
-                <w:b w:val="0"/>
-                <w:color w:val="000000"/>
-                <w:sz w:val="21"/>
-              </w:rPr>
-              <w:t>Google / 20</w:t>
-            </w:r>
-          </w:p>
-        </w:tc>
-        <w:tc>
-          <w:tcPr>
-            <w:tcW w:type="dxa" w:w="1676"/>
-            <w:vAlign w:val="center"/>
-            <w:tcBorders>
-              <w:top w:val="single" w:sz="4" w:color="D9D9D9"/>
-              <w:left w:val="single" w:sz="4" w:color="D9D9D9"/>
-              <w:bottom w:val="single" w:sz="4" w:color="D9D9D9"/>
-              <w:right w:val="single" w:sz="4" w:color="D9D9D9"/>
-            </w:tcBorders>
-            <w:tcMar>
-              <w:top w:w="75" w:type="dxa"/>
-              <w:bottom w:w="75" w:type="dxa"/>
-              <w:left w:w="90" w:type="dxa"/>
-              <w:right w:w="90" w:type="dxa"/>
-            </w:tcMar>
-          </w:tcPr>
-          <w:p>
-            <w:pPr>
-              <w:spacing w:after="40" w:line="264" w:lineRule="auto"/>
-              <w:jc w:val="center"/>
-            </w:pPr>
-            <w:r>
-              <w:rPr>
-                <w:rFonts w:ascii="Times New Roman" w:hAnsi="Times New Roman"/>
-                <w:b w:val="0"/>
-                <w:color w:val="000000"/>
-                <w:sz w:val="21"/>
-              </w:rPr>
-              <w:t>0/6/2</w:t>
-            </w:r>
-          </w:p>
-        </w:tc>
-        <w:tc>
-          <w:tcPr>
-            <w:tcW w:type="dxa" w:w="1816"/>
-            <w:vAlign w:val="center"/>
-            <w:tcBorders>
-              <w:top w:val="single" w:sz="4" w:color="D9D9D9"/>
-              <w:left w:val="single" w:sz="4" w:color="D9D9D9"/>
-              <w:bottom w:val="single" w:sz="4" w:color="D9D9D9"/>
-              <w:right w:val="single" w:sz="4" w:color="D9D9D9"/>
-            </w:tcBorders>
-            <w:tcMar>
-              <w:top w:w="75" w:type="dxa"/>
-              <w:bottom w:w="75" w:type="dxa"/>
-              <w:left w:w="90" w:type="dxa"/>
-              <w:right w:w="90" w:type="dxa"/>
-            </w:tcMar>
-          </w:tcPr>
-          <w:p>
-            <w:pPr>
-              <w:spacing w:after="40" w:line="264" w:lineRule="auto"/>
-              <w:jc w:val="center"/>
-            </w:pPr>
-            <w:r>
-              <w:rPr>
-                <w:rFonts w:ascii="Times New Roman" w:hAnsi="Times New Roman"/>
-                <w:b w:val="0"/>
-                <w:color w:val="000000"/>
-                <w:sz w:val="21"/>
-              </w:rPr>
-              <w:t>194.1 / 193.4</w:t>
-            </w:r>
-          </w:p>
-        </w:tc>
-        <w:tc>
-          <w:tcPr>
-            <w:tcW w:type="dxa" w:w="1816"/>
-            <w:vAlign w:val="center"/>
-            <w:tcBorders>
-              <w:top w:val="single" w:sz="4" w:color="D9D9D9"/>
-              <w:left w:val="single" w:sz="4" w:color="D9D9D9"/>
-              <w:bottom w:val="single" w:sz="4" w:color="D9D9D9"/>
-              <w:right w:val="single" w:sz="4" w:color="D9D9D9"/>
-            </w:tcBorders>
-            <w:tcMar>
-              <w:top w:w="75" w:type="dxa"/>
-              <w:bottom w:w="75" w:type="dxa"/>
-              <w:left w:w="90" w:type="dxa"/>
-              <w:right w:w="90" w:type="dxa"/>
-            </w:tcMar>
-          </w:tcPr>
-          <w:p>
-            <w:pPr>
-              <w:spacing w:after="40" w:line="264" w:lineRule="auto"/>
-              <w:jc w:val="center"/>
-            </w:pPr>
-            <w:r>
-              <w:rPr>
-                <w:rFonts w:ascii="Times New Roman" w:hAnsi="Times New Roman"/>
-                <w:b w:val="0"/>
-                <w:color w:val="000000"/>
-                <w:sz w:val="21"/>
-              </w:rPr>
-              <w:t>477.1 / 473.0</w:t>
-            </w:r>
-          </w:p>
-        </w:tc>
-        <w:tc>
-          <w:tcPr>
-            <w:tcW w:type="dxa" w:w="1816"/>
-            <w:vAlign w:val="center"/>
-            <w:tcBorders>
-              <w:top w:val="single" w:sz="4" w:color="D9D9D9"/>
-              <w:left w:val="single" w:sz="4" w:color="D9D9D9"/>
-              <w:bottom w:val="single" w:sz="4" w:color="D9D9D9"/>
-              <w:right w:val="single" w:sz="4" w:color="D9D9D9"/>
-            </w:tcBorders>
-            <w:tcMar>
-              <w:top w:w="75" w:type="dxa"/>
-              <w:bottom w:w="75" w:type="dxa"/>
-              <w:left w:w="90" w:type="dxa"/>
-              <w:right w:w="90" w:type="dxa"/>
-            </w:tcMar>
-          </w:tcPr>
-          <w:p>
-            <w:pPr>
-              <w:spacing w:after="40" w:line="264" w:lineRule="auto"/>
-              <w:jc w:val="center"/>
-            </w:pPr>
-            <w:r>
-              <w:rPr>
-                <w:rFonts w:ascii="Times New Roman" w:hAnsi="Times New Roman"/>
-                <w:b w:val="0"/>
-                <w:color w:val="000000"/>
-                <w:sz w:val="21"/>
-              </w:rPr>
-              <w:t>331.9 / 307.9</w:t>
-            </w:r>
-          </w:p>
-        </w:tc>
-      </w:tr>
-    </w:tbl>
-    <w:p>
-      <w:pPr>
-        <w:pStyle w:val="TableNote"/>
-        <w:spacing w:before="120"/>
-        <w:jc w:val="both"/>
-      </w:pPr>
-      <w:r>
-        <w:t>Note. Entries show Greedy / seeded-GA mean in minutes. Unassigned priority counts match, although assigned task identities can differ.</w:t>
-      </w:r>
-    </w:p>
-    <w:p>
-      <w:pPr>
-        <w:jc w:val="both"/>
-      </w:pPr>
-      <w:r>
-        <w:t>Compatible priority coverage is a weaker condition than identical assigned task sets. The frontend therefore applies a stricter comparison rule before presenting workload-matched percentage improvements. This distinction prevents the experiment’s objective gaps from being presented as guaranteed travel-time reductions for the same repairs.</w:t>
-      </w:r>
-    </w:p>
-    <w:p>
-      <w:pPr>
-        <w:pStyle w:val="Heading2"/>
-        <w:pageBreakBefore w:val="0"/>
-        <w:jc w:val="left"/>
-      </w:pPr>
-      <w:bookmarkStart w:id="2025" w:name="_RGI_26"/>
-      <w:r>
-        <w:t>6.4 Integrated Workflow Verification</w:t>
-      </w:r>
-      <w:bookmarkEnd w:id="2025"/>
-    </w:p>
-    <w:p>
-      <w:pPr>
-        <w:jc w:val="both"/>
-      </w:pPr>
-      <w:r>
-        <w:t>The 18 October integration record documents 20 acceptance groups and 201 HTTP requests through the frontend proxy. Checks covered real-model upload, confidence boundaries 0.60/0.5999, no-detection handling, review correction, idempotent replay, invalid-image rejection, task completion, disabled crews, stale plans, version conflicts and complete assigned/unassigned accounting. In the 20-task demonstration, both planners assigned 12 and explicitly returned eight shift-limit exclusions; no P1 task was omitted. This is a workflow result on constructed inputs, not a new independent algorithm benchmark.</w:t>
-      </w:r>
-    </w:p>
-    <w:p>
-      <w:pPr>
-        <w:jc w:val="both"/>
-      </w:pPr>
-      <w:r>
-        <w:t>The later authenticated release is identified by merge commit d48b877. Its release manifest records 973 backend tests passed, one skipped, 152 frontend tests, 49 CI guardrail tests, passing contract/repository checks and successful remote CI. These results support implementation reliability within the tested cases. They do not measure user productivity, model accuracy, real traffic performance or operational safety. The GPT/RAG assistant backend and its proposed change-confirmation flow were not implemented or evaluated; the interface identifies that boundary.</w:t>
-      </w:r>
-    </w:p>
-    <w:p>
-      <w:pPr>
-        <w:pStyle w:val="ReportCaption"/>
-        <w:keepNext/>
-        <w:jc w:val="left"/>
-      </w:pPr>
-      <w:r>
-        <w:rPr>
-          <w:b/>
-        </w:rPr>
-        <w:t xml:space="preserve">Table 15. </w:t>
-      </w:r>
-      <w:r>
-        <w:t>Recorded integration and release checks</w:t>
-      </w:r>
-    </w:p>
-    <w:tbl>
-      <w:tblPr>
-        <w:tblW w:type="auto" w:w="0"/>
-        <w:tblLayout w:type="fixed"/>
-        <w:tblLook w:firstColumn="1" w:firstRow="1" w:lastColumn="0" w:lastRow="0" w:noHBand="0" w:noVBand="1" w:val="04A0"/>
-      </w:tblPr>
-      <w:tblGrid>
-        <w:gridCol w:w="3120"/>
-        <w:gridCol w:w="3120"/>
-        <w:gridCol w:w="3120"/>
-      </w:tblGrid>
-      <w:tr>
-        <w:trPr>
-          <w:cantSplit/>
-          <w:tblHeader/>
-        </w:trPr>
-        <w:tc>
-          <w:tcPr>
-            <w:tcW w:type="dxa" w:w="3120"/>
-            <w:vAlign w:val="center"/>
-            <w:tcBorders>
-              <w:top w:val="single" w:sz="4" w:color="D9D9D9"/>
-              <w:left w:val="single" w:sz="4" w:color="D9D9D9"/>
-              <w:bottom w:val="single" w:sz="4" w:color="D9D9D9"/>
-              <w:right w:val="single" w:sz="4" w:color="D9D9D9"/>
-            </w:tcBorders>
-            <w:tcMar>
-              <w:top w:w="75" w:type="dxa"/>
-              <w:bottom w:w="75" w:type="dxa"/>
-              <w:left w:w="90" w:type="dxa"/>
-              <w:right w:w="90" w:type="dxa"/>
-            </w:tcMar>
-            <w:shd w:fill="EAEAEA"/>
-          </w:tcPr>
-          <w:p>
-            <w:pPr>
-              <w:spacing w:after="40" w:line="264" w:lineRule="auto"/>
-              <w:jc w:val="left"/>
-            </w:pPr>
-            <w:r>
-              <w:rPr>
-                <w:rFonts w:ascii="Times New Roman" w:hAnsi="Times New Roman"/>
-                <w:b/>
-                <w:color w:val="000000"/>
-                <w:sz w:val="21"/>
-              </w:rPr>
-              <w:t>Evidence</w:t>
-            </w:r>
-          </w:p>
-        </w:tc>
-        <w:tc>
-          <w:tcPr>
-            <w:tcW w:type="dxa" w:w="3120"/>
+            <w:tcW w:type="dxa" w:w="3168"/>
             <w:vAlign w:val="center"/>
             <w:tcBorders>
               <w:top w:val="single" w:sz="4" w:color="D9D9D9"/>
@@ -14053,7 +9950,7 @@
         </w:tc>
         <w:tc>
           <w:tcPr>
-            <w:tcW w:type="dxa" w:w="3120"/>
+            <w:tcW w:type="dxa" w:w="3528"/>
             <w:vAlign w:val="center"/>
             <w:tcBorders>
               <w:top w:val="single" w:sz="4" w:color="D9D9D9"/>
@@ -14081,7 +9978,7 @@
                 <w:color w:val="000000"/>
                 <w:sz w:val="21"/>
               </w:rPr>
-              <w:t>Scope</w:t>
+              <w:t>Interpretation</w:t>
             </w:r>
           </w:p>
         </w:tc>
@@ -14092,7 +9989,7 @@
         </w:trPr>
         <w:tc>
           <w:tcPr>
-            <w:tcW w:type="dxa" w:w="3120"/>
+            <w:tcW w:type="dxa" w:w="2664"/>
             <w:vAlign w:val="center"/>
             <w:tcBorders>
               <w:top w:val="single" w:sz="4" w:color="D9D9D9"/>
@@ -14119,13 +10016,13 @@
                 <w:color w:val="000000"/>
                 <w:sz w:val="21"/>
               </w:rPr>
-              <w:t>Integration HTTP acceptance</w:t>
+              <w:t>HTTP integration</w:t>
             </w:r>
           </w:p>
         </w:tc>
         <w:tc>
           <w:tcPr>
-            <w:tcW w:type="dxa" w:w="3120"/>
+            <w:tcW w:type="dxa" w:w="3168"/>
             <w:vAlign w:val="center"/>
             <w:tcBorders>
               <w:top w:val="single" w:sz="4" w:color="D9D9D9"/>
@@ -14158,7 +10055,7 @@
         </w:tc>
         <w:tc>
           <w:tcPr>
-            <w:tcW w:type="dxa" w:w="3120"/>
+            <w:tcW w:type="dxa" w:w="3528"/>
             <w:vAlign w:val="center"/>
             <w:tcBorders>
               <w:top w:val="single" w:sz="4" w:color="D9D9D9"/>
@@ -14185,7 +10082,7 @@
                 <w:color w:val="000000"/>
                 <w:sz w:val="21"/>
               </w:rPr>
-              <w:t>Recorded 18 October workflow checks</w:t>
+              <w:t>Main workflow through frontend proxy</w:t>
             </w:r>
           </w:p>
         </w:tc>
@@ -14196,7 +10093,7 @@
         </w:trPr>
         <w:tc>
           <w:tcPr>
-            <w:tcW w:type="dxa" w:w="3120"/>
+            <w:tcW w:type="dxa" w:w="2664"/>
             <w:vAlign w:val="center"/>
             <w:tcBorders>
               <w:top w:val="single" w:sz="4" w:color="D9D9D9"/>
@@ -14223,13 +10120,13 @@
                 <w:color w:val="000000"/>
                 <w:sz w:val="21"/>
               </w:rPr>
-              <w:t>Released backend regression</w:t>
+              <w:t>Authenticated release d48b877</w:t>
             </w:r>
           </w:p>
         </w:tc>
         <w:tc>
           <w:tcPr>
-            <w:tcW w:type="dxa" w:w="3120"/>
+            <w:tcW w:type="dxa" w:w="3168"/>
             <w:vAlign w:val="center"/>
             <w:tcBorders>
               <w:top w:val="single" w:sz="4" w:color="D9D9D9"/>
@@ -14256,13 +10153,13 @@
                 <w:color w:val="000000"/>
                 <w:sz w:val="21"/>
               </w:rPr>
-              <w:t>973 passed / 1 skipped</w:t>
+              <w:t>973 backend passed / 1 skipped; 152 frontend; 49 CI guardrails</w:t>
             </w:r>
           </w:p>
         </w:tc>
         <w:tc>
           <w:tcPr>
-            <w:tcW w:type="dxa" w:w="3120"/>
+            <w:tcW w:type="dxa" w:w="3528"/>
             <w:vAlign w:val="center"/>
             <w:tcBorders>
               <w:top w:val="single" w:sz="4" w:color="D9D9D9"/>
@@ -14289,7 +10186,7 @@
                 <w:color w:val="000000"/>
                 <w:sz w:val="21"/>
               </w:rPr>
-              <w:t>Authenticated release</w:t>
+              <w:t>Regression and remote CI evidence</w:t>
             </w:r>
           </w:p>
         </w:tc>
@@ -14300,7 +10197,7 @@
         </w:trPr>
         <w:tc>
           <w:tcPr>
-            <w:tcW w:type="dxa" w:w="3120"/>
+            <w:tcW w:type="dxa" w:w="2664"/>
             <w:vAlign w:val="center"/>
             <w:tcBorders>
               <w:top w:val="single" w:sz="4" w:color="D9D9D9"/>
@@ -14327,46 +10224,13 @@
                 <w:color w:val="000000"/>
                 <w:sz w:val="21"/>
               </w:rPr>
-              <w:t>Released frontend tests</w:t>
+              <w:t>0.60 / 0.5999; no detection</w:t>
             </w:r>
           </w:p>
         </w:tc>
         <w:tc>
           <w:tcPr>
-            <w:tcW w:type="dxa" w:w="3120"/>
-            <w:vAlign w:val="center"/>
-            <w:tcBorders>
-              <w:top w:val="single" w:sz="4" w:color="D9D9D9"/>
-              <w:left w:val="single" w:sz="4" w:color="D9D9D9"/>
-              <w:bottom w:val="single" w:sz="4" w:color="D9D9D9"/>
-              <w:right w:val="single" w:sz="4" w:color="D9D9D9"/>
-            </w:tcBorders>
-            <w:tcMar>
-              <w:top w:w="75" w:type="dxa"/>
-              <w:bottom w:w="75" w:type="dxa"/>
-              <w:left w:w="90" w:type="dxa"/>
-              <w:right w:w="90" w:type="dxa"/>
-            </w:tcMar>
-          </w:tcPr>
-          <w:p>
-            <w:pPr>
-              <w:spacing w:after="40" w:line="264" w:lineRule="auto"/>
-              <w:jc w:val="center"/>
-            </w:pPr>
-            <w:r>
-              <w:rPr>
-                <w:rFonts w:ascii="Times New Roman" w:hAnsi="Times New Roman"/>
-                <w:b w:val="0"/>
-                <w:color w:val="000000"/>
-                <w:sz w:val="21"/>
-              </w:rPr>
-              <w:t>152</w:t>
-            </w:r>
-          </w:p>
-        </w:tc>
-        <w:tc>
-          <w:tcPr>
-            <w:tcW w:type="dxa" w:w="3120"/>
+            <w:tcW w:type="dxa" w:w="3168"/>
             <w:vAlign w:val="center"/>
             <w:tcBorders>
               <w:top w:val="single" w:sz="4" w:color="D9D9D9"/>
@@ -14393,18 +10257,13 @@
                 <w:color w:val="000000"/>
                 <w:sz w:val="21"/>
               </w:rPr>
-              <w:t>Authenticated release</w:t>
+              <w:t>Auto task / review; no active task</w:t>
             </w:r>
           </w:p>
         </w:tc>
-      </w:tr>
-      <w:tr>
-        <w:trPr>
-          <w:cantSplit/>
-        </w:trPr>
         <w:tc>
           <w:tcPr>
-            <w:tcW w:type="dxa" w:w="3120"/>
+            <w:tcW w:type="dxa" w:w="3528"/>
             <w:vAlign w:val="center"/>
             <w:tcBorders>
               <w:top w:val="single" w:sz="4" w:color="D9D9D9"/>
@@ -14431,46 +10290,18 @@
                 <w:color w:val="000000"/>
                 <w:sz w:val="21"/>
               </w:rPr>
-              <w:t>CI guardrail tests</w:t>
+              <w:t>Controlled branch checks, not model calibration</w:t>
             </w:r>
           </w:p>
         </w:tc>
+      </w:tr>
+      <w:tr>
+        <w:trPr>
+          <w:cantSplit/>
+        </w:trPr>
         <w:tc>
           <w:tcPr>
-            <w:tcW w:type="dxa" w:w="3120"/>
-            <w:vAlign w:val="center"/>
-            <w:tcBorders>
-              <w:top w:val="single" w:sz="4" w:color="D9D9D9"/>
-              <w:left w:val="single" w:sz="4" w:color="D9D9D9"/>
-              <w:bottom w:val="single" w:sz="4" w:color="D9D9D9"/>
-              <w:right w:val="single" w:sz="4" w:color="D9D9D9"/>
-            </w:tcBorders>
-            <w:tcMar>
-              <w:top w:w="75" w:type="dxa"/>
-              <w:bottom w:w="75" w:type="dxa"/>
-              <w:left w:w="90" w:type="dxa"/>
-              <w:right w:w="90" w:type="dxa"/>
-            </w:tcMar>
-          </w:tcPr>
-          <w:p>
-            <w:pPr>
-              <w:spacing w:after="40" w:line="264" w:lineRule="auto"/>
-              <w:jc w:val="center"/>
-            </w:pPr>
-            <w:r>
-              <w:rPr>
-                <w:rFonts w:ascii="Times New Roman" w:hAnsi="Times New Roman"/>
-                <w:b w:val="0"/>
-                <w:color w:val="000000"/>
-                <w:sz w:val="21"/>
-              </w:rPr>
-              <w:t>49</w:t>
-            </w:r>
-          </w:p>
-        </w:tc>
-        <w:tc>
-          <w:tcPr>
-            <w:tcW w:type="dxa" w:w="3120"/>
+            <w:tcW w:type="dxa" w:w="2664"/>
             <w:vAlign w:val="center"/>
             <w:tcBorders>
               <w:top w:val="single" w:sz="4" w:color="D9D9D9"/>
@@ -14497,18 +10328,13 @@
                 <w:color w:val="000000"/>
                 <w:sz w:val="21"/>
               </w:rPr>
-              <w:t>Release/repository checks</w:t>
+              <w:t>Duplicate, stale or conflicting write</w:t>
             </w:r>
           </w:p>
         </w:tc>
-      </w:tr>
-      <w:tr>
-        <w:trPr>
-          <w:cantSplit/>
-        </w:trPr>
         <w:tc>
           <w:tcPr>
-            <w:tcW w:type="dxa" w:w="3120"/>
+            <w:tcW w:type="dxa" w:w="3168"/>
             <w:vAlign w:val="center"/>
             <w:tcBorders>
               <w:top w:val="single" w:sz="4" w:color="D9D9D9"/>
@@ -14535,13 +10361,13 @@
                 <w:color w:val="000000"/>
                 <w:sz w:val="21"/>
               </w:rPr>
-              <w:t>GPT/RAG evaluation</w:t>
+              <w:t>Replay or version conflict</w:t>
             </w:r>
           </w:p>
         </w:tc>
         <w:tc>
           <w:tcPr>
-            <w:tcW w:type="dxa" w:w="3120"/>
+            <w:tcW w:type="dxa" w:w="3528"/>
             <w:vAlign w:val="center"/>
             <w:tcBorders>
               <w:top w:val="single" w:sz="4" w:color="D9D9D9"/>
@@ -14568,13 +10394,18 @@
                 <w:color w:val="000000"/>
                 <w:sz w:val="21"/>
               </w:rPr>
-              <w:t>Not available</w:t>
+              <w:t>No duplicate task or stale plan acceptance</w:t>
             </w:r>
           </w:p>
         </w:tc>
+      </w:tr>
+      <w:tr>
+        <w:trPr>
+          <w:cantSplit/>
+        </w:trPr>
         <w:tc>
           <w:tcPr>
-            <w:tcW w:type="dxa" w:w="3120"/>
+            <w:tcW w:type="dxa" w:w="2664"/>
             <w:vAlign w:val="center"/>
             <w:tcBorders>
               <w:top w:val="single" w:sz="4" w:color="D9D9D9"/>
@@ -14601,7 +10432,73 @@
                 <w:color w:val="000000"/>
                 <w:sz w:val="21"/>
               </w:rPr>
-              <w:t>Backend not implemented</w:t>
+              <w:t>Unavailable crew or invalid role</w:t>
+            </w:r>
+          </w:p>
+        </w:tc>
+        <w:tc>
+          <w:tcPr>
+            <w:tcW w:type="dxa" w:w="3168"/>
+            <w:vAlign w:val="center"/>
+            <w:tcBorders>
+              <w:top w:val="single" w:sz="4" w:color="D9D9D9"/>
+              <w:left w:val="single" w:sz="4" w:color="D9D9D9"/>
+              <w:bottom w:val="single" w:sz="4" w:color="D9D9D9"/>
+              <w:right w:val="single" w:sz="4" w:color="D9D9D9"/>
+            </w:tcBorders>
+            <w:tcMar>
+              <w:top w:w="75" w:type="dxa"/>
+              <w:bottom w:w="75" w:type="dxa"/>
+              <w:left w:w="90" w:type="dxa"/>
+              <w:right w:w="90" w:type="dxa"/>
+            </w:tcMar>
+          </w:tcPr>
+          <w:p>
+            <w:pPr>
+              <w:spacing w:after="40" w:line="264" w:lineRule="auto"/>
+              <w:jc w:val="left"/>
+            </w:pPr>
+            <w:r>
+              <w:rPr>
+                <w:rFonts w:ascii="Times New Roman" w:hAnsi="Times New Roman"/>
+                <w:b w:val="0"/>
+                <w:color w:val="000000"/>
+                <w:sz w:val="21"/>
+              </w:rPr>
+              <w:t>Explicit unassigned reason or access rejection</w:t>
+            </w:r>
+          </w:p>
+        </w:tc>
+        <w:tc>
+          <w:tcPr>
+            <w:tcW w:type="dxa" w:w="3528"/>
+            <w:vAlign w:val="center"/>
+            <w:tcBorders>
+              <w:top w:val="single" w:sz="4" w:color="D9D9D9"/>
+              <w:left w:val="single" w:sz="4" w:color="D9D9D9"/>
+              <w:bottom w:val="single" w:sz="4" w:color="D9D9D9"/>
+              <w:right w:val="single" w:sz="4" w:color="D9D9D9"/>
+            </w:tcBorders>
+            <w:tcMar>
+              <w:top w:w="75" w:type="dxa"/>
+              <w:bottom w:w="75" w:type="dxa"/>
+              <w:left w:w="90" w:type="dxa"/>
+              <w:right w:w="90" w:type="dxa"/>
+            </w:tcMar>
+          </w:tcPr>
+          <w:p>
+            <w:pPr>
+              <w:spacing w:after="40" w:line="264" w:lineRule="auto"/>
+              <w:jc w:val="left"/>
+            </w:pPr>
+            <w:r>
+              <w:rPr>
+                <w:rFonts w:ascii="Times New Roman" w:hAnsi="Times New Roman"/>
+                <w:b w:val="0"/>
+                <w:color w:val="000000"/>
+                <w:sz w:val="21"/>
+              </w:rPr>
+              <w:t>Tasks retained; cross-role/crew restrictions</w:t>
             </w:r>
           </w:p>
         </w:tc>
@@ -14609,36 +10506,19 @@
     </w:tbl>
     <w:p>
       <w:pPr>
-        <w:pStyle w:val="TableNote"/>
         <w:spacing w:before="120"/>
-        <w:jc w:val="both"/>
       </w:pPr>
       <w:r>
-        <w:t>Note. These records have distinct scopes and are not combined into an overall quality score.</w:t>
-      </w:r>
-    </w:p>
-    <w:p>
-      <w:pPr>
-        <w:jc w:val="both"/>
-      </w:pPr>
-      <w:r>
-        <w:t>The submitted evaluation plan is reconciled below with available evidence. Deterministic rule and confidence-branch tests use injected detections; they verify software behaviour rather than detector quality. The 80 offline ranking-policy comparisons do not replace the proposed automatic-acceptance precision and review-rate study, and the overall regression-test count does not establish expert validity of the repair rules.</w:t>
+        <w:t>The release records in Table 11 have different scopes and are not an overall quality score. Table 12 reconciles evaluation with the original objectives. Injected detections verify rules and confidence branches; they do not establish model accuracy, engineering validity or user productivity.</w:t>
       </w:r>
     </w:p>
     <w:p>
       <w:pPr>
         <w:pStyle w:val="ReportCaption"/>
         <w:keepNext/>
-        <w:jc w:val="left"/>
       </w:pPr>
       <w:r>
-        <w:rPr>
-          <w:b/>
-        </w:rPr>
-        <w:t xml:space="preserve">Table 16. </w:t>
-      </w:r>
-      <w:r>
-        <w:t>Evaluation coverage against the original project objectives</w:t>
+        <w:t>Table 12. Evaluation coverage against the original project objectives</w:t>
       </w:r>
     </w:p>
     <w:tbl>
@@ -14648,8 +10528,8 @@
         <w:tblLook w:firstColumn="1" w:firstRow="1" w:lastColumn="0" w:lastRow="0" w:noHBand="0" w:noVBand="1" w:val="04A0"/>
       </w:tblPr>
       <w:tblGrid>
-        <w:gridCol w:w="4680"/>
-        <w:gridCol w:w="4680"/>
+        <w:gridCol w:w="1944"/>
+        <w:gridCol w:w="7272"/>
       </w:tblGrid>
       <w:tr>
         <w:trPr>
@@ -14658,7 +10538,7 @@
         </w:trPr>
         <w:tc>
           <w:tcPr>
-            <w:tcW w:type="dxa" w:w="4680"/>
+            <w:tcW w:type="dxa" w:w="1944"/>
             <w:vAlign w:val="center"/>
             <w:tcBorders>
               <w:top w:val="single" w:sz="4" w:color="D9D9D9"/>
@@ -14692,7 +10572,7 @@
         </w:tc>
         <w:tc>
           <w:tcPr>
-            <w:tcW w:type="dxa" w:w="4680"/>
+            <w:tcW w:type="dxa" w:w="7272"/>
             <w:vAlign w:val="center"/>
             <w:tcBorders>
               <w:top w:val="single" w:sz="4" w:color="D9D9D9"/>
@@ -14731,7 +10611,7 @@
         </w:trPr>
         <w:tc>
           <w:tcPr>
-            <w:tcW w:type="dxa" w:w="4680"/>
+            <w:tcW w:type="dxa" w:w="1944"/>
             <w:vAlign w:val="center"/>
             <w:tcBorders>
               <w:top w:val="single" w:sz="4" w:color="D9D9D9"/>
@@ -14764,7 +10644,7 @@
         </w:tc>
         <w:tc>
           <w:tcPr>
-            <w:tcW w:type="dxa" w:w="4680"/>
+            <w:tcW w:type="dxa" w:w="7272"/>
             <w:vAlign w:val="center"/>
             <w:tcBorders>
               <w:top w:val="single" w:sz="4" w:color="D9D9D9"/>
@@ -14791,7 +10671,7 @@
                 <w:color w:val="000000"/>
                 <w:sz w:val="21"/>
               </w:rPr>
-              <w:t>Recorded validation experiments and historical n10 test; no independent final-model local test.</w:t>
+              <w:t>Validation experiments and historical n10 test; no independent local test of the final model.</w:t>
             </w:r>
           </w:p>
         </w:tc>
@@ -14802,7 +10682,7 @@
         </w:trPr>
         <w:tc>
           <w:tcPr>
-            <w:tcW w:type="dxa" w:w="4680"/>
+            <w:tcW w:type="dxa" w:w="1944"/>
             <w:vAlign w:val="center"/>
             <w:tcBorders>
               <w:top w:val="single" w:sz="4" w:color="D9D9D9"/>
@@ -14835,7 +10715,7 @@
         </w:tc>
         <w:tc>
           <w:tcPr>
-            <w:tcW w:type="dxa" w:w="4680"/>
+            <w:tcW w:type="dxa" w:w="7272"/>
             <w:vAlign w:val="center"/>
             <w:tcBorders>
               <w:top w:val="single" w:sz="4" w:color="D9D9D9"/>
@@ -14862,7 +10742,7 @@
                 <w:color w:val="000000"/>
                 <w:sz w:val="21"/>
               </w:rPr>
-              <w:t>Functional 0.60/0.5999 boundaries, no-detection and replay checks; automatic-acceptance precision and review-rate study not completed.</w:t>
+              <w:t>Boundary, no-detection and replay tests; accepted-case precision and review-rate study remain incomplete.</w:t>
             </w:r>
           </w:p>
         </w:tc>
@@ -14873,7 +10753,7 @@
         </w:trPr>
         <w:tc>
           <w:tcPr>
-            <w:tcW w:type="dxa" w:w="4680"/>
+            <w:tcW w:type="dxa" w:w="1944"/>
             <w:vAlign w:val="center"/>
             <w:tcBorders>
               <w:top w:val="single" w:sz="4" w:color="D9D9D9"/>
@@ -14906,7 +10786,7 @@
         </w:tc>
         <w:tc>
           <w:tcPr>
-            <w:tcW w:type="dxa" w:w="4680"/>
+            <w:tcW w:type="dxa" w:w="7272"/>
             <w:vAlign w:val="center"/>
             <w:tcBorders>
               <w:top w:val="single" w:sz="4" w:color="D9D9D9"/>
@@ -14933,7 +10813,7 @@
                 <w:color w:val="000000"/>
                 <w:sz w:val="21"/>
               </w:rPr>
-              <w:t>Eight labels × automatic/review-correction paths, frozen-policy and boundary tests; priorities and service times remain unvalidated demonstration rules.</w:t>
+              <w:t>Eight labels tested through automatic and corrected-review paths; frozen policies checked, but service assumptions remain unvalidated.</w:t>
             </w:r>
           </w:p>
         </w:tc>
@@ -14944,7 +10824,7 @@
         </w:trPr>
         <w:tc>
           <w:tcPr>
-            <w:tcW w:type="dxa" w:w="4680"/>
+            <w:tcW w:type="dxa" w:w="1944"/>
             <w:vAlign w:val="center"/>
             <w:tcBorders>
               <w:top w:val="single" w:sz="4" w:color="D9D9D9"/>
@@ -14977,7 +10857,7 @@
         </w:tc>
         <w:tc>
           <w:tcPr>
-            <w:tcW w:type="dxa" w:w="4680"/>
+            <w:tcW w:type="dxa" w:w="7272"/>
             <w:vAlign w:val="center"/>
             <w:tcBorders>
               <w:top w:val="single" w:sz="4" w:color="D9D9D9"/>
@@ -15004,7 +10884,7 @@
                 <w:color w:val="000000"/>
                 <w:sz w:val="21"/>
               </w:rPr>
-              <w:t>10/15/20-task four-crew experiments under revised scope; explicit recalculation. Deadlines absent, so lateness is not evaluated.</w:t>
+              <w:t>Four-crew 10/15/20-task experiments and explicit replanning; no deadline-based lateness evaluation.</w:t>
             </w:r>
           </w:p>
         </w:tc>
@@ -15015,7 +10895,7 @@
         </w:trPr>
         <w:tc>
           <w:tcPr>
-            <w:tcW w:type="dxa" w:w="4680"/>
+            <w:tcW w:type="dxa" w:w="1944"/>
             <w:vAlign w:val="center"/>
             <w:tcBorders>
               <w:top w:val="single" w:sz="4" w:color="D9D9D9"/>
@@ -15048,7 +10928,7 @@
         </w:tc>
         <w:tc>
           <w:tcPr>
-            <w:tcW w:type="dxa" w:w="4680"/>
+            <w:tcW w:type="dxa" w:w="7272"/>
             <w:vAlign w:val="center"/>
             <w:tcBorders>
               <w:top w:val="single" w:sz="4" w:color="D9D9D9"/>
@@ -15075,7 +10955,7 @@
                 <w:color w:val="000000"/>
                 <w:sz w:val="21"/>
               </w:rPr>
-              <w:t>Proposed ten route questions and ten supported changes not executed because the assistant service is absent.</w:t>
+              <w:t>Proposed ten route questions and ten changes were not evaluated because the assistant service is absent.</w:t>
             </w:r>
           </w:p>
         </w:tc>
@@ -15086,7 +10966,7 @@
         </w:trPr>
         <w:tc>
           <w:tcPr>
-            <w:tcW w:type="dxa" w:w="4680"/>
+            <w:tcW w:type="dxa" w:w="1944"/>
             <w:vAlign w:val="center"/>
             <w:tcBorders>
               <w:top w:val="single" w:sz="4" w:color="D9D9D9"/>
@@ -15119,7 +10999,7 @@
         </w:tc>
         <w:tc>
           <w:tcPr>
-            <w:tcW w:type="dxa" w:w="4680"/>
+            <w:tcW w:type="dxa" w:w="7272"/>
             <w:vAlign w:val="center"/>
             <w:tcBorders>
               <w:top w:val="single" w:sz="4" w:color="D9D9D9"/>
@@ -15146,12 +11026,344 @@
                 <w:color w:val="000000"/>
                 <w:sz w:val="21"/>
               </w:rPr>
-              <w:t>Dated desktop integration and HTTP acceptance delivered. Any later mobile checks require their separate acceptance evidence.</w:t>
+              <w:t>Dated desktop/HTTP acceptance and separate mobile checks; no measured user-productivity outcome.</w:t>
             </w:r>
           </w:p>
         </w:tc>
       </w:tr>
     </w:tbl>
+    <w:p>
+      <w:pPr>
+        <w:pStyle w:val="Heading1"/>
+        <w:pageBreakBefore/>
+        <w:jc w:val="left"/>
+      </w:pPr>
+      <w:bookmarkStart w:id="2026" w:name="_RGI_27"/>
+      <w:r>
+        <w:t>6 Conclusions and Future Work</w:t>
+      </w:r>
+      <w:bookmarkEnd w:id="2026"/>
+    </w:p>
+    <w:p>
+      <w:pPr>
+        <w:pStyle w:val="Heading2"/>
+        <w:pageBreakBefore w:val="0"/>
+        <w:jc w:val="left"/>
+      </w:pPr>
+      <w:bookmarkStart w:id="2027" w:name="_RGI_28"/>
+      <w:r>
+        <w:t>6.1 Conclusions and Limitations</w:t>
+      </w:r>
+      <w:bookmarkEnd w:id="2027"/>
+    </w:p>
+    <w:p>
+      <w:pPr/>
+      <w:r>
+        <w:t>RoadGuard connects visual perception, editable rules and evolutionary scheduling in an executable inspection-to-completion workflow. Human correction and revision checks preserve traceability. Modest recognition gains, improved seeded schedules and the pure-GA failure demonstrate both the value and limits of this integration.</w:t>
+      </w:r>
+    </w:p>
+    <w:p>
+      <w:pPr/>
+      <w:r>
+        <w:t>Reused validation, one training seed, sparse subtypes, one task family and one Google snapshot limit generalisation. Service durations, shift/return policies and objective weights remain assumptions. No exact optimum, statistical significance or measured operational savings are established; independent local validation remains essential.</w:t>
+      </w:r>
+    </w:p>
+    <w:p>
+      <w:pPr>
+        <w:pStyle w:val="Heading2"/>
+        <w:pageBreakBefore w:val="0"/>
+        <w:jc w:val="left"/>
+      </w:pPr>
+      <w:bookmarkStart w:id="2028" w:name="_RGI_29"/>
+      <w:r>
+        <w:t>6.2 Future Work</w:t>
+      </w:r>
+      <w:bookmarkEnd w:id="2028"/>
+    </w:p>
+    <w:p>
+      <w:pPr/>
+      <w:r>
+        <w:t>First, review subtype labels, missed potholes and disputed negatives, recording verified corrections. Add rare-class examples and hard negatives such as patches, wet surfaces, shadows, gravel and manholes. Use phone photographs at the intended moderate distance, retaining road context and all annotated objects while identifying the primary subject.</w:t>
+      </w:r>
+    </w:p>
+    <w:p>
+      <w:pPr/>
+      <w:r>
+        <w:t>Second, freeze an independently labelled local acceptance set, grouping the same location, defect and adjacent frames. Use only training/calibration data to compare sampling, context-preserving augmentation and class-specific calibration, then vary model size or resolution one factor at a time with repeated seeds and latency checks. Preserve recovery checkpoints. Report eight-class P/R, per-class misses, localisation and automatic-acceptance precision/review rate separately. Both P/R targets remain above 70%, without a guaranteed improvement.</w:t>
+      </w:r>
+    </w:p>
+    <w:p>
+      <w:pPr/>
+      <w:r>
+        <w:t>Routing needs verified access, measured service durations, multiple travel periods, independent task sets and bounded or exact small-instance comparisons. Coordinated relocation could address the insertion failure. GPT/RAG requires grounded-answer, citation and confirmed-change evaluation.</w:t>
+      </w:r>
+    </w:p>
+    <w:p>
+      <w:pPr>
+        <w:spacing w:before="200"/>
+      </w:pPr>
+      <w:r>
+        <w:t>Acknowledgements. The group thanks the NUS-ISS teaching team for feedback on the project scope and crew allocation.</w:t>
+      </w:r>
+    </w:p>
+    <w:p>
+      <w:pPr>
+        <w:pStyle w:val="Heading1"/>
+        <w:pageBreakBefore/>
+        <w:jc w:val="left"/>
+      </w:pPr>
+      <w:bookmarkStart w:id="2013" w:name="_RGI_14"/>
+      <w:r>
+        <w:t>Appendix A Installation and User Guide</w:t>
+      </w:r>
+      <w:bookmarkEnd w:id="2013"/>
+    </w:p>
+    <w:p>
+      <w:pPr>
+        <w:pStyle w:val="Heading2"/>
+        <w:pageBreakBefore w:val="0"/>
+        <w:jc w:val="left"/>
+      </w:pPr>
+      <w:bookmarkStart w:id="2014" w:name="_RGI_15"/>
+      <w:r>
+        <w:t>A.1 Environment and Dependencies</w:t>
+      </w:r>
+      <w:bookmarkEnd w:id="2014"/>
+    </w:p>
+    <w:p>
+      <w:pPr>
+        <w:spacing/>
+        <w:jc w:val="both"/>
+      </w:pPr>
+      <w:r>
+        <w:t>The recorded local acceptance used Windows, Python 3.12.14 and Node 22.23.3; CI uses Python 3.11. The frontend requires Node 22.12 or later within 22.x and npm 10 or later. Clone the private repository with authorised GitHub access. Run the following PowerShell commands from its root. The approved YOLO weight is already in SystemCode/backend/roadguard/model/; Dataset downloads are not required for inference.</w:t>
+      </w:r>
+    </w:p>
+    <w:p>
+      <w:pPr>
+        <w:pStyle w:val="Code"/>
+        <w:keepLines/>
+        <w:spacing w:line="288" w:lineRule="auto"/>
+        <w:jc w:val="left"/>
+      </w:pPr>
+      <w:r>
+        <w:t>py -3.11 -m venv .venv</w:t>
+        <w:br/>
+        <w:t>.\.venv\Scripts\python.exe -m pip install -r SystemCode/backend/requirements-ci.txt</w:t>
+        <w:br/>
+        <w:t>.\.venv\Scripts\python.exe -m pip install -r SystemCode/model/requirements-vision.txt</w:t>
+      </w:r>
+    </w:p>
+    <w:p>
+      <w:pPr>
+        <w:spacing/>
+        <w:jc w:val="both"/>
+      </w:pPr>
+      <w:r>
+        <w:t>The pinned vision requirements include PyTorch, torchvision and Ultralytics. CPU inference was exercised during local acceptance. GPU training has separate CUDA requirements and is not needed for inference. Installation on a fresh machine has not been independently validated.</w:t>
+      </w:r>
+    </w:p>
+    <w:p>
+      <w:pPr>
+        <w:pStyle w:val="Heading2"/>
+        <w:pageBreakBefore w:val="0"/>
+        <w:jc w:val="left"/>
+      </w:pPr>
+      <w:bookmarkStart w:id="2015" w:name="_RGI_16"/>
+      <w:r>
+        <w:t>A.2 Accounts and Local Configuration</w:t>
+      </w:r>
+      <w:bookmarkEnd w:id="2015"/>
+    </w:p>
+    <w:p>
+      <w:pPr>
+        <w:spacing/>
+        <w:jc w:val="both"/>
+      </w:pPr>
+      <w:r>
+        <w:t>No default accounts or shared passwords are shipped. Create an inspector, dispatcher and crew accounts in the same database used by the server. Each command prompts privately for a 12–256-character password. If ROADGUARD_DB_PATH is customised, keep its value identical in provisioning and server terminals.</w:t>
+      </w:r>
+    </w:p>
+    <w:p>
+      <w:pPr>
+        <w:pStyle w:val="Code"/>
+        <w:keepLines/>
+        <w:spacing w:line="288" w:lineRule="auto"/>
+        <w:jc w:val="left"/>
+      </w:pPr>
+      <w:r>
+        <w:t>$env:PYTHONPATH = 'SystemCode/backend'</w:t>
+        <w:br/>
+        <w:t>.\.venv\Scripts\python.exe -m roadguard.auth.manage create inspector --role inspector</w:t>
+        <w:br/>
+        <w:t>.\.venv\Scripts\python.exe -m roadguard.auth.manage create dispatcher --role dispatcher</w:t>
+        <w:br/>
+        <w:t>.\.venv\Scripts\python.exe -m roadguard.auth.manage create crew02 --role crew --crew crew-02</w:t>
+      </w:r>
+    </w:p>
+    <w:p>
+      <w:pPr>
+        <w:spacing/>
+        <w:jc w:val="both"/>
+      </w:pPr>
+      <w:r>
+        <w:t>Repeat the crew command with distinct usernames and crew-01, crew-03 and crew-04 when those workspaces are needed. Accounts are local database records and are not shared by pulling Git. The default database is SystemCode/backend/data/roadguard.sqlite3. Preserve it and its adjacent uploads directory together.</w:t>
+      </w:r>
+    </w:p>
+    <w:p>
+      <w:pPr>
+        <w:pStyle w:val="Heading2"/>
+        <w:pageBreakBefore w:val="0"/>
+        <w:jc w:val="left"/>
+      </w:pPr>
+      <w:bookmarkStart w:id="2016" w:name="_RGI_17"/>
+      <w:r>
+        <w:t>A.3 Starting the Application</w:t>
+      </w:r>
+      <w:bookmarkEnd w:id="2016"/>
+    </w:p>
+    <w:p>
+      <w:pPr>
+        <w:pStyle w:val="Code"/>
+        <w:keepLines/>
+        <w:spacing w:line="288" w:lineRule="auto"/>
+        <w:jc w:val="left"/>
+      </w:pPr>
+      <w:r>
+        <w:t>$env:ROADGUARD_TRAVEL_MATRIX_PROVIDER = 'simulated'</w:t>
+        <w:br/>
+        <w:t>.\.venv\Scripts\python.exe -m uvicorn roadguard.main:app `</w:t>
+        <w:br/>
+        <w:t xml:space="preserve"> --app-dir SystemCode/backend --host 127.0.0.1 --port 8000</w:t>
+      </w:r>
+    </w:p>
+    <w:p>
+      <w:pPr>
+        <w:keepNext/>
+        <w:spacing/>
+        <w:jc w:val="both"/>
+      </w:pPr>
+      <w:r>
+        <w:t>Open a second terminal at the repository root:</w:t>
+      </w:r>
+    </w:p>
+    <w:p>
+      <w:pPr>
+        <w:pStyle w:val="Code"/>
+        <w:keepLines/>
+        <w:spacing w:line="288" w:lineRule="auto"/>
+        <w:jc w:val="left"/>
+      </w:pPr>
+      <w:r>
+        <w:t>cd SystemCode/frontend</w:t>
+        <w:br/>
+        <w:t>npm ci</w:t>
+        <w:br/>
+        <w:t>$env:ROADGUARD_API_TARGET = 'http://127.0.0.1:8000'</w:t>
+        <w:br/>
+        <w:t>npm run dev</w:t>
+      </w:r>
+    </w:p>
+    <w:p>
+      <w:pPr>
+        <w:spacing/>
+        <w:jc w:val="both"/>
+      </w:pPr>
+      <w:r>
+        <w:t>Open http://127.0.0.1:5173 and sign in. API documentation is at http://127.0.0.1:8000/docs and the public health endpoint is /api/v1/health. Health confirms application/database access only. The model loads lazily on real inference; stop the relevant terminal with Ctrl+C. Do not start a duplicate server on an occupied port.</w:t>
+      </w:r>
+    </w:p>
+    <w:p>
+      <w:pPr>
+        <w:pStyle w:val="Heading2"/>
+        <w:pageBreakBefore w:val="0"/>
+        <w:jc w:val="left"/>
+      </w:pPr>
+      <w:bookmarkStart w:id="2017" w:name="_RGI_18"/>
+      <w:r>
+        <w:t>A.4 User Workflow</w:t>
+      </w:r>
+      <w:bookmarkEnd w:id="2017"/>
+    </w:p>
+    <w:p>
+      <w:pPr>
+        <w:spacing/>
+        <w:jc w:val="both"/>
+      </w:pPr>
+      <w:r>
+        <w:t>1. Sign in as an inspector and open the upload page. Select a JPEG or PNG within 8 MiB and 20 megapixels. Choose real mode for model inference, enter a Jurong position and declare the road type. A test coordinate such as latitude 1.3405 and longitude 103.706 is synthetic unless it is the image’s verified location.</w:t>
+      </w:r>
+    </w:p>
+    <w:p>
+      <w:pPr>
+        <w:spacing/>
+        <w:jc w:val="both"/>
+      </w:pPr>
+      <w:r>
+        <w:t>2. Submit and inspect the result. Upload returns inspection_id, status, detection and task_id. A detection is one object or null. Inspect the detail page for provenance and rule information. A primary raw confidence of at least 0.60 automatically creates one task; a lower-confidence result waits for review; no detection creates no task.</w:t>
+      </w:r>
+    </w:p>
+    <w:p>
+      <w:pPr>
+        <w:spacing/>
+        <w:jc w:val="both"/>
+      </w:pPr>
+      <w:r>
+        <w:t>3. Sign in as the dispatcher. In the review queue, confirm, correct or reject pending evidence. Correcting a label reapplies its stored rules. Accepted work appears in tasks with priority and service minutes. Completion or cancellation retains history while removing it from active planning inputs.</w:t>
+      </w:r>
+    </w:p>
+    <w:p>
+      <w:pPr>
+        <w:spacing/>
+        <w:jc w:val="both"/>
+      </w:pPr>
+      <w:r>
+        <w:t>4. Review four-crew availability and explicitly recalculate from the routes page. Both planners use the current snapshot. Inspect unassigned tasks and reasons, then open the same-round comparison. A stale warning means inputs have changed; do not interpret the old plan as current.</w:t>
+      </w:r>
+    </w:p>
+    <w:p>
+      <w:pPr>
+        <w:spacing/>
+        <w:jc w:val="both"/>
+      </w:pPr>
+      <w:r>
+        <w:t>5. Identify the crew assigned to a task in the latest GA plan, then sign in with an account provisioned for that crew. The example crew02 account can complete only Crew 02 tasks and may be idle. View the assigned task and confirm completion. The server checks assignment and task version. Completion changes the planning input; a dispatcher must explicitly replan. The route-assistant page remains a placeholder.</w:t>
+      </w:r>
+    </w:p>
+    <w:p>
+      <w:pPr>
+        <w:pStyle w:val="Heading2"/>
+        <w:pageBreakBefore w:val="0"/>
+        <w:jc w:val="left"/>
+      </w:pPr>
+      <w:bookmarkStart w:id="2018" w:name="_RGI_19"/>
+      <w:r>
+        <w:t>A.5 API Testing and Troubleshooting</w:t>
+      </w:r>
+      <w:bookmarkEnd w:id="2018"/>
+    </w:p>
+    <w:p>
+      <w:pPr>
+        <w:spacing/>
+        <w:jc w:val="both"/>
+      </w:pPr>
+      <w:r>
+        <w:t>For Swagger, first call POST /api/v1/auth/login with a provisioned username and password. Retain the same host name so the browser keeps the session cookie; copy the returned csrf_token into X-CSRF-Token for modifying requests. GET requests do not require CSRF. Upload uses multipart image plus metadata. Give each new upload a new Idempotency-Key; retry a lost response with the identical image, metadata and same key. A changed payload requires a new submission.</w:t>
+      </w:r>
+    </w:p>
+    <w:p>
+      <w:pPr>
+        <w:pStyle w:val="Code"/>
+        <w:keepLines/>
+        <w:spacing w:line="288" w:lineRule="auto"/>
+        <w:jc w:val="left"/>
+      </w:pPr>
+      <w:r>
+        <w:t>{"mode":"real","latitude":1.3405,"longitude":103.706,</w:t>
+        <w:br/>
+        <w:t xml:space="preserve"> "road_type":"public_motor_road"}</w:t>
+      </w:r>
+    </w:p>
     <w:p>
       <w:pPr>
         <w:pStyle w:val="ReportCaption"/>
@@ -15162,10 +11374,10 @@
         <w:rPr>
           <w:b/>
         </w:rPr>
-        <w:t xml:space="preserve">Table 17. </w:t>
+        <w:t xml:space="preserve">Table A1. </w:t>
       </w:r>
       <w:r>
-        <w:t>Workflow acceptance boundaries</w:t>
+        <w:t>Common issues</w:t>
       </w:r>
     </w:p>
     <w:tbl>
@@ -15175,9 +11387,8 @@
         <w:tblLook w:firstColumn="1" w:firstRow="1" w:lastColumn="0" w:lastRow="0" w:noHBand="0" w:noVBand="1" w:val="04A0"/>
       </w:tblPr>
       <w:tblGrid>
-        <w:gridCol w:w="2235"/>
-        <w:gridCol w:w="3772"/>
-        <w:gridCol w:w="3353"/>
+        <w:gridCol w:w="2375"/>
+        <w:gridCol w:w="6985"/>
       </w:tblGrid>
       <w:tr>
         <w:trPr>
@@ -15186,7 +11397,7 @@
         </w:trPr>
         <w:tc>
           <w:tcPr>
-            <w:tcW w:type="dxa" w:w="2235"/>
+            <w:tcW w:type="dxa" w:w="2375"/>
             <w:vAlign w:val="center"/>
             <w:tcBorders>
               <w:top w:val="single" w:sz="4" w:color="D9D9D9"/>
@@ -15214,13 +11425,13 @@
                 <w:color w:val="000000"/>
                 <w:sz w:val="21"/>
               </w:rPr>
-              <w:t>Case</w:t>
+              <w:t>Symptom</w:t>
             </w:r>
           </w:p>
         </w:tc>
         <w:tc>
           <w:tcPr>
-            <w:tcW w:type="dxa" w:w="3772"/>
+            <w:tcW w:type="dxa" w:w="6985"/>
             <w:vAlign w:val="center"/>
             <w:tcBorders>
               <w:top w:val="single" w:sz="4" w:color="D9D9D9"/>
@@ -15248,41 +11459,7 @@
                 <w:color w:val="000000"/>
                 <w:sz w:val="21"/>
               </w:rPr>
-              <w:t>Expected behaviour</w:t>
-            </w:r>
-          </w:p>
-        </w:tc>
-        <w:tc>
-          <w:tcPr>
-            <w:tcW w:type="dxa" w:w="3353"/>
-            <w:vAlign w:val="center"/>
-            <w:tcBorders>
-              <w:top w:val="single" w:sz="4" w:color="D9D9D9"/>
-              <w:left w:val="single" w:sz="4" w:color="D9D9D9"/>
-              <w:bottom w:val="single" w:sz="4" w:color="D9D9D9"/>
-              <w:right w:val="single" w:sz="4" w:color="D9D9D9"/>
-            </w:tcBorders>
-            <w:tcMar>
-              <w:top w:w="75" w:type="dxa"/>
-              <w:bottom w:w="75" w:type="dxa"/>
-              <w:left w:w="90" w:type="dxa"/>
-              <w:right w:w="90" w:type="dxa"/>
-            </w:tcMar>
-            <w:shd w:fill="EAEAEA"/>
-          </w:tcPr>
-          <w:p>
-            <w:pPr>
-              <w:spacing w:after="40" w:line="264" w:lineRule="auto"/>
-              <w:jc w:val="left"/>
-            </w:pPr>
-            <w:r>
-              <w:rPr>
-                <w:rFonts w:ascii="Times New Roman" w:hAnsi="Times New Roman"/>
-                <w:b/>
-                <w:color w:val="000000"/>
-                <w:sz w:val="21"/>
-              </w:rPr>
-              <w:t>Evidence status</w:t>
+              <w:t>Action</w:t>
             </w:r>
           </w:p>
         </w:tc>
@@ -15293,7 +11470,7 @@
         </w:trPr>
         <w:tc>
           <w:tcPr>
-            <w:tcW w:type="dxa" w:w="2235"/>
+            <w:tcW w:type="dxa" w:w="2375"/>
             <w:vAlign w:val="center"/>
             <w:tcBorders>
               <w:top w:val="single" w:sz="4" w:color="D9D9D9"/>
@@ -15320,13 +11497,13 @@
                 <w:color w:val="000000"/>
                 <w:sz w:val="21"/>
               </w:rPr>
-              <w:t>0.60 versus 0.5999</w:t>
+              <w:t>Connection refused</w:t>
             </w:r>
           </w:p>
         </w:tc>
         <w:tc>
           <w:tcPr>
-            <w:tcW w:type="dxa" w:w="3772"/>
+            <w:tcW w:type="dxa" w:w="6985"/>
             <w:vAlign w:val="center"/>
             <w:tcBorders>
               <w:top w:val="single" w:sz="4" w:color="D9D9D9"/>
@@ -15353,13 +11530,18 @@
                 <w:color w:val="000000"/>
                 <w:sz w:val="21"/>
               </w:rPr>
-              <w:t>Automatic task versus pending review</w:t>
+              <w:t>Start the backend; match its port to the frontend proxy target.</w:t>
             </w:r>
           </w:p>
         </w:tc>
+      </w:tr>
+      <w:tr>
+        <w:trPr>
+          <w:cantSplit/>
+        </w:trPr>
         <w:tc>
           <w:tcPr>
-            <w:tcW w:type="dxa" w:w="3353"/>
+            <w:tcW w:type="dxa" w:w="2375"/>
             <w:vAlign w:val="center"/>
             <w:tcBorders>
               <w:top w:val="single" w:sz="4" w:color="D9D9D9"/>
@@ -15386,18 +11568,13 @@
                 <w:color w:val="000000"/>
                 <w:sz w:val="21"/>
               </w:rPr>
-              <w:t>Recorded controlled boundary checks</w:t>
+              <w:t>401 or 403</w:t>
             </w:r>
           </w:p>
         </w:tc>
-      </w:tr>
-      <w:tr>
-        <w:trPr>
-          <w:cantSplit/>
-        </w:trPr>
         <w:tc>
           <w:tcPr>
-            <w:tcW w:type="dxa" w:w="2235"/>
+            <w:tcW w:type="dxa" w:w="6985"/>
             <w:vAlign w:val="center"/>
             <w:tcBorders>
               <w:top w:val="single" w:sz="4" w:color="D9D9D9"/>
@@ -15424,13 +11601,18 @@
                 <w:color w:val="000000"/>
                 <w:sz w:val="21"/>
               </w:rPr>
-              <w:t>No detection or rejected review</w:t>
+              <w:t>Sign in with the correct role; check session, CSRF and same-host usage.</w:t>
             </w:r>
           </w:p>
         </w:tc>
+      </w:tr>
+      <w:tr>
+        <w:trPr>
+          <w:cantSplit/>
+        </w:trPr>
         <w:tc>
           <w:tcPr>
-            <w:tcW w:type="dxa" w:w="3772"/>
+            <w:tcW w:type="dxa" w:w="2375"/>
             <w:vAlign w:val="center"/>
             <w:tcBorders>
               <w:top w:val="single" w:sz="4" w:color="D9D9D9"/>
@@ -15457,13 +11639,13 @@
                 <w:color w:val="000000"/>
                 <w:sz w:val="21"/>
               </w:rPr>
-              <w:t>No active task created</w:t>
+              <w:t>Database is locked</w:t>
             </w:r>
           </w:p>
         </w:tc>
         <w:tc>
           <w:tcPr>
-            <w:tcW w:type="dxa" w:w="3353"/>
+            <w:tcW w:type="dxa" w:w="6985"/>
             <w:vAlign w:val="center"/>
             <w:tcBorders>
               <w:top w:val="single" w:sz="4" w:color="D9D9D9"/>
@@ -15490,7 +11672,7 @@
                 <w:color w:val="000000"/>
                 <w:sz w:val="21"/>
               </w:rPr>
-              <w:t>Recorded workflow checks</w:t>
+              <w:t>End outstanding database-viewer transactions and disconnect; do not delete the database.</w:t>
             </w:r>
           </w:p>
         </w:tc>
@@ -15501,7 +11683,7 @@
         </w:trPr>
         <w:tc>
           <w:tcPr>
-            <w:tcW w:type="dxa" w:w="2235"/>
+            <w:tcW w:type="dxa" w:w="2375"/>
             <w:vAlign w:val="center"/>
             <w:tcBorders>
               <w:top w:val="single" w:sz="4" w:color="D9D9D9"/>
@@ -15528,13 +11710,13 @@
                 <w:color w:val="000000"/>
                 <w:sz w:val="21"/>
               </w:rPr>
-              <w:t>Duplicate or stale write</w:t>
+              <w:t>Real inference unavailable</w:t>
             </w:r>
           </w:p>
         </w:tc>
         <w:tc>
           <w:tcPr>
-            <w:tcW w:type="dxa" w:w="3772"/>
+            <w:tcW w:type="dxa" w:w="6985"/>
             <w:vAlign w:val="center"/>
             <w:tcBorders>
               <w:top w:val="single" w:sz="4" w:color="D9D9D9"/>
@@ -15561,13 +11743,18 @@
                 <w:color w:val="000000"/>
                 <w:sz w:val="21"/>
               </w:rPr>
-              <w:t>Idempotent replay or version conflict</w:t>
+              <w:t>Install pinned vision dependencies and check the approved weight/manifest; restart after a failed load.</w:t>
             </w:r>
           </w:p>
         </w:tc>
+      </w:tr>
+      <w:tr>
+        <w:trPr>
+          <w:cantSplit/>
+        </w:trPr>
         <w:tc>
           <w:tcPr>
-            <w:tcW w:type="dxa" w:w="3353"/>
+            <w:tcW w:type="dxa" w:w="2375"/>
             <w:vAlign w:val="center"/>
             <w:tcBorders>
               <w:top w:val="single" w:sz="4" w:color="D9D9D9"/>
@@ -15594,18 +11781,13 @@
                 <w:color w:val="000000"/>
                 <w:sz w:val="21"/>
               </w:rPr>
-              <w:t>Recorded API and regression checks</w:t>
+              <w:t>Stale plan or 409</w:t>
             </w:r>
           </w:p>
         </w:tc>
-      </w:tr>
-      <w:tr>
-        <w:trPr>
-          <w:cantSplit/>
-        </w:trPr>
         <w:tc>
           <w:tcPr>
-            <w:tcW w:type="dxa" w:w="2235"/>
+            <w:tcW w:type="dxa" w:w="6985"/>
             <w:vAlign w:val="center"/>
             <w:tcBorders>
               <w:top w:val="single" w:sz="4" w:color="D9D9D9"/>
@@ -15632,13 +11814,18 @@
                 <w:color w:val="000000"/>
                 <w:sz w:val="21"/>
               </w:rPr>
-              <w:t>All crews disabled</w:t>
+              <w:t>Refresh the current state and explicitly replan or retry with a current version.</w:t>
             </w:r>
           </w:p>
         </w:tc>
+      </w:tr>
+      <w:tr>
+        <w:trPr>
+          <w:cantSplit/>
+        </w:trPr>
         <w:tc>
           <w:tcPr>
-            <w:tcW w:type="dxa" w:w="3772"/>
+            <w:tcW w:type="dxa" w:w="2375"/>
             <w:vAlign w:val="center"/>
             <w:tcBorders>
               <w:top w:val="single" w:sz="4" w:color="D9D9D9"/>
@@ -15665,13 +11852,13 @@
                 <w:color w:val="000000"/>
                 <w:sz w:val="21"/>
               </w:rPr>
-              <w:t>Tasks retained with no_available_crew</w:t>
+              <w:t>Unassigned task</w:t>
             </w:r>
           </w:p>
         </w:tc>
         <w:tc>
           <w:tcPr>
-            <w:tcW w:type="dxa" w:w="3353"/>
+            <w:tcW w:type="dxa" w:w="6985"/>
             <w:vAlign w:val="center"/>
             <w:tcBorders>
               <w:top w:val="single" w:sz="4" w:color="D9D9D9"/>
@@ -15698,7 +11885,7 @@
                 <w:color w:val="000000"/>
                 <w:sz w:val="21"/>
               </w:rPr>
-              <w:t>Recorded API checks</w:t>
+              <w:t>Read the recorded reason, including unavailable crews or the shift limit.</w:t>
             </w:r>
           </w:p>
         </w:tc>
@@ -15709,7 +11896,7 @@
         </w:trPr>
         <w:tc>
           <w:tcPr>
-            <w:tcW w:type="dxa" w:w="2235"/>
+            <w:tcW w:type="dxa" w:w="2375"/>
             <w:vAlign w:val="center"/>
             <w:tcBorders>
               <w:top w:val="single" w:sz="4" w:color="D9D9D9"/>
@@ -15736,13 +11923,13 @@
                 <w:color w:val="000000"/>
                 <w:sz w:val="21"/>
               </w:rPr>
-              <w:t>Cross-role or cross-crew access</w:t>
+              <w:t>Google error</w:t>
             </w:r>
           </w:p>
         </w:tc>
         <w:tc>
           <w:tcPr>
-            <w:tcW w:type="dxa" w:w="3772"/>
+            <w:tcW w:type="dxa" w:w="6985"/>
             <w:vAlign w:val="center"/>
             <w:tcBorders>
               <w:top w:val="single" w:sz="4" w:color="D9D9D9"/>
@@ -15769,30 +11956,936 @@
                 <w:color w:val="000000"/>
                 <w:sz w:val="21"/>
               </w:rPr>
-              <w:t>Request rejected by backend</w:t>
+              <w:t>Check server-side credentials/service access; errors do not silently become simulation.</w:t>
+            </w:r>
+          </w:p>
+        </w:tc>
+      </w:tr>
+    </w:tbl>
+    <w:p>
+      <w:pPr>
+        <w:pStyle w:val="Heading2"/>
+        <w:pageBreakBefore w:val="0"/>
+        <w:jc w:val="left"/>
+      </w:pPr>
+      <w:bookmarkStart w:id="2019" w:name="_RGI_20"/>
+      <w:r>
+        <w:t>A.6 Optional Travel Time Provider</w:t>
+      </w:r>
+      <w:bookmarkEnd w:id="2019"/>
+    </w:p>
+    <w:p>
+      <w:pPr/>
+      <w:r>
+        <w:t>To use Google travel estimates, configure the following backend environment variables privately:</w:t>
+      </w:r>
+    </w:p>
+    <w:p>
+      <w:pPr>
+        <w:pStyle w:val="Code"/>
+        <w:jc w:val="left"/>
+      </w:pPr>
+      <w:r>
+        <w:t>ROADGUARD_TRAVEL_MATRIX_PROVIDER=google_routes</w:t>
+        <w:br/>
+        <w:t>ROADGUARD_GOOGLE_MAPS_API_KEY=&lt;your private key&gt;</w:t>
+      </w:r>
+    </w:p>
+    <w:p>
+      <w:pPr/>
+      <w:r>
+        <w:t>Restart the backend and explicitly recalculate. Provider usage may incur charges. The current implementation uses traffic-unaware driving estimates and schematic map segments; old plans retain their original source. Keep the key out of the report and frontend.</w:t>
+      </w:r>
+    </w:p>
+    <w:p>
+      <w:pPr>
+        <w:pStyle w:val="Heading1"/>
+        <w:pageBreakBefore/>
+      </w:pPr>
+      <w:bookmarkStart w:id="2029" w:name="appendix_b_proposal"/>
+      <w:r>
+        <w:t>Appendix B Submitted Project Proposal</w:t>
+      </w:r>
+      <w:bookmarkEnd w:id="2029"/>
+    </w:p>
+    <w:p>
+      <w:r>
+        <w:t>The final submitted proposal is reproduced in full below, including its original contents, diagrams and pagination. It records the planned two-crew system, rather than completed functionality. Section 1.3 documents scope changes, and Section 5.3 compares the planned evaluation with delivered evidence. The report footer provides continuous page numbering.</w:t>
+      </w:r>
+    </w:p>
+    <w:p>
+      <w:pPr>
+        <w:pStyle w:val="TableNote"/>
+        <w:keepNext/>
+        <w:pageBreakBefore w:val="0"/>
+        <w:spacing w:before="0" w:after="60" w:line="240" w:lineRule="auto"/>
+      </w:pPr>
+      <w:r>
+        <w:rPr>
+          <w:i/>
+          <w:sz w:val="18"/>
+        </w:rPr>
+        <w:t>Submitted proposal - source page 1 of 13</w:t>
+      </w:r>
+    </w:p>
+    <w:p>
+      <w:pPr>
+        <w:spacing w:before="0" w:after="0" w:line="240" w:lineRule="auto"/>
+        <w:jc w:val="center"/>
+      </w:pPr>
+      <w:r>
+        <w:drawing>
+          <wp:inline xmlns:a="http://schemas.openxmlformats.org/drawingml/2006/main" xmlns:pic="http://schemas.openxmlformats.org/drawingml/2006/picture">
+            <wp:extent cx="5943600" cy="5197026"/>
+            <wp:docPr id="4" name="Picture 4" descr="Final submitted RoadGuard proposal, original page 1 of 13. The original PDF is archived in ProjectReport/Proposal/RoadGuard_ProjectProposal.pdf."/>
+            <wp:cNvGraphicFramePr>
+              <a:graphicFrameLocks noChangeAspect="1"/>
+            </wp:cNvGraphicFramePr>
+            <a:graphic>
+              <a:graphicData uri="http://schemas.openxmlformats.org/drawingml/2006/picture">
+                <pic:pic>
+                  <pic:nvPicPr>
+                    <pic:cNvPr id="0" name="page-01.png"/>
+                    <pic:cNvPicPr/>
+                  </pic:nvPicPr>
+                  <pic:blipFill>
+                    <a:blip r:embed="rId12"/>
+                    <a:stretch>
+                      <a:fillRect/>
+                    </a:stretch>
+                  </pic:blipFill>
+                  <pic:spPr>
+                    <a:xfrm>
+                      <a:off x="0" y="0"/>
+                      <a:ext cx="5943600" cy="5197026"/>
+                    </a:xfrm>
+                    <a:prstGeom prst="rect"/>
+                  </pic:spPr>
+                </pic:pic>
+              </a:graphicData>
+            </a:graphic>
+          </wp:inline>
+        </w:drawing>
+      </w:r>
+    </w:p>
+    <w:p>
+      <w:pPr>
+        <w:pStyle w:val="TableNote"/>
+        <w:keepNext/>
+        <w:pageBreakBefore/>
+        <w:spacing w:before="0" w:after="60" w:line="240" w:lineRule="auto"/>
+      </w:pPr>
+      <w:r>
+        <w:rPr>
+          <w:i/>
+          <w:sz w:val="18"/>
+        </w:rPr>
+        <w:t>Submitted proposal - source page 2 of 13</w:t>
+      </w:r>
+    </w:p>
+    <w:p>
+      <w:pPr>
+        <w:spacing w:before="0" w:after="0" w:line="240" w:lineRule="auto"/>
+        <w:jc w:val="center"/>
+      </w:pPr>
+      <w:r>
+        <w:drawing>
+          <wp:inline xmlns:a="http://schemas.openxmlformats.org/drawingml/2006/main" xmlns:pic="http://schemas.openxmlformats.org/drawingml/2006/picture">
+            <wp:extent cx="5591788" cy="8046720"/>
+            <wp:docPr id="5" name="Picture 5" descr="Final submitted RoadGuard proposal, original page 2 of 13. The original PDF is archived in ProjectReport/Proposal/RoadGuard_ProjectProposal.pdf."/>
+            <wp:cNvGraphicFramePr>
+              <a:graphicFrameLocks noChangeAspect="1"/>
+            </wp:cNvGraphicFramePr>
+            <a:graphic>
+              <a:graphicData uri="http://schemas.openxmlformats.org/drawingml/2006/picture">
+                <pic:pic>
+                  <pic:nvPicPr>
+                    <pic:cNvPr id="0" name="page-02.png"/>
+                    <pic:cNvPicPr/>
+                  </pic:nvPicPr>
+                  <pic:blipFill>
+                    <a:blip r:embed="rId16"/>
+                    <a:stretch>
+                      <a:fillRect/>
+                    </a:stretch>
+                  </pic:blipFill>
+                  <pic:spPr>
+                    <a:xfrm>
+                      <a:off x="0" y="0"/>
+                      <a:ext cx="5591788" cy="8046720"/>
+                    </a:xfrm>
+                    <a:prstGeom prst="rect"/>
+                  </pic:spPr>
+                </pic:pic>
+              </a:graphicData>
+            </a:graphic>
+          </wp:inline>
+        </w:drawing>
+      </w:r>
+    </w:p>
+    <w:p>
+      <w:pPr>
+        <w:pStyle w:val="TableNote"/>
+        <w:keepNext/>
+        <w:pageBreakBefore/>
+        <w:spacing w:before="0" w:after="60" w:line="240" w:lineRule="auto"/>
+      </w:pPr>
+      <w:r>
+        <w:rPr>
+          <w:i/>
+          <w:sz w:val="18"/>
+        </w:rPr>
+        <w:t>Submitted proposal - source page 3 of 13</w:t>
+      </w:r>
+    </w:p>
+    <w:p>
+      <w:pPr>
+        <w:spacing w:before="0" w:after="0" w:line="240" w:lineRule="auto"/>
+        <w:jc w:val="center"/>
+      </w:pPr>
+      <w:r>
+        <w:drawing>
+          <wp:inline xmlns:a="http://schemas.openxmlformats.org/drawingml/2006/main" xmlns:pic="http://schemas.openxmlformats.org/drawingml/2006/picture">
+            <wp:extent cx="5591788" cy="8046720"/>
+            <wp:docPr id="6" name="Picture 6" descr="Final submitted RoadGuard proposal, original page 3 of 13. The original PDF is archived in ProjectReport/Proposal/RoadGuard_ProjectProposal.pdf."/>
+            <wp:cNvGraphicFramePr>
+              <a:graphicFrameLocks noChangeAspect="1"/>
+            </wp:cNvGraphicFramePr>
+            <a:graphic>
+              <a:graphicData uri="http://schemas.openxmlformats.org/drawingml/2006/picture">
+                <pic:pic>
+                  <pic:nvPicPr>
+                    <pic:cNvPr id="0" name="page-03.png"/>
+                    <pic:cNvPicPr/>
+                  </pic:nvPicPr>
+                  <pic:blipFill>
+                    <a:blip r:embed="rId17"/>
+                    <a:stretch>
+                      <a:fillRect/>
+                    </a:stretch>
+                  </pic:blipFill>
+                  <pic:spPr>
+                    <a:xfrm>
+                      <a:off x="0" y="0"/>
+                      <a:ext cx="5591788" cy="8046720"/>
+                    </a:xfrm>
+                    <a:prstGeom prst="rect"/>
+                  </pic:spPr>
+                </pic:pic>
+              </a:graphicData>
+            </a:graphic>
+          </wp:inline>
+        </w:drawing>
+      </w:r>
+    </w:p>
+    <w:p>
+      <w:pPr>
+        <w:pStyle w:val="TableNote"/>
+        <w:keepNext/>
+        <w:pageBreakBefore/>
+        <w:spacing w:before="0" w:after="60" w:line="240" w:lineRule="auto"/>
+      </w:pPr>
+      <w:r>
+        <w:rPr>
+          <w:i/>
+          <w:sz w:val="18"/>
+        </w:rPr>
+        <w:t>Submitted proposal - source page 4 of 13</w:t>
+      </w:r>
+    </w:p>
+    <w:p>
+      <w:pPr>
+        <w:spacing w:before="0" w:after="0" w:line="240" w:lineRule="auto"/>
+        <w:jc w:val="center"/>
+      </w:pPr>
+      <w:r>
+        <w:drawing>
+          <wp:inline xmlns:a="http://schemas.openxmlformats.org/drawingml/2006/main" xmlns:pic="http://schemas.openxmlformats.org/drawingml/2006/picture">
+            <wp:extent cx="5591788" cy="8046720"/>
+            <wp:docPr id="7" name="Picture 7" descr="Final submitted RoadGuard proposal, original page 4 of 13. The original PDF is archived in ProjectReport/Proposal/RoadGuard_ProjectProposal.pdf."/>
+            <wp:cNvGraphicFramePr>
+              <a:graphicFrameLocks noChangeAspect="1"/>
+            </wp:cNvGraphicFramePr>
+            <a:graphic>
+              <a:graphicData uri="http://schemas.openxmlformats.org/drawingml/2006/picture">
+                <pic:pic>
+                  <pic:nvPicPr>
+                    <pic:cNvPr id="0" name="page-04.png"/>
+                    <pic:cNvPicPr/>
+                  </pic:nvPicPr>
+                  <pic:blipFill>
+                    <a:blip r:embed="rId18"/>
+                    <a:stretch>
+                      <a:fillRect/>
+                    </a:stretch>
+                  </pic:blipFill>
+                  <pic:spPr>
+                    <a:xfrm>
+                      <a:off x="0" y="0"/>
+                      <a:ext cx="5591788" cy="8046720"/>
+                    </a:xfrm>
+                    <a:prstGeom prst="rect"/>
+                  </pic:spPr>
+                </pic:pic>
+              </a:graphicData>
+            </a:graphic>
+          </wp:inline>
+        </w:drawing>
+      </w:r>
+    </w:p>
+    <w:p>
+      <w:pPr>
+        <w:pStyle w:val="TableNote"/>
+        <w:keepNext/>
+        <w:pageBreakBefore/>
+        <w:spacing w:before="0" w:after="60" w:line="240" w:lineRule="auto"/>
+      </w:pPr>
+      <w:r>
+        <w:rPr>
+          <w:i/>
+          <w:sz w:val="18"/>
+        </w:rPr>
+        <w:t>Submitted proposal - source page 5 of 13</w:t>
+      </w:r>
+    </w:p>
+    <w:p>
+      <w:pPr>
+        <w:spacing w:before="0" w:after="0" w:line="240" w:lineRule="auto"/>
+        <w:jc w:val="center"/>
+      </w:pPr>
+      <w:r>
+        <w:drawing>
+          <wp:inline xmlns:a="http://schemas.openxmlformats.org/drawingml/2006/main" xmlns:pic="http://schemas.openxmlformats.org/drawingml/2006/picture">
+            <wp:extent cx="5591788" cy="8046720"/>
+            <wp:docPr id="8" name="Picture 8" descr="Final submitted RoadGuard proposal, original page 5 of 13. The original PDF is archived in ProjectReport/Proposal/RoadGuard_ProjectProposal.pdf."/>
+            <wp:cNvGraphicFramePr>
+              <a:graphicFrameLocks noChangeAspect="1"/>
+            </wp:cNvGraphicFramePr>
+            <a:graphic>
+              <a:graphicData uri="http://schemas.openxmlformats.org/drawingml/2006/picture">
+                <pic:pic>
+                  <pic:nvPicPr>
+                    <pic:cNvPr id="0" name="page-05.png"/>
+                    <pic:cNvPicPr/>
+                  </pic:nvPicPr>
+                  <pic:blipFill>
+                    <a:blip r:embed="rId19"/>
+                    <a:stretch>
+                      <a:fillRect/>
+                    </a:stretch>
+                  </pic:blipFill>
+                  <pic:spPr>
+                    <a:xfrm>
+                      <a:off x="0" y="0"/>
+                      <a:ext cx="5591788" cy="8046720"/>
+                    </a:xfrm>
+                    <a:prstGeom prst="rect"/>
+                  </pic:spPr>
+                </pic:pic>
+              </a:graphicData>
+            </a:graphic>
+          </wp:inline>
+        </w:drawing>
+      </w:r>
+    </w:p>
+    <w:p>
+      <w:pPr>
+        <w:pStyle w:val="TableNote"/>
+        <w:keepNext/>
+        <w:pageBreakBefore/>
+        <w:spacing w:before="0" w:after="60" w:line="240" w:lineRule="auto"/>
+      </w:pPr>
+      <w:r>
+        <w:rPr>
+          <w:i/>
+          <w:sz w:val="18"/>
+        </w:rPr>
+        <w:t>Submitted proposal - source page 6 of 13</w:t>
+      </w:r>
+    </w:p>
+    <w:p>
+      <w:pPr>
+        <w:spacing w:before="0" w:after="0" w:line="240" w:lineRule="auto"/>
+        <w:jc w:val="center"/>
+      </w:pPr>
+      <w:r>
+        <w:drawing>
+          <wp:inline xmlns:a="http://schemas.openxmlformats.org/drawingml/2006/main" xmlns:pic="http://schemas.openxmlformats.org/drawingml/2006/picture">
+            <wp:extent cx="5591788" cy="8046720"/>
+            <wp:docPr id="9" name="Picture 9" descr="Final submitted RoadGuard proposal, original page 6 of 13. The original PDF is archived in ProjectReport/Proposal/RoadGuard_ProjectProposal.pdf."/>
+            <wp:cNvGraphicFramePr>
+              <a:graphicFrameLocks noChangeAspect="1"/>
+            </wp:cNvGraphicFramePr>
+            <a:graphic>
+              <a:graphicData uri="http://schemas.openxmlformats.org/drawingml/2006/picture">
+                <pic:pic>
+                  <pic:nvPicPr>
+                    <pic:cNvPr id="0" name="page-06.png"/>
+                    <pic:cNvPicPr/>
+                  </pic:nvPicPr>
+                  <pic:blipFill>
+                    <a:blip r:embed="rId20"/>
+                    <a:stretch>
+                      <a:fillRect/>
+                    </a:stretch>
+                  </pic:blipFill>
+                  <pic:spPr>
+                    <a:xfrm>
+                      <a:off x="0" y="0"/>
+                      <a:ext cx="5591788" cy="8046720"/>
+                    </a:xfrm>
+                    <a:prstGeom prst="rect"/>
+                  </pic:spPr>
+                </pic:pic>
+              </a:graphicData>
+            </a:graphic>
+          </wp:inline>
+        </w:drawing>
+      </w:r>
+    </w:p>
+    <w:p>
+      <w:pPr>
+        <w:pStyle w:val="TableNote"/>
+        <w:keepNext/>
+        <w:pageBreakBefore/>
+        <w:spacing w:before="0" w:after="60" w:line="240" w:lineRule="auto"/>
+      </w:pPr>
+      <w:r>
+        <w:rPr>
+          <w:i/>
+          <w:sz w:val="18"/>
+        </w:rPr>
+        <w:t>Submitted proposal - source page 7 of 13</w:t>
+      </w:r>
+    </w:p>
+    <w:p>
+      <w:pPr>
+        <w:spacing w:before="0" w:after="0" w:line="240" w:lineRule="auto"/>
+        <w:jc w:val="center"/>
+      </w:pPr>
+      <w:r>
+        <w:drawing>
+          <wp:inline xmlns:a="http://schemas.openxmlformats.org/drawingml/2006/main" xmlns:pic="http://schemas.openxmlformats.org/drawingml/2006/picture">
+            <wp:extent cx="5591788" cy="8046720"/>
+            <wp:docPr id="10" name="Picture 10" descr="Final submitted RoadGuard proposal, original page 7 of 13. The original PDF is archived in ProjectReport/Proposal/RoadGuard_ProjectProposal.pdf."/>
+            <wp:cNvGraphicFramePr>
+              <a:graphicFrameLocks noChangeAspect="1"/>
+            </wp:cNvGraphicFramePr>
+            <a:graphic>
+              <a:graphicData uri="http://schemas.openxmlformats.org/drawingml/2006/picture">
+                <pic:pic>
+                  <pic:nvPicPr>
+                    <pic:cNvPr id="0" name="page-07.png"/>
+                    <pic:cNvPicPr/>
+                  </pic:nvPicPr>
+                  <pic:blipFill>
+                    <a:blip r:embed="rId21"/>
+                    <a:stretch>
+                      <a:fillRect/>
+                    </a:stretch>
+                  </pic:blipFill>
+                  <pic:spPr>
+                    <a:xfrm>
+                      <a:off x="0" y="0"/>
+                      <a:ext cx="5591788" cy="8046720"/>
+                    </a:xfrm>
+                    <a:prstGeom prst="rect"/>
+                  </pic:spPr>
+                </pic:pic>
+              </a:graphicData>
+            </a:graphic>
+          </wp:inline>
+        </w:drawing>
+      </w:r>
+    </w:p>
+    <w:p>
+      <w:pPr>
+        <w:pStyle w:val="TableNote"/>
+        <w:keepNext/>
+        <w:pageBreakBefore/>
+        <w:spacing w:before="0" w:after="60" w:line="240" w:lineRule="auto"/>
+      </w:pPr>
+      <w:r>
+        <w:rPr>
+          <w:i/>
+          <w:sz w:val="18"/>
+        </w:rPr>
+        <w:t>Submitted proposal - source page 8 of 13</w:t>
+      </w:r>
+    </w:p>
+    <w:p>
+      <w:pPr>
+        <w:spacing w:before="0" w:after="0" w:line="240" w:lineRule="auto"/>
+        <w:jc w:val="center"/>
+      </w:pPr>
+      <w:r>
+        <w:drawing>
+          <wp:inline xmlns:a="http://schemas.openxmlformats.org/drawingml/2006/main" xmlns:pic="http://schemas.openxmlformats.org/drawingml/2006/picture">
+            <wp:extent cx="5591788" cy="8046720"/>
+            <wp:docPr id="11" name="Picture 11" descr="Final submitted RoadGuard proposal, original page 8 of 13. The original PDF is archived in ProjectReport/Proposal/RoadGuard_ProjectProposal.pdf."/>
+            <wp:cNvGraphicFramePr>
+              <a:graphicFrameLocks noChangeAspect="1"/>
+            </wp:cNvGraphicFramePr>
+            <a:graphic>
+              <a:graphicData uri="http://schemas.openxmlformats.org/drawingml/2006/picture">
+                <pic:pic>
+                  <pic:nvPicPr>
+                    <pic:cNvPr id="0" name="page-08.png"/>
+                    <pic:cNvPicPr/>
+                  </pic:nvPicPr>
+                  <pic:blipFill>
+                    <a:blip r:embed="rId22"/>
+                    <a:stretch>
+                      <a:fillRect/>
+                    </a:stretch>
+                  </pic:blipFill>
+                  <pic:spPr>
+                    <a:xfrm>
+                      <a:off x="0" y="0"/>
+                      <a:ext cx="5591788" cy="8046720"/>
+                    </a:xfrm>
+                    <a:prstGeom prst="rect"/>
+                  </pic:spPr>
+                </pic:pic>
+              </a:graphicData>
+            </a:graphic>
+          </wp:inline>
+        </w:drawing>
+      </w:r>
+    </w:p>
+    <w:p>
+      <w:pPr>
+        <w:pStyle w:val="TableNote"/>
+        <w:keepNext/>
+        <w:pageBreakBefore/>
+        <w:spacing w:before="0" w:after="60" w:line="240" w:lineRule="auto"/>
+      </w:pPr>
+      <w:r>
+        <w:rPr>
+          <w:i/>
+          <w:sz w:val="18"/>
+        </w:rPr>
+        <w:t>Submitted proposal - source page 9 of 13</w:t>
+      </w:r>
+    </w:p>
+    <w:p>
+      <w:pPr>
+        <w:spacing w:before="0" w:after="0" w:line="240" w:lineRule="auto"/>
+        <w:jc w:val="center"/>
+      </w:pPr>
+      <w:r>
+        <w:drawing>
+          <wp:inline xmlns:a="http://schemas.openxmlformats.org/drawingml/2006/main" xmlns:pic="http://schemas.openxmlformats.org/drawingml/2006/picture">
+            <wp:extent cx="5591788" cy="8046720"/>
+            <wp:docPr id="12" name="Picture 12" descr="Final submitted RoadGuard proposal, original page 9 of 13. The original PDF is archived in ProjectReport/Proposal/RoadGuard_ProjectProposal.pdf."/>
+            <wp:cNvGraphicFramePr>
+              <a:graphicFrameLocks noChangeAspect="1"/>
+            </wp:cNvGraphicFramePr>
+            <a:graphic>
+              <a:graphicData uri="http://schemas.openxmlformats.org/drawingml/2006/picture">
+                <pic:pic>
+                  <pic:nvPicPr>
+                    <pic:cNvPr id="0" name="page-09.png"/>
+                    <pic:cNvPicPr/>
+                  </pic:nvPicPr>
+                  <pic:blipFill>
+                    <a:blip r:embed="rId23"/>
+                    <a:stretch>
+                      <a:fillRect/>
+                    </a:stretch>
+                  </pic:blipFill>
+                  <pic:spPr>
+                    <a:xfrm>
+                      <a:off x="0" y="0"/>
+                      <a:ext cx="5591788" cy="8046720"/>
+                    </a:xfrm>
+                    <a:prstGeom prst="rect"/>
+                  </pic:spPr>
+                </pic:pic>
+              </a:graphicData>
+            </a:graphic>
+          </wp:inline>
+        </w:drawing>
+      </w:r>
+    </w:p>
+    <w:p>
+      <w:pPr>
+        <w:pStyle w:val="TableNote"/>
+        <w:keepNext/>
+        <w:pageBreakBefore/>
+        <w:spacing w:before="0" w:after="60" w:line="240" w:lineRule="auto"/>
+      </w:pPr>
+      <w:r>
+        <w:rPr>
+          <w:i/>
+          <w:sz w:val="18"/>
+        </w:rPr>
+        <w:t>Submitted proposal - source page 10 of 13</w:t>
+      </w:r>
+    </w:p>
+    <w:p>
+      <w:pPr>
+        <w:spacing w:before="0" w:after="0" w:line="240" w:lineRule="auto"/>
+        <w:jc w:val="center"/>
+      </w:pPr>
+      <w:r>
+        <w:drawing>
+          <wp:inline xmlns:a="http://schemas.openxmlformats.org/drawingml/2006/main" xmlns:pic="http://schemas.openxmlformats.org/drawingml/2006/picture">
+            <wp:extent cx="5591788" cy="8046720"/>
+            <wp:docPr id="13" name="Picture 13" descr="Final submitted RoadGuard proposal, original page 10 of 13. The original PDF is archived in ProjectReport/Proposal/RoadGuard_ProjectProposal.pdf."/>
+            <wp:cNvGraphicFramePr>
+              <a:graphicFrameLocks noChangeAspect="1"/>
+            </wp:cNvGraphicFramePr>
+            <a:graphic>
+              <a:graphicData uri="http://schemas.openxmlformats.org/drawingml/2006/picture">
+                <pic:pic>
+                  <pic:nvPicPr>
+                    <pic:cNvPr id="0" name="page-10.png"/>
+                    <pic:cNvPicPr/>
+                  </pic:nvPicPr>
+                  <pic:blipFill>
+                    <a:blip r:embed="rId24"/>
+                    <a:stretch>
+                      <a:fillRect/>
+                    </a:stretch>
+                  </pic:blipFill>
+                  <pic:spPr>
+                    <a:xfrm>
+                      <a:off x="0" y="0"/>
+                      <a:ext cx="5591788" cy="8046720"/>
+                    </a:xfrm>
+                    <a:prstGeom prst="rect"/>
+                  </pic:spPr>
+                </pic:pic>
+              </a:graphicData>
+            </a:graphic>
+          </wp:inline>
+        </w:drawing>
+      </w:r>
+    </w:p>
+    <w:p>
+      <w:pPr>
+        <w:pStyle w:val="TableNote"/>
+        <w:keepNext/>
+        <w:pageBreakBefore/>
+        <w:spacing w:before="0" w:after="60" w:line="240" w:lineRule="auto"/>
+      </w:pPr>
+      <w:r>
+        <w:rPr>
+          <w:i/>
+          <w:sz w:val="18"/>
+        </w:rPr>
+        <w:t>Submitted proposal - source page 11 of 13</w:t>
+      </w:r>
+    </w:p>
+    <w:p>
+      <w:pPr>
+        <w:spacing w:before="0" w:after="0" w:line="240" w:lineRule="auto"/>
+        <w:jc w:val="center"/>
+      </w:pPr>
+      <w:r>
+        <w:drawing>
+          <wp:inline xmlns:a="http://schemas.openxmlformats.org/drawingml/2006/main" xmlns:pic="http://schemas.openxmlformats.org/drawingml/2006/picture">
+            <wp:extent cx="5591788" cy="8046720"/>
+            <wp:docPr id="14" name="Picture 14" descr="Final submitted RoadGuard proposal, original page 11 of 13. The original PDF is archived in ProjectReport/Proposal/RoadGuard_ProjectProposal.pdf."/>
+            <wp:cNvGraphicFramePr>
+              <a:graphicFrameLocks noChangeAspect="1"/>
+            </wp:cNvGraphicFramePr>
+            <a:graphic>
+              <a:graphicData uri="http://schemas.openxmlformats.org/drawingml/2006/picture">
+                <pic:pic>
+                  <pic:nvPicPr>
+                    <pic:cNvPr id="0" name="page-11.png"/>
+                    <pic:cNvPicPr/>
+                  </pic:nvPicPr>
+                  <pic:blipFill>
+                    <a:blip r:embed="rId25"/>
+                    <a:stretch>
+                      <a:fillRect/>
+                    </a:stretch>
+                  </pic:blipFill>
+                  <pic:spPr>
+                    <a:xfrm>
+                      <a:off x="0" y="0"/>
+                      <a:ext cx="5591788" cy="8046720"/>
+                    </a:xfrm>
+                    <a:prstGeom prst="rect"/>
+                  </pic:spPr>
+                </pic:pic>
+              </a:graphicData>
+            </a:graphic>
+          </wp:inline>
+        </w:drawing>
+      </w:r>
+    </w:p>
+    <w:p>
+      <w:pPr>
+        <w:pStyle w:val="TableNote"/>
+        <w:keepNext/>
+        <w:pageBreakBefore/>
+        <w:spacing w:before="0" w:after="60" w:line="240" w:lineRule="auto"/>
+      </w:pPr>
+      <w:r>
+        <w:rPr>
+          <w:i/>
+          <w:sz w:val="18"/>
+        </w:rPr>
+        <w:t>Submitted proposal - source page 12 of 13</w:t>
+      </w:r>
+    </w:p>
+    <w:p>
+      <w:pPr>
+        <w:spacing w:before="0" w:after="0" w:line="240" w:lineRule="auto"/>
+        <w:jc w:val="center"/>
+      </w:pPr>
+      <w:r>
+        <w:drawing>
+          <wp:inline xmlns:a="http://schemas.openxmlformats.org/drawingml/2006/main" xmlns:pic="http://schemas.openxmlformats.org/drawingml/2006/picture">
+            <wp:extent cx="5591788" cy="8046720"/>
+            <wp:docPr id="15" name="Picture 15" descr="Final submitted RoadGuard proposal, original page 12 of 13. The original PDF is archived in ProjectReport/Proposal/RoadGuard_ProjectProposal.pdf."/>
+            <wp:cNvGraphicFramePr>
+              <a:graphicFrameLocks noChangeAspect="1"/>
+            </wp:cNvGraphicFramePr>
+            <a:graphic>
+              <a:graphicData uri="http://schemas.openxmlformats.org/drawingml/2006/picture">
+                <pic:pic>
+                  <pic:nvPicPr>
+                    <pic:cNvPr id="0" name="page-12.png"/>
+                    <pic:cNvPicPr/>
+                  </pic:nvPicPr>
+                  <pic:blipFill>
+                    <a:blip r:embed="rId26"/>
+                    <a:stretch>
+                      <a:fillRect/>
+                    </a:stretch>
+                  </pic:blipFill>
+                  <pic:spPr>
+                    <a:xfrm>
+                      <a:off x="0" y="0"/>
+                      <a:ext cx="5591788" cy="8046720"/>
+                    </a:xfrm>
+                    <a:prstGeom prst="rect"/>
+                  </pic:spPr>
+                </pic:pic>
+              </a:graphicData>
+            </a:graphic>
+          </wp:inline>
+        </w:drawing>
+      </w:r>
+    </w:p>
+    <w:p>
+      <w:pPr>
+        <w:pStyle w:val="TableNote"/>
+        <w:keepNext/>
+        <w:pageBreakBefore/>
+        <w:spacing w:before="0" w:after="60" w:line="240" w:lineRule="auto"/>
+      </w:pPr>
+      <w:r>
+        <w:rPr>
+          <w:i/>
+          <w:sz w:val="18"/>
+        </w:rPr>
+        <w:t>Submitted proposal - source page 13 of 13</w:t>
+      </w:r>
+    </w:p>
+    <w:p>
+      <w:pPr>
+        <w:spacing w:before="0" w:after="0" w:line="240" w:lineRule="auto"/>
+        <w:jc w:val="center"/>
+      </w:pPr>
+      <w:r>
+        <w:drawing>
+          <wp:inline xmlns:a="http://schemas.openxmlformats.org/drawingml/2006/main" xmlns:pic="http://schemas.openxmlformats.org/drawingml/2006/picture">
+            <wp:extent cx="5591788" cy="8046720"/>
+            <wp:docPr id="16" name="Picture 16" descr="Final submitted RoadGuard proposal, original page 13 of 13. The original PDF is archived in ProjectReport/Proposal/RoadGuard_ProjectProposal.pdf."/>
+            <wp:cNvGraphicFramePr>
+              <a:graphicFrameLocks noChangeAspect="1"/>
+            </wp:cNvGraphicFramePr>
+            <a:graphic>
+              <a:graphicData uri="http://schemas.openxmlformats.org/drawingml/2006/picture">
+                <pic:pic>
+                  <pic:nvPicPr>
+                    <pic:cNvPr id="0" name="page-13.png"/>
+                    <pic:cNvPicPr/>
+                  </pic:nvPicPr>
+                  <pic:blipFill>
+                    <a:blip r:embed="rId27"/>
+                    <a:stretch>
+                      <a:fillRect/>
+                    </a:stretch>
+                  </pic:blipFill>
+                  <pic:spPr>
+                    <a:xfrm>
+                      <a:off x="0" y="0"/>
+                      <a:ext cx="5591788" cy="8046720"/>
+                    </a:xfrm>
+                    <a:prstGeom prst="rect"/>
+                  </pic:spPr>
+                </pic:pic>
+              </a:graphicData>
+            </a:graphic>
+          </wp:inline>
+        </w:drawing>
+      </w:r>
+    </w:p>
+    <w:p>
+      <w:pPr>
+        <w:pStyle w:val="Heading1"/>
+        <w:pageBreakBefore/>
+      </w:pPr>
+      <w:bookmarkStart w:id="2030" w:name="appendix_c_mapping"/>
+      <w:r>
+        <w:t>Appendix C Course Functionality Mapping</w:t>
+      </w:r>
+      <w:bookmarkEnd w:id="2030"/>
+    </w:p>
+    <w:p>
+      <w:r>
+        <w:t>Table C1 maps implemented functions to the MR, RS and CGS course content and the three applicable technique groups in the practice briefing. It indexes the design and evaluation in the main report without repeating experimental results.</w:t>
+      </w:r>
+    </w:p>
+    <w:p>
+      <w:pPr>
+        <w:pStyle w:val="ReportCaption"/>
+        <w:keepNext/>
+      </w:pPr>
+      <w:r>
+        <w:t>Table C1. Course content applied in the delivered system</w:t>
+      </w:r>
+    </w:p>
+    <w:tbl>
+      <w:tblPr>
+        <w:tblW w:type="auto" w:w="0"/>
+        <w:jc w:val="center"/>
+        <w:tblLayout w:type="fixed"/>
+        <w:tblLook w:firstColumn="1" w:firstRow="1" w:lastColumn="0" w:lastRow="0" w:noHBand="0" w:noVBand="1" w:val="04A0"/>
+        <w:tblBorders>
+          <w:top w:val="single" w:sz="4" w:color="D9D9D9"/>
+          <w:left w:val="single" w:sz="4" w:color="D9D9D9"/>
+          <w:bottom w:val="single" w:sz="4" w:color="D9D9D9"/>
+          <w:right w:val="single" w:sz="4" w:color="D9D9D9"/>
+          <w:insideH w:val="single" w:sz="4" w:color="D9D9D9"/>
+          <w:insideV w:val="single" w:sz="4" w:color="D9D9D9"/>
+        </w:tblBorders>
+        <w:tblCellMar>
+          <w:top w:w="100" w:type="dxa"/>
+          <w:bottom w:w="100" w:type="dxa"/>
+          <w:left w:w="100" w:type="dxa"/>
+          <w:right w:w="100" w:type="dxa"/>
+        </w:tblCellMar>
+      </w:tblPr>
+      <w:tblGrid>
+        <w:gridCol w:w="1584"/>
+        <w:gridCol w:w="2592"/>
+        <w:gridCol w:w="2376"/>
+        <w:gridCol w:w="2808"/>
+      </w:tblGrid>
+      <w:tr>
+        <w:trPr>
+          <w:cantSplit/>
+          <w:tblHeader/>
+        </w:trPr>
+        <w:tc>
+          <w:tcPr>
+            <w:tcW w:type="dxa" w:w="1584"/>
+            <w:vAlign w:val="center"/>
+            <w:shd w:fill="EAEAEA"/>
+          </w:tcPr>
+          <w:p>
+            <w:pPr>
+              <w:spacing w:before="0" w:after="0" w:line="259" w:lineRule="auto"/>
+              <w:jc w:val="left"/>
+            </w:pPr>
+            <w:r>
+              <w:rPr>
+                <w:rFonts w:ascii="Times New Roman" w:hAnsi="Times New Roman"/>
+                <w:b/>
+                <w:color w:val="000000"/>
+                <w:sz w:val="21"/>
+              </w:rPr>
+              <w:t>Course and technique</w:t>
             </w:r>
           </w:p>
         </w:tc>
         <w:tc>
           <w:tcPr>
-            <w:tcW w:type="dxa" w:w="3353"/>
+            <w:tcW w:type="dxa" w:w="2592"/>
             <w:vAlign w:val="center"/>
-            <w:tcBorders>
-              <w:top w:val="single" w:sz="4" w:color="D9D9D9"/>
-              <w:left w:val="single" w:sz="4" w:color="D9D9D9"/>
-              <w:bottom w:val="single" w:sz="4" w:color="D9D9D9"/>
-              <w:right w:val="single" w:sz="4" w:color="D9D9D9"/>
-            </w:tcBorders>
-            <w:tcMar>
-              <w:top w:w="75" w:type="dxa"/>
-              <w:bottom w:w="75" w:type="dxa"/>
-              <w:left w:w="90" w:type="dxa"/>
-              <w:right w:w="90" w:type="dxa"/>
-            </w:tcMar>
+            <w:shd w:fill="EAEAEA"/>
           </w:tcPr>
           <w:p>
             <w:pPr>
-              <w:spacing w:after="40" w:line="264" w:lineRule="auto"/>
+              <w:spacing w:before="0" w:after="0" w:line="259" w:lineRule="auto"/>
+              <w:jc w:val="left"/>
+            </w:pPr>
+            <w:r>
+              <w:rPr>
+                <w:rFonts w:ascii="Times New Roman" w:hAnsi="Times New Roman"/>
+                <w:b/>
+                <w:color w:val="000000"/>
+                <w:sz w:val="21"/>
+              </w:rPr>
+              <w:t>Applied function</w:t>
+            </w:r>
+          </w:p>
+        </w:tc>
+        <w:tc>
+          <w:tcPr>
+            <w:tcW w:type="dxa" w:w="2376"/>
+            <w:vAlign w:val="center"/>
+            <w:shd w:fill="EAEAEA"/>
+          </w:tcPr>
+          <w:p>
+            <w:pPr>
+              <w:spacing w:before="0" w:after="0" w:line="259" w:lineRule="auto"/>
+              <w:jc w:val="left"/>
+            </w:pPr>
+            <w:r>
+              <w:rPr>
+                <w:rFonts w:ascii="Times New Roman" w:hAnsi="Times New Roman"/>
+                <w:b/>
+                <w:color w:val="000000"/>
+                <w:sz w:val="21"/>
+              </w:rPr>
+              <w:t>Implementation evidence</w:t>
+            </w:r>
+          </w:p>
+        </w:tc>
+        <w:tc>
+          <w:tcPr>
+            <w:tcW w:type="dxa" w:w="2808"/>
+            <w:vAlign w:val="center"/>
+            <w:shd w:fill="EAEAEA"/>
+          </w:tcPr>
+          <w:p>
+            <w:pPr>
+              <w:spacing w:before="0" w:after="0" w:line="259" w:lineRule="auto"/>
+              <w:jc w:val="left"/>
+            </w:pPr>
+            <w:r>
+              <w:rPr>
+                <w:rFonts w:ascii="Times New Roman" w:hAnsi="Times New Roman"/>
+                <w:b/>
+                <w:color w:val="000000"/>
+                <w:sz w:val="21"/>
+              </w:rPr>
+              <w:t>Verification and limits</w:t>
+            </w:r>
+          </w:p>
+        </w:tc>
+      </w:tr>
+      <w:tr>
+        <w:trPr>
+          <w:cantSplit/>
+        </w:trPr>
+        <w:tc>
+          <w:tcPr>
+            <w:tcW w:type="dxa" w:w="1584"/>
+            <w:vAlign w:val="center"/>
+          </w:tcPr>
+          <w:p>
+            <w:pPr>
+              <w:spacing w:before="0" w:after="0" w:line="259" w:lineRule="auto"/>
               <w:jc w:val="left"/>
             </w:pPr>
             <w:r>
@@ -15802,7 +12895,254 @@
                 <w:color w:val="000000"/>
                 <w:sz w:val="21"/>
               </w:rPr>
-              <w:t>Authenticated release tests</w:t>
+              <w:t>MR</w:t>
+              <w:br/>
+              <w:t>Decision automation</w:t>
+            </w:r>
+          </w:p>
+        </w:tc>
+        <w:tc>
+          <w:tcPr>
+            <w:tcW w:type="dxa" w:w="2592"/>
+            <w:vAlign w:val="center"/>
+          </w:tcPr>
+          <w:p>
+            <w:pPr>
+              <w:spacing w:before="0" w:after="0" w:line="259" w:lineRule="auto"/>
+              <w:jc w:val="left"/>
+            </w:pPr>
+            <w:r>
+              <w:rPr>
+                <w:rFonts w:ascii="Times New Roman" w:hAnsi="Times New Roman"/>
+                <w:b w:val="0"/>
+                <w:color w:val="000000"/>
+                <w:sz w:val="21"/>
+              </w:rPr>
+              <w:t>Confidence routing, label-to-priority and service rules, and review correction. Accepted evidence becomes one repair task.</w:t>
+            </w:r>
+          </w:p>
+        </w:tc>
+        <w:tc>
+          <w:tcPr>
+            <w:tcW w:type="dxa" w:w="2376"/>
+            <w:vAlign w:val="center"/>
+          </w:tcPr>
+          <w:p>
+            <w:pPr>
+              <w:spacing w:before="0" w:after="0" w:line="259" w:lineRule="auto"/>
+              <w:jc w:val="left"/>
+            </w:pPr>
+            <w:r>
+              <w:rPr>
+                <w:rFonts w:ascii="Times New Roman" w:hAnsi="Times New Roman"/>
+                <w:b w:val="0"/>
+                <w:color w:val="000000"/>
+                <w:sz w:val="21"/>
+              </w:rPr>
+              <w:t>Versioned configuration, stored rule snapshots and decision traces; rules, inspections and tasks modules.</w:t>
+            </w:r>
+          </w:p>
+        </w:tc>
+        <w:tc>
+          <w:tcPr>
+            <w:tcW w:type="dxa" w:w="2808"/>
+            <w:vAlign w:val="center"/>
+          </w:tcPr>
+          <w:p>
+            <w:pPr>
+              <w:spacing w:before="0" w:after="0" w:line="259" w:lineRule="auto"/>
+              <w:jc w:val="left"/>
+            </w:pPr>
+            <w:r>
+              <w:rPr>
+                <w:rFonts w:ascii="Times New Roman" w:hAnsi="Times New Roman"/>
+                <w:b w:val="0"/>
+                <w:color w:val="000000"/>
+                <w:sz w:val="21"/>
+              </w:rPr>
+              <w:t>Sections 2, 3.2 and 5.3: boundary, no-detection, correction and replay checks. Service durations remain project assumptions.</w:t>
+            </w:r>
+          </w:p>
+        </w:tc>
+      </w:tr>
+      <w:tr>
+        <w:trPr>
+          <w:cantSplit/>
+        </w:trPr>
+        <w:tc>
+          <w:tcPr>
+            <w:tcW w:type="dxa" w:w="1584"/>
+            <w:vAlign w:val="center"/>
+          </w:tcPr>
+          <w:p>
+            <w:pPr>
+              <w:spacing w:before="0" w:after="0" w:line="259" w:lineRule="auto"/>
+              <w:jc w:val="left"/>
+            </w:pPr>
+            <w:r>
+              <w:rPr>
+                <w:rFonts w:ascii="Times New Roman" w:hAnsi="Times New Roman"/>
+                <w:b w:val="0"/>
+                <w:color w:val="000000"/>
+                <w:sz w:val="21"/>
+              </w:rPr>
+              <w:t>RS</w:t>
+              <w:br/>
+              <w:t>Evolutionary resource optimisation</w:t>
+            </w:r>
+          </w:p>
+        </w:tc>
+        <w:tc>
+          <w:tcPr>
+            <w:tcW w:type="dxa" w:w="2592"/>
+            <w:vAlign w:val="center"/>
+          </w:tcPr>
+          <w:p>
+            <w:pPr>
+              <w:spacing w:before="0" w:after="0" w:line="259" w:lineRule="auto"/>
+              <w:jc w:val="left"/>
+            </w:pPr>
+            <w:r>
+              <w:rPr>
+                <w:rFonts w:ascii="Times New Roman" w:hAnsi="Times New Roman"/>
+                <w:b w:val="0"/>
+                <w:color w:val="000000"/>
+                <w:sz w:val="21"/>
+              </w:rPr>
+              <w:t>Four-crew task assignment and visit ordering. Priority-first coverage precedes a weighted completion, travel and workload objective.</w:t>
+            </w:r>
+          </w:p>
+        </w:tc>
+        <w:tc>
+          <w:tcPr>
+            <w:tcW w:type="dxa" w:w="2376"/>
+            <w:vAlign w:val="center"/>
+          </w:tcPr>
+          <w:p>
+            <w:pPr>
+              <w:spacing w:before="0" w:after="0" w:line="259" w:lineRule="auto"/>
+              <w:jc w:val="left"/>
+            </w:pPr>
+            <w:r>
+              <w:rPr>
+                <w:rFonts w:ascii="Times New Roman" w:hAnsi="Times New Roman"/>
+                <w:b w:val="0"/>
+                <w:color w:val="000000"/>
+                <w:sz w:val="21"/>
+              </w:rPr>
+              <w:t>Group-built GA: encoding, selection, crossover, mutation and elitism. GA and Greedy share the evaluator, task snapshot and matrix.</w:t>
+            </w:r>
+          </w:p>
+        </w:tc>
+        <w:tc>
+          <w:tcPr>
+            <w:tcW w:type="dxa" w:w="2808"/>
+            <w:vAlign w:val="center"/>
+          </w:tcPr>
+          <w:p>
+            <w:pPr>
+              <w:spacing w:before="0" w:after="0" w:line="259" w:lineRule="auto"/>
+              <w:jc w:val="left"/>
+            </w:pPr>
+            <w:r>
+              <w:rPr>
+                <w:rFonts w:ascii="Times New Roman" w:hAnsi="Times New Roman"/>
+                <w:b w:val="0"/>
+                <w:color w:val="000000"/>
+                <w:sz w:val="21"/>
+              </w:rPr>
+              <w:t>Sections 3.2, 4 and 5.2: 10/15/20 tasks, multiple seeds, seeding ablation and unassigned-task failure analysis. Optimality is not established.</w:t>
+            </w:r>
+          </w:p>
+        </w:tc>
+      </w:tr>
+      <w:tr>
+        <w:trPr>
+          <w:cantSplit/>
+        </w:trPr>
+        <w:tc>
+          <w:tcPr>
+            <w:tcW w:type="dxa" w:w="1584"/>
+            <w:vAlign w:val="center"/>
+          </w:tcPr>
+          <w:p>
+            <w:pPr>
+              <w:spacing w:before="0" w:after="0" w:line="259" w:lineRule="auto"/>
+              <w:jc w:val="left"/>
+            </w:pPr>
+            <w:r>
+              <w:rPr>
+                <w:rFonts w:ascii="Times New Roman" w:hAnsi="Times New Roman"/>
+                <w:b w:val="0"/>
+                <w:color w:val="000000"/>
+                <w:sz w:val="21"/>
+              </w:rPr>
+              <w:t>CGS</w:t>
+              <w:br/>
+              <w:t>Learned visual perception</w:t>
+            </w:r>
+          </w:p>
+        </w:tc>
+        <w:tc>
+          <w:tcPr>
+            <w:tcW w:type="dxa" w:w="2592"/>
+            <w:vAlign w:val="center"/>
+          </w:tcPr>
+          <w:p>
+            <w:pPr>
+              <w:spacing w:before="0" w:after="0" w:line="259" w:lineRule="auto"/>
+              <w:jc w:val="left"/>
+            </w:pPr>
+            <w:r>
+              <w:rPr>
+                <w:rFonts w:ascii="Times New Roman" w:hAnsi="Times New Roman"/>
+                <w:b w:val="0"/>
+                <w:color w:val="000000"/>
+                <w:sz w:val="21"/>
+              </w:rPr>
+              <w:t>YOLO11s predicts eight damage classes and boxes. Primary-candidate selection supplies a label and confidence to the business rules.</w:t>
+            </w:r>
+          </w:p>
+        </w:tc>
+        <w:tc>
+          <w:tcPr>
+            <w:tcW w:type="dxa" w:w="2376"/>
+            <w:vAlign w:val="center"/>
+          </w:tcPr>
+          <w:p>
+            <w:pPr>
+              <w:spacing w:before="0" w:after="0" w:line="259" w:lineRule="auto"/>
+              <w:jc w:val="left"/>
+            </w:pPr>
+            <w:r>
+              <w:rPr>
+                <w:rFonts w:ascii="Times New Roman" w:hAnsi="Times New Roman"/>
+                <w:b w:val="0"/>
+                <w:color w:val="000000"/>
+                <w:sz w:val="21"/>
+              </w:rPr>
+              <w:t>Grouped data preparation, supervised model training and local checkpoint inference; model and backend vision modules.</w:t>
+            </w:r>
+          </w:p>
+        </w:tc>
+        <w:tc>
+          <w:tcPr>
+            <w:tcW w:type="dxa" w:w="2808"/>
+            <w:vAlign w:val="center"/>
+          </w:tcPr>
+          <w:p>
+            <w:pPr>
+              <w:spacing w:before="0" w:after="0" w:line="259" w:lineRule="auto"/>
+              <w:jc w:val="left"/>
+            </w:pPr>
+            <w:r>
+              <w:rPr>
+                <w:rFonts w:ascii="Times New Roman" w:hAnsi="Times New Roman"/>
+                <w:b w:val="0"/>
+                <w:color w:val="000000"/>
+                <w:sz w:val="21"/>
+              </w:rPr>
+              <w:t>Sections 2, 4 and 5.1: class-aware precision/recall, box metrics and failure audit. Independent local validation of the final model remains outstanding.</w:t>
             </w:r>
           </w:p>
         </w:tc>
@@ -15810,79 +13150,10 @@
     </w:tbl>
     <w:p>
       <w:pPr>
-        <w:pStyle w:val="Heading1"/>
-        <w:pageBreakBefore/>
-        <w:jc w:val="left"/>
-      </w:pPr>
-      <w:bookmarkStart w:id="2026" w:name="_RGI_27"/>
-      <w:r>
-        <w:t>7 Conclusions and Future Work</w:t>
-      </w:r>
-      <w:bookmarkEnd w:id="2026"/>
-    </w:p>
-    <w:p>
-      <w:pPr>
-        <w:pStyle w:val="Heading2"/>
-        <w:pageBreakBefore w:val="0"/>
-        <w:jc w:val="left"/>
-      </w:pPr>
-      <w:bookmarkStart w:id="2027" w:name="_RGI_28"/>
-      <w:r>
-        <w:t>7.1 Main Findings and Limitations</w:t>
-      </w:r>
-      <w:bookmarkEnd w:id="2027"/>
-    </w:p>
-    <w:p>
-      <w:pPr>
-        <w:jc w:val="both"/>
+        <w:spacing w:before="200"/>
       </w:pPr>
       <w:r>
-        <w:t>RoadGuard connects uncertain visual evidence to reviewable decisions and constrained crew plans. Versioned rules and stale-plan detection support traceability. The experiments demonstrate trade-offs between urgent completion, travel and workload. Explicit unassigned reasons remain necessary because route optimisation cannot create service capacity.</w:t>
-      </w:r>
-    </w:p>
-    <w:p>
-      <w:pPr>
-        <w:jc w:val="both"/>
-      </w:pPr>
-      <w:r>
-        <w:t>External validity remains limited. Reused RDD2022ES validation data, one training seed, sparse severe subtypes, known-photo checks and the single-object assumption cannot establish general performance in Jurong. Routing uses one synthetic task family and one historical Google snapshot; ten seeds measure search variability on these inputs. Shift length, depot-return policy and objective weights remain assumptions. Equal priority coverage can conceal different assigned tasks. No significance test, exact optimum, measured repair duration, staff-time saving or monetary return is established.</w:t>
-      </w:r>
-    </w:p>
-    <w:p>
-      <w:pPr>
-        <w:pStyle w:val="Heading2"/>
-        <w:pageBreakBefore w:val="0"/>
-        <w:jc w:val="left"/>
-      </w:pPr>
-      <w:bookmarkStart w:id="2028" w:name="_RGI_29"/>
-      <w:r>
-        <w:t>7.2 Future Work</w:t>
-      </w:r>
-      <w:bookmarkEnd w:id="2028"/>
-    </w:p>
-    <w:p>
-      <w:r>
-        <w:t>Further evaluation should use held-out, expert-labelled local images, class-specific confidence calibration and measured review workload. Routing needs independent task distributions, verified road access, measured service durations, multiple travel-time periods and bounded or exact small-instance reference solutions. Coordinated repair operators could address the observed insertion barrier. GPT/RAG requires grounded-answer, citation and change-confirmation tests before inclusion as an evaluated capability.</w:t>
-      </w:r>
-    </w:p>
-    <w:p>
-      <w:pPr>
-        <w:pStyle w:val="Heading2"/>
-        <w:pageBreakBefore w:val="0"/>
-        <w:jc w:val="left"/>
-      </w:pPr>
-      <w:bookmarkStart w:id="2029" w:name="_RGI_30"/>
-      <w:r>
-        <w:t>7.3 Conclusion</w:t>
-      </w:r>
-      <w:bookmarkEnd w:id="2029"/>
-    </w:p>
-    <w:p>
-      <w:pPr>
-        <w:jc w:val="both"/>
-      </w:pPr>
-      <w:r>
-        <w:t>RoadGuard integrates visual perception, explicit rules and evolutionary scheduling. Acceptance checks support the inspection-to-dispatch workflow, and controlled experiments demonstrate modest recognition gains and improvements from Greedy-seeded search. Unresolved recognition quality, capacity limits and incomplete assistant functionality constrain its use. Operational deployment requires independent local validation and measured business outcomes.</w:t>
+        <w:t>Coverage boundary. The implemented evidence supports decision automation, resource optimisation and cognitive perception. Database storage, access control and interface display are supporting engineering, not a separate knowledge-discovery technique. The proposed GPT/RAG service has not been implemented or evaluated and is not counted towards delivered course coverage.</w:t>
       </w:r>
     </w:p>
     <w:sectPr>

--- a/ProjectReport/IRS-PM-2026-08-17-AIS08FT-GRP-Group7-RoadGuard-Group-Report.docx
+++ b/ProjectReport/IRS-PM-2026-08-17-AIS08FT-GRP-Group7-RoadGuard-Group-Report.docx
@@ -213,7 +213,7 @@
           <w:color w:val="000000"/>
           <w:sz w:val="24"/>
         </w:rPr>
-        <w:t>19 October 2026</w:t>
+        <w:t>21 October 2026</w:t>
       </w:r>
     </w:p>
     <w:p>
@@ -233,20 +233,28 @@
         <w:pageBreakBefore w:val="0"/>
         <w:jc w:val="center"/>
       </w:pPr>
+      <w:bookmarkStart w:id="1000" w:name="RGCurrentHeading0"/>
       <w:bookmarkStart w:id="0" w:name="_RGI_1"/>
       <w:r>
         <w:t>Abstract</w:t>
       </w:r>
       <w:bookmarkEnd w:id="0"/>
+      <w:bookmarkEnd w:id="1000"/>
     </w:p>
     <w:p>
       <w:r>
-        <w:t>RoadGuard integrates road-damage detection, rule-based decisions and maintenance scheduling for four crews in Jurong East and Jurong West. Inspectors upload geolocated images, a local YOLO11s model selects one primary damage observation, and a confidence policy either creates a repair task or requests human review. A genetic algorithm and a Greedy baseline then allocate accepted work from a common NUS-ISS dispatch origin. A shared web application supports inspectors, dispatchers and crew accounts, with persistent task history and revision checks.</w:t>
+        <w:rPr>
+          <w:color w:val="000000"/>
+        </w:rPr>
+        <w:t>RoadGuard integrates road-damage detection, rule-based decisions and maintenance scheduling for four crews in Jurong East and Jurong West. Inspectors upload geolocated images, a local YOLO11s model selects one primary damage observation, and a confidence policy either creates a repair task or requests human review. A genetic algorithm and a Greedy baseline then allocate accepted work from a common NUS-ISS dispatch origin. A shared web application supports inspectors, dispatchers and crew accounts, with persistent task history and revision checks. A dispatcher assistant retrieves reviewed project knowledge and saved-plan evidence, while separate preview and confirmation workflows support persistent crew assignment and task cancellation.</w:t>
       </w:r>
     </w:p>
     <w:p>
       <w:r>
-        <w:t>Evaluation combines visual-recognition experiments, twelve routing scenarios and integrated workflow tests. Model and inference refinements improved recognition, but reliable damage typing and independent local validation remain unresolved. Greedy-seeded search improved the scheduling result in all 120 default-budget runs, with scenario-mean objective reductions of 0.73–3.62%. Workflow acceptance demonstrates a functioning inspection-to-completion prototype. The contribution is an integrated decision process with retained evidence, human correction and constrained crew planning; operational deployment requires calibrated acceptance rules, measured service assumptions and further field evaluation.</w:t>
+        <w:rPr>
+          <w:color w:val="000000"/>
+        </w:rPr>
+        <w:t>Evaluation combines visual-recognition experiments, twelve routing scenarios and integrated workflow tests. Recognition reliability and independent local validation remain unresolved. Greedy-seeded search improved the scheduling result in all 120 default-budget runs, with scenario-mean objective reductions of 0.73–3.62%. Targeted assistant checks include actual GPT responses, local retrieval and confirmed task-change acceptance; they do not establish broad semantic accuracy. The contribution is an integrated decision process with retained evidence, human correction and constrained crew planning. Operational deployment requires calibrated rules, measured service assumptions and further field evaluation.</w:t>
       </w:r>
     </w:p>
     <w:p>
@@ -287,12 +295,13 @@
     <w:p>
       <w:pPr>
         <w:pStyle w:val="168"/>
+        <w:spacing w:after="30"/>
       </w:pPr>
       <w:r>
         <w:fldChar w:fldCharType="begin"/>
       </w:r>
       <w:r>
-        <w:instrText xml:space="preserve"> HYPERLINK \l "_RGI_1" \h </w:instrText>
+        <w:instrText xml:space="preserve"> HYPERLINK \l "RGCurrentHeading0" </w:instrText>
       </w:r>
       <w:r>
         <w:fldChar w:fldCharType="separate"/>
@@ -313,12 +322,13 @@
     <w:p>
       <w:pPr>
         <w:pStyle w:val="168"/>
+        <w:spacing w:after="30"/>
       </w:pPr>
       <w:r>
         <w:fldChar w:fldCharType="begin"/>
       </w:r>
       <w:r>
-        <w:instrText xml:space="preserve"> HYPERLINK \l "_RGI_2" \h </w:instrText>
+        <w:instrText xml:space="preserve"> HYPERLINK \l "RGCurrentHeading1" </w:instrText>
       </w:r>
       <w:r>
         <w:fldChar w:fldCharType="separate"/>
@@ -339,12 +349,13 @@
     <w:p>
       <w:pPr>
         <w:pStyle w:val="169"/>
+        <w:spacing w:after="30"/>
       </w:pPr>
       <w:r>
         <w:fldChar w:fldCharType="begin"/>
       </w:r>
       <w:r>
-        <w:instrText xml:space="preserve"> HYPERLINK \l "_RGI_3" \h </w:instrText>
+        <w:instrText xml:space="preserve"> HYPERLINK \l "RGCurrentHeading2" </w:instrText>
       </w:r>
       <w:r>
         <w:fldChar w:fldCharType="separate"/>
@@ -365,12 +376,13 @@
     <w:p>
       <w:pPr>
         <w:pStyle w:val="169"/>
+        <w:spacing w:after="30"/>
       </w:pPr>
       <w:r>
         <w:fldChar w:fldCharType="begin"/>
       </w:r>
       <w:r>
-        <w:instrText xml:space="preserve"> HYPERLINK \l "_RGI_4" \h </w:instrText>
+        <w:instrText xml:space="preserve"> HYPERLINK \l "RGCurrentHeading3" </w:instrText>
       </w:r>
       <w:r>
         <w:fldChar w:fldCharType="separate"/>
@@ -391,12 +403,13 @@
     <w:p>
       <w:pPr>
         <w:pStyle w:val="169"/>
+        <w:spacing w:after="30"/>
       </w:pPr>
       <w:r>
         <w:fldChar w:fldCharType="begin"/>
       </w:r>
       <w:r>
-        <w:instrText xml:space="preserve"> HYPERLINK \l "_RGI_5" \h </w:instrText>
+        <w:instrText xml:space="preserve"> HYPERLINK \l "RGCurrentHeading4" </w:instrText>
       </w:r>
       <w:r>
         <w:fldChar w:fldCharType="separate"/>
@@ -417,12 +430,13 @@
     <w:p>
       <w:pPr>
         <w:pStyle w:val="168"/>
+        <w:spacing w:after="30"/>
       </w:pPr>
       <w:r>
         <w:fldChar w:fldCharType="begin"/>
       </w:r>
       <w:r>
-        <w:instrText xml:space="preserve"> HYPERLINK \l "_RGI_6" \h </w:instrText>
+        <w:instrText xml:space="preserve"> HYPERLINK \l "RGCurrentHeading5" </w:instrText>
       </w:r>
       <w:r>
         <w:fldChar w:fldCharType="separate"/>
@@ -437,18 +451,19 @@
         <w:tab/>
       </w:r>
       <w:r>
-        <w:t>4</w:t>
+        <w:t>3</w:t>
       </w:r>
     </w:p>
     <w:p>
       <w:pPr>
         <w:pStyle w:val="168"/>
+        <w:spacing w:after="30"/>
       </w:pPr>
       <w:r>
         <w:fldChar w:fldCharType="begin"/>
       </w:r>
       <w:r>
-        <w:instrText xml:space="preserve"> HYPERLINK \l "_RGI_7" \h </w:instrText>
+        <w:instrText xml:space="preserve"> HYPERLINK \l "RGCurrentHeading6" </w:instrText>
       </w:r>
       <w:r>
         <w:fldChar w:fldCharType="separate"/>
@@ -463,18 +478,19 @@
         <w:tab/>
       </w:r>
       <w:r>
-        <w:t>6</w:t>
+        <w:t>5</w:t>
       </w:r>
     </w:p>
     <w:p>
       <w:pPr>
         <w:pStyle w:val="169"/>
+        <w:spacing w:after="30"/>
       </w:pPr>
       <w:r>
         <w:fldChar w:fldCharType="begin"/>
       </w:r>
       <w:r>
-        <w:instrText xml:space="preserve"> HYPERLINK \l "_RGI_8" \h </w:instrText>
+        <w:instrText xml:space="preserve"> HYPERLINK \l "RGCurrentHeading7" </w:instrText>
       </w:r>
       <w:r>
         <w:fldChar w:fldCharType="separate"/>
@@ -489,18 +505,19 @@
         <w:tab/>
       </w:r>
       <w:r>
-        <w:t>6</w:t>
+        <w:t>5</w:t>
       </w:r>
     </w:p>
     <w:p>
       <w:pPr>
         <w:pStyle w:val="169"/>
+        <w:spacing w:after="30"/>
       </w:pPr>
       <w:r>
         <w:fldChar w:fldCharType="begin"/>
       </w:r>
       <w:r>
-        <w:instrText xml:space="preserve"> HYPERLINK \l "_RGI_9" \h </w:instrText>
+        <w:instrText xml:space="preserve"> HYPERLINK \l "RGCurrentHeading8" </w:instrText>
       </w:r>
       <w:r>
         <w:fldChar w:fldCharType="separate"/>
@@ -515,18 +532,19 @@
         <w:tab/>
       </w:r>
       <w:r>
-        <w:t>6</w:t>
+        <w:t>5</w:t>
       </w:r>
     </w:p>
     <w:p>
       <w:pPr>
         <w:pStyle w:val="169"/>
+        <w:spacing w:after="30"/>
       </w:pPr>
       <w:r>
         <w:fldChar w:fldCharType="begin"/>
       </w:r>
       <w:r>
-        <w:instrText xml:space="preserve"> HYPERLINK \l "_RGI_10" \h </w:instrText>
+        <w:instrText xml:space="preserve"> HYPERLINK \l "RGCurrentHeading9" </w:instrText>
       </w:r>
       <w:r>
         <w:fldChar w:fldCharType="separate"/>
@@ -541,18 +559,19 @@
         <w:tab/>
       </w:r>
       <w:r>
-        <w:t>7</w:t>
+        <w:t>6</w:t>
       </w:r>
     </w:p>
     <w:p>
       <w:pPr>
         <w:pStyle w:val="169"/>
+        <w:spacing w:after="30"/>
       </w:pPr>
       <w:r>
         <w:fldChar w:fldCharType="begin"/>
       </w:r>
       <w:r>
-        <w:instrText xml:space="preserve"> HYPERLINK \l "_RGI_12" \h </w:instrText>
+        <w:instrText xml:space="preserve"> HYPERLINK \l "RGCurrentHeading10" </w:instrText>
       </w:r>
       <w:r>
         <w:fldChar w:fldCharType="separate"/>
@@ -573,12 +592,13 @@
     <w:p>
       <w:pPr>
         <w:pStyle w:val="169"/>
+        <w:spacing w:after="30"/>
       </w:pPr>
       <w:r>
         <w:fldChar w:fldCharType="begin"/>
       </w:r>
       <w:r>
-        <w:instrText xml:space="preserve"> HYPERLINK \l "_RGI_13" \h </w:instrText>
+        <w:instrText xml:space="preserve"> HYPERLINK \l "RGCurrentHeading11" </w:instrText>
       </w:r>
       <w:r>
         <w:fldChar w:fldCharType="separate"/>
@@ -599,12 +619,13 @@
     <w:p>
       <w:pPr>
         <w:pStyle w:val="168"/>
+        <w:spacing w:after="30"/>
       </w:pPr>
       <w:r>
         <w:fldChar w:fldCharType="begin"/>
       </w:r>
       <w:r>
-        <w:instrText xml:space="preserve"> HYPERLINK \l "_RGI_21" \h </w:instrText>
+        <w:instrText xml:space="preserve"> HYPERLINK \l "RGCurrentHeading12" </w:instrText>
       </w:r>
       <w:r>
         <w:fldChar w:fldCharType="separate"/>
@@ -625,12 +646,13 @@
     <w:p>
       <w:pPr>
         <w:pStyle w:val="168"/>
+        <w:spacing w:after="30"/>
       </w:pPr>
       <w:r>
         <w:fldChar w:fldCharType="begin"/>
       </w:r>
       <w:r>
-        <w:instrText xml:space="preserve"> HYPERLINK \l "_RGI_22" \h </w:instrText>
+        <w:instrText xml:space="preserve"> HYPERLINK \l "RGCurrentHeading13" </w:instrText>
       </w:r>
       <w:r>
         <w:fldChar w:fldCharType="separate"/>
@@ -651,12 +673,13 @@
     <w:p>
       <w:pPr>
         <w:pStyle w:val="169"/>
+        <w:spacing w:after="30"/>
       </w:pPr>
       <w:r>
         <w:fldChar w:fldCharType="begin"/>
       </w:r>
       <w:r>
-        <w:instrText xml:space="preserve"> HYPERLINK \l "_RGI_23" \h </w:instrText>
+        <w:instrText xml:space="preserve"> HYPERLINK \l "RGCurrentHeading14" </w:instrText>
       </w:r>
       <w:r>
         <w:fldChar w:fldCharType="separate"/>
@@ -677,12 +700,13 @@
     <w:p>
       <w:pPr>
         <w:pStyle w:val="169"/>
+        <w:spacing w:after="30"/>
       </w:pPr>
       <w:r>
         <w:fldChar w:fldCharType="begin"/>
       </w:r>
       <w:r>
-        <w:instrText xml:space="preserve"> HYPERLINK \l "_RGI_25" \h </w:instrText>
+        <w:instrText xml:space="preserve"> HYPERLINK \l "RGCurrentHeading15" </w:instrText>
       </w:r>
       <w:r>
         <w:fldChar w:fldCharType="separate"/>
@@ -703,12 +727,13 @@
     <w:p>
       <w:pPr>
         <w:pStyle w:val="169"/>
+        <w:spacing w:after="30"/>
       </w:pPr>
       <w:r>
         <w:fldChar w:fldCharType="begin"/>
       </w:r>
       <w:r>
-        <w:instrText xml:space="preserve"> HYPERLINK \l "_RGI_26" \h </w:instrText>
+        <w:instrText xml:space="preserve"> HYPERLINK \l "RGCurrentHeading16" </w:instrText>
       </w:r>
       <w:r>
         <w:fldChar w:fldCharType="separate"/>
@@ -729,12 +754,13 @@
     <w:p>
       <w:pPr>
         <w:pStyle w:val="168"/>
+        <w:spacing w:after="30"/>
       </w:pPr>
       <w:r>
         <w:fldChar w:fldCharType="begin"/>
       </w:r>
       <w:r>
-        <w:instrText xml:space="preserve"> HYPERLINK \l "_RGI_27" \h </w:instrText>
+        <w:instrText xml:space="preserve"> HYPERLINK \l "RGCurrentHeading17" </w:instrText>
       </w:r>
       <w:r>
         <w:fldChar w:fldCharType="separate"/>
@@ -749,18 +775,19 @@
         <w:tab/>
       </w:r>
       <w:r>
-        <w:t>17</w:t>
+        <w:t>18</w:t>
       </w:r>
     </w:p>
     <w:p>
       <w:pPr>
         <w:pStyle w:val="169"/>
+        <w:spacing w:after="30"/>
       </w:pPr>
       <w:r>
         <w:fldChar w:fldCharType="begin"/>
       </w:r>
       <w:r>
-        <w:instrText xml:space="preserve"> HYPERLINK \l "_RGI_28" \h </w:instrText>
+        <w:instrText xml:space="preserve"> HYPERLINK \l "RGCurrentHeading18" </w:instrText>
       </w:r>
       <w:r>
         <w:fldChar w:fldCharType="separate"/>
@@ -775,18 +802,19 @@
         <w:tab/>
       </w:r>
       <w:r>
-        <w:t>17</w:t>
+        <w:t>18</w:t>
       </w:r>
     </w:p>
     <w:p>
       <w:pPr>
         <w:pStyle w:val="169"/>
+        <w:spacing w:after="30"/>
       </w:pPr>
       <w:r>
         <w:fldChar w:fldCharType="begin"/>
       </w:r>
       <w:r>
-        <w:instrText xml:space="preserve"> HYPERLINK \l "_RGI_29" \h </w:instrText>
+        <w:instrText xml:space="preserve"> HYPERLINK \l "RGCurrentHeading19" </w:instrText>
       </w:r>
       <w:r>
         <w:fldChar w:fldCharType="separate"/>
@@ -801,18 +829,19 @@
         <w:tab/>
       </w:r>
       <w:r>
-        <w:t>17</w:t>
+        <w:t>18</w:t>
       </w:r>
     </w:p>
     <w:p>
       <w:pPr>
         <w:pStyle w:val="168"/>
+        <w:spacing w:after="30"/>
       </w:pPr>
       <w:r>
         <w:fldChar w:fldCharType="begin"/>
       </w:r>
       <w:r>
-        <w:instrText xml:space="preserve"> HYPERLINK \l "_RGI_14" \h </w:instrText>
+        <w:instrText xml:space="preserve"> HYPERLINK \l "RGCurrentHeading20" </w:instrText>
       </w:r>
       <w:r>
         <w:fldChar w:fldCharType="separate"/>
@@ -827,24 +856,25 @@
         <w:tab/>
       </w:r>
       <w:r>
-        <w:t>18</w:t>
+        <w:t>19</w:t>
       </w:r>
     </w:p>
     <w:p>
       <w:pPr>
         <w:pStyle w:val="169"/>
+        <w:spacing w:after="30"/>
       </w:pPr>
       <w:r>
         <w:fldChar w:fldCharType="begin"/>
       </w:r>
       <w:r>
-        <w:instrText xml:space="preserve"> HYPERLINK \l "_RGI_15" \h </w:instrText>
+        <w:instrText xml:space="preserve"> HYPERLINK \l "RGCurrentHeading21" </w:instrText>
       </w:r>
       <w:r>
         <w:fldChar w:fldCharType="separate"/>
       </w:r>
       <w:r>
-        <w:t>A.1 Environment and Dependencies</w:t>
+        <w:t>A.1 Environment and dependencies</w:t>
       </w:r>
       <w:r>
         <w:fldChar w:fldCharType="end"/>
@@ -853,24 +883,25 @@
         <w:tab/>
       </w:r>
       <w:r>
-        <w:t>18</w:t>
+        <w:t>19</w:t>
       </w:r>
     </w:p>
     <w:p>
       <w:pPr>
         <w:pStyle w:val="169"/>
+        <w:spacing w:after="30"/>
       </w:pPr>
       <w:r>
         <w:fldChar w:fldCharType="begin"/>
       </w:r>
       <w:r>
-        <w:instrText xml:space="preserve"> HYPERLINK \l "_RGI_16" \h </w:instrText>
+        <w:instrText xml:space="preserve"> HYPERLINK \l "RGCurrentHeading22" </w:instrText>
       </w:r>
       <w:r>
         <w:fldChar w:fldCharType="separate"/>
       </w:r>
       <w:r>
-        <w:t>A.2 Accounts and Local Configuration</w:t>
+        <w:t>A.2 Local retrieval and optional GPT configuration</w:t>
       </w:r>
       <w:r>
         <w:fldChar w:fldCharType="end"/>
@@ -879,24 +910,25 @@
         <w:tab/>
       </w:r>
       <w:r>
-        <w:t>18</w:t>
+        <w:t>19</w:t>
       </w:r>
     </w:p>
     <w:p>
       <w:pPr>
         <w:pStyle w:val="169"/>
+        <w:spacing w:after="30"/>
       </w:pPr>
       <w:r>
         <w:fldChar w:fldCharType="begin"/>
       </w:r>
       <w:r>
-        <w:instrText xml:space="preserve"> HYPERLINK \l "_RGI_17" \h </w:instrText>
+        <w:instrText xml:space="preserve"> HYPERLINK \l "RGCurrentHeading23" </w:instrText>
       </w:r>
       <w:r>
         <w:fldChar w:fldCharType="separate"/>
       </w:r>
       <w:r>
-        <w:t>A.3 Starting the Application</w:t>
+        <w:t>A.3 Accounts and data</w:t>
       </w:r>
       <w:r>
         <w:fldChar w:fldCharType="end"/>
@@ -905,24 +937,25 @@
         <w:tab/>
       </w:r>
       <w:r>
-        <w:t>18</w:t>
+        <w:t>20</w:t>
       </w:r>
     </w:p>
     <w:p>
       <w:pPr>
         <w:pStyle w:val="169"/>
+        <w:spacing w:after="30"/>
       </w:pPr>
       <w:r>
         <w:fldChar w:fldCharType="begin"/>
       </w:r>
       <w:r>
-        <w:instrText xml:space="preserve"> HYPERLINK \l "_RGI_18" \h </w:instrText>
+        <w:instrText xml:space="preserve"> HYPERLINK \l "RGCurrentHeading24" </w:instrText>
       </w:r>
       <w:r>
         <w:fldChar w:fldCharType="separate"/>
       </w:r>
       <w:r>
-        <w:t>A.4 User Workflow</w:t>
+        <w:t>A.4 Start the application</w:t>
       </w:r>
       <w:r>
         <w:fldChar w:fldCharType="end"/>
@@ -931,24 +964,25 @@
         <w:tab/>
       </w:r>
       <w:r>
-        <w:t>19</w:t>
+        <w:t>21</w:t>
       </w:r>
     </w:p>
     <w:p>
       <w:pPr>
         <w:pStyle w:val="169"/>
+        <w:spacing w:after="30"/>
       </w:pPr>
       <w:r>
         <w:fldChar w:fldCharType="begin"/>
       </w:r>
       <w:r>
-        <w:instrText xml:space="preserve"> HYPERLINK \l "_RGI_19" \h </w:instrText>
+        <w:instrText xml:space="preserve"> HYPERLINK \l "RGCurrentHeading25" </w:instrText>
       </w:r>
       <w:r>
         <w:fldChar w:fldCharType="separate"/>
       </w:r>
       <w:r>
-        <w:t>A.5 API Testing and Troubleshooting</w:t>
+        <w:t>A.5 User workflow</w:t>
       </w:r>
       <w:r>
         <w:fldChar w:fldCharType="end"/>
@@ -957,24 +991,25 @@
         <w:tab/>
       </w:r>
       <w:r>
-        <w:t>20</w:t>
+        <w:t>21</w:t>
       </w:r>
     </w:p>
     <w:p>
       <w:pPr>
         <w:pStyle w:val="169"/>
+        <w:spacing w:after="30"/>
       </w:pPr>
       <w:r>
         <w:fldChar w:fldCharType="begin"/>
       </w:r>
       <w:r>
-        <w:instrText xml:space="preserve"> HYPERLINK \l "_RGI_20" \h </w:instrText>
+        <w:instrText xml:space="preserve"> HYPERLINK \l "RGCurrentHeading26" </w:instrText>
       </w:r>
       <w:r>
         <w:fldChar w:fldCharType="separate"/>
       </w:r>
       <w:r>
-        <w:t>A.6 Optional Travel Time Provider</w:t>
+        <w:t>A.6 Dispatcher evidence questions</w:t>
       </w:r>
       <w:r>
         <w:fldChar w:fldCharType="end"/>
@@ -983,18 +1018,100 @@
         <w:tab/>
       </w:r>
       <w:r>
-        <w:t>20</w:t>
+        <w:t>22</w:t>
+      </w:r>
+    </w:p>
+    <w:p>
+      <w:pPr>
+        <w:pStyle w:val="169"/>
+        <w:spacing w:after="30"/>
+      </w:pPr>
+      <w:r>
+        <w:fldChar w:fldCharType="begin"/>
+      </w:r>
+      <w:r>
+        <w:instrText xml:space="preserve"> HYPERLINK \l "RGCurrentHeading27" </w:instrText>
+      </w:r>
+      <w:r>
+        <w:fldChar w:fldCharType="separate"/>
+      </w:r>
+      <w:r>
+        <w:t>A.7 Dispatcher route previews and confirmed adjustments</w:t>
+      </w:r>
+      <w:r>
+        <w:fldChar w:fldCharType="end"/>
+      </w:r>
+      <w:r>
+        <w:tab/>
+      </w:r>
+      <w:r>
+        <w:t>23</w:t>
+      </w:r>
+    </w:p>
+    <w:p>
+      <w:pPr>
+        <w:pStyle w:val="169"/>
+        <w:spacing w:after="30"/>
+      </w:pPr>
+      <w:r>
+        <w:fldChar w:fldCharType="begin"/>
+      </w:r>
+      <w:r>
+        <w:instrText xml:space="preserve"> HYPERLINK \l "RGCurrentHeading28" </w:instrText>
+      </w:r>
+      <w:r>
+        <w:fldChar w:fldCharType="separate"/>
+      </w:r>
+      <w:r>
+        <w:t>A.8 API testing and troubleshooting</w:t>
+      </w:r>
+      <w:r>
+        <w:fldChar w:fldCharType="end"/>
+      </w:r>
+      <w:r>
+        <w:tab/>
+      </w:r>
+      <w:r>
+        <w:t>23</w:t>
+      </w:r>
+    </w:p>
+    <w:p>
+      <w:pPr>
+        <w:pStyle w:val="169"/>
+        <w:spacing w:after="30"/>
+      </w:pPr>
+      <w:r>
+        <w:fldChar w:fldCharType="begin"/>
+      </w:r>
+      <w:r>
+        <w:instrText xml:space="preserve"> HYPERLINK \l "RGCurrentHeading29" </w:instrText>
+      </w:r>
+      <w:r>
+        <w:fldChar w:fldCharType="separate"/>
+      </w:r>
+      <w:r>
+        <w:t>A.9 Optional Google travel estimates</w:t>
+      </w:r>
+      <w:r>
+        <w:fldChar w:fldCharType="end"/>
+      </w:r>
+      <w:r>
+        <w:tab/>
+      </w:r>
+      <w:r>
+        <w:t>24</w:t>
       </w:r>
     </w:p>
     <w:p>
       <w:pPr>
         <w:pStyle w:val="168"/>
+        <w:spacing w:after="30"/>
       </w:pPr>
       <w:r>
         <w:fldChar w:fldCharType="begin"/>
       </w:r>
       <w:r>
-        <w:instrText xml:space="preserve"> HYPERLINK \l "appendix_b_proposal" \h </w:instrText>
+        <w:instrText xml:space="preserve"> HYPERLINK \l "RGCurrentHeading30" </w:instrText>
       </w:r>
       <w:r>
         <w:fldChar w:fldCharType="separate"/>
@@ -1009,18 +1126,19 @@
         <w:tab/>
       </w:r>
       <w:r>
-        <w:t>21</w:t>
+        <w:t>26</w:t>
       </w:r>
     </w:p>
     <w:p>
       <w:pPr>
         <w:pStyle w:val="168"/>
+        <w:spacing w:after="30"/>
       </w:pPr>
       <w:r>
         <w:fldChar w:fldCharType="begin"/>
       </w:r>
       <w:r>
-        <w:instrText xml:space="preserve"> HYPERLINK \l "appendix_c_mapping" \h </w:instrText>
+        <w:instrText xml:space="preserve"> HYPERLINK \l "RGCurrentHeading31" </w:instrText>
       </w:r>
       <w:r>
         <w:fldChar w:fldCharType="separate"/>
@@ -1035,10 +1153,7 @@
         <w:tab/>
       </w:r>
       <w:r>
-        <w:t>34</w:t>
-      </w:r>
-      <w:r>
-        <w:fldChar w:fldCharType="end"/>
+        <w:t>39</w:t>
       </w:r>
     </w:p>
     <w:p>
@@ -1059,11 +1174,13 @@
         <w:pageBreakBefore w:val="0"/>
         <w:jc w:val="left"/>
       </w:pPr>
+      <w:bookmarkStart w:id="1001" w:name="RGCurrentHeading1"/>
       <w:bookmarkStart w:id="1" w:name="_RGI_2"/>
       <w:r>
         <w:t>1 Introduction</w:t>
       </w:r>
       <w:bookmarkEnd w:id="1"/>
+      <w:bookmarkEnd w:id="1001"/>
     </w:p>
     <w:p>
       <w:pPr>
@@ -1071,11 +1188,13 @@
         <w:pageBreakBefore w:val="0"/>
         <w:jc w:val="left"/>
       </w:pPr>
+      <w:bookmarkStart w:id="1002" w:name="RGCurrentHeading2"/>
       <w:bookmarkStart w:id="2" w:name="_RGI_3"/>
       <w:r>
         <w:t>1.1 Background and Problem Statement</w:t>
       </w:r>
       <w:bookmarkEnd w:id="2"/>
+      <w:bookmarkEnd w:id="1002"/>
     </w:p>
     <w:p>
       <w:r>
@@ -1104,11 +1223,13 @@
         <w:pageBreakBefore w:val="0"/>
         <w:jc w:val="left"/>
       </w:pPr>
+      <w:bookmarkStart w:id="1003" w:name="RGCurrentHeading3"/>
       <w:bookmarkStart w:id="3" w:name="_RGI_4"/>
       <w:r>
         <w:t>1.2 Related Work and Contribution</w:t>
       </w:r>
       <w:bookmarkEnd w:id="3"/>
+      <w:bookmarkEnd w:id="1003"/>
     </w:p>
     <w:p>
       <w:r>
@@ -1126,20 +1247,28 @@
         <w:pageBreakBefore w:val="0"/>
         <w:jc w:val="left"/>
       </w:pPr>
+      <w:bookmarkStart w:id="1004" w:name="RGCurrentHeading4"/>
       <w:bookmarkStart w:id="4" w:name="_RGI_5"/>
       <w:r>
         <w:t>1.3 Scope and Project Evolution</w:t>
       </w:r>
       <w:bookmarkEnd w:id="4"/>
+      <w:bookmarkEnd w:id="1004"/>
     </w:p>
     <w:p>
       <w:r>
-        <w:t>The scenario models one maintenance department with four crews serving eligible public motor roads in Jurong East and Jurong West within frozen URA Master Plan 2025 boundaries. A shared simulated origin is located at NUS-ISS. Expressway mainlines and ramps, and private or restricted internal roads, are excluded. The backend checks the geographic boundary; road type is user-declared. This does not describe an actual NUS-ISS maintenance operation.</w:t>
+        <w:rPr>
+          <w:color w:val="000000"/>
+        </w:rPr>
+        <w:t>Four crews serve eligible public motor roads in Jurong East and West within frozen URA Master Plan 2025 boundaries, using a simulated NUS-ISS origin. Expressway mainlines and ramps, and private or restricted roads, are excluded. The backend checks geography; road type is user-declared. This is not an actual NUS-ISS maintenance operation.</w:t>
       </w:r>
     </w:p>
     <w:p>
       <w:r>
-        <w:t>The delivered workflow covers one primary detection per image, confidence-based acceptance or review, rule-based tasks, explicit route recalculation, comparative schedules and crew completion. Table 1 distinguishes the submitted proposal, reproduced in Appendix B, from the delivered scope. Geographic restriction and four crews follow presentation feedback; the other differences are implementation decisions or incomplete scope.</w:t>
+        <w:rPr>
+          <w:color w:val="000000"/>
+        </w:rPr>
+        <w:t>The workflow covers primary detection, confidence review, rule-based tasks, explicit replanning, comparative schedules and crew completion, plus grounded answers and confirmed adjustments. Table 1 compares the delivered scope with the submitted proposal in Appendix B. Jurong restriction and four crews follow presentation feedback; other changes reflect implementation decisions or evaluation gaps.</w:t>
       </w:r>
     </w:p>
     <w:p>
@@ -1840,7 +1969,7 @@
                 <w:color w:val="000000"/>
                 <w:sz w:val="21"/>
               </w:rPr>
-              <w:t>Prepared knowledge and placeholder only; not implemented</w:t>
+              <w:t>Chroma/E5 and optional GPT answers; confirmed adjustments; targeted evaluation</w:t>
             </w:r>
           </w:p>
         </w:tc>
@@ -2075,7 +2204,10 @@
         <w:spacing w:before="120"/>
       </w:pPr>
       <w:r>
-        <w:t>The routing examples use a 480-minute shift and return to the depot, while the shared project configuration still treats those policies as unresolved. They remain demonstration assumptions. The planned GPT/RAG service and its confirmed-change workflow have not been implemented; prepared knowledge and an interface placeholder are not evaluated assistant functionality.</w:t>
+        <w:rPr>
+          <w:color w:val="000000"/>
+        </w:rPr>
+        <w:t>The configurable 480-minute shift and depot return remain unapproved operational assumptions. GPT/RAG and preview–confirm–replan are implemented; targeted acceptance does not establish the full question-and-change evaluation proposed in Appendix B.</w:t>
       </w:r>
     </w:p>
     <w:p>
@@ -2084,11 +2216,13 @@
         <w:pageBreakBefore/>
         <w:jc w:val="left"/>
       </w:pPr>
+      <w:bookmarkStart w:id="1005" w:name="RGCurrentHeading5"/>
       <w:bookmarkStart w:id="5" w:name="_RGI_6"/>
       <w:r>
         <w:t>2 Data and Knowledge Preparation</w:t>
       </w:r>
       <w:bookmarkEnd w:id="5"/>
+      <w:bookmarkEnd w:id="1005"/>
     </w:p>
     <w:p>
       <w:r>
@@ -2864,7 +2998,10 @@
     </w:p>
     <w:p>
       <w:r>
-        <w:t>Versioned business rules encode severity, priority, service minutes and explanations. A source-hashed knowledge package records scope, label meanings, rules and workflow. It was checked against repository content, not approved by engineering experts. The visual qualifiers “wide”, “sunken” and “deep” are categorical labels, not measurements of width, depth or structural condition.</w:t>
+        <w:rPr>
+          <w:color w:val="000000"/>
+        </w:rPr>
+        <w:t>Versioned business rules encode severity, priority, service minutes and explanations. The source-hashed a-knowledge-v17 package records reviewed scope, label meanings, rules and workflows; it is indexed locally in ChromaDB with multilingual-e5-small embeddings. It was checked against repository content, not approved by engineering experts. Only reviewed static documents are indexed; authorized saved-plan facts are obtained separately. The visual qualifiers “wide”, “sunken” and “deep” are categorical labels, not measurements of width, depth or structural condition.</w:t>
       </w:r>
     </w:p>
     <w:p>
@@ -4220,11 +4357,13 @@
         <w:pageBreakBefore/>
         <w:jc w:val="left"/>
       </w:pPr>
+      <w:bookmarkStart w:id="1006" w:name="RGCurrentHeading6"/>
       <w:bookmarkStart w:id="6" w:name="_RGI_7"/>
       <w:r>
         <w:t>3 System Design and Implementation</w:t>
       </w:r>
       <w:bookmarkEnd w:id="6"/>
+      <w:bookmarkEnd w:id="1006"/>
     </w:p>
     <w:p>
       <w:pPr>
@@ -4232,15 +4371,20 @@
         <w:pageBreakBefore w:val="0"/>
         <w:jc w:val="left"/>
       </w:pPr>
+      <w:bookmarkStart w:id="1007" w:name="RGCurrentHeading7"/>
       <w:bookmarkStart w:id="7" w:name="_RGI_8"/>
       <w:r>
         <w:t>3.1 System Architecture</w:t>
       </w:r>
       <w:bookmarkEnd w:id="7"/>
+      <w:bookmarkEnd w:id="1007"/>
     </w:p>
     <w:p>
       <w:r>
-        <w:t>A React client uses one FastAPI backend and shared SQLite database. Separate services handle vision, rules, inspections, tasks, crews and planning. YOLO supplies both class and location evidence for review; explicit rules keep policy changes separate from model training. GA addresses the discrete combination of task assignment and visit order, while Greedy provides an interpretable baseline and a dependable initial solution.</w:t>
+        <w:rPr>
+          <w:color w:val="000000"/>
+        </w:rPr>
+        <w:t>A React client uses one FastAPI backend and shared SQLite database. Separate services handle vision, rules, inspections, tasks, crews and planning. YOLO supplies both class and location evidence for review; explicit rules keep policy changes separate from model training. GA addresses the discrete combination of task assignment and visit order, while Greedy provides an interpretable baseline and a dependable initial solution. A dispatcher-only assistant combines local Chroma/E5 retrieval with authorized saved-plan facts. Optional GPT generation selects server-owned evidence IDs; the server restores exact quotations for a guarded answer and derives canonical repair-rule answers from rule evidence. A separate adjustment service validates, confirms and persists changes without letting a generated answer authorize a business action.</w:t>
       </w:r>
     </w:p>
     <w:p>
@@ -4251,24 +4395,21 @@
       </w:pPr>
       <w:r>
         <w:drawing>
-          <wp:inline distT="0" distB="0" distL="114300" distR="114300">
-            <wp:extent cx="5852160" cy="2926080"/>
-            <wp:effectExtent l="0" t="0" r="15240" b="7620"/>
-            <wp:docPr id="1" name="Picture 1"/>
+          <wp:inline xmlns:a="http://schemas.openxmlformats.org/drawingml/2006/main" xmlns:pic="http://schemas.openxmlformats.org/drawingml/2006/picture">
+            <wp:extent cx="5760720" cy="2271052"/>
+            <wp:docPr id="17" name="Picture 17"/>
             <wp:cNvGraphicFramePr>
-              <a:graphicFrameLocks xmlns:a="http://schemas.openxmlformats.org/drawingml/2006/main" noChangeAspect="1"/>
+              <a:graphicFrameLocks noChangeAspect="1"/>
             </wp:cNvGraphicFramePr>
-            <a:graphic xmlns:a="http://schemas.openxmlformats.org/drawingml/2006/main">
+            <a:graphic>
               <a:graphicData uri="http://schemas.openxmlformats.org/drawingml/2006/picture">
-                <pic:pic xmlns:pic="http://schemas.openxmlformats.org/drawingml/2006/picture">
+                <pic:pic>
                   <pic:nvPicPr>
-                    <pic:cNvPr id="1" name="Picture 1"/>
-                    <pic:cNvPicPr>
-                      <a:picLocks noChangeAspect="1"/>
-                    </pic:cNvPicPr>
+                    <pic:cNvPr id="0" name="architecture-current.png"/>
+                    <pic:cNvPicPr/>
                   </pic:nvPicPr>
                   <pic:blipFill>
-                    <a:blip r:embed="rId12"/>
+                    <a:blip r:embed="rId31"/>
                     <a:stretch>
                       <a:fillRect/>
                     </a:stretch>
@@ -4276,11 +4417,9 @@
                   <pic:spPr>
                     <a:xfrm>
                       <a:off x="0" y="0"/>
-                      <a:ext cx="6080760" cy="3040380"/>
+                      <a:ext cx="5760720" cy="2271052"/>
                     </a:xfrm>
-                    <a:prstGeom prst="rect">
-                      <a:avLst/>
-                    </a:prstGeom>
+                    <a:prstGeom prst="rect"/>
                   </pic:spPr>
                 </pic:pic>
               </a:graphicData>
@@ -4310,7 +4449,10 @@
         <w:pStyle w:val="165"/>
       </w:pPr>
       <w:r>
-        <w:t>Note. The implemented services exclude the proposed GPT/RAG assistant. Planning is explicitly requested by the dispatcher.</w:t>
+        <w:rPr>
+          <w:color w:val="000000"/>
+        </w:rPr>
+        <w:t>Note. Evidence questions do not mutate business records. Confirmed adjustments persist separately; planning still requires an explicit dispatcher request. Source validation and bounded answer checks do not guarantee every semantic judgement.</w:t>
       </w:r>
     </w:p>
     <w:p>
@@ -4319,11 +4461,13 @@
         <w:pageBreakBefore w:val="0"/>
         <w:jc w:val="left"/>
       </w:pPr>
+      <w:bookmarkStart w:id="1008" w:name="RGCurrentHeading8"/>
       <w:bookmarkStart w:id="8" w:name="_RGI_9"/>
       <w:r>
         <w:t>3.2 Decision and Scheduling Semantics</w:t>
       </w:r>
       <w:bookmarkEnd w:id="8"/>
+      <w:bookmarkEnd w:id="1008"/>
     </w:p>
     <w:p>
       <w:r>
@@ -4332,7 +4476,10 @@
     </w:p>
     <w:p>
       <w:r>
-        <w:t>Both planners read the same active tasks, crew availability, travel matrix and constraints from a consistent revision. Greedy selects the earliest available crew and a feasible task by priority, then travel time. The GA encodes a task permutation and crew-owner vector. Tournament selection, order-preserving crossover, reassignment, swap, reversal, relocation and elitism explore alternatives; evaluation caching avoids duplicate scoring. Online search includes the Greedy solution, whereas unseeded GA is retained for experimental comparison.</w:t>
+        <w:rPr>
+          <w:color w:val="000000"/>
+        </w:rPr>
+        <w:t>Both planners read the same active tasks, crew availability, travel matrix and constraints from a consistent revision. Greedy selects the earliest available crew and a feasible task by priority, then travel time. The GA encodes a task permutation and crew-owner vector. Tournament selection, order-preserving crossover, reassignment, swap, reversal, relocation and elitism explore alternatives; evaluation caching avoids duplicate scoring. Online search includes the Greedy solution, whereas unseeded GA is retained for experimental comparison. Both planners also preserve durable task-to-crew constraints, including after a restart or the arrival of new tasks. Unavailable or infeasible constrained work remains explicitly unassigned rather than silently transferring crews.</w:t>
       </w:r>
     </w:p>
     <w:p>
@@ -4342,7 +4489,10 @@
     </w:p>
     <w:p>
       <w:r>
-        <w:t>Task or crew changes mark old plans stale. The dispatcher explicitly recalculates, and a superseded input revision is rejected before a new plan is saved. Completion removes work from later active snapshots but preserves history. Crew completion checks the latest GA assignment and task version in the same transaction, preventing an outdated browser from completing another crew’s reassigned task.</w:t>
+        <w:rPr>
+          <w:color w:val="000000"/>
+        </w:rPr>
+        <w:t>Task or crew changes mark old plans stale. The dispatcher explicitly recalculates, and a superseded input revision is rejected before a new plan is saved. A move preview retains all other assigned tasks and checks travel, service and configured return against the shift. Confirmation stores a durable crew constraint; cancellation retains history and removes active work. Stale or expired proposals, version conflicts, repeated confirmation and role/CSRF checks are handled explicitly. Reassignment immediately removes the previous crew’s task, inspection and completion access; the target crew receives access after a fresh saved GA plan. Completion also checks task version in the same transaction. The database schema is version 6.</w:t>
       </w:r>
     </w:p>
     <w:p>
@@ -4351,15 +4501,20 @@
         <w:pageBreakBefore w:val="0"/>
         <w:jc w:val="left"/>
       </w:pPr>
+      <w:bookmarkStart w:id="1009" w:name="RGCurrentHeading9"/>
       <w:bookmarkStart w:id="9" w:name="_RGI_10"/>
       <w:r>
         <w:t>3.3 Implementation and User Workspaces</w:t>
       </w:r>
       <w:bookmarkEnd w:id="9"/>
+      <w:bookmarkEnd w:id="1009"/>
     </w:p>
     <w:p>
       <w:r>
-        <w:t>The application supports uploads, inspection details, reviews, tasks, crew availability, route planning, algorithm comparison and a mobile crew workspace. Backend authorization enforces the role restrictions in Table 4 independently of visible navigation. Authentication uses hashed passwords and sessions, with CSRF checks for modifying requests.</w:t>
+        <w:rPr>
+          <w:color w:val="000000"/>
+        </w:rPr>
+        <w:t>The application supports uploads, inspection details, reviews, tasks, crew availability, route planning, algorithm comparison and a mobile crew workspace. Backend authorization enforces the role restrictions in Table 4 independently of visible navigation. Authentication uses hashed passwords and sessions, with CSRF checks for modifying requests. Route assistant presents English answers before default-collapsed View sources, and four saved-route crew cards with move/cancel previews. Query-v3 returns model identity from non-secret backend configuration without a provider call, gives explicit guidance for clearly unrelated questions, and retains strict evidence validation for repair and saved-route questions. Ambiguous or insufficient evidence remains explicit.</w:t>
       </w:r>
     </w:p>
     <w:p>
@@ -4691,7 +4846,7 @@
                 <w:color w:val="000000"/>
                 <w:sz w:val="21"/>
               </w:rPr>
-              <w:t>Review, tasks, crews, planning and comparison</w:t>
+              <w:t>Review, tasks, crews, planning, comparison, evidence questions and confirmed adjustments</w:t>
             </w:r>
           </w:p>
         </w:tc>
@@ -4836,7 +4991,7 @@
                 <w:color w:val="000000"/>
                 <w:sz w:val="21"/>
               </w:rPr>
-              <w:t>Cannot select another crew, replan or access global lists</w:t>
+              <w:t>Cannot select another crew, replan, adjust tasks or access global lists; reassignment revokes old access</w:t>
             </w:r>
           </w:p>
         </w:tc>
@@ -5012,15 +5167,20 @@
         <w:pageBreakBefore/>
         <w:jc w:val="left"/>
       </w:pPr>
+      <w:bookmarkStart w:id="1010" w:name="RGCurrentHeading10"/>
       <w:bookmarkStart w:id="10" w:name="_RGI_12"/>
       <w:r>
         <w:t>3.4 Application of Intelligent Reasoning Techniques</w:t>
       </w:r>
       <w:bookmarkEnd w:id="10"/>
+      <w:bookmarkEnd w:id="1010"/>
     </w:p>
     <w:p>
       <w:r>
-        <w:t>Learned visual perception supplies uncertain evidence; explicit rules determine the permitted business response; constrained search allocates accepted work. These complementary methods form the reasoning chain described in Sections 3.1 and 3.2. Appendix C maps the delivered functions to MR, RS and CGS, with implementation evidence, verification references and limitations.</w:t>
+        <w:rPr>
+          <w:color w:val="000000"/>
+        </w:rPr>
+        <w:t>Learned visual perception supplies uncertain evidence; explicit rules determine the permitted business response; constrained search allocates accepted work. Retrieval and optional language generation explain reviewed knowledge and saved-plan facts, with server-owned citations and bounded validation. Confirmed business adjustments remain a separate guarded workflow. These complementary methods form the reasoning chain described in Sections 3.1 and 3.2. Appendix C maps delivered functions to MR, RS and CGS, with evidence, verification references and limitations.</w:t>
       </w:r>
     </w:p>
     <w:p>
@@ -5029,11 +5189,13 @@
         <w:pageBreakBefore w:val="0"/>
         <w:jc w:val="left"/>
       </w:pPr>
+      <w:bookmarkStart w:id="1011" w:name="RGCurrentHeading11"/>
       <w:bookmarkStart w:id="11" w:name="_RGI_13"/>
       <w:r>
         <w:t>3.5 Team Contributions and Development Practice</w:t>
       </w:r>
       <w:bookmarkEnd w:id="11"/>
+      <w:bookmarkEnd w:id="1011"/>
     </w:p>
     <w:p>
       <w:pPr>
@@ -5504,7 +5666,7 @@
                 <w:color w:val="000000"/>
                 <w:sz w:val="21"/>
               </w:rPr>
-              <w:t>Frontend and assistant interface</w:t>
+              <w:t>Frontend and assistant</w:t>
             </w:r>
           </w:p>
         </w:tc>
@@ -5531,7 +5693,7 @@
                 <w:color w:val="000000"/>
                 <w:sz w:val="21"/>
               </w:rPr>
-              <w:t>Frontend foundation and workflow pages; map and comparison integration; assistant interface placeholder. The assistant backend remains unimplemented.</w:t>
+              <w:t>Frontend foundation and workflow pages; map and comparison integration; retrieval and confirmed-change assistant. Shared integration adds vector grounding and persistent task adjustments.</w:t>
             </w:r>
           </w:p>
         </w:tc>
@@ -5551,11 +5713,13 @@
         <w:pageBreakBefore/>
         <w:jc w:val="left"/>
       </w:pPr>
+      <w:bookmarkStart w:id="1012" w:name="RGCurrentHeading12"/>
       <w:bookmarkStart w:id="12" w:name="_RGI_21"/>
       <w:r>
         <w:t>4 Evaluation Methodology</w:t>
       </w:r>
       <w:bookmarkEnd w:id="12"/>
+      <w:bookmarkEnd w:id="1012"/>
     </w:p>
     <w:p>
       <w:r>
@@ -5596,11 +5760,13 @@
         <w:pageBreakBefore/>
         <w:jc w:val="left"/>
       </w:pPr>
+      <w:bookmarkStart w:id="1013" w:name="RGCurrentHeading13"/>
       <w:bookmarkStart w:id="13" w:name="_RGI_22"/>
       <w:r>
         <w:t>5 Results and Discussion</w:t>
       </w:r>
       <w:bookmarkEnd w:id="13"/>
+      <w:bookmarkEnd w:id="1013"/>
     </w:p>
     <w:p>
       <w:pPr>
@@ -5608,11 +5774,13 @@
         <w:pageBreakBefore w:val="0"/>
         <w:jc w:val="left"/>
       </w:pPr>
+      <w:bookmarkStart w:id="1014" w:name="RGCurrentHeading14"/>
       <w:bookmarkStart w:id="14" w:name="_RGI_23"/>
       <w:r>
         <w:t>5.1 Vision Performance and Error Analysis</w:t>
       </w:r>
       <w:bookmarkEnd w:id="14"/>
+      <w:bookmarkEnd w:id="1014"/>
     </w:p>
     <w:p>
       <w:r>
@@ -8732,11 +8900,13 @@
         <w:pageBreakBefore w:val="0"/>
         <w:jc w:val="left"/>
       </w:pPr>
+      <w:bookmarkStart w:id="1015" w:name="RGCurrentHeading15"/>
       <w:bookmarkStart w:id="15" w:name="_RGI_25"/>
       <w:r>
         <w:t>5.2 Routing Performance</w:t>
       </w:r>
       <w:bookmarkEnd w:id="15"/>
+      <w:bookmarkEnd w:id="1015"/>
     </w:p>
     <w:p>
       <w:r>
@@ -10834,11 +11004,13 @@
         <w:pageBreakBefore w:val="0"/>
         <w:jc w:val="left"/>
       </w:pPr>
+      <w:bookmarkStart w:id="1016" w:name="RGCurrentHeading16"/>
       <w:bookmarkStart w:id="16" w:name="_RGI_26"/>
       <w:r>
         <w:t>5.3 Integrated Workflow Verification</w:t>
       </w:r>
       <w:bookmarkEnd w:id="16"/>
+      <w:bookmarkEnd w:id="1016"/>
     </w:p>
     <w:p>
       <w:r>
@@ -11548,13 +11720,258 @@
           </w:p>
         </w:tc>
       </w:tr>
+      <w:tr>
+        <w:tblPrEx>
+          <w:tblCellMar>
+            <w:top w:w="0" w:type="dxa"/>
+            <w:left w:w="108" w:type="dxa"/>
+            <w:bottom w:w="0" w:type="dxa"/>
+            <w:right w:w="108" w:type="dxa"/>
+          </w:tblCellMar>
+        </w:tblPrEx>
+        <w:trPr>
+          <w:cantSplit/>
+        </w:trPr>
+        <w:tc>
+          <w:tcPr>
+            <w:tcW w:w="2664" w:type="dxa"/>
+            <w:tcBorders>
+              <w:top w:val="single" w:color="D9D9D9" w:sz="4" w:space="0"/>
+              <w:left w:val="single" w:color="D9D9D9" w:sz="4" w:space="0"/>
+              <w:bottom w:val="single" w:color="D9D9D9" w:sz="4" w:space="0"/>
+              <w:right w:val="single" w:color="D9D9D9" w:sz="4" w:space="0"/>
+            </w:tcBorders>
+            <w:tcMar>
+              <w:top w:w="75" w:type="dxa"/>
+              <w:left w:w="90" w:type="dxa"/>
+              <w:bottom w:w="75" w:type="dxa"/>
+              <w:right w:w="90" w:type="dxa"/>
+            </w:tcMar>
+            <w:vAlign w:val="center"/>
+          </w:tcPr>
+          <w:p>
+            <w:pPr>
+              <w:spacing w:after="40" w:line="264" w:lineRule="auto"/>
+              <w:jc w:val="left"/>
+            </w:pPr>
+            <w:r>
+              <w:rPr>
+                <w:rFonts w:ascii="Times New Roman" w:hAnsi="Times New Roman"/>
+                <w:b w:val="0"/>
+                <w:color w:val="000000"/>
+                <w:sz w:val="21"/>
+              </w:rPr>
+              <w:t>21 October assistant and task adjustments</w:t>
+            </w:r>
+          </w:p>
+        </w:tc>
+        <w:tc>
+          <w:tcPr>
+            <w:tcW w:w="3168" w:type="dxa"/>
+            <w:tcBorders>
+              <w:top w:val="single" w:color="D9D9D9" w:sz="4" w:space="0"/>
+              <w:left w:val="single" w:color="D9D9D9" w:sz="4" w:space="0"/>
+              <w:bottom w:val="single" w:color="D9D9D9" w:sz="4" w:space="0"/>
+              <w:right w:val="single" w:color="D9D9D9" w:sz="4" w:space="0"/>
+            </w:tcBorders>
+            <w:tcMar>
+              <w:top w:w="75" w:type="dxa"/>
+              <w:left w:w="90" w:type="dxa"/>
+              <w:bottom w:w="75" w:type="dxa"/>
+              <w:right w:w="90" w:type="dxa"/>
+            </w:tcMar>
+            <w:vAlign w:val="center"/>
+          </w:tcPr>
+          <w:p>
+            <w:pPr>
+              <w:spacing w:after="40" w:line="264" w:lineRule="auto"/>
+              <w:jc w:val="left"/>
+            </w:pPr>
+            <w:r>
+              <w:rPr>
+                <w:rFonts w:ascii="Times New Roman" w:hAnsi="Times New Roman"/>
+                <w:b w:val="0"/>
+                <w:color w:val="000000"/>
+                <w:sz w:val="21"/>
+              </w:rPr>
+              <w:t>Four direct cases / no provider calls; two actual grounded GPT calls; separate HTTP/browser records</w:t>
+            </w:r>
+          </w:p>
+        </w:tc>
+        <w:tc>
+          <w:tcPr>
+            <w:tcW w:w="3528" w:type="dxa"/>
+            <w:tcBorders>
+              <w:top w:val="single" w:color="D9D9D9" w:sz="4" w:space="0"/>
+              <w:left w:val="single" w:color="D9D9D9" w:sz="4" w:space="0"/>
+              <w:bottom w:val="single" w:color="D9D9D9" w:sz="4" w:space="0"/>
+              <w:right w:val="single" w:color="D9D9D9" w:sz="4" w:space="0"/>
+            </w:tcBorders>
+            <w:tcMar>
+              <w:top w:w="75" w:type="dxa"/>
+              <w:left w:w="90" w:type="dxa"/>
+              <w:bottom w:w="75" w:type="dxa"/>
+              <w:right w:w="90" w:type="dxa"/>
+            </w:tcMar>
+            <w:vAlign w:val="center"/>
+          </w:tcPr>
+          <w:p>
+            <w:pPr>
+              <w:spacing w:after="40" w:line="264" w:lineRule="auto"/>
+              <w:jc w:val="left"/>
+            </w:pPr>
+            <w:r>
+              <w:rPr>
+                <w:rFonts w:ascii="Times New Roman" w:hAnsi="Times New Roman"/>
+                <w:b w:val="0"/>
+                <w:color w:val="000000"/>
+                <w:sz w:val="21"/>
+              </w:rPr>
+              <w:t>Targeted grounding and durable confirmed-change acceptance; scopes overlap and are not a combined test total</w:t>
+            </w:r>
+          </w:p>
+        </w:tc>
+      </w:tr>
+      <w:tr>
+        <w:tblPrEx>
+          <w:tblCellMar>
+            <w:top w:w="0" w:type="dxa"/>
+            <w:left w:w="108" w:type="dxa"/>
+            <w:bottom w:w="0" w:type="dxa"/>
+            <w:right w:w="108" w:type="dxa"/>
+          </w:tblCellMar>
+        </w:tblPrEx>
+        <w:trPr>
+          <w:cantSplit/>
+        </w:trPr>
+        <w:tc>
+          <w:tcPr>
+            <w:tcW w:w="2664" w:type="dxa"/>
+            <w:tcBorders>
+              <w:top w:val="single" w:color="D9D9D9" w:sz="4" w:space="0"/>
+              <w:left w:val="single" w:color="D9D9D9" w:sz="4" w:space="0"/>
+              <w:bottom w:val="single" w:color="D9D9D9" w:sz="4" w:space="0"/>
+              <w:right w:val="single" w:color="D9D9D9" w:sz="4" w:space="0"/>
+            </w:tcBorders>
+            <w:tcMar>
+              <w:top w:w="75" w:type="dxa"/>
+              <w:left w:w="90" w:type="dxa"/>
+              <w:bottom w:w="75" w:type="dxa"/>
+              <w:right w:w="90" w:type="dxa"/>
+            </w:tcMar>
+            <w:vAlign w:val="center"/>
+          </w:tcPr>
+          <w:p>
+            <w:pPr>
+              <w:spacing w:after="40" w:line="264" w:lineRule="auto"/>
+              <w:jc w:val="left"/>
+            </w:pPr>
+            <w:r>
+              <w:rPr>
+                <w:rFonts w:ascii="Times New Roman" w:hAnsi="Times New Roman"/>
+                <w:b w:val="0"/>
+                <w:color w:val="000000"/>
+                <w:sz w:val="21"/>
+              </w:rPr>
+              <w:t>21 October release PR 36, merged as b8d0fdea</w:t>
+            </w:r>
+          </w:p>
+        </w:tc>
+        <w:tc>
+          <w:tcPr>
+            <w:tcW w:w="3168" w:type="dxa"/>
+            <w:tcBorders>
+              <w:top w:val="single" w:color="D9D9D9" w:sz="4" w:space="0"/>
+              <w:left w:val="single" w:color="D9D9D9" w:sz="4" w:space="0"/>
+              <w:bottom w:val="single" w:color="D9D9D9" w:sz="4" w:space="0"/>
+              <w:right w:val="single" w:color="D9D9D9" w:sz="4" w:space="0"/>
+            </w:tcBorders>
+            <w:tcMar>
+              <w:top w:w="75" w:type="dxa"/>
+              <w:left w:w="90" w:type="dxa"/>
+              <w:bottom w:w="75" w:type="dxa"/>
+              <w:right w:w="90" w:type="dxa"/>
+            </w:tcMar>
+            <w:vAlign w:val="center"/>
+          </w:tcPr>
+          <w:p>
+            <w:pPr>
+              <w:spacing w:after="40" w:line="264" w:lineRule="auto"/>
+              <w:jc w:val="left"/>
+            </w:pPr>
+            <w:r>
+              <w:rPr>
+                <w:rFonts w:ascii="Times New Roman" w:hAnsi="Times New Roman"/>
+                <w:b w:val="0"/>
+                <w:color w:val="000000"/>
+                <w:sz w:val="21"/>
+              </w:rPr>
+              <w:t>GitHub CI: 1,255 backend passed / 1 skipped; 179 frontend passed; lint, type checks and build passed. Local infrastructure guardrails: 49 passed.</w:t>
+            </w:r>
+          </w:p>
+        </w:tc>
+        <w:tc>
+          <w:tcPr>
+            <w:tcW w:w="3528" w:type="dxa"/>
+            <w:tcBorders>
+              <w:top w:val="single" w:color="D9D9D9" w:sz="4" w:space="0"/>
+              <w:left w:val="single" w:color="D9D9D9" w:sz="4" w:space="0"/>
+              <w:bottom w:val="single" w:color="D9D9D9" w:sz="4" w:space="0"/>
+              <w:right w:val="single" w:color="D9D9D9" w:sz="4" w:space="0"/>
+            </w:tcBorders>
+            <w:tcMar>
+              <w:top w:w="75" w:type="dxa"/>
+              <w:left w:w="90" w:type="dxa"/>
+              <w:bottom w:w="75" w:type="dxa"/>
+              <w:right w:w="90" w:type="dxa"/>
+            </w:tcMar>
+            <w:vAlign w:val="center"/>
+          </w:tcPr>
+          <w:p>
+            <w:pPr>
+              <w:spacing w:after="40" w:line="264" w:lineRule="auto"/>
+              <w:jc w:val="left"/>
+            </w:pPr>
+            <w:r>
+              <w:rPr>
+                <w:rFonts w:ascii="Times New Roman" w:hAnsi="Times New Roman"/>
+                <w:b w:val="0"/>
+                <w:color w:val="000000"/>
+                <w:sz w:val="21"/>
+              </w:rPr>
+              <w:t>GitHub run 39569241424 checked head 155d3183. Base CI omits optional vision dependencies; the YOLO test is skipped. Counts are distinct dated evidence, not additive to earlier suites.</w:t>
+            </w:r>
+          </w:p>
+        </w:tc>
+      </w:tr>
     </w:tbl>
     <w:p>
       <w:pPr>
         <w:spacing w:before="120"/>
       </w:pPr>
       <w:r>
-        <w:t>The release records in Table 11 have different scopes and are not an overall quality score. Table 12 reconciles evaluation with the original objectives. Injected detections verify rules and confidence branches; they do not establish model accuracy, engineering validity or user productivity.</w:t>
+        <w:rPr>
+          <w:color w:val="000000"/>
+        </w:rPr>
+        <w:t>The release records in Table 11 have different dates and scopes and are not an overall quality score. Historical 18 October counts remain separate from later assistant and adjustment acceptance; overlapping suites must not be summed. Table 12 reconciles evaluation with the original objectives. Injected detections and synthetic routes verify controlled branches, not model accuracy, engineering validity or user productivity.</w:t>
+      </w:r>
+    </w:p>
+    <w:p>
+      <w:pPr/>
+      <w:r>
+        <w:rPr>
+          <w:color w:val="000000"/>
+        </w:rPr>
+        <w:t>On 21 October, intent-routing-20261021.json records four local direct-answer cases with zero provider calls and two actual gpt-4.1-mini grounded calls. The deep-pothole response retained the demonstration P1/240-minute rule; the saved-plan response matched 98.8 travel and 165.0 service minutes. These calls used the then-current a-knowledge-v16 package; later hash normalization and the a-knowledge-v17 documentation refresh do not retroactively re-execute them. Local E5 retrieval, provider-double validation and synthetic route tests are separate evidence categories.</w:t>
+      </w:r>
+    </w:p>
+    <w:p>
+      <w:pPr/>
+      <w:r>
+        <w:rPr>
+          <w:color w:val="000000"/>
+        </w:rPr>
+        <w:t>The task-adjustment acceptance record adds isolated authenticated HTTP/browser checks of all four route cards, move/cancel previews, explicit confirmation and recalculation, persistent assignment constraints and crew-access changes. Constructed routes exercise shift infeasibility while retaining other tasks. These bounded records do not demonstrate that every proposed ten-question and ten-change case was executed, nor universal answer correctness.</w:t>
       </w:r>
     </w:p>
     <w:p>
@@ -12055,7 +12472,7 @@
                 <w:color w:val="000000"/>
                 <w:sz w:val="21"/>
               </w:rPr>
-              <w:t>Proposed ten route questions and ten changes were not evaluated because the assistant service is absent.</w:t>
+              <w:t>Grounded repair/saved-plan answers, direct intent routing and confirmed adjustments have targeted actual-provider, local retrieval and controlled HTTP/browser evidence. The full proposed ten-question and ten-change suite is not established; broad semantic and user evaluation remain outstanding.</w:t>
             </w:r>
           </w:p>
         </w:tc>
@@ -12146,75 +12563,117 @@
         <w:pageBreakBefore/>
         <w:jc w:val="left"/>
       </w:pPr>
+      <w:bookmarkStart w:id="1017" w:name="RGCurrentHeading17"/>
       <w:bookmarkStart w:id="17" w:name="_RGI_27"/>
       <w:r>
         <w:t>6 Conclusions and Future Work</w:t>
       </w:r>
       <w:bookmarkEnd w:id="17"/>
+      <w:bookmarkEnd w:id="1017"/>
     </w:p>
     <w:p>
       <w:pPr>
         <w:pStyle w:val="4"/>
         <w:pageBreakBefore w:val="0"/>
+        <w:spacing w:before="160" w:after="100"/>
         <w:jc w:val="left"/>
       </w:pPr>
+      <w:bookmarkStart w:id="1018" w:name="RGCurrentHeading18"/>
       <w:bookmarkStart w:id="18" w:name="_RGI_28"/>
       <w:r>
         <w:t>6.1 Conclusions and Limitations</w:t>
       </w:r>
       <w:bookmarkEnd w:id="18"/>
+      <w:bookmarkEnd w:id="1018"/>
     </w:p>
     <w:p>
-      <w:r>
-        <w:t>RoadGuard connects visual perception, editable rules and evolutionary scheduling in an executable inspection-to-completion workflow. Human correction and revision checks preserve traceability. Modest recognition gains, improved seeded schedules and the pure-GA failure demonstrate both the value and limits of this integration.</w:t>
+      <w:pPr>
+        <w:spacing w:after="60"/>
+      </w:pPr>
+      <w:r>
+        <w:rPr>
+          <w:color w:val="000000"/>
+        </w:rPr>
+        <w:t>RoadGuard integrates perception, rules, evolutionary scheduling, grounded explanations and confirmed persistent adjustments. Human correction, citations and revision checks preserve traceability. Recognition gains, seeded schedules, the pure-GA failure and bounded assistant acceptance demonstrate its value and limits.</w:t>
       </w:r>
     </w:p>
     <w:p>
-      <w:r>
-        <w:t>Reused validation, one training seed, sparse subtypes, one task family and one Google snapshot limit generalisation. Service durations, shift/return policies and objective weights remain assumptions. No exact optimum, statistical significance or measured operational savings are established; independent local validation remains essential.</w:t>
+      <w:pPr>
+        <w:spacing w:after="60"/>
+      </w:pPr>
+      <w:r>
+        <w:rPr>
+          <w:color w:val="000000"/>
+        </w:rPr>
+        <w:t>Reused validation, one training seed, sparse subtypes, one task family and one Google snapshot limit generalisation. Service durations, shift/return policies and objective weights remain assumptions. Optimality, statistical significance and operational savings are unproven; independent local validation remains essential. Targeted checks establish neither universal semantic correctness nor the complete assistant suite; no broad user study exists.</w:t>
       </w:r>
     </w:p>
     <w:p>
       <w:pPr>
         <w:pStyle w:val="4"/>
         <w:pageBreakBefore w:val="0"/>
+        <w:spacing w:before="160" w:after="100"/>
         <w:jc w:val="left"/>
       </w:pPr>
+      <w:bookmarkStart w:id="1019" w:name="RGCurrentHeading19"/>
       <w:bookmarkStart w:id="19" w:name="_RGI_29"/>
       <w:r>
         <w:t>6.2 Future Work</w:t>
       </w:r>
       <w:bookmarkEnd w:id="19"/>
+      <w:bookmarkEnd w:id="1019"/>
     </w:p>
     <w:p>
-      <w:r>
-        <w:t>First, review subtype labels, missed potholes and disputed negatives, recording verified corrections. Add rare-class examples and hard negatives such as patches, wet surfaces, shadows, gravel and manholes. Use phone photographs at the intended moderate distance, retaining road context and all annotated objects while identifying the primary subject.</w:t>
+      <w:pPr>
+        <w:spacing w:after="60"/>
+      </w:pPr>
+      <w:r>
+        <w:rPr>
+          <w:color w:val="000000"/>
+        </w:rPr>
+        <w:t>Review subtype labels, missed potholes and disputed negatives, retaining verified corrections. Add rare classes and hard negatives: patches, wet surfaces, shadows, gravel and manholes. Collect moderate-distance phone photographs with road context, all-object annotations and an identified primary subject.</w:t>
       </w:r>
     </w:p>
     <w:p>
-      <w:r>
-        <w:t xml:space="preserve">Second, freeze an independently labelled local acceptance set, grouping the same location, defect and adjacent frames. Use only training/calibration data to compare sampling, context-preserving augmentation and class-specific calibration, then vary model size or resolution one factor at a time with repeated seeds and latency checks. Preserve recovery checkpoints. Report eight-class P/R, per-class misses, localisation and automatic-acceptance precision/review rate separately. </w:t>
+      <w:pPr>
+        <w:spacing w:after="60"/>
+      </w:pPr>
+      <w:r>
+        <w:rPr>
+          <w:color w:val="000000"/>
+        </w:rPr>
+        <w:t>Freeze an independently labelled local acceptance set grouped by location, defect and adjacent frames. Compare sampling, context-preserving augmentation and class calibration using training/calibration data only. Vary model size or resolution individually, with repeated seeds, latency checks and recovery checkpoints. Separately report eight-class P/R, class misses, localisation, automatic-acceptance precision and review rate. Precision and recall remain below 70%; improvements cannot guarantee these targets.</w:t>
       </w:r>
       <w:r>
         <w:rPr>
           <w:rFonts w:hint="eastAsia"/>
+          <w:color w:val="000000"/>
         </w:rPr>
-        <w:t>The targets of over 70% precision and recall have not yet been met, and the proposed improvements do not guarantee that these targets will be achieved.</w:t>
       </w:r>
       <w:bookmarkStart w:id="29" w:name="_GoBack"/>
       <w:bookmarkEnd w:id="29"/>
     </w:p>
     <w:p>
-      <w:r>
-        <w:t>Routing needs verified access, measured service durations, multiple travel periods, independent task sets and bounded or exact small-instance comparisons. Coordinated relocation could address the insertion failure. GPT/RAG requires grounded-answer, citation and confirmed-change evaluation.</w:t>
+      <w:pPr>
+        <w:spacing w:after="60"/>
+      </w:pPr>
+      <w:r>
+        <w:rPr>
+          <w:color w:val="000000"/>
+        </w:rPr>
+        <w:t>Routing needs verified access, measured service durations, varied travel periods, independent tasks and bounded/exact small-instance comparisons. Coordinated relocation could address insertion failure. GPT/RAG and confirmed adjustments need broader answer-quality, citation, multilingual-ambiguity and recovery evaluation, systematically covering the original questions and changes.</w:t>
       </w:r>
     </w:p>
     <w:p>
       <w:pPr>
-        <w:spacing w:before="200"/>
+        <w:spacing w:before="200" w:after="60" w:line="240" w:lineRule="auto"/>
       </w:pPr>
       <w:r>
-        <w:t>Acknowledgements. The group thanks the NUS-ISS teaching team for feedback on the project scope and crew allocation.</w:t>
+        <w:rPr>
+          <w:color w:val="000000"/>
+          <w:sz w:val="21"/>
+        </w:rPr>
+        <w:t>Acknowledgements. The group thanks the NUS-ISS teaching team for feedback on scope and crew allocation.</w:t>
       </w:r>
     </w:p>
     <w:p>
@@ -12223,304 +12682,559 @@
         <w:pageBreakBefore/>
         <w:jc w:val="left"/>
       </w:pPr>
+      <w:bookmarkStart w:id="1020" w:name="RGCurrentHeading20"/>
       <w:bookmarkStart w:id="20" w:name="_RGI_14"/>
       <w:r>
         <w:t>Appendix A Installation and User Guide</w:t>
       </w:r>
       <w:bookmarkEnd w:id="20"/>
+      <w:bookmarkEnd w:id="1020"/>
+    </w:p>
+    <w:p>
+      <w:pPr>
+        <w:jc w:val="left"/>
+      </w:pPr>
+      <w:r>
+        <w:rPr>
+          <w:color w:val="000000"/>
+        </w:rPr>
+        <w:t>This guide covers local installation, the inspection-to-completion workflow and dispatcher assistant. The final report reproduces this complete guide in Appendix A. Local acceptance used Windows, Python 3.12.14 and Node 22.23.3. Independent installation on a clean machine has not been validated.</w:t>
+      </w:r>
     </w:p>
     <w:p>
       <w:pPr>
         <w:pStyle w:val="4"/>
-        <w:pageBreakBefore w:val="0"/>
-        <w:jc w:val="left"/>
       </w:pPr>
-      <w:bookmarkStart w:id="21" w:name="_RGI_15"/>
-      <w:r>
-        <w:t>A.1 Environment and Dependencies</w:t>
-      </w:r>
-      <w:bookmarkEnd w:id="21"/>
+      <w:bookmarkStart w:id="1021" w:name="RGCurrentHeading21"/>
+      <w:r>
+        <w:rPr>
+          <w:color w:val="000000"/>
+        </w:rPr>
+        <w:t>A.1 Environment and dependencies</w:t>
+      </w:r>
+      <w:bookmarkEnd w:id="1021"/>
     </w:p>
     <w:p>
       <w:pPr>
-        <w:jc w:val="both"/>
+        <w:jc w:val="left"/>
       </w:pPr>
       <w:r>
-        <w:t>Use Python 3.12 for the full application: pinned NumPy 2.5.2 requires Python 3.12 or later. Local acceptance used Windows, Python 3.12.14 and Node 22.23.3; Python 3.11 CI excludes vision dependencies. The frontend requires Node 22.x (22.12 or later) and npm 10 or later. Clone the private repository with authorised GitHub access and run these PowerShell commands from its root. The approved YOLO weight is included in SystemCode/backend/roadguard/model/; Dataset downloads are not required for inference.</w:t>
+        <w:rPr>
+          <w:color w:val="000000"/>
+        </w:rPr>
+        <w:t>Use Python 3.12 for the full application: the pinned numpy==2.5.2 requires Python &gt;=3.12. Base CI uses Python 3.11 without installing the optional vision dependency set, so its success is not evidence that vision runs on 3.11. Use Node 22.x &gt;=22.12 and npm &gt;=10.</w:t>
+      </w:r>
+    </w:p>
+    <w:p>
+      <w:pPr>
+        <w:jc w:val="left"/>
+      </w:pPr>
+      <w:r>
+        <w:rPr>
+          <w:color w:val="000000"/>
+        </w:rPr>
+        <w:t>Clone the private repository with authorised access. The approved YOLO checkpoint is included in SystemCode/backend/roadguard/model/; Dataset is not required for inference. From the repository root, create a new environment on first use:</w:t>
       </w:r>
     </w:p>
     <w:p>
       <w:pPr>
         <w:pStyle w:val="167"/>
-        <w:keepLines/>
-        <w:spacing w:line="288" w:lineRule="auto"/>
         <w:jc w:val="left"/>
       </w:pPr>
       <w:r>
+        <w:rPr>
+          <w:color w:val="000000"/>
+        </w:rPr>
         <w:t>py -3.12 -m venv .venv</w:t>
-      </w:r>
-      <w:r>
-        <w:br w:type="textWrapping"/>
-      </w:r>
-      <w:r>
+        <w:br/>
         <w:t>.\.venv\Scripts\python.exe -m pip install -r SystemCode/backend/requirements-ci.txt</w:t>
-      </w:r>
-      <w:r>
-        <w:br w:type="textWrapping"/>
-      </w:r>
-      <w:r>
+        <w:br/>
         <w:t>.\.venv\Scripts\python.exe -m pip install -r SystemCode/model/requirements-vision.txt</w:t>
       </w:r>
     </w:p>
     <w:p>
       <w:pPr>
-        <w:jc w:val="both"/>
+        <w:jc w:val="left"/>
       </w:pPr>
       <w:r>
-        <w:t>The pinned vision requirements include PyTorch, torchvision and Ultralytics. CPU inference was exercised during local acceptance. GPU training has separate CUDA requirements and is not needed for inference. Installation on a fresh machine has not been independently validated.</w:t>
+        <w:rPr>
+          <w:color w:val="000000"/>
+        </w:rPr>
+        <w:t>If an existing .venv uses another Python version, create a separate Python 3.12 environment and substitute its path in all commands. Do not recreate an environment while it is in use. CPU inference is supported by the recorded local acceptance; GPU training has separate CUDA requirements.</w:t>
       </w:r>
     </w:p>
     <w:p>
       <w:pPr>
         <w:pStyle w:val="4"/>
-        <w:pageBreakBefore w:val="0"/>
-        <w:jc w:val="left"/>
       </w:pPr>
-      <w:bookmarkStart w:id="22" w:name="_RGI_16"/>
-      <w:r>
-        <w:t>A.2 Accounts and Local Configuration</w:t>
-      </w:r>
-      <w:bookmarkEnd w:id="22"/>
+      <w:bookmarkStart w:id="1022" w:name="RGCurrentHeading22"/>
+      <w:r>
+        <w:rPr>
+          <w:color w:val="000000"/>
+        </w:rPr>
+        <w:t>A.2 Local retrieval and optional GPT configuration</w:t>
+      </w:r>
+      <w:bookmarkEnd w:id="1022"/>
     </w:p>
     <w:p>
       <w:pPr>
-        <w:jc w:val="both"/>
+        <w:jc w:val="left"/>
       </w:pPr>
       <w:r>
-        <w:t>No default accounts or shared passwords are shipped. Create an inspector, dispatcher and crew accounts in the same database used by the server. Each command prompts privately for a 12–256-character password. If ROADGUARD_DB_PATH is customised, keep its value identical in provisioning and server terminals.</w:t>
+        <w:rPr>
+          <w:color w:val="000000"/>
+        </w:rPr>
+        <w:t>Install the full backend requirements and prepare the reviewed local knowledge index before using evidence questions. Run these commands from the repository root after creating the Python 3.12 environment:</w:t>
       </w:r>
     </w:p>
     <w:p>
       <w:pPr>
         <w:pStyle w:val="167"/>
-        <w:keepLines/>
-        <w:spacing w:line="288" w:lineRule="auto"/>
         <w:jc w:val="left"/>
       </w:pPr>
       <w:r>
+        <w:rPr>
+          <w:color w:val="000000"/>
+        </w:rPr>
+        <w:t>.\.venv\Scripts\python.exe -m pip install -r SystemCode/backend/requirements.txt</w:t>
+        <w:br/>
         <w:t>$env:PYTHONPATH = 'SystemCode/backend'</w:t>
-      </w:r>
-      <w:r>
-        <w:br w:type="textWrapping"/>
-      </w:r>
-      <w:r>
-        <w:t>.\.venv\Scripts\python.exe -m roadguard.auth.manage create inspector --role inspector</w:t>
-      </w:r>
-      <w:r>
-        <w:br w:type="textWrapping"/>
-      </w:r>
-      <w:r>
-        <w:t>.\.venv\Scripts\python.exe -m roadguard.auth.manage create dispatcher --role dispatcher</w:t>
-      </w:r>
-      <w:r>
-        <w:br w:type="textWrapping"/>
-      </w:r>
-      <w:r>
-        <w:t>.\.venv\Scripts\python.exe -m roadguard.auth.manage create crew02 --role crew --crew crew-02</w:t>
+        <w:br/>
+        <w:t>.\.venv\Scripts\python.exe -m roadguard.assistant.index_knowledge --download-model</w:t>
       </w:r>
     </w:p>
     <w:p>
       <w:pPr>
-        <w:jc w:val="both"/>
+        <w:jc w:val="left"/>
       </w:pPr>
       <w:r>
-        <w:t>Repeat the crew command with distinct usernames and crew-01, crew-03 and crew-04 when those workspaces are needed. Accounts are local database records and are not shared by pulling Git. The default database is SystemCode/backend/data/roadguard.sqlite3. Preserve it and its adjacent uploads directory together.</w:t>
+        <w:rPr>
+          <w:color w:val="000000"/>
+        </w:rPr>
+        <w:t>First setup downloads approximately 487 MB of pinned multilingual-e5-small model/tokenizer files and verifies their hashes. The encoder uses ONNX Runtime on CPU; it does not call an embedding API or change the YOLO model. Subsequent setup reuses verified files. After pulling a reviewed knowledge update, rebuild the current index with .\.venv\Scripts\python.exe -m roadguard.assistant.index_knowledge and restart the backend. HTTP requests never download models or rebuild indexes. The current package is a-knowledge-v17; Chroma collections are versioned against the manifest, encoder and chunking policy.</w:t>
+      </w:r>
+    </w:p>
+    <w:p>
+      <w:pPr>
+        <w:jc w:val="left"/>
+      </w:pPr>
+      <w:r>
+        <w:rPr>
+          <w:color w:val="000000"/>
+        </w:rPr>
+        <w:t>The default Chroma path is SystemCode/backend/data/rag/chroma/; embedding files are under SystemCode/backend/data/rag/models/multilingual-e5-small/. Both are ignored local runtime storage. Server-side overrides are ROADGUARD_CHROMA_PATH and ROADGUARD_EMBEDDING_PATH. Dataset, uploads, account records and business databases are not indexed. Retrieval uses cosine similarity, whose score is not answer correctness. See the vector retrieval guide (../SystemCode/backend/roadguard/assistant/VECTOR_RETRIEVAL.md).</w:t>
+      </w:r>
+    </w:p>
+    <w:p>
+      <w:pPr>
+        <w:jc w:val="left"/>
+      </w:pPr>
+      <w:r>
+        <w:rPr>
+          <w:color w:val="000000"/>
+        </w:rPr>
+        <w:t>GPT generation is disabled by default. To enable it, set these variables privately in the backend terminal before startup:</w:t>
+      </w:r>
+    </w:p>
+    <w:p>
+      <w:pPr>
+        <w:pStyle w:val="167"/>
+        <w:jc w:val="left"/>
+      </w:pPr>
+      <w:r>
+        <w:rPr>
+          <w:color w:val="000000"/>
+        </w:rPr>
+        <w:t>$env:ROADGUARD_ASSISTANT_ENABLED = 'true'</w:t>
+        <w:br/>
+        <w:t>$env:ROADGUARD_ASSISTANT_MODEL = 'gpt-4.1-mini'</w:t>
+        <w:br/>
+        <w:t>$privateKey = Read-Host 'OpenAI API key' -AsSecureString</w:t>
+        <w:br/>
+        <w:t>$env:OPENAI_API_KEY = [System.Net.NetworkCredential]::new('', $privateKey).Password</w:t>
+        <w:br/>
+        <w:t>Remove-Variable privateKey</w:t>
+      </w:r>
+    </w:p>
+    <w:p>
+      <w:pPr>
+        <w:jc w:val="left"/>
+      </w:pPr>
+      <w:r>
+        <w:rPr>
+          <w:color w:val="000000"/>
+        </w:rPr>
+        <w:t>gpt-4.1-mini is the model used in the recorded targeted acceptance; select only a model available to your account. The enabled flag accepts exactly lowercase true or false; uppercase True is invalid. Restart the backend after changing environment settings. Never place the key in frontend code, Git or the report. The status endpoint reports non-secret configuration and usage, not credential validity. Optional limits are ROADGUARD_ASSISTANT_MAX_OUTPUT_TOKENS (default 1200, range 256–2000) and ROADGUARD_ASSISTANT_MAX_CALLS (default 20 per process, range 1–200). Attempted calls, including failures, consume the local budget; it resets on restart and is not an account-wide spending cap. Real provider requests may incur charges. There are no automatic retries or model fallbacks.</w:t>
       </w:r>
     </w:p>
     <w:p>
       <w:pPr>
         <w:pStyle w:val="4"/>
-        <w:pageBreakBefore w:val="0"/>
+      </w:pPr>
+      <w:bookmarkStart w:id="1023" w:name="RGCurrentHeading23"/>
+      <w:r>
+        <w:rPr>
+          <w:color w:val="000000"/>
+        </w:rPr>
+        <w:t>A.3 Accounts and data</w:t>
+      </w:r>
+      <w:bookmarkEnd w:id="1023"/>
+    </w:p>
+    <w:p>
+      <w:pPr>
         <w:jc w:val="left"/>
       </w:pPr>
-      <w:bookmarkStart w:id="23" w:name="_RGI_17"/>
-      <w:r>
-        <w:t>A.3 Starting the Application</w:t>
-      </w:r>
-      <w:bookmarkEnd w:id="23"/>
+      <w:r>
+        <w:rPr>
+          <w:color w:val="000000"/>
+        </w:rPr>
+        <w:t>No default accounts or shared passwords are shipped. Provision accounts in the same database used by the server; each command privately prompts for a 12–256-character password:</w:t>
+      </w:r>
     </w:p>
     <w:p>
       <w:pPr>
         <w:pStyle w:val="167"/>
-        <w:keepLines/>
-        <w:spacing w:line="288" w:lineRule="auto"/>
         <w:jc w:val="left"/>
       </w:pPr>
       <w:r>
-        <w:t>$env:ROADGUARD_TRAVEL_MATRIX_PROVIDER = 'simulated'</w:t>
-      </w:r>
-      <w:r>
-        <w:br w:type="textWrapping"/>
-      </w:r>
-      <w:r>
-        <w:t>.\.venv\Scripts\python.exe -m uvicorn roadguard.main:app `</w:t>
-      </w:r>
-      <w:r>
-        <w:br w:type="textWrapping"/>
-      </w:r>
-      <w:r>
-        <w:t xml:space="preserve"> --app-dir SystemCode/backend --host 127.0.0.1 --port 8000</w:t>
+        <w:rPr>
+          <w:color w:val="000000"/>
+        </w:rPr>
+        <w:t>$env:PYTHONPATH = 'SystemCode/backend'</w:t>
+        <w:br/>
+        <w:t>.\.venv\Scripts\python.exe -m roadguard.auth.manage create inspector --role inspector</w:t>
+        <w:br/>
+        <w:t>.\.venv\Scripts\python.exe -m roadguard.auth.manage create dispatcher --role dispatcher</w:t>
+        <w:br/>
+        <w:t>.\.venv\Scripts\python.exe -m roadguard.auth.manage create crew02 --role crew --crew crew-02</w:t>
       </w:r>
     </w:p>
     <w:p>
       <w:pPr>
-        <w:keepNext/>
-        <w:jc w:val="both"/>
+        <w:jc w:val="left"/>
       </w:pPr>
       <w:r>
-        <w:t>Open a second terminal at the repository root:</w:t>
+        <w:rPr>
+          <w:color w:val="000000"/>
+        </w:rPr>
+        <w:t>Provision distinct usernames for crew-01, crew-03 and crew-04 when needed. Crew identity is fixed by the account. Accounts and passwords are local database records, not shared through Git. The default database is SystemCode/backend/data/roadguard.sqlite3; back it up with its adjacent uploads directory. If ROADGUARD_DB_PATH is customised, use the same value when provisioning accounts and starting the server. See account roles (../Miscellaneous/ACCOUNT_ROLES.md).</w:t>
+      </w:r>
+    </w:p>
+    <w:p>
+      <w:pPr>
+        <w:pStyle w:val="4"/>
+      </w:pPr>
+      <w:bookmarkStart w:id="1024" w:name="RGCurrentHeading24"/>
+      <w:r>
+        <w:rPr>
+          <w:color w:val="000000"/>
+        </w:rPr>
+        <w:t>A.4 Start the application</w:t>
+      </w:r>
+      <w:bookmarkEnd w:id="1024"/>
+    </w:p>
+    <w:p>
+      <w:pPr>
+        <w:jc w:val="left"/>
+      </w:pPr>
+      <w:r>
+        <w:rPr>
+          <w:color w:val="000000"/>
+        </w:rPr>
+        <w:t>Backend, from the repository root:</w:t>
       </w:r>
     </w:p>
     <w:p>
       <w:pPr>
         <w:pStyle w:val="167"/>
-        <w:keepLines/>
-        <w:spacing w:line="288" w:lineRule="auto"/>
         <w:jc w:val="left"/>
       </w:pPr>
       <w:r>
-        <w:t>cd SystemCode/frontend</w:t>
-      </w:r>
-      <w:r>
-        <w:br w:type="textWrapping"/>
-      </w:r>
-      <w:r>
-        <w:t>npm ci</w:t>
-      </w:r>
-      <w:r>
-        <w:br w:type="textWrapping"/>
-      </w:r>
-      <w:r>
-        <w:t>$env:ROADGUARD_API_TARGET = 'http://127.0.0.1:8000'</w:t>
-      </w:r>
-      <w:r>
-        <w:br w:type="textWrapping"/>
-      </w:r>
-      <w:r>
-        <w:t>npm run dev</w:t>
+        <w:rPr>
+          <w:color w:val="000000"/>
+        </w:rPr>
+        <w:t>$env:ROADGUARD_TRAVEL_MATRIX_PROVIDER = 'simulated'</w:t>
+        <w:br/>
+        <w:t>.\.venv\Scripts\python.exe -m uvicorn roadguard.main:app --app-dir SystemCode/backend --host 127.0.0.1 --port 8000</w:t>
       </w:r>
     </w:p>
     <w:p>
       <w:pPr>
-        <w:jc w:val="both"/>
+        <w:jc w:val="left"/>
       </w:pPr>
       <w:r>
-        <w:t>Open http://127.0.0.1:5173 and sign in. API documentation is at http://127.0.0.1:8000/docs and the public health endpoint is /api/v1/health. Health confirms application/database access only. The model loads lazily on real inference; stop the relevant terminal with Ctrl+C. Do not start a duplicate server on an occupied port.</w:t>
+        <w:rPr>
+          <w:color w:val="000000"/>
+        </w:rPr>
+        <w:t>In a second terminal, from the repository root:</w:t>
+      </w:r>
+    </w:p>
+    <w:p>
+      <w:pPr>
+        <w:pStyle w:val="167"/>
+        <w:jc w:val="left"/>
+      </w:pPr>
+      <w:r>
+        <w:rPr>
+          <w:color w:val="000000"/>
+        </w:rPr>
+        <w:t>cd SystemCode/frontend</w:t>
+        <w:br/>
+        <w:t>npm ci</w:t>
+        <w:br/>
+        <w:t>$env:ROADGUARD_API_TARGET = 'http://127.0.0.1:8000'</w:t>
+        <w:br/>
+        <w:t>npm run dev</w:t>
+      </w:r>
+    </w:p>
+    <w:p>
+      <w:pPr>
+        <w:jc w:val="left"/>
+      </w:pPr>
+      <w:r>
+        <w:rPr>
+          <w:color w:val="000000"/>
+        </w:rPr>
+        <w:t>Open http://127.0.0.1:5173 and sign in. API documentation is at http://127.0.0.1:8000/docs; the public health endpoint is /api/v1/health. Health checks application/database access only, and the model loads lazily on real inference. Stop the appropriate terminal with Ctrl+C. Do not start duplicate servers on occupied ports.</w:t>
       </w:r>
     </w:p>
     <w:p>
       <w:pPr>
         <w:pStyle w:val="4"/>
-        <w:pageBreakBefore w:val="0"/>
-        <w:jc w:val="left"/>
       </w:pPr>
-      <w:bookmarkStart w:id="24" w:name="_RGI_18"/>
-      <w:r>
-        <w:t>A.4 User Workflow</w:t>
-      </w:r>
-      <w:bookmarkEnd w:id="24"/>
+      <w:bookmarkStart w:id="1025" w:name="RGCurrentHeading25"/>
+      <w:r>
+        <w:rPr>
+          <w:color w:val="000000"/>
+        </w:rPr>
+        <w:t>A.5 User workflow</w:t>
+      </w:r>
+      <w:bookmarkEnd w:id="1025"/>
     </w:p>
     <w:p>
       <w:pPr>
-        <w:jc w:val="both"/>
+        <w:jc w:val="left"/>
       </w:pPr>
       <w:r>
-        <w:t>1. Sign in as an inspector and open the upload page. Select a JPEG or PNG within 8 MiB and 20 megapixels. Choose real mode for model inference, enter a Jurong position and declare the road type. A test coordinate such as latitude 1.3405 and longitude 103.706 is synthetic unless it is the image’s verified location.</w:t>
+        <w:rPr>
+          <w:color w:val="000000"/>
+        </w:rPr>
+        <w:t>1. Sign in as an inspector. Upload a JPEG or PNG within 8 MiB and 20 megapixels, choose real inference or an explicit synthetic scenario, enter Jurong coordinates and declare road type. Coordinates such as 1.3405, 103.706 are synthetic unless verified as the photo's location.</w:t>
       </w:r>
     </w:p>
     <w:p>
       <w:pPr>
-        <w:jc w:val="both"/>
+        <w:jc w:val="left"/>
       </w:pPr>
       <w:r>
-        <w:t>2. Submit and inspect the result. Upload returns inspection_id, status, detection and task_id. A detection is one object or null. Inspect the detail page for provenance and rule information. A primary raw confidence of at least 0.60 automatically creates one task; a lower-confidence result waits for review; no detection creates no task.</w:t>
+        <w:rPr>
+          <w:color w:val="000000"/>
+        </w:rPr>
+        <w:t>2. Inspect the result. Upload returns inspection_id, status, one detection or null, and task_id. Real primary raw confidence &gt;=0.60 creates one task; lower confidence requires review, and no detection creates no task. Raw evidence and frozen rules remain available in inspection details.</w:t>
       </w:r>
     </w:p>
     <w:p>
       <w:pPr>
-        <w:jc w:val="both"/>
+        <w:jc w:val="left"/>
       </w:pPr>
       <w:r>
-        <w:t>3. Sign in as the dispatcher. In the review queue, confirm, correct or reject pending evidence. Correcting a label reapplies its stored rules. Accepted work appears in tasks with priority and service minutes. Completion or cancellation retains history while removing it from active planning inputs.</w:t>
+        <w:rPr>
+          <w:color w:val="000000"/>
+        </w:rPr>
+        <w:t>3. Sign in as the dispatcher. Confirm, correct or reject pending inspections; corrections use stored rules. Accepted tasks contain the demonstration priority and service duration. Completed/cancelled records retain history and leave the active planning snapshot.</w:t>
       </w:r>
     </w:p>
     <w:p>
       <w:pPr>
-        <w:jc w:val="both"/>
+        <w:jc w:val="left"/>
       </w:pPr>
       <w:r>
-        <w:t>4. Review four-crew availability and explicitly recalculate from the routes page. Both planners use the current snapshot. Inspect unassigned tasks and reasons, then open the same-round comparison. A stale warning means inputs have changed; do not interpret the old plan as current.</w:t>
+        <w:rPr>
+          <w:color w:val="000000"/>
+        </w:rPr>
+        <w:t>4. Check crew availability and explicitly recalculate. Both planners use the same snapshot and matrix. Inspect unassigned reasons and the same-round comparison. Changes make existing plans stale; they do not trigger automatic recalculation.</w:t>
       </w:r>
     </w:p>
     <w:p>
       <w:pPr>
-        <w:jc w:val="both"/>
+        <w:jc w:val="left"/>
       </w:pPr>
       <w:r>
-        <w:t>5. Identify the crew assigned to a task in the latest GA plan, then sign in with an account provisioned for that crew. The example crew02 account can complete only Crew 02 tasks and may be idle. View the assigned task and confirm completion. The server checks assignment and task version. Completion changes the planning input; a dispatcher must explicitly replan. The route-assistant page remains a placeholder.</w:t>
+        <w:rPr>
+          <w:color w:val="000000"/>
+        </w:rPr>
+        <w:t>5. Sign in as the crew assigned by the latest saved GA plan. View and complete that crew's tasks; the server checks current assignment and task version. Completion changes planning inputs, and dispatch must explicitly replan.</w:t>
+      </w:r>
+    </w:p>
+    <w:p>
+      <w:pPr>
+        <w:jc w:val="left"/>
+      </w:pPr>
+      <w:r>
+        <w:rPr>
+          <w:color w:val="000000"/>
+        </w:rPr>
+        <w:t>The frontend map shows schematic stop order, not turn-by-turn navigation. See the frontend guide (../SystemCode/frontend/README.md).</w:t>
       </w:r>
     </w:p>
     <w:p>
       <w:pPr>
         <w:pStyle w:val="4"/>
-        <w:pageBreakBefore w:val="0"/>
-        <w:jc w:val="left"/>
       </w:pPr>
-      <w:bookmarkStart w:id="25" w:name="_RGI_19"/>
-      <w:r>
-        <w:t>A.5 API Testing and Troubleshooting</w:t>
-      </w:r>
-      <w:bookmarkEnd w:id="25"/>
+      <w:bookmarkStart w:id="1026" w:name="RGCurrentHeading26"/>
+      <w:r>
+        <w:rPr>
+          <w:color w:val="000000"/>
+        </w:rPr>
+        <w:t>A.6 Dispatcher evidence questions</w:t>
+      </w:r>
+      <w:bookmarkEnd w:id="1026"/>
     </w:p>
     <w:p>
       <w:pPr>
-        <w:jc w:val="both"/>
+        <w:jc w:val="left"/>
       </w:pPr>
       <w:r>
-        <w:t>For Swagger, first call POST /api/v1/auth/login with a provisioned username and password. Retain the same host name so the browser keeps the session cookie; copy the returned csrf_token into X-CSRF-Token for modifying requests. GET requests do not require CSRF. Upload uses multipart image plus metadata. Give each new upload a new Idempotency-Key; retry a lost response with the identical image, metadata and same key. A changed payload requires a new submission.</w:t>
+        <w:rPr>
+          <w:color w:val="000000"/>
+        </w:rPr>
+        <w:t>Sign in as a dispatcher and open Route assistant. Ask about a supported repair rule or project operation, or select an explicit saved plan for route questions. Saved-plan answers use authorized persisted facts rather than browser-supplied totals. English and bounded Chinese question aliases are supported; generated answers and the interface are English.</w:t>
       </w:r>
     </w:p>
     <w:p>
       <w:pPr>
-        <w:pStyle w:val="167"/>
-        <w:keepLines/>
-        <w:spacing w:line="288" w:lineRule="auto"/>
         <w:jc w:val="left"/>
       </w:pPr>
       <w:r>
-        <w:t>{"mode":"real","latitude":1.3405,"longitude":103.706,</w:t>
-      </w:r>
-      <w:r>
-        <w:br w:type="textWrapping"/>
-      </w:r>
-      <w:r>
-        <w:t xml:space="preserve"> "road_type":"public_motor_road"}</w:t>
+        <w:rPr>
+          <w:color w:val="000000"/>
+        </w:rPr>
+        <w:t>Read the answer first. Sources are closed by default; expand View sources to inspect exact quotations, citation IDs, package/version hashes and saved-plan provenance. The query-v3 grounded_summary mode uses local Chroma/E5 retrieval and one optional GPT call. GPT chooses server-owned evidence IDs; the server restores exact quotations and required context. Canonical repair answers are rendered from the matching rule rows, preserving demonstration qualifiers. Number, priority, identifier, label, source and plan checks reject unsupported output. These bounded checks do not establish universal semantic correctness.</w:t>
+      </w:r>
+    </w:p>
+    <w:p>
+      <w:pPr>
+        <w:jc w:val="left"/>
+      </w:pPr>
+      <w:r>
+        <w:rPr>
+          <w:color w:val="000000"/>
+        </w:rPr>
+        <w:t>A standalone question such as “What model are you?” returns the configured model name using server_configuration, without GPT, retrieval or saved-plan reads. It remains usable when generation is disabled or the key is missing. It identifies configuration, not proof of provider execution or the separate YOLO detector. Clearly unrelated questions return scope_guidance with RoadGuard examples. These direct modes have no citations or knowledge-package metadata and consume no model-call budget. Ambiguous or mixed domain questions retain the evidence flow; insufficient evidence and validation failures remain explicit.</w:t>
+      </w:r>
+    </w:p>
+    <w:p>
+      <w:pPr>
+        <w:jc w:val="left"/>
+      </w:pPr>
+      <w:r>
+        <w:rPr>
+          <w:color w:val="000000"/>
+        </w:rPr>
+        <w:t>Queries do not change tasks, crew availability or routes. A model answer never authorizes a business action.</w:t>
+      </w:r>
+    </w:p>
+    <w:p>
+      <w:pPr>
+        <w:pStyle w:val="4"/>
+      </w:pPr>
+      <w:bookmarkStart w:id="1027" w:name="RGCurrentHeading27"/>
+      <w:r>
+        <w:rPr>
+          <w:color w:val="000000"/>
+        </w:rPr>
+        <w:t>A.7 Dispatcher route previews and confirmed adjustments</w:t>
+      </w:r>
+      <w:bookmarkEnd w:id="1027"/>
+    </w:p>
+    <w:p>
+      <w:pPr>
+        <w:jc w:val="left"/>
+      </w:pPr>
+      <w:r>
+        <w:rPr>
+          <w:color w:val="000000"/>
+        </w:rPr>
+        <w:t>Open Crew adjustments in Route assistant and load a saved plan ID or the latest GA plan. Four crew cards show stop order, travel, service, required return travel, total work, remaining shift and persistent assignment badges. Use a current plan for changes. Crew availability changes remain a separate preview and confirmation workflow.</w:t>
+      </w:r>
+    </w:p>
+    <w:p>
+      <w:pPr>
+        <w:jc w:val="left"/>
+      </w:pPr>
+      <w:r>
+        <w:rPr>
+          <w:color w:val="000000"/>
+        </w:rPr>
+        <w:t>To move a task, select an assigned active task and a different available crew, then preview. Inspect before/after routes and acknowledge the preview before confirming. The server retains all other assigned work and checks travel plus service plus configured depot return against the shift limit (480 minutes in the routing demo). Unknown travel, infeasible work, stale input/configuration or expired previews are rejected without mutation. A rejected move never silently drops another task.</w:t>
+      </w:r>
+    </w:p>
+    <w:p>
+      <w:pPr>
+        <w:jc w:val="left"/>
+      </w:pPr>
+      <w:r>
+        <w:rPr>
+          <w:color w:val="000000"/>
+        </w:rPr>
+        <w:t>Confirmation stores a durable task-to-crew constraint; it does not save a new route automatically. Choose Recalculate saved task change and reload the latest GA plan. Both Greedy and GA retain the constraint after restart and when new tasks are added. Stop order may change. Unavailable or infeasible constrained tasks are reported as unassigned instead of silently changing crews. The shift and return policies remain configurable demonstration assumptions.</w:t>
+      </w:r>
+    </w:p>
+    <w:p>
+      <w:pPr>
+        <w:jc w:val="left"/>
+      </w:pPr>
+      <w:r>
+        <w:rPr>
+          <w:color w:val="000000"/>
+        </w:rPr>
+        <w:t>To cancel work, choose Cancel active task, preview and explicitly confirm. Assigned and unassigned active tasks can be cancelled. Cancellation retains task/history records and removes the task from active planning; explicitly recalculate to replace stale routes. Completed and cancelled tasks cannot be reopened. Discard task preview closes only an unconfirmed proposal and does not cancel a task. Use recent records or the change ID to recover after interruption; refresh before retrying a version conflict. Confirm/replan retries are bounded and idempotent.</w:t>
+      </w:r>
+    </w:p>
+    <w:p>
+      <w:pPr>
+        <w:jc w:val="left"/>
+      </w:pPr>
+      <w:r>
+        <w:rPr>
+          <w:color w:val="000000"/>
+        </w:rPr>
+        <w:t>Reassignment immediately removes the previous crew's task/inspection read and completion access. The target crew waits for an explicit saved GA recalculation. An affected old route is omitted with a stale/recalculation explanation. Crew and inspector accounts cannot perform dispatcher adjustment operations. These checks apply in the backend as well as the interface.</w:t>
+      </w:r>
+    </w:p>
+    <w:p>
+      <w:pPr>
+        <w:pStyle w:val="4"/>
+      </w:pPr>
+      <w:bookmarkStart w:id="1028" w:name="RGCurrentHeading28"/>
+      <w:r>
+        <w:rPr>
+          <w:color w:val="000000"/>
+        </w:rPr>
+        <w:t>A.8 API testing and troubleshooting</w:t>
+      </w:r>
+      <w:bookmarkEnd w:id="1028"/>
+    </w:p>
+    <w:p>
+      <w:pPr>
+        <w:jc w:val="left"/>
+      </w:pPr>
+      <w:r>
+        <w:rPr>
+          <w:color w:val="000000"/>
+        </w:rPr>
+        <w:t>In Swagger, call POST /api/v1/auth/login with a provisioned account. Keep the same host name for session cookies, and send the returned csrf_token as X-CSRF-Token for authenticated modifying requests. Upload uses multipart image and metadata, with a new Idempotency-Key for each new submission. Retry a lost response with identical content and the same key.</w:t>
       </w:r>
     </w:p>
     <w:p>
       <w:pPr>
         <w:pStyle w:val="164"/>
-        <w:keepNext/>
-        <w:jc w:val="left"/>
       </w:pPr>
       <w:r>
         <w:rPr>
-          <w:b/>
+          <w:color w:val="000000"/>
         </w:rPr>
-        <w:t xml:space="preserve">Table A1. </w:t>
-      </w:r>
-      <w:r>
-        <w:t>Common issues</w:t>
+        <w:t>Table A1. Common issues</w:t>
       </w:r>
     </w:p>
     <w:tbl>
@@ -12535,84 +13249,56 @@
           <w:bottom w:w="0" w:type="dxa"/>
           <w:right w:w="108" w:type="dxa"/>
         </w:tblCellMar>
+        <w:tblBorders>
+          <w:top w:val="single" w:sz="4" w:color="D9D9D9"/>
+          <w:left w:val="single" w:sz="4" w:color="D9D9D9"/>
+          <w:bottom w:val="single" w:sz="4" w:color="D9D9D9"/>
+          <w:right w:val="single" w:sz="4" w:color="D9D9D9"/>
+          <w:insideH w:val="single" w:sz="4" w:color="D9D9D9"/>
+          <w:insideV w:val="single" w:sz="4" w:color="D9D9D9"/>
+        </w:tblBorders>
       </w:tblPr>
       <w:tblGrid>
         <w:gridCol w:w="2375"/>
         <w:gridCol w:w="6985"/>
       </w:tblGrid>
       <w:tr>
-        <w:tblPrEx>
-          <w:tblCellMar>
-            <w:top w:w="0" w:type="dxa"/>
-            <w:left w:w="108" w:type="dxa"/>
-            <w:bottom w:w="0" w:type="dxa"/>
-            <w:right w:w="108" w:type="dxa"/>
-          </w:tblCellMar>
-        </w:tblPrEx>
         <w:trPr>
           <w:cantSplit/>
           <w:tblHeader/>
         </w:trPr>
         <w:tc>
           <w:tcPr>
-            <w:tcW w:w="2375" w:type="dxa"/>
-            <w:tcBorders>
-              <w:top w:val="single" w:color="D9D9D9" w:sz="4" w:space="0"/>
-              <w:left w:val="single" w:color="D9D9D9" w:sz="4" w:space="0"/>
-              <w:bottom w:val="single" w:color="D9D9D9" w:sz="4" w:space="0"/>
-              <w:right w:val="single" w:color="D9D9D9" w:sz="4" w:space="0"/>
-            </w:tcBorders>
-            <w:shd w:val="clear" w:color="auto" w:fill="EAEAEA"/>
-            <w:tcMar>
-              <w:top w:w="75" w:type="dxa"/>
-              <w:left w:w="90" w:type="dxa"/>
-              <w:bottom w:w="75" w:type="dxa"/>
-              <w:right w:w="90" w:type="dxa"/>
-            </w:tcMar>
-            <w:vAlign w:val="center"/>
-          </w:tcPr>
-          <w:p>
-            <w:pPr>
-              <w:spacing w:after="40" w:line="264" w:lineRule="auto"/>
+            <w:tcW w:type="dxa" w:w="2375"/>
+            <w:shd w:fill="EAEAEA"/>
+          </w:tcPr>
+          <w:p>
+            <w:pPr>
+              <w:spacing w:after="60" w:before="60" w:line="240" w:lineRule="auto"/>
               <w:jc w:val="left"/>
             </w:pPr>
             <w:r>
               <w:rPr>
-                <w:rFonts w:ascii="Times New Roman" w:hAnsi="Times New Roman"/>
                 <w:b/>
                 <w:color w:val="000000"/>
                 <w:sz w:val="21"/>
               </w:rPr>
-              <w:t>Symptom</w:t>
-            </w:r>
-          </w:p>
-        </w:tc>
-        <w:tc>
-          <w:tcPr>
-            <w:tcW w:w="6985" w:type="dxa"/>
-            <w:tcBorders>
-              <w:top w:val="single" w:color="D9D9D9" w:sz="4" w:space="0"/>
-              <w:left w:val="single" w:color="D9D9D9" w:sz="4" w:space="0"/>
-              <w:bottom w:val="single" w:color="D9D9D9" w:sz="4" w:space="0"/>
-              <w:right w:val="single" w:color="D9D9D9" w:sz="4" w:space="0"/>
-            </w:tcBorders>
-            <w:shd w:val="clear" w:color="auto" w:fill="EAEAEA"/>
-            <w:tcMar>
-              <w:top w:w="75" w:type="dxa"/>
-              <w:left w:w="90" w:type="dxa"/>
-              <w:bottom w:w="75" w:type="dxa"/>
-              <w:right w:w="90" w:type="dxa"/>
-            </w:tcMar>
-            <w:vAlign w:val="center"/>
-          </w:tcPr>
-          <w:p>
-            <w:pPr>
-              <w:spacing w:after="40" w:line="264" w:lineRule="auto"/>
+              <w:t>Issue</w:t>
+            </w:r>
+          </w:p>
+        </w:tc>
+        <w:tc>
+          <w:tcPr>
+            <w:tcW w:type="dxa" w:w="6985"/>
+            <w:shd w:fill="EAEAEA"/>
+          </w:tcPr>
+          <w:p>
+            <w:pPr>
+              <w:spacing w:after="60" w:before="60" w:line="240" w:lineRule="auto"/>
               <w:jc w:val="left"/>
             </w:pPr>
             <w:r>
               <w:rPr>
-                <w:rFonts w:ascii="Times New Roman" w:hAnsi="Times New Roman"/>
                 <w:b/>
                 <w:color w:val="000000"/>
                 <w:sz w:val="21"/>
@@ -12623,554 +13309,689 @@
         </w:tc>
       </w:tr>
       <w:tr>
-        <w:tblPrEx>
-          <w:tblCellMar>
-            <w:top w:w="0" w:type="dxa"/>
-            <w:left w:w="108" w:type="dxa"/>
-            <w:bottom w:w="0" w:type="dxa"/>
-            <w:right w:w="108" w:type="dxa"/>
-          </w:tblCellMar>
-        </w:tblPrEx>
         <w:trPr>
           <w:cantSplit/>
         </w:trPr>
         <w:tc>
           <w:tcPr>
-            <w:tcW w:w="2375" w:type="dxa"/>
-            <w:tcBorders>
-              <w:top w:val="single" w:color="D9D9D9" w:sz="4" w:space="0"/>
-              <w:left w:val="single" w:color="D9D9D9" w:sz="4" w:space="0"/>
-              <w:bottom w:val="single" w:color="D9D9D9" w:sz="4" w:space="0"/>
-              <w:right w:val="single" w:color="D9D9D9" w:sz="4" w:space="0"/>
-            </w:tcBorders>
-            <w:tcMar>
-              <w:top w:w="75" w:type="dxa"/>
-              <w:left w:w="90" w:type="dxa"/>
-              <w:bottom w:w="75" w:type="dxa"/>
-              <w:right w:w="90" w:type="dxa"/>
-            </w:tcMar>
-            <w:vAlign w:val="center"/>
-          </w:tcPr>
-          <w:p>
-            <w:pPr>
-              <w:spacing w:after="40" w:line="264" w:lineRule="auto"/>
+            <w:tcW w:type="dxa" w:w="2375"/>
+          </w:tcPr>
+          <w:p>
+            <w:pPr>
+              <w:spacing w:after="60" w:before="60" w:line="240" w:lineRule="auto"/>
               <w:jc w:val="left"/>
             </w:pPr>
             <w:r>
               <w:rPr>
-                <w:rFonts w:ascii="Times New Roman" w:hAnsi="Times New Roman"/>
-                <w:b w:val="0"/>
-                <w:color w:val="000000"/>
-                <w:sz w:val="21"/>
-              </w:rPr>
-              <w:t>Connection refused</w:t>
-            </w:r>
-          </w:p>
-        </w:tc>
-        <w:tc>
-          <w:tcPr>
-            <w:tcW w:w="6985" w:type="dxa"/>
-            <w:tcBorders>
-              <w:top w:val="single" w:color="D9D9D9" w:sz="4" w:space="0"/>
-              <w:left w:val="single" w:color="D9D9D9" w:sz="4" w:space="0"/>
-              <w:bottom w:val="single" w:color="D9D9D9" w:sz="4" w:space="0"/>
-              <w:right w:val="single" w:color="D9D9D9" w:sz="4" w:space="0"/>
-            </w:tcBorders>
-            <w:tcMar>
-              <w:top w:w="75" w:type="dxa"/>
-              <w:left w:w="90" w:type="dxa"/>
-              <w:bottom w:w="75" w:type="dxa"/>
-              <w:right w:w="90" w:type="dxa"/>
-            </w:tcMar>
-            <w:vAlign w:val="center"/>
-          </w:tcPr>
-          <w:p>
-            <w:pPr>
-              <w:spacing w:after="40" w:line="264" w:lineRule="auto"/>
+                <w:b w:val="0"/>
+                <w:color w:val="000000"/>
+                <w:sz w:val="21"/>
+              </w:rPr>
+              <w:t>Dependency installation rejects NumPy</w:t>
+            </w:r>
+          </w:p>
+        </w:tc>
+        <w:tc>
+          <w:tcPr>
+            <w:tcW w:type="dxa" w:w="6985"/>
+          </w:tcPr>
+          <w:p>
+            <w:pPr>
+              <w:spacing w:after="60" w:before="60" w:line="240" w:lineRule="auto"/>
               <w:jc w:val="left"/>
             </w:pPr>
             <w:r>
               <w:rPr>
-                <w:rFonts w:ascii="Times New Roman" w:hAnsi="Times New Roman"/>
-                <w:b w:val="0"/>
-                <w:color w:val="000000"/>
-                <w:sz w:val="21"/>
-              </w:rPr>
-              <w:t>Start the backend; match its port to the frontend proxy target.</w:t>
+                <w:b w:val="0"/>
+                <w:color w:val="000000"/>
+                <w:sz w:val="21"/>
+              </w:rPr>
+              <w:t>Check the environment interpreter is Python 3.12; base CI's 3.11 does not include vision</w:t>
             </w:r>
           </w:p>
         </w:tc>
       </w:tr>
       <w:tr>
-        <w:tblPrEx>
-          <w:tblCellMar>
-            <w:top w:w="0" w:type="dxa"/>
-            <w:left w:w="108" w:type="dxa"/>
-            <w:bottom w:w="0" w:type="dxa"/>
-            <w:right w:w="108" w:type="dxa"/>
-          </w:tblCellMar>
-        </w:tblPrEx>
         <w:trPr>
           <w:cantSplit/>
         </w:trPr>
         <w:tc>
           <w:tcPr>
-            <w:tcW w:w="2375" w:type="dxa"/>
-            <w:tcBorders>
-              <w:top w:val="single" w:color="D9D9D9" w:sz="4" w:space="0"/>
-              <w:left w:val="single" w:color="D9D9D9" w:sz="4" w:space="0"/>
-              <w:bottom w:val="single" w:color="D9D9D9" w:sz="4" w:space="0"/>
-              <w:right w:val="single" w:color="D9D9D9" w:sz="4" w:space="0"/>
-            </w:tcBorders>
-            <w:tcMar>
-              <w:top w:w="75" w:type="dxa"/>
-              <w:left w:w="90" w:type="dxa"/>
-              <w:bottom w:w="75" w:type="dxa"/>
-              <w:right w:w="90" w:type="dxa"/>
-            </w:tcMar>
-            <w:vAlign w:val="center"/>
-          </w:tcPr>
-          <w:p>
-            <w:pPr>
-              <w:spacing w:after="40" w:line="264" w:lineRule="auto"/>
+            <w:tcW w:type="dxa" w:w="2375"/>
+          </w:tcPr>
+          <w:p>
+            <w:pPr>
+              <w:spacing w:after="60" w:before="60" w:line="240" w:lineRule="auto"/>
               <w:jc w:val="left"/>
             </w:pPr>
             <w:r>
               <w:rPr>
-                <w:rFonts w:ascii="Times New Roman" w:hAnsi="Times New Roman"/>
-                <w:b w:val="0"/>
-                <w:color w:val="000000"/>
-                <w:sz w:val="21"/>
-              </w:rPr>
-              <w:t>401 or 403</w:t>
-            </w:r>
-          </w:p>
-        </w:tc>
-        <w:tc>
-          <w:tcPr>
-            <w:tcW w:w="6985" w:type="dxa"/>
-            <w:tcBorders>
-              <w:top w:val="single" w:color="D9D9D9" w:sz="4" w:space="0"/>
-              <w:left w:val="single" w:color="D9D9D9" w:sz="4" w:space="0"/>
-              <w:bottom w:val="single" w:color="D9D9D9" w:sz="4" w:space="0"/>
-              <w:right w:val="single" w:color="D9D9D9" w:sz="4" w:space="0"/>
-            </w:tcBorders>
-            <w:tcMar>
-              <w:top w:w="75" w:type="dxa"/>
-              <w:left w:w="90" w:type="dxa"/>
-              <w:bottom w:w="75" w:type="dxa"/>
-              <w:right w:w="90" w:type="dxa"/>
-            </w:tcMar>
-            <w:vAlign w:val="center"/>
-          </w:tcPr>
-          <w:p>
-            <w:pPr>
-              <w:spacing w:after="40" w:line="264" w:lineRule="auto"/>
+                <w:b w:val="0"/>
+                <w:color w:val="000000"/>
+                <w:sz w:val="21"/>
+              </w:rPr>
+              <w:t>Connection refused</w:t>
+            </w:r>
+          </w:p>
+        </w:tc>
+        <w:tc>
+          <w:tcPr>
+            <w:tcW w:type="dxa" w:w="6985"/>
+          </w:tcPr>
+          <w:p>
+            <w:pPr>
+              <w:spacing w:after="60" w:before="60" w:line="240" w:lineRule="auto"/>
               <w:jc w:val="left"/>
             </w:pPr>
             <w:r>
               <w:rPr>
-                <w:rFonts w:ascii="Times New Roman" w:hAnsi="Times New Roman"/>
-                <w:b w:val="0"/>
-                <w:color w:val="000000"/>
-                <w:sz w:val="21"/>
-              </w:rPr>
-              <w:t>Sign in with the correct role; check session, CSRF and same-host usage.</w:t>
+                <w:b w:val="0"/>
+                <w:color w:val="000000"/>
+                <w:sz w:val="21"/>
+              </w:rPr>
+              <w:t>Start the backend and match the frontend proxy target</w:t>
             </w:r>
           </w:p>
         </w:tc>
       </w:tr>
       <w:tr>
-        <w:tblPrEx>
-          <w:tblCellMar>
-            <w:top w:w="0" w:type="dxa"/>
-            <w:left w:w="108" w:type="dxa"/>
-            <w:bottom w:w="0" w:type="dxa"/>
-            <w:right w:w="108" w:type="dxa"/>
-          </w:tblCellMar>
-        </w:tblPrEx>
         <w:trPr>
           <w:cantSplit/>
         </w:trPr>
         <w:tc>
           <w:tcPr>
-            <w:tcW w:w="2375" w:type="dxa"/>
-            <w:tcBorders>
-              <w:top w:val="single" w:color="D9D9D9" w:sz="4" w:space="0"/>
-              <w:left w:val="single" w:color="D9D9D9" w:sz="4" w:space="0"/>
-              <w:bottom w:val="single" w:color="D9D9D9" w:sz="4" w:space="0"/>
-              <w:right w:val="single" w:color="D9D9D9" w:sz="4" w:space="0"/>
-            </w:tcBorders>
-            <w:tcMar>
-              <w:top w:w="75" w:type="dxa"/>
-              <w:left w:w="90" w:type="dxa"/>
-              <w:bottom w:w="75" w:type="dxa"/>
-              <w:right w:w="90" w:type="dxa"/>
-            </w:tcMar>
-            <w:vAlign w:val="center"/>
-          </w:tcPr>
-          <w:p>
-            <w:pPr>
-              <w:spacing w:after="40" w:line="264" w:lineRule="auto"/>
+            <w:tcW w:type="dxa" w:w="2375"/>
+          </w:tcPr>
+          <w:p>
+            <w:pPr>
+              <w:spacing w:after="60" w:before="60" w:line="240" w:lineRule="auto"/>
               <w:jc w:val="left"/>
             </w:pPr>
             <w:r>
               <w:rPr>
-                <w:rFonts w:ascii="Times New Roman" w:hAnsi="Times New Roman"/>
-                <w:b w:val="0"/>
-                <w:color w:val="000000"/>
-                <w:sz w:val="21"/>
-              </w:rPr>
-              <w:t>Database is locked</w:t>
-            </w:r>
-          </w:p>
-        </w:tc>
-        <w:tc>
-          <w:tcPr>
-            <w:tcW w:w="6985" w:type="dxa"/>
-            <w:tcBorders>
-              <w:top w:val="single" w:color="D9D9D9" w:sz="4" w:space="0"/>
-              <w:left w:val="single" w:color="D9D9D9" w:sz="4" w:space="0"/>
-              <w:bottom w:val="single" w:color="D9D9D9" w:sz="4" w:space="0"/>
-              <w:right w:val="single" w:color="D9D9D9" w:sz="4" w:space="0"/>
-            </w:tcBorders>
-            <w:tcMar>
-              <w:top w:w="75" w:type="dxa"/>
-              <w:left w:w="90" w:type="dxa"/>
-              <w:bottom w:w="75" w:type="dxa"/>
-              <w:right w:w="90" w:type="dxa"/>
-            </w:tcMar>
-            <w:vAlign w:val="center"/>
-          </w:tcPr>
-          <w:p>
-            <w:pPr>
-              <w:spacing w:after="40" w:line="264" w:lineRule="auto"/>
+                <w:b w:val="0"/>
+                <w:color w:val="000000"/>
+                <w:sz w:val="21"/>
+              </w:rPr>
+              <w:t>401/403</w:t>
+            </w:r>
+          </w:p>
+        </w:tc>
+        <w:tc>
+          <w:tcPr>
+            <w:tcW w:type="dxa" w:w="6985"/>
+          </w:tcPr>
+          <w:p>
+            <w:pPr>
+              <w:spacing w:after="60" w:before="60" w:line="240" w:lineRule="auto"/>
               <w:jc w:val="left"/>
             </w:pPr>
             <w:r>
               <w:rPr>
-                <w:rFonts w:ascii="Times New Roman" w:hAnsi="Times New Roman"/>
-                <w:b w:val="0"/>
-                <w:color w:val="000000"/>
-                <w:sz w:val="21"/>
-              </w:rPr>
-              <w:t>End outstanding database-viewer transactions and disconnect; do not delete the database.</w:t>
+                <w:b w:val="0"/>
+                <w:color w:val="000000"/>
+                <w:sz w:val="21"/>
+              </w:rPr>
+              <w:t>Check sign-in, account role, session host and CSRF token</w:t>
             </w:r>
           </w:p>
         </w:tc>
       </w:tr>
       <w:tr>
-        <w:tblPrEx>
-          <w:tblCellMar>
-            <w:top w:w="0" w:type="dxa"/>
-            <w:left w:w="108" w:type="dxa"/>
-            <w:bottom w:w="0" w:type="dxa"/>
-            <w:right w:w="108" w:type="dxa"/>
-          </w:tblCellMar>
-        </w:tblPrEx>
         <w:trPr>
           <w:cantSplit/>
         </w:trPr>
         <w:tc>
           <w:tcPr>
-            <w:tcW w:w="2375" w:type="dxa"/>
-            <w:tcBorders>
-              <w:top w:val="single" w:color="D9D9D9" w:sz="4" w:space="0"/>
-              <w:left w:val="single" w:color="D9D9D9" w:sz="4" w:space="0"/>
-              <w:bottom w:val="single" w:color="D9D9D9" w:sz="4" w:space="0"/>
-              <w:right w:val="single" w:color="D9D9D9" w:sz="4" w:space="0"/>
-            </w:tcBorders>
-            <w:tcMar>
-              <w:top w:w="75" w:type="dxa"/>
-              <w:left w:w="90" w:type="dxa"/>
-              <w:bottom w:w="75" w:type="dxa"/>
-              <w:right w:w="90" w:type="dxa"/>
-            </w:tcMar>
-            <w:vAlign w:val="center"/>
-          </w:tcPr>
-          <w:p>
-            <w:pPr>
-              <w:spacing w:after="40" w:line="264" w:lineRule="auto"/>
+            <w:tcW w:type="dxa" w:w="2375"/>
+          </w:tcPr>
+          <w:p>
+            <w:pPr>
+              <w:spacing w:after="60" w:before="60" w:line="240" w:lineRule="auto"/>
               <w:jc w:val="left"/>
             </w:pPr>
             <w:r>
               <w:rPr>
-                <w:rFonts w:ascii="Times New Roman" w:hAnsi="Times New Roman"/>
-                <w:b w:val="0"/>
-                <w:color w:val="000000"/>
-                <w:sz w:val="21"/>
-              </w:rPr>
-              <w:t>Real inference unavailable</w:t>
-            </w:r>
-          </w:p>
-        </w:tc>
-        <w:tc>
-          <w:tcPr>
-            <w:tcW w:w="6985" w:type="dxa"/>
-            <w:tcBorders>
-              <w:top w:val="single" w:color="D9D9D9" w:sz="4" w:space="0"/>
-              <w:left w:val="single" w:color="D9D9D9" w:sz="4" w:space="0"/>
-              <w:bottom w:val="single" w:color="D9D9D9" w:sz="4" w:space="0"/>
-              <w:right w:val="single" w:color="D9D9D9" w:sz="4" w:space="0"/>
-            </w:tcBorders>
-            <w:tcMar>
-              <w:top w:w="75" w:type="dxa"/>
-              <w:left w:w="90" w:type="dxa"/>
-              <w:bottom w:w="75" w:type="dxa"/>
-              <w:right w:w="90" w:type="dxa"/>
-            </w:tcMar>
-            <w:vAlign w:val="center"/>
-          </w:tcPr>
-          <w:p>
-            <w:pPr>
-              <w:spacing w:after="40" w:line="264" w:lineRule="auto"/>
+                <w:b w:val="0"/>
+                <w:color w:val="000000"/>
+                <w:sz w:val="21"/>
+              </w:rPr>
+              <w:t>Database locked</w:t>
+            </w:r>
+          </w:p>
+        </w:tc>
+        <w:tc>
+          <w:tcPr>
+            <w:tcW w:type="dxa" w:w="6985"/>
+          </w:tcPr>
+          <w:p>
+            <w:pPr>
+              <w:spacing w:after="60" w:before="60" w:line="240" w:lineRule="auto"/>
               <w:jc w:val="left"/>
             </w:pPr>
             <w:r>
               <w:rPr>
-                <w:rFonts w:ascii="Times New Roman" w:hAnsi="Times New Roman"/>
-                <w:b w:val="0"/>
-                <w:color w:val="000000"/>
-                <w:sz w:val="21"/>
-              </w:rPr>
-              <w:t>Install pinned vision dependencies and check the approved weight/manifest; restart after a failed load.</w:t>
+                <w:b w:val="0"/>
+                <w:color w:val="000000"/>
+                <w:sz w:val="21"/>
+              </w:rPr>
+              <w:t>End outstanding viewer transactions; do not delete the database</w:t>
             </w:r>
           </w:p>
         </w:tc>
       </w:tr>
       <w:tr>
-        <w:tblPrEx>
-          <w:tblCellMar>
-            <w:top w:w="0" w:type="dxa"/>
-            <w:left w:w="108" w:type="dxa"/>
-            <w:bottom w:w="0" w:type="dxa"/>
-            <w:right w:w="108" w:type="dxa"/>
-          </w:tblCellMar>
-        </w:tblPrEx>
         <w:trPr>
           <w:cantSplit/>
         </w:trPr>
         <w:tc>
           <w:tcPr>
-            <w:tcW w:w="2375" w:type="dxa"/>
-            <w:tcBorders>
-              <w:top w:val="single" w:color="D9D9D9" w:sz="4" w:space="0"/>
-              <w:left w:val="single" w:color="D9D9D9" w:sz="4" w:space="0"/>
-              <w:bottom w:val="single" w:color="D9D9D9" w:sz="4" w:space="0"/>
-              <w:right w:val="single" w:color="D9D9D9" w:sz="4" w:space="0"/>
-            </w:tcBorders>
-            <w:tcMar>
-              <w:top w:w="75" w:type="dxa"/>
-              <w:left w:w="90" w:type="dxa"/>
-              <w:bottom w:w="75" w:type="dxa"/>
-              <w:right w:w="90" w:type="dxa"/>
-            </w:tcMar>
-            <w:vAlign w:val="center"/>
-          </w:tcPr>
-          <w:p>
-            <w:pPr>
-              <w:spacing w:after="40" w:line="264" w:lineRule="auto"/>
+            <w:tcW w:type="dxa" w:w="2375"/>
+          </w:tcPr>
+          <w:p>
+            <w:pPr>
+              <w:spacing w:after="60" w:before="60" w:line="240" w:lineRule="auto"/>
               <w:jc w:val="left"/>
             </w:pPr>
             <w:r>
               <w:rPr>
-                <w:rFonts w:ascii="Times New Roman" w:hAnsi="Times New Roman"/>
-                <w:b w:val="0"/>
-                <w:color w:val="000000"/>
-                <w:sz w:val="21"/>
-              </w:rPr>
-              <w:t>Stale plan or 409</w:t>
-            </w:r>
-          </w:p>
-        </w:tc>
-        <w:tc>
-          <w:tcPr>
-            <w:tcW w:w="6985" w:type="dxa"/>
-            <w:tcBorders>
-              <w:top w:val="single" w:color="D9D9D9" w:sz="4" w:space="0"/>
-              <w:left w:val="single" w:color="D9D9D9" w:sz="4" w:space="0"/>
-              <w:bottom w:val="single" w:color="D9D9D9" w:sz="4" w:space="0"/>
-              <w:right w:val="single" w:color="D9D9D9" w:sz="4" w:space="0"/>
-            </w:tcBorders>
-            <w:tcMar>
-              <w:top w:w="75" w:type="dxa"/>
-              <w:left w:w="90" w:type="dxa"/>
-              <w:bottom w:w="75" w:type="dxa"/>
-              <w:right w:w="90" w:type="dxa"/>
-            </w:tcMar>
-            <w:vAlign w:val="center"/>
-          </w:tcPr>
-          <w:p>
-            <w:pPr>
-              <w:spacing w:after="40" w:line="264" w:lineRule="auto"/>
+                <w:b w:val="0"/>
+                <w:color w:val="000000"/>
+                <w:sz w:val="21"/>
+              </w:rPr>
+              <w:t>Real inference unavailable</w:t>
+            </w:r>
+          </w:p>
+        </w:tc>
+        <w:tc>
+          <w:tcPr>
+            <w:tcW w:type="dxa" w:w="6985"/>
+          </w:tcPr>
+          <w:p>
+            <w:pPr>
+              <w:spacing w:after="60" w:before="60" w:line="240" w:lineRule="auto"/>
               <w:jc w:val="left"/>
             </w:pPr>
             <w:r>
               <w:rPr>
-                <w:rFonts w:ascii="Times New Roman" w:hAnsi="Times New Roman"/>
-                <w:b w:val="0"/>
-                <w:color w:val="000000"/>
-                <w:sz w:val="21"/>
-              </w:rPr>
-              <w:t>Refresh the current state and explicitly replan or retry with a current version.</w:t>
+                <w:b w:val="0"/>
+                <w:color w:val="000000"/>
+                <w:sz w:val="21"/>
+              </w:rPr>
+              <w:t>Install vision requirements, verify the bundled weight/manifest and restart after a failed load</w:t>
             </w:r>
           </w:p>
         </w:tc>
       </w:tr>
       <w:tr>
-        <w:tblPrEx>
-          <w:tblCellMar>
-            <w:top w:w="0" w:type="dxa"/>
-            <w:left w:w="108" w:type="dxa"/>
-            <w:bottom w:w="0" w:type="dxa"/>
-            <w:right w:w="108" w:type="dxa"/>
-          </w:tblCellMar>
-        </w:tblPrEx>
         <w:trPr>
           <w:cantSplit/>
         </w:trPr>
         <w:tc>
           <w:tcPr>
-            <w:tcW w:w="2375" w:type="dxa"/>
-            <w:tcBorders>
-              <w:top w:val="single" w:color="D9D9D9" w:sz="4" w:space="0"/>
-              <w:left w:val="single" w:color="D9D9D9" w:sz="4" w:space="0"/>
-              <w:bottom w:val="single" w:color="D9D9D9" w:sz="4" w:space="0"/>
-              <w:right w:val="single" w:color="D9D9D9" w:sz="4" w:space="0"/>
-            </w:tcBorders>
-            <w:tcMar>
-              <w:top w:w="75" w:type="dxa"/>
-              <w:left w:w="90" w:type="dxa"/>
-              <w:bottom w:w="75" w:type="dxa"/>
-              <w:right w:w="90" w:type="dxa"/>
-            </w:tcMar>
-            <w:vAlign w:val="center"/>
-          </w:tcPr>
-          <w:p>
-            <w:pPr>
-              <w:spacing w:after="40" w:line="264" w:lineRule="auto"/>
+            <w:tcW w:type="dxa" w:w="2375"/>
+          </w:tcPr>
+          <w:p>
+            <w:pPr>
+              <w:spacing w:after="60" w:before="60" w:line="240" w:lineRule="auto"/>
               <w:jc w:val="left"/>
             </w:pPr>
             <w:r>
               <w:rPr>
-                <w:rFonts w:ascii="Times New Roman" w:hAnsi="Times New Roman"/>
-                <w:b w:val="0"/>
-                <w:color w:val="000000"/>
-                <w:sz w:val="21"/>
-              </w:rPr>
-              <w:t>Unassigned task</w:t>
-            </w:r>
-          </w:p>
-        </w:tc>
-        <w:tc>
-          <w:tcPr>
-            <w:tcW w:w="6985" w:type="dxa"/>
-            <w:tcBorders>
-              <w:top w:val="single" w:color="D9D9D9" w:sz="4" w:space="0"/>
-              <w:left w:val="single" w:color="D9D9D9" w:sz="4" w:space="0"/>
-              <w:bottom w:val="single" w:color="D9D9D9" w:sz="4" w:space="0"/>
-              <w:right w:val="single" w:color="D9D9D9" w:sz="4" w:space="0"/>
-            </w:tcBorders>
-            <w:tcMar>
-              <w:top w:w="75" w:type="dxa"/>
-              <w:left w:w="90" w:type="dxa"/>
-              <w:bottom w:w="75" w:type="dxa"/>
-              <w:right w:w="90" w:type="dxa"/>
-            </w:tcMar>
-            <w:vAlign w:val="center"/>
-          </w:tcPr>
-          <w:p>
-            <w:pPr>
-              <w:spacing w:after="40" w:line="264" w:lineRule="auto"/>
+                <w:b w:val="0"/>
+                <w:color w:val="000000"/>
+                <w:sz w:val="21"/>
+              </w:rPr>
+              <w:t>Stale plan or 409</w:t>
+            </w:r>
+          </w:p>
+        </w:tc>
+        <w:tc>
+          <w:tcPr>
+            <w:tcW w:type="dxa" w:w="6985"/>
+          </w:tcPr>
+          <w:p>
+            <w:pPr>
+              <w:spacing w:after="60" w:before="60" w:line="240" w:lineRule="auto"/>
               <w:jc w:val="left"/>
             </w:pPr>
             <w:r>
               <w:rPr>
-                <w:rFonts w:ascii="Times New Roman" w:hAnsi="Times New Roman"/>
-                <w:b w:val="0"/>
-                <w:color w:val="000000"/>
-                <w:sz w:val="21"/>
-              </w:rPr>
-              <w:t>Read the recorded reason, including unavailable crews or the shift limit.</w:t>
+                <w:b w:val="0"/>
+                <w:color w:val="000000"/>
+                <w:sz w:val="21"/>
+              </w:rPr>
+              <w:t>Refresh current state and explicitly replan or retry with the current record version</w:t>
             </w:r>
           </w:p>
         </w:tc>
       </w:tr>
       <w:tr>
-        <w:tblPrEx>
-          <w:tblCellMar>
-            <w:top w:w="0" w:type="dxa"/>
-            <w:left w:w="108" w:type="dxa"/>
-            <w:bottom w:w="0" w:type="dxa"/>
-            <w:right w:w="108" w:type="dxa"/>
-          </w:tblCellMar>
-        </w:tblPrEx>
         <w:trPr>
           <w:cantSplit/>
         </w:trPr>
         <w:tc>
           <w:tcPr>
-            <w:tcW w:w="2375" w:type="dxa"/>
-            <w:tcBorders>
-              <w:top w:val="single" w:color="D9D9D9" w:sz="4" w:space="0"/>
-              <w:left w:val="single" w:color="D9D9D9" w:sz="4" w:space="0"/>
-              <w:bottom w:val="single" w:color="D9D9D9" w:sz="4" w:space="0"/>
-              <w:right w:val="single" w:color="D9D9D9" w:sz="4" w:space="0"/>
-            </w:tcBorders>
-            <w:tcMar>
-              <w:top w:w="75" w:type="dxa"/>
-              <w:left w:w="90" w:type="dxa"/>
-              <w:bottom w:w="75" w:type="dxa"/>
-              <w:right w:w="90" w:type="dxa"/>
-            </w:tcMar>
-            <w:vAlign w:val="center"/>
-          </w:tcPr>
-          <w:p>
-            <w:pPr>
-              <w:spacing w:after="40" w:line="264" w:lineRule="auto"/>
+            <w:tcW w:type="dxa" w:w="2375"/>
+          </w:tcPr>
+          <w:p>
+            <w:pPr>
+              <w:spacing w:after="60" w:before="60" w:line="240" w:lineRule="auto"/>
               <w:jc w:val="left"/>
             </w:pPr>
             <w:r>
               <w:rPr>
-                <w:rFonts w:ascii="Times New Roman" w:hAnsi="Times New Roman"/>
-                <w:b w:val="0"/>
-                <w:color w:val="000000"/>
-                <w:sz w:val="21"/>
-              </w:rPr>
-              <w:t>Google error</w:t>
-            </w:r>
-          </w:p>
-        </w:tc>
-        <w:tc>
-          <w:tcPr>
-            <w:tcW w:w="6985" w:type="dxa"/>
-            <w:tcBorders>
-              <w:top w:val="single" w:color="D9D9D9" w:sz="4" w:space="0"/>
-              <w:left w:val="single" w:color="D9D9D9" w:sz="4" w:space="0"/>
-              <w:bottom w:val="single" w:color="D9D9D9" w:sz="4" w:space="0"/>
-              <w:right w:val="single" w:color="D9D9D9" w:sz="4" w:space="0"/>
-            </w:tcBorders>
-            <w:tcMar>
-              <w:top w:w="75" w:type="dxa"/>
-              <w:left w:w="90" w:type="dxa"/>
-              <w:bottom w:w="75" w:type="dxa"/>
-              <w:right w:w="90" w:type="dxa"/>
-            </w:tcMar>
-            <w:vAlign w:val="center"/>
-          </w:tcPr>
-          <w:p>
-            <w:pPr>
-              <w:spacing w:after="40" w:line="264" w:lineRule="auto"/>
+                <w:b w:val="0"/>
+                <w:color w:val="000000"/>
+                <w:sz w:val="21"/>
+              </w:rPr>
+              <w:t>Unassigned tasks</w:t>
+            </w:r>
+          </w:p>
+        </w:tc>
+        <w:tc>
+          <w:tcPr>
+            <w:tcW w:type="dxa" w:w="6985"/>
+          </w:tcPr>
+          <w:p>
+            <w:pPr>
+              <w:spacing w:after="60" w:before="60" w:line="240" w:lineRule="auto"/>
               <w:jc w:val="left"/>
             </w:pPr>
             <w:r>
               <w:rPr>
-                <w:rFonts w:ascii="Times New Roman" w:hAnsi="Times New Roman"/>
-                <w:b w:val="0"/>
-                <w:color w:val="000000"/>
-                <w:sz w:val="21"/>
-              </w:rPr>
-              <w:t>Check server-side credentials/service access; errors do not silently become simulation.</w:t>
+                <w:b w:val="0"/>
+                <w:color w:val="000000"/>
+                <w:sz w:val="21"/>
+              </w:rPr>
+              <w:t>Read the reasons, including unavailable crews or shift limits</w:t>
+            </w:r>
+          </w:p>
+        </w:tc>
+      </w:tr>
+      <w:tr>
+        <w:trPr>
+          <w:cantSplit/>
+        </w:trPr>
+        <w:tc>
+          <w:tcPr>
+            <w:tcW w:type="dxa" w:w="2375"/>
+          </w:tcPr>
+          <w:p>
+            <w:pPr>
+              <w:spacing w:after="60" w:before="60" w:line="240" w:lineRule="auto"/>
+              <w:jc w:val="left"/>
+            </w:pPr>
+            <w:r>
+              <w:rPr>
+                <w:b w:val="0"/>
+                <w:color w:val="000000"/>
+                <w:sz w:val="21"/>
+              </w:rPr>
+              <w:t>Embedding model unavailable or index missing/stale</w:t>
+            </w:r>
+          </w:p>
+        </w:tc>
+        <w:tc>
+          <w:tcPr>
+            <w:tcW w:type="dxa" w:w="6985"/>
+          </w:tcPr>
+          <w:p>
+            <w:pPr>
+              <w:spacing w:after="60" w:before="60" w:line="240" w:lineRule="auto"/>
+              <w:jc w:val="left"/>
+            </w:pPr>
+            <w:r>
+              <w:rPr>
+                <w:b w:val="0"/>
+                <w:color w:val="000000"/>
+                <w:sz w:val="21"/>
+              </w:rPr>
+              <w:t>Install full backend requirements, verify configured paths, run the explicit index command and restart; HTTP requests do not repair indexes</w:t>
+            </w:r>
+          </w:p>
+        </w:tc>
+      </w:tr>
+      <w:tr>
+        <w:trPr>
+          <w:cantSplit/>
+        </w:trPr>
+        <w:tc>
+          <w:tcPr>
+            <w:tcW w:type="dxa" w:w="2375"/>
+          </w:tcPr>
+          <w:p>
+            <w:pPr>
+              <w:spacing w:after="60" w:before="60" w:line="240" w:lineRule="auto"/>
+              <w:jc w:val="left"/>
+            </w:pPr>
+            <w:r>
+              <w:rPr>
+                <w:b w:val="0"/>
+                <w:color w:val="000000"/>
+                <w:sz w:val="21"/>
+              </w:rPr>
+              <w:t>Invalid assistant configuration</w:t>
+            </w:r>
+          </w:p>
+        </w:tc>
+        <w:tc>
+          <w:tcPr>
+            <w:tcW w:type="dxa" w:w="6985"/>
+          </w:tcPr>
+          <w:p>
+            <w:pPr>
+              <w:spacing w:after="60" w:before="60" w:line="240" w:lineRule="auto"/>
+              <w:jc w:val="left"/>
+            </w:pPr>
+            <w:r>
+              <w:rPr>
+                <w:b w:val="0"/>
+                <w:color w:val="000000"/>
+                <w:sz w:val="21"/>
+              </w:rPr>
+              <w:t>Use lowercase true/false, a valid model name and documented limit ranges, then restart</w:t>
+            </w:r>
+          </w:p>
+        </w:tc>
+      </w:tr>
+      <w:tr>
+        <w:trPr>
+          <w:cantSplit/>
+        </w:trPr>
+        <w:tc>
+          <w:tcPr>
+            <w:tcW w:type="dxa" w:w="2375"/>
+          </w:tcPr>
+          <w:p>
+            <w:pPr>
+              <w:spacing w:after="60" w:before="60" w:line="240" w:lineRule="auto"/>
+              <w:jc w:val="left"/>
+            </w:pPr>
+            <w:r>
+              <w:rPr>
+                <w:b w:val="0"/>
+                <w:color w:val="000000"/>
+                <w:sz w:val="21"/>
+              </w:rPr>
+              <w:t>GPT unavailable, quota or provider error</w:t>
+            </w:r>
+          </w:p>
+        </w:tc>
+        <w:tc>
+          <w:tcPr>
+            <w:tcW w:type="dxa" w:w="6985"/>
+          </w:tcPr>
+          <w:p>
+            <w:pPr>
+              <w:spacing w:after="60" w:before="60" w:line="240" w:lineRule="auto"/>
+              <w:jc w:val="left"/>
+            </w:pPr>
+            <w:r>
+              <w:rPr>
+                <w:b w:val="0"/>
+                <w:color w:val="000000"/>
+                <w:sz w:val="21"/>
+              </w:rPr>
+              <w:t>Check private server configuration, account access and local attempted-call budget; model identity remains available; do not repeatedly retry unknown outcomes</w:t>
+            </w:r>
+          </w:p>
+        </w:tc>
+      </w:tr>
+      <w:tr>
+        <w:trPr>
+          <w:cantSplit/>
+        </w:trPr>
+        <w:tc>
+          <w:tcPr>
+            <w:tcW w:type="dxa" w:w="2375"/>
+          </w:tcPr>
+          <w:p>
+            <w:pPr>
+              <w:spacing w:after="60" w:before="60" w:line="240" w:lineRule="auto"/>
+              <w:jc w:val="left"/>
+            </w:pPr>
+            <w:r>
+              <w:rPr>
+                <w:b w:val="0"/>
+                <w:color w:val="000000"/>
+                <w:sz w:val="21"/>
+              </w:rPr>
+              <w:t>Insufficient evidence or rejected answer</w:t>
+            </w:r>
+          </w:p>
+        </w:tc>
+        <w:tc>
+          <w:tcPr>
+            <w:tcW w:type="dxa" w:w="6985"/>
+          </w:tcPr>
+          <w:p>
+            <w:pPr>
+              <w:spacing w:after="60" w:before="60" w:line="240" w:lineRule="auto"/>
+              <w:jc w:val="left"/>
+            </w:pPr>
+            <w:r>
+              <w:rPr>
+                <w:b w:val="0"/>
+                <w:color w:val="000000"/>
+                <w:sz w:val="21"/>
+              </w:rPr>
+              <w:t>Narrow the question or select a current saved plan; inspect the explicit error, without bypassing citation validation</w:t>
+            </w:r>
+          </w:p>
+        </w:tc>
+      </w:tr>
+      <w:tr>
+        <w:trPr>
+          <w:cantSplit/>
+        </w:trPr>
+        <w:tc>
+          <w:tcPr>
+            <w:tcW w:type="dxa" w:w="2375"/>
+          </w:tcPr>
+          <w:p>
+            <w:pPr>
+              <w:spacing w:after="60" w:before="60" w:line="240" w:lineRule="auto"/>
+              <w:jc w:val="left"/>
+            </w:pPr>
+            <w:r>
+              <w:rPr>
+                <w:b w:val="0"/>
+                <w:color w:val="000000"/>
+                <w:sz w:val="21"/>
+              </w:rPr>
+              <w:t>Task preview expired or 409</w:t>
+            </w:r>
+          </w:p>
+        </w:tc>
+        <w:tc>
+          <w:tcPr>
+            <w:tcW w:type="dxa" w:w="6985"/>
+          </w:tcPr>
+          <w:p>
+            <w:pPr>
+              <w:spacing w:after="60" w:before="60" w:line="240" w:lineRule="auto"/>
+              <w:jc w:val="left"/>
+            </w:pPr>
+            <w:r>
+              <w:rPr>
+                <w:b w:val="0"/>
+                <w:color w:val="000000"/>
+                <w:sz w:val="21"/>
+              </w:rPr>
+              <w:t>Refresh task/plan/configuration and create a new preview before confirmation</w:t>
+            </w:r>
+          </w:p>
+        </w:tc>
+      </w:tr>
+      <w:tr>
+        <w:trPr>
+          <w:cantSplit/>
+        </w:trPr>
+        <w:tc>
+          <w:tcPr>
+            <w:tcW w:type="dxa" w:w="2375"/>
+          </w:tcPr>
+          <w:p>
+            <w:pPr>
+              <w:spacing w:after="60" w:before="60" w:line="240" w:lineRule="auto"/>
+              <w:jc w:val="left"/>
+            </w:pPr>
+            <w:r>
+              <w:rPr>
+                <w:b w:val="0"/>
+                <w:color w:val="000000"/>
+                <w:sz w:val="21"/>
+              </w:rPr>
+              <w:t>Move exceeds shift or travel is unknown</w:t>
+            </w:r>
+          </w:p>
+        </w:tc>
+        <w:tc>
+          <w:tcPr>
+            <w:tcW w:type="dxa" w:w="6985"/>
+          </w:tcPr>
+          <w:p>
+            <w:pPr>
+              <w:spacing w:after="60" w:before="60" w:line="240" w:lineRule="auto"/>
+              <w:jc w:val="left"/>
+            </w:pPr>
+            <w:r>
+              <w:rPr>
+                <w:b w:val="0"/>
+                <w:color w:val="000000"/>
+                <w:sz w:val="21"/>
+              </w:rPr>
+              <w:t>Inspect travel/service/return totals and availability; choose a feasible crew; other tasks are retained</w:t>
+            </w:r>
+          </w:p>
+        </w:tc>
+      </w:tr>
+      <w:tr>
+        <w:trPr>
+          <w:cantSplit/>
+        </w:trPr>
+        <w:tc>
+          <w:tcPr>
+            <w:tcW w:type="dxa" w:w="2375"/>
+          </w:tcPr>
+          <w:p>
+            <w:pPr>
+              <w:spacing w:after="60" w:before="60" w:line="240" w:lineRule="auto"/>
+              <w:jc w:val="left"/>
+            </w:pPr>
+            <w:r>
+              <w:rPr>
+                <w:b w:val="0"/>
+                <w:color w:val="000000"/>
+                <w:sz w:val="21"/>
+              </w:rPr>
+              <w:t>Constrained task unassigned</w:t>
+            </w:r>
+          </w:p>
+        </w:tc>
+        <w:tc>
+          <w:tcPr>
+            <w:tcW w:type="dxa" w:w="6985"/>
+          </w:tcPr>
+          <w:p>
+            <w:pPr>
+              <w:spacing w:after="60" w:before="60" w:line="240" w:lineRule="auto"/>
+              <w:jc w:val="left"/>
+            </w:pPr>
+            <w:r>
+              <w:rPr>
+                <w:b w:val="0"/>
+                <w:color w:val="000000"/>
+                <w:sz w:val="21"/>
+              </w:rPr>
+              <w:t>Inspect the locked crew and reason; later recalculation preserves the constraint rather than silently transferring work</w:t>
+            </w:r>
+          </w:p>
+        </w:tc>
+      </w:tr>
+      <w:tr>
+        <w:trPr>
+          <w:cantSplit/>
+        </w:trPr>
+        <w:tc>
+          <w:tcPr>
+            <w:tcW w:type="dxa" w:w="2375"/>
+          </w:tcPr>
+          <w:p>
+            <w:pPr>
+              <w:spacing w:after="60" w:before="60" w:line="240" w:lineRule="auto"/>
+              <w:jc w:val="left"/>
+            </w:pPr>
+            <w:r>
+              <w:rPr>
+                <w:b w:val="0"/>
+                <w:color w:val="000000"/>
+                <w:sz w:val="21"/>
+              </w:rPr>
+              <w:t>Crew access lost after reassignment</w:t>
+            </w:r>
+          </w:p>
+        </w:tc>
+        <w:tc>
+          <w:tcPr>
+            <w:tcW w:type="dxa" w:w="6985"/>
+          </w:tcPr>
+          <w:p>
+            <w:pPr>
+              <w:spacing w:after="60" w:before="60" w:line="240" w:lineRule="auto"/>
+              <w:jc w:val="left"/>
+            </w:pPr>
+            <w:r>
+              <w:rPr>
+                <w:b w:val="0"/>
+                <w:color w:val="000000"/>
+                <w:sz w:val="21"/>
+              </w:rPr>
+              <w:t>Dispatcher explicitly recalculates; the target crew then refreshes its latest saved GA route</w:t>
+            </w:r>
+          </w:p>
+        </w:tc>
+      </w:tr>
+      <w:tr>
+        <w:trPr>
+          <w:cantSplit/>
+        </w:trPr>
+        <w:tc>
+          <w:tcPr>
+            <w:tcW w:type="dxa" w:w="2375"/>
+          </w:tcPr>
+          <w:p>
+            <w:pPr>
+              <w:spacing w:after="60" w:before="60" w:line="240" w:lineRule="auto"/>
+              <w:jc w:val="left"/>
+            </w:pPr>
+            <w:r>
+              <w:rPr>
+                <w:b w:val="0"/>
+                <w:color w:val="000000"/>
+                <w:sz w:val="21"/>
+              </w:rPr>
+              <w:t>Google provider error</w:t>
+            </w:r>
+          </w:p>
+        </w:tc>
+        <w:tc>
+          <w:tcPr>
+            <w:tcW w:type="dxa" w:w="6985"/>
+          </w:tcPr>
+          <w:p>
+            <w:pPr>
+              <w:spacing w:after="60" w:before="60" w:line="240" w:lineRule="auto"/>
+              <w:jc w:val="left"/>
+            </w:pPr>
+            <w:r>
+              <w:rPr>
+                <w:b w:val="0"/>
+                <w:color w:val="000000"/>
+                <w:sz w:val="21"/>
+              </w:rPr>
+              <w:t>Check server credentials/service access; errors do not silently become simulation</w:t>
             </w:r>
           </w:p>
         </w:tc>
@@ -13178,19 +13999,31 @@
     </w:tbl>
     <w:p>
       <w:pPr>
-        <w:pStyle w:val="4"/>
-        <w:pageBreakBefore w:val="0"/>
         <w:jc w:val="left"/>
       </w:pPr>
-      <w:bookmarkStart w:id="26" w:name="_RGI_20"/>
-      <w:r>
-        <w:t>A.6 Optional Travel Time Provider</w:t>
-      </w:r>
-      <w:bookmarkEnd w:id="26"/>
     </w:p>
     <w:p>
-      <w:r>
-        <w:t>To use Google travel estimates, configure the following backend environment variables privately:</w:t>
+      <w:pPr>
+        <w:pStyle w:val="4"/>
+      </w:pPr>
+      <w:bookmarkStart w:id="1029" w:name="RGCurrentHeading29"/>
+      <w:r>
+        <w:rPr>
+          <w:color w:val="000000"/>
+        </w:rPr>
+        <w:t>A.9 Optional Google travel estimates</w:t>
+      </w:r>
+      <w:bookmarkEnd w:id="1029"/>
+    </w:p>
+    <w:p>
+      <w:pPr>
+        <w:jc w:val="left"/>
+      </w:pPr>
+      <w:r>
+        <w:rPr>
+          <w:color w:val="000000"/>
+        </w:rPr>
+        <w:t>Set these variables in the backend terminal, then restart and explicitly recalculate:</w:t>
       </w:r>
     </w:p>
     <w:p>
@@ -13199,18 +14032,59 @@
         <w:jc w:val="left"/>
       </w:pPr>
       <w:r>
-        <w:t>ROADGUARD_TRAVEL_MATRIX_PROVIDER=google_routes</w:t>
-      </w:r>
-      <w:r>
-        <w:br w:type="textWrapping"/>
-      </w:r>
-      <w:r>
-        <w:t>ROADGUARD_GOOGLE_MAPS_API_KEY=&lt;your private key&gt;</w:t>
+        <w:rPr>
+          <w:color w:val="000000"/>
+        </w:rPr>
+        <w:t>$env:ROADGUARD_TRAVEL_MATRIX_PROVIDER = 'google_routes'</w:t>
+        <w:br/>
+        <w:t>$env:ROADGUARD_GOOGLE_MAPS_API_KEY = '&lt;your private key&gt;'</w:t>
       </w:r>
     </w:p>
     <w:p>
-      <w:r>
-        <w:t>Restart the backend and explicitly recalculate. Provider usage may incur charges. The current implementation uses traffic-unaware driving estimates and schematic map segments; old plans retain their original source. Keep the key out of the report and frontend.</w:t>
+      <w:pPr>
+        <w:jc w:val="left"/>
+      </w:pPr>
+      <w:r>
+        <w:rPr>
+          <w:color w:val="000000"/>
+        </w:rPr>
+        <w:t>Usage may incur charges. Keep the key private and out of frontend source. The current provider uses traffic-unaware estimates; the map remains schematic. Old plans retain their original source. Recorded browser acceptance used simulation, not a new real-Google call. See the routing guide (../SystemCode/backend/roadguard/routing/README.md).</w:t>
+      </w:r>
+    </w:p>
+    <w:p>
+      <w:pPr>
+        <w:jc w:val="left"/>
+      </w:pPr>
+      <w:r>
+        <w:rPr>
+          <w:color w:val="000000"/>
+        </w:rPr>
+        <w:t>Retained operating details. The pinned vision requirements include PyTorch, torchvision and Ultralytics. In the crew workflow, the example crew02 account can act only for Crew 02 and may be idle; use the crew assigned in the latest saved GA plan. On an upload, inspect the detail page for provenance and stored rule information. A changed upload payload requires a new submission and Idempotency-Key; GET requests do not require CSRF.</w:t>
+      </w:r>
+    </w:p>
+    <w:p>
+      <w:pPr>
+        <w:jc w:val="left"/>
+      </w:pPr>
+      <w:r>
+        <w:rPr>
+          <w:color w:val="000000"/>
+        </w:rPr>
+        <w:t>Example real-upload metadata, supplied with the multipart image:</w:t>
+      </w:r>
+    </w:p>
+    <w:p>
+      <w:pPr>
+        <w:pStyle w:val="167"/>
+        <w:jc w:val="left"/>
+      </w:pPr>
+      <w:r>
+        <w:rPr>
+          <w:color w:val="000000"/>
+        </w:rPr>
+        <w:t>{"mode":"real","latitude":1.3405,"longitude":103.706,</w:t>
+        <w:br/>
+        <w:t xml:space="preserve"> "road_type":"public_motor_road"}</w:t>
       </w:r>
     </w:p>
     <w:p>
@@ -13218,11 +14092,13 @@
         <w:pStyle w:val="3"/>
         <w:pageBreakBefore/>
       </w:pPr>
+      <w:bookmarkStart w:id="1030" w:name="RGCurrentHeading30"/>
       <w:bookmarkStart w:id="27" w:name="appendix_b_proposal"/>
       <w:r>
         <w:t>Appendix B Submitted Project Proposal</w:t>
       </w:r>
       <w:bookmarkEnd w:id="27"/>
+      <w:bookmarkEnd w:id="1030"/>
     </w:p>
     <w:p>
       <w:r>
@@ -14014,11 +14890,13 @@
         <w:pStyle w:val="3"/>
         <w:pageBreakBefore/>
       </w:pPr>
+      <w:bookmarkStart w:id="1031" w:name="RGCurrentHeading31"/>
       <w:bookmarkStart w:id="28" w:name="appendix_c_mapping"/>
       <w:r>
         <w:t>Appendix C Course Functionality Mapping</w:t>
       </w:r>
       <w:bookmarkEnd w:id="28"/>
+      <w:bookmarkEnd w:id="1031"/>
     </w:p>
     <w:p>
       <w:r>
@@ -14249,7 +15127,7 @@
                 <w:color w:val="000000"/>
                 <w:sz w:val="21"/>
               </w:rPr>
-              <w:t>Confidence routing, label-to-priority and service rules, and review correction. Accepted evidence becomes one repair task.</w:t>
+              <w:t>Confidence routing, repair rules and human correction create tasks. Separately confirmed adjustments govern reassignment and cancellation.</w:t>
             </w:r>
           </w:p>
         </w:tc>
@@ -14270,7 +15148,7 @@
                 <w:color w:val="000000"/>
                 <w:sz w:val="21"/>
               </w:rPr>
-              <w:t>Versioned configuration, stored rule snapshots and decision traces; rules, inspections and tasks modules.</w:t>
+              <w:t>Versioned policies, stored rule snapshots and decision traces; preview validation, durable crew constraints and explicit replanning.</w:t>
             </w:r>
           </w:p>
         </w:tc>
@@ -14291,7 +15169,7 @@
                 <w:color w:val="000000"/>
                 <w:sz w:val="21"/>
               </w:rPr>
-              <w:t>Sections 2, 3.2 and 5.3: boundary, no-detection, correction and replay checks. Service durations remain project assumptions.</w:t>
+              <w:t>Sections 2, 3.2 and 5.3: boundary, correction, replay and controlled adjustment checks. Service durations remain assumptions.</w:t>
             </w:r>
           </w:p>
         </w:tc>
@@ -14459,24 +15337,24 @@
                 <w:sz w:val="21"/>
               </w:rPr>
               <w:t>CGS</w:t>
-            </w:r>
-            <w:r>
-              <w:rPr>
-                <w:rFonts w:ascii="Times New Roman" w:hAnsi="Times New Roman"/>
-                <w:b w:val="0"/>
-                <w:color w:val="000000"/>
-                <w:sz w:val="21"/>
-              </w:rPr>
-              <w:br w:type="textWrapping"/>
-            </w:r>
-            <w:r>
-              <w:rPr>
-                <w:rFonts w:ascii="Times New Roman" w:hAnsi="Times New Roman"/>
-                <w:b w:val="0"/>
-                <w:color w:val="000000"/>
-                <w:sz w:val="21"/>
-              </w:rPr>
-              <w:t>Learned visual perception</w:t>
+              <w:br/>
+              <w:t>Learned perception and grounded explanation</w:t>
+            </w:r>
+            <w:r>
+              <w:rPr>
+                <w:rFonts w:ascii="Times New Roman" w:hAnsi="Times New Roman"/>
+                <w:b w:val="0"/>
+                <w:color w:val="000000"/>
+                <w:sz w:val="21"/>
+              </w:rPr>
+            </w:r>
+            <w:r>
+              <w:rPr>
+                <w:rFonts w:ascii="Times New Roman" w:hAnsi="Times New Roman"/>
+                <w:b w:val="0"/>
+                <w:color w:val="000000"/>
+                <w:sz w:val="21"/>
+              </w:rPr>
             </w:r>
           </w:p>
         </w:tc>
@@ -14497,7 +15375,7 @@
                 <w:color w:val="000000"/>
                 <w:sz w:val="21"/>
               </w:rPr>
-              <w:t>YOLO11s predicts eight damage classes and boxes. Primary-candidate selection supplies a label and confidence to the business rules.</w:t>
+              <w:t>YOLO11s predicts eight classes and boxes; primary selection supplies evidence to rules. Retrieval and optional GPT explain reviewed knowledge and authorized saved plans.</w:t>
             </w:r>
           </w:p>
         </w:tc>
@@ -14518,7 +15396,7 @@
                 <w:color w:val="000000"/>
                 <w:sz w:val="21"/>
               </w:rPr>
-              <w:t>Grouped data preparation, supervised model training and local checkpoint inference; model and backend vision modules.</w:t>
+              <w:t>Grouped data, supervised training and local inference; static Chroma/E5 index, query-v3 exact citations and server-derived rule answers. Plan facts remain outside the index.</w:t>
             </w:r>
           </w:p>
         </w:tc>
@@ -14539,7 +15417,7 @@
                 <w:color w:val="000000"/>
                 <w:sz w:val="21"/>
               </w:rPr>
-              <w:t>Sections 2, 4 and 5.1: class-aware precision/recall, box metrics and failure audit. Independent local validation of the final model remains outstanding.</w:t>
+              <w:t>Sections 2–5: recognition metrics and failure audit; distinct actual GPT, local retrieval and controlled cases. Independent local vision validation and broad answer evaluation remain outstanding.</w:t>
             </w:r>
           </w:p>
         </w:tc>
@@ -14550,7 +15428,10 @@
         <w:spacing w:before="200"/>
       </w:pPr>
       <w:r>
-        <w:t>Coverage boundary. The implemented evidence supports decision automation, resource optimisation and cognitive perception. Database storage, access control and interface display are supporting engineering, not a separate knowledge-discovery technique. The proposed GPT/RAG service has not been implemented or evaluated and is not counted towards delivered course coverage.</w:t>
+        <w:rPr>
+          <w:color w:val="000000"/>
+        </w:rPr>
+        <w:t>Coverage boundary. Storage, authorization and interface display support these three technique groups. Targeted GPT/RAG acceptance establishes neither universal semantic accuracy nor the complete proposed evaluation.</w:t>
       </w:r>
     </w:p>
     <w:sectPr>
